--- a/docs/vkr/Пояснительная_записка_ОбъектМаркет.docx
+++ b/docs/vkr/Пояснительная_записка_ОбъектМаркет.docx
@@ -127,7 +127,7 @@
       <w:pPr>
         <w:pStyle w:val="1"/>
       </w:pPr>
-      <w:bookmarkStart w:id="0" w:name="_Toc241422760"/>
+      <w:bookmarkStart w:id="0" w:name="_Toc241424868"/>
       <w:r>
         <w:lastRenderedPageBreak/>
         <w:t>РЕФЕРАТ</w:t>
@@ -136,7 +136,10 @@
     </w:p>
     <w:p>
       <w:r>
-        <w:t>Выпускная квалификационная работа посвящена разработке информационной системы, которая связывает выбор строительных материалов с потребностью конкретного объекта, остатками поставщиков и планированием поставки. В системе реализован общий каталог, предложения нескольких поставщиков, расчёт количества материалов, ведомость объекта, корзина, оформление заказа, разделение поставок, а также рабочие экраны поставщика, диспетчера и водителя. Пользователь видит стоимость материалов и доставки отдельно. Для воспроизводимой демонстрации подготовлены вымышленные данные Астраханской области. Платёж и движение автомобиля моделируются; работа не содержит банковской интеграции и GPS-мониторинга.</w:t>
+        <w:t>Выпускная квалификационная работа посвящена разработке информационной системы, которая связывает выбор строительных материалов с потребностью конкретного объекта, остатками поставщиков и планированием поставки. В системе реализован общий каталог, предложения нескольких поставщиков, расчёт количества материалов, ведомость объекта, корзина, оформление заказа, разделение поставок, а также рабочие экраны поставщика, диспетчера и водителя. Пользователь видит стоимость материалов и доставки отдельно. Для воспроиз</w:t>
+      </w:r>
+      <w:r>
+        <w:t>водимой демонстрации подготовлены вымышленные данные Астраханской области. Платёж и движение автомобиля моделируются; работа не содержит банковской интеграции и GPS-мониторинга.</w:t>
       </w:r>
     </w:p>
     <w:p>
@@ -201,7 +204,7 @@
         </w:rPr>
         <w:fldChar w:fldCharType="separate"/>
       </w:r>
-      <w:hyperlink w:anchor="_Toc241422760" w:history="1">
+      <w:hyperlink w:anchor="_Toc241424868" w:history="1">
         <w:r>
           <w:rPr>
             <w:rStyle w:val="aff8"/>
@@ -236,7 +239,7 @@
             <w:webHidden/>
             <w:sz w:val="21"/>
           </w:rPr>
-          <w:instrText xml:space="preserve"> PAGEREF _Toc241422760 \h </w:instrText>
+          <w:instrText xml:space="preserve"> PAGEREF _Toc241424868 \h </w:instrText>
         </w:r>
         <w:r>
           <w:rPr>
@@ -288,7 +291,7 @@
           <w:sz w:val="21"/>
         </w:rPr>
       </w:pPr>
-      <w:hyperlink w:anchor="_Toc241422761" w:history="1">
+      <w:hyperlink w:anchor="_Toc241424869" w:history="1">
         <w:r>
           <w:rPr>
             <w:rStyle w:val="aff8"/>
@@ -323,7 +326,7 @@
             <w:webHidden/>
             <w:sz w:val="21"/>
           </w:rPr>
-          <w:instrText xml:space="preserve"> PAGEREF _Toc241422761 \h </w:instrText>
+          <w:instrText xml:space="preserve"> PAGEREF _Toc241424869 \h </w:instrText>
         </w:r>
         <w:r>
           <w:rPr>
@@ -375,7 +378,7 @@
           <w:sz w:val="21"/>
         </w:rPr>
       </w:pPr>
-      <w:hyperlink w:anchor="_Toc241422762" w:history="1">
+      <w:hyperlink w:anchor="_Toc241424870" w:history="1">
         <w:r>
           <w:rPr>
             <w:rStyle w:val="aff8"/>
@@ -410,7 +413,7 @@
             <w:webHidden/>
             <w:sz w:val="21"/>
           </w:rPr>
-          <w:instrText xml:space="preserve"> PAGEREF _Toc241422762 \h </w:instrText>
+          <w:instrText xml:space="preserve"> PAGEREF _Toc241424870 \h </w:instrText>
         </w:r>
         <w:r>
           <w:rPr>
@@ -462,7 +465,7 @@
           <w:sz w:val="21"/>
         </w:rPr>
       </w:pPr>
-      <w:hyperlink w:anchor="_Toc241422763" w:history="1">
+      <w:hyperlink w:anchor="_Toc241424871" w:history="1">
         <w:r>
           <w:rPr>
             <w:rStyle w:val="aff8"/>
@@ -497,7 +500,7 @@
             <w:webHidden/>
             <w:sz w:val="21"/>
           </w:rPr>
-          <w:instrText xml:space="preserve"> PAGEREF _Toc241422763 \h </w:instrText>
+          <w:instrText xml:space="preserve"> PAGEREF _Toc241424871 \h </w:instrText>
         </w:r>
         <w:r>
           <w:rPr>
@@ -549,7 +552,7 @@
           <w:sz w:val="21"/>
         </w:rPr>
       </w:pPr>
-      <w:hyperlink w:anchor="_Toc241422764" w:history="1">
+      <w:hyperlink w:anchor="_Toc241424872" w:history="1">
         <w:r>
           <w:rPr>
             <w:rStyle w:val="aff8"/>
@@ -584,7 +587,7 @@
             <w:webHidden/>
             <w:sz w:val="21"/>
           </w:rPr>
-          <w:instrText xml:space="preserve"> PAGEREF _Toc241422764 \h </w:instrText>
+          <w:instrText xml:space="preserve"> PAGEREF _Toc241424872 \h </w:instrText>
         </w:r>
         <w:r>
           <w:rPr>
@@ -636,7 +639,7 @@
           <w:sz w:val="21"/>
         </w:rPr>
       </w:pPr>
-      <w:hyperlink w:anchor="_Toc241422765" w:history="1">
+      <w:hyperlink w:anchor="_Toc241424873" w:history="1">
         <w:r>
           <w:rPr>
             <w:rStyle w:val="aff8"/>
@@ -671,7 +674,7 @@
             <w:webHidden/>
             <w:sz w:val="21"/>
           </w:rPr>
-          <w:instrText xml:space="preserve"> PAGEREF _Toc241422765 \h </w:instrText>
+          <w:instrText xml:space="preserve"> PAGEREF _Toc241424873 \h </w:instrText>
         </w:r>
         <w:r>
           <w:rPr>
@@ -723,7 +726,7 @@
           <w:sz w:val="21"/>
         </w:rPr>
       </w:pPr>
-      <w:hyperlink w:anchor="_Toc241422766" w:history="1">
+      <w:hyperlink w:anchor="_Toc241424874" w:history="1">
         <w:r>
           <w:rPr>
             <w:rStyle w:val="aff8"/>
@@ -758,7 +761,7 @@
             <w:webHidden/>
             <w:sz w:val="21"/>
           </w:rPr>
-          <w:instrText xml:space="preserve"> PAGEREF _Toc241422766 \h </w:instrText>
+          <w:instrText xml:space="preserve"> PAGEREF _Toc241424874 \h </w:instrText>
         </w:r>
         <w:r>
           <w:rPr>
@@ -810,7 +813,7 @@
           <w:sz w:val="21"/>
         </w:rPr>
       </w:pPr>
-      <w:hyperlink w:anchor="_Toc241422767" w:history="1">
+      <w:hyperlink w:anchor="_Toc241424875" w:history="1">
         <w:r>
           <w:rPr>
             <w:rStyle w:val="aff8"/>
@@ -845,7 +848,7 @@
             <w:webHidden/>
             <w:sz w:val="21"/>
           </w:rPr>
-          <w:instrText xml:space="preserve"> PAGEREF _Toc241422767 \h </w:instrText>
+          <w:instrText xml:space="preserve"> PAGEREF _Toc241424875 \h </w:instrText>
         </w:r>
         <w:r>
           <w:rPr>
@@ -897,7 +900,7 @@
           <w:sz w:val="21"/>
         </w:rPr>
       </w:pPr>
-      <w:hyperlink w:anchor="_Toc241422768" w:history="1">
+      <w:hyperlink w:anchor="_Toc241424876" w:history="1">
         <w:r>
           <w:rPr>
             <w:rStyle w:val="aff8"/>
@@ -932,7 +935,7 @@
             <w:webHidden/>
             <w:sz w:val="21"/>
           </w:rPr>
-          <w:instrText xml:space="preserve"> PAGEREF _Toc241422768 \h </w:instrText>
+          <w:instrText xml:space="preserve"> PAGEREF _Toc241424876 \h </w:instrText>
         </w:r>
         <w:r>
           <w:rPr>
@@ -984,7 +987,7 @@
           <w:sz w:val="21"/>
         </w:rPr>
       </w:pPr>
-      <w:hyperlink w:anchor="_Toc241422769" w:history="1">
+      <w:hyperlink w:anchor="_Toc241424877" w:history="1">
         <w:r>
           <w:rPr>
             <w:rStyle w:val="aff8"/>
@@ -1019,7 +1022,7 @@
             <w:webHidden/>
             <w:sz w:val="21"/>
           </w:rPr>
-          <w:instrText xml:space="preserve"> PAGEREF _Toc241422769 \h </w:instrText>
+          <w:instrText xml:space="preserve"> PAGEREF _Toc241424877 \h </w:instrText>
         </w:r>
         <w:r>
           <w:rPr>
@@ -1071,7 +1074,7 @@
           <w:sz w:val="21"/>
         </w:rPr>
       </w:pPr>
-      <w:hyperlink w:anchor="_Toc241422770" w:history="1">
+      <w:hyperlink w:anchor="_Toc241424878" w:history="1">
         <w:r>
           <w:rPr>
             <w:rStyle w:val="aff8"/>
@@ -1106,7 +1109,7 @@
             <w:webHidden/>
             <w:sz w:val="21"/>
           </w:rPr>
-          <w:instrText xml:space="preserve"> PAGEREF _Toc241422770 \h </w:instrText>
+          <w:instrText xml:space="preserve"> PAGEREF _Toc241424878 \h </w:instrText>
         </w:r>
         <w:r>
           <w:rPr>
@@ -1158,7 +1161,7 @@
           <w:sz w:val="21"/>
         </w:rPr>
       </w:pPr>
-      <w:hyperlink w:anchor="_Toc241422771" w:history="1">
+      <w:hyperlink w:anchor="_Toc241424879" w:history="1">
         <w:r>
           <w:rPr>
             <w:rStyle w:val="aff8"/>
@@ -1193,7 +1196,7 @@
             <w:webHidden/>
             <w:sz w:val="21"/>
           </w:rPr>
-          <w:instrText xml:space="preserve"> PAGEREF _Toc241422771 \h </w:instrText>
+          <w:instrText xml:space="preserve"> PAGEREF _Toc241424879 \h </w:instrText>
         </w:r>
         <w:r>
           <w:rPr>
@@ -1245,7 +1248,7 @@
           <w:sz w:val="21"/>
         </w:rPr>
       </w:pPr>
-      <w:hyperlink w:anchor="_Toc241422772" w:history="1">
+      <w:hyperlink w:anchor="_Toc241424880" w:history="1">
         <w:r>
           <w:rPr>
             <w:rStyle w:val="aff8"/>
@@ -1280,7 +1283,7 @@
             <w:webHidden/>
             <w:sz w:val="21"/>
           </w:rPr>
-          <w:instrText xml:space="preserve"> PAGEREF _Toc241422772 \h </w:instrText>
+          <w:instrText xml:space="preserve"> PAGEREF _Toc241424880 \h </w:instrText>
         </w:r>
         <w:r>
           <w:rPr>
@@ -1332,7 +1335,7 @@
           <w:sz w:val="21"/>
         </w:rPr>
       </w:pPr>
-      <w:hyperlink w:anchor="_Toc241422773" w:history="1">
+      <w:hyperlink w:anchor="_Toc241424881" w:history="1">
         <w:r>
           <w:rPr>
             <w:rStyle w:val="aff8"/>
@@ -1367,7 +1370,7 @@
             <w:webHidden/>
             <w:sz w:val="21"/>
           </w:rPr>
-          <w:instrText xml:space="preserve"> PAGEREF _Toc241422773 \h </w:instrText>
+          <w:instrText xml:space="preserve"> PAGEREF _Toc241424881 \h </w:instrText>
         </w:r>
         <w:r>
           <w:rPr>
@@ -1419,7 +1422,7 @@
           <w:sz w:val="21"/>
         </w:rPr>
       </w:pPr>
-      <w:hyperlink w:anchor="_Toc241422774" w:history="1">
+      <w:hyperlink w:anchor="_Toc241424882" w:history="1">
         <w:r>
           <w:rPr>
             <w:rStyle w:val="aff8"/>
@@ -1454,7 +1457,7 @@
             <w:webHidden/>
             <w:sz w:val="21"/>
           </w:rPr>
-          <w:instrText xml:space="preserve"> PAGEREF _Toc241422774 \h </w:instrText>
+          <w:instrText xml:space="preserve"> PAGEREF _Toc241424882 \h </w:instrText>
         </w:r>
         <w:r>
           <w:rPr>
@@ -1506,7 +1509,7 @@
           <w:sz w:val="21"/>
         </w:rPr>
       </w:pPr>
-      <w:hyperlink w:anchor="_Toc241422775" w:history="1">
+      <w:hyperlink w:anchor="_Toc241424883" w:history="1">
         <w:r>
           <w:rPr>
             <w:rStyle w:val="aff8"/>
@@ -1541,7 +1544,7 @@
             <w:webHidden/>
             <w:sz w:val="21"/>
           </w:rPr>
-          <w:instrText xml:space="preserve"> PAGEREF _Toc241422775 \h </w:instrText>
+          <w:instrText xml:space="preserve"> PAGEREF _Toc241424883 \h </w:instrText>
         </w:r>
         <w:r>
           <w:rPr>
@@ -1593,7 +1596,7 @@
           <w:sz w:val="21"/>
         </w:rPr>
       </w:pPr>
-      <w:hyperlink w:anchor="_Toc241422776" w:history="1">
+      <w:hyperlink w:anchor="_Toc241424884" w:history="1">
         <w:r>
           <w:rPr>
             <w:rStyle w:val="aff8"/>
@@ -1628,7 +1631,7 @@
             <w:webHidden/>
             <w:sz w:val="21"/>
           </w:rPr>
-          <w:instrText xml:space="preserve"> PAGEREF _Toc241422776 \h </w:instrText>
+          <w:instrText xml:space="preserve"> PAGEREF _Toc241424884 \h </w:instrText>
         </w:r>
         <w:r>
           <w:rPr>
@@ -1680,7 +1683,7 @@
           <w:sz w:val="21"/>
         </w:rPr>
       </w:pPr>
-      <w:hyperlink w:anchor="_Toc241422777" w:history="1">
+      <w:hyperlink w:anchor="_Toc241424885" w:history="1">
         <w:r>
           <w:rPr>
             <w:rStyle w:val="aff8"/>
@@ -1715,7 +1718,7 @@
             <w:webHidden/>
             <w:sz w:val="21"/>
           </w:rPr>
-          <w:instrText xml:space="preserve"> PAGEREF _Toc241422777 \h </w:instrText>
+          <w:instrText xml:space="preserve"> PAGEREF _Toc241424885 \h </w:instrText>
         </w:r>
         <w:r>
           <w:rPr>
@@ -1767,7 +1770,7 @@
           <w:sz w:val="21"/>
         </w:rPr>
       </w:pPr>
-      <w:hyperlink w:anchor="_Toc241422778" w:history="1">
+      <w:hyperlink w:anchor="_Toc241424886" w:history="1">
         <w:r>
           <w:rPr>
             <w:rStyle w:val="aff8"/>
@@ -1802,7 +1805,7 @@
             <w:webHidden/>
             <w:sz w:val="21"/>
           </w:rPr>
-          <w:instrText xml:space="preserve"> PAGEREF _Toc241422778 \h </w:instrText>
+          <w:instrText xml:space="preserve"> PAGEREF _Toc241424886 \h </w:instrText>
         </w:r>
         <w:r>
           <w:rPr>
@@ -1854,7 +1857,7 @@
           <w:sz w:val="21"/>
         </w:rPr>
       </w:pPr>
-      <w:hyperlink w:anchor="_Toc241422779" w:history="1">
+      <w:hyperlink w:anchor="_Toc241424887" w:history="1">
         <w:r>
           <w:rPr>
             <w:rStyle w:val="aff8"/>
@@ -1889,7 +1892,7 @@
             <w:webHidden/>
             <w:sz w:val="21"/>
           </w:rPr>
-          <w:instrText xml:space="preserve"> PAGEREF _Toc241422779 \h </w:instrText>
+          <w:instrText xml:space="preserve"> PAGEREF _Toc241424887 \h </w:instrText>
         </w:r>
         <w:r>
           <w:rPr>
@@ -1941,7 +1944,7 @@
           <w:sz w:val="21"/>
         </w:rPr>
       </w:pPr>
-      <w:hyperlink w:anchor="_Toc241422780" w:history="1">
+      <w:hyperlink w:anchor="_Toc241424888" w:history="1">
         <w:r>
           <w:rPr>
             <w:rStyle w:val="aff8"/>
@@ -1976,7 +1979,7 @@
             <w:webHidden/>
             <w:sz w:val="21"/>
           </w:rPr>
-          <w:instrText xml:space="preserve"> PAGEREF _Toc241422780 \h </w:instrText>
+          <w:instrText xml:space="preserve"> PAGEREF _Toc241424888 \h </w:instrText>
         </w:r>
         <w:r>
           <w:rPr>
@@ -2028,7 +2031,7 @@
           <w:sz w:val="21"/>
         </w:rPr>
       </w:pPr>
-      <w:hyperlink w:anchor="_Toc241422781" w:history="1">
+      <w:hyperlink w:anchor="_Toc241424889" w:history="1">
         <w:r>
           <w:rPr>
             <w:rStyle w:val="aff8"/>
@@ -2063,7 +2066,7 @@
             <w:webHidden/>
             <w:sz w:val="21"/>
           </w:rPr>
-          <w:instrText xml:space="preserve"> PAGEREF _Toc241422781 \h </w:instrText>
+          <w:instrText xml:space="preserve"> PAGEREF _Toc241424889 \h </w:instrText>
         </w:r>
         <w:r>
           <w:rPr>
@@ -2115,7 +2118,7 @@
           <w:sz w:val="21"/>
         </w:rPr>
       </w:pPr>
-      <w:hyperlink w:anchor="_Toc241422782" w:history="1">
+      <w:hyperlink w:anchor="_Toc241424890" w:history="1">
         <w:r>
           <w:rPr>
             <w:rStyle w:val="aff8"/>
@@ -2150,7 +2153,7 @@
             <w:webHidden/>
             <w:sz w:val="21"/>
           </w:rPr>
-          <w:instrText xml:space="preserve"> PAGEREF _Toc241422782 \h </w:instrText>
+          <w:instrText xml:space="preserve"> PAGEREF _Toc241424890 \h </w:instrText>
         </w:r>
         <w:r>
           <w:rPr>
@@ -2202,7 +2205,7 @@
           <w:sz w:val="21"/>
         </w:rPr>
       </w:pPr>
-      <w:hyperlink w:anchor="_Toc241422783" w:history="1">
+      <w:hyperlink w:anchor="_Toc241424891" w:history="1">
         <w:r>
           <w:rPr>
             <w:rStyle w:val="aff8"/>
@@ -2237,7 +2240,7 @@
             <w:webHidden/>
             <w:sz w:val="21"/>
           </w:rPr>
-          <w:instrText xml:space="preserve"> PAGEREF _Toc241422783 \h </w:instrText>
+          <w:instrText xml:space="preserve"> PAGEREF _Toc241424891 \h </w:instrText>
         </w:r>
         <w:r>
           <w:rPr>
@@ -2289,7 +2292,7 @@
           <w:sz w:val="21"/>
         </w:rPr>
       </w:pPr>
-      <w:hyperlink w:anchor="_Toc241422784" w:history="1">
+      <w:hyperlink w:anchor="_Toc241424892" w:history="1">
         <w:r>
           <w:rPr>
             <w:rStyle w:val="aff8"/>
@@ -2324,7 +2327,7 @@
             <w:webHidden/>
             <w:sz w:val="21"/>
           </w:rPr>
-          <w:instrText xml:space="preserve"> PAGEREF _Toc241422784 \h </w:instrText>
+          <w:instrText xml:space="preserve"> PAGEREF _Toc241424892 \h </w:instrText>
         </w:r>
         <w:r>
           <w:rPr>
@@ -2376,7 +2379,7 @@
           <w:sz w:val="21"/>
         </w:rPr>
       </w:pPr>
-      <w:hyperlink w:anchor="_Toc241422785" w:history="1">
+      <w:hyperlink w:anchor="_Toc241424893" w:history="1">
         <w:r>
           <w:rPr>
             <w:rStyle w:val="aff8"/>
@@ -2411,7 +2414,7 @@
             <w:webHidden/>
             <w:sz w:val="21"/>
           </w:rPr>
-          <w:instrText xml:space="preserve"> PAGEREF _Toc241422785 \h </w:instrText>
+          <w:instrText xml:space="preserve"> PAGEREF _Toc241424893 \h </w:instrText>
         </w:r>
         <w:r>
           <w:rPr>
@@ -2463,7 +2466,7 @@
           <w:sz w:val="21"/>
         </w:rPr>
       </w:pPr>
-      <w:hyperlink w:anchor="_Toc241422786" w:history="1">
+      <w:hyperlink w:anchor="_Toc241424894" w:history="1">
         <w:r>
           <w:rPr>
             <w:rStyle w:val="aff8"/>
@@ -2498,7 +2501,7 @@
             <w:webHidden/>
             <w:sz w:val="21"/>
           </w:rPr>
-          <w:instrText xml:space="preserve"> PAGEREF _Toc241422786 \h </w:instrText>
+          <w:instrText xml:space="preserve"> PAGEREF _Toc241424894 \h </w:instrText>
         </w:r>
         <w:r>
           <w:rPr>
@@ -2550,7 +2553,7 @@
           <w:sz w:val="21"/>
         </w:rPr>
       </w:pPr>
-      <w:hyperlink w:anchor="_Toc241422787" w:history="1">
+      <w:hyperlink w:anchor="_Toc241424895" w:history="1">
         <w:r>
           <w:rPr>
             <w:rStyle w:val="aff8"/>
@@ -2585,7 +2588,7 @@
             <w:webHidden/>
             <w:sz w:val="21"/>
           </w:rPr>
-          <w:instrText xml:space="preserve"> PAGEREF _Toc241422787 \h </w:instrText>
+          <w:instrText xml:space="preserve"> PAGEREF _Toc241424895 \h </w:instrText>
         </w:r>
         <w:r>
           <w:rPr>
@@ -2637,7 +2640,7 @@
           <w:sz w:val="21"/>
         </w:rPr>
       </w:pPr>
-      <w:hyperlink w:anchor="_Toc241422788" w:history="1">
+      <w:hyperlink w:anchor="_Toc241424896" w:history="1">
         <w:r>
           <w:rPr>
             <w:rStyle w:val="aff8"/>
@@ -2672,7 +2675,7 @@
             <w:webHidden/>
             <w:sz w:val="21"/>
           </w:rPr>
-          <w:instrText xml:space="preserve"> PAGEREF _Toc241422788 \h </w:instrText>
+          <w:instrText xml:space="preserve"> PAGEREF _Toc241424896 \h </w:instrText>
         </w:r>
         <w:r>
           <w:rPr>
@@ -2698,7 +2701,7 @@
             <w:webHidden/>
             <w:sz w:val="21"/>
           </w:rPr>
-          <w:t>32</w:t>
+          <w:t>33</w:t>
         </w:r>
         <w:r>
           <w:rPr>
@@ -2724,7 +2727,7 @@
           <w:sz w:val="21"/>
         </w:rPr>
       </w:pPr>
-      <w:hyperlink w:anchor="_Toc241422789" w:history="1">
+      <w:hyperlink w:anchor="_Toc241424897" w:history="1">
         <w:r>
           <w:rPr>
             <w:rStyle w:val="aff8"/>
@@ -2759,7 +2762,7 @@
             <w:webHidden/>
             <w:sz w:val="21"/>
           </w:rPr>
-          <w:instrText xml:space="preserve"> PAGEREF _Toc241422789 \h </w:instrText>
+          <w:instrText xml:space="preserve"> PAGEREF _Toc241424897 \h </w:instrText>
         </w:r>
         <w:r>
           <w:rPr>
@@ -2811,7 +2814,7 @@
           <w:sz w:val="21"/>
         </w:rPr>
       </w:pPr>
-      <w:hyperlink w:anchor="_Toc241422790" w:history="1">
+      <w:hyperlink w:anchor="_Toc241424898" w:history="1">
         <w:r>
           <w:rPr>
             <w:rStyle w:val="aff8"/>
@@ -2846,7 +2849,7 @@
             <w:webHidden/>
             <w:sz w:val="21"/>
           </w:rPr>
-          <w:instrText xml:space="preserve"> PAGEREF _Toc241422790 \h </w:instrText>
+          <w:instrText xml:space="preserve"> PAGEREF _Toc241424898 \h </w:instrText>
         </w:r>
         <w:r>
           <w:rPr>
@@ -2872,7 +2875,7 @@
             <w:webHidden/>
             <w:sz w:val="21"/>
           </w:rPr>
-          <w:t>33</w:t>
+          <w:t>34</w:t>
         </w:r>
         <w:r>
           <w:rPr>
@@ -2898,7 +2901,7 @@
           <w:sz w:val="21"/>
         </w:rPr>
       </w:pPr>
-      <w:hyperlink w:anchor="_Toc241422791" w:history="1">
+      <w:hyperlink w:anchor="_Toc241424899" w:history="1">
         <w:r>
           <w:rPr>
             <w:rStyle w:val="aff8"/>
@@ -2933,7 +2936,7 @@
             <w:webHidden/>
             <w:sz w:val="21"/>
           </w:rPr>
-          <w:instrText xml:space="preserve"> PAGEREF _Toc241422791 \h </w:instrText>
+          <w:instrText xml:space="preserve"> PAGEREF _Toc241424899 \h </w:instrText>
         </w:r>
         <w:r>
           <w:rPr>
@@ -2985,7 +2988,7 @@
           <w:sz w:val="21"/>
         </w:rPr>
       </w:pPr>
-      <w:hyperlink w:anchor="_Toc241422792" w:history="1">
+      <w:hyperlink w:anchor="_Toc241424900" w:history="1">
         <w:r>
           <w:rPr>
             <w:rStyle w:val="aff8"/>
@@ -3020,7 +3023,7 @@
             <w:webHidden/>
             <w:sz w:val="21"/>
           </w:rPr>
-          <w:instrText xml:space="preserve"> PAGEREF _Toc241422792 \h </w:instrText>
+          <w:instrText xml:space="preserve"> PAGEREF _Toc241424900 \h </w:instrText>
         </w:r>
         <w:r>
           <w:rPr>
@@ -3046,7 +3049,7 @@
             <w:webHidden/>
             <w:sz w:val="21"/>
           </w:rPr>
-          <w:t>36</w:t>
+          <w:t>37</w:t>
         </w:r>
         <w:r>
           <w:rPr>
@@ -3072,7 +3075,7 @@
           <w:sz w:val="21"/>
         </w:rPr>
       </w:pPr>
-      <w:hyperlink w:anchor="_Toc241422793" w:history="1">
+      <w:hyperlink w:anchor="_Toc241424901" w:history="1">
         <w:r>
           <w:rPr>
             <w:rStyle w:val="aff8"/>
@@ -3107,7 +3110,7 @@
             <w:webHidden/>
             <w:sz w:val="21"/>
           </w:rPr>
-          <w:instrText xml:space="preserve"> PAGEREF _Toc241422793 \h </w:instrText>
+          <w:instrText xml:space="preserve"> PAGEREF _Toc241424901 \h </w:instrText>
         </w:r>
         <w:r>
           <w:rPr>
@@ -3133,7 +3136,7 @@
             <w:webHidden/>
             <w:sz w:val="21"/>
           </w:rPr>
-          <w:t>38</w:t>
+          <w:t>39</w:t>
         </w:r>
         <w:r>
           <w:rPr>
@@ -3159,7 +3162,7 @@
           <w:sz w:val="21"/>
         </w:rPr>
       </w:pPr>
-      <w:hyperlink w:anchor="_Toc241422794" w:history="1">
+      <w:hyperlink w:anchor="_Toc241424902" w:history="1">
         <w:r>
           <w:rPr>
             <w:rStyle w:val="aff8"/>
@@ -3194,7 +3197,7 @@
             <w:webHidden/>
             <w:sz w:val="21"/>
           </w:rPr>
-          <w:instrText xml:space="preserve"> PAGEREF _Toc241422794 \h </w:instrText>
+          <w:instrText xml:space="preserve"> PAGEREF _Toc241424902 \h </w:instrText>
         </w:r>
         <w:r>
           <w:rPr>
@@ -3246,7 +3249,7 @@
           <w:sz w:val="21"/>
         </w:rPr>
       </w:pPr>
-      <w:hyperlink w:anchor="_Toc241422795" w:history="1">
+      <w:hyperlink w:anchor="_Toc241424903" w:history="1">
         <w:r>
           <w:rPr>
             <w:rStyle w:val="aff8"/>
@@ -3281,7 +3284,7 @@
             <w:webHidden/>
             <w:sz w:val="21"/>
           </w:rPr>
-          <w:instrText xml:space="preserve"> PAGEREF _Toc241422795 \h </w:instrText>
+          <w:instrText xml:space="preserve"> PAGEREF _Toc241424903 \h </w:instrText>
         </w:r>
         <w:r>
           <w:rPr>
@@ -3333,7 +3336,7 @@
           <w:sz w:val="21"/>
         </w:rPr>
       </w:pPr>
-      <w:hyperlink w:anchor="_Toc241422796" w:history="1">
+      <w:hyperlink w:anchor="_Toc241424904" w:history="1">
         <w:r>
           <w:rPr>
             <w:rStyle w:val="aff8"/>
@@ -3368,7 +3371,7 @@
             <w:webHidden/>
             <w:sz w:val="21"/>
           </w:rPr>
-          <w:instrText xml:space="preserve"> PAGEREF _Toc241422796 \h </w:instrText>
+          <w:instrText xml:space="preserve"> PAGEREF _Toc241424904 \h </w:instrText>
         </w:r>
         <w:r>
           <w:rPr>
@@ -3394,7 +3397,7 @@
             <w:webHidden/>
             <w:sz w:val="21"/>
           </w:rPr>
-          <w:t>45</w:t>
+          <w:t>46</w:t>
         </w:r>
         <w:r>
           <w:rPr>
@@ -3420,7 +3423,7 @@
           <w:sz w:val="21"/>
         </w:rPr>
       </w:pPr>
-      <w:hyperlink w:anchor="_Toc241422797" w:history="1">
+      <w:hyperlink w:anchor="_Toc241424905" w:history="1">
         <w:r>
           <w:rPr>
             <w:rStyle w:val="aff8"/>
@@ -3455,7 +3458,7 @@
             <w:webHidden/>
             <w:sz w:val="21"/>
           </w:rPr>
-          <w:instrText xml:space="preserve"> PAGEREF _Toc241422797 \h </w:instrText>
+          <w:instrText xml:space="preserve"> PAGEREF _Toc241424905 \h </w:instrText>
         </w:r>
         <w:r>
           <w:rPr>
@@ -3481,7 +3484,7 @@
             <w:webHidden/>
             <w:sz w:val="21"/>
           </w:rPr>
-          <w:t>45</w:t>
+          <w:t>46</w:t>
         </w:r>
         <w:r>
           <w:rPr>
@@ -3507,7 +3510,7 @@
           <w:sz w:val="21"/>
         </w:rPr>
       </w:pPr>
-      <w:hyperlink w:anchor="_Toc241422798" w:history="1">
+      <w:hyperlink w:anchor="_Toc241424906" w:history="1">
         <w:r>
           <w:rPr>
             <w:rStyle w:val="aff8"/>
@@ -3542,7 +3545,7 @@
             <w:webHidden/>
             <w:sz w:val="21"/>
           </w:rPr>
-          <w:instrText xml:space="preserve"> PAGEREF _Toc241422798 \h </w:instrText>
+          <w:instrText xml:space="preserve"> PAGEREF _Toc241424906 \h </w:instrText>
         </w:r>
         <w:r>
           <w:rPr>
@@ -3568,7 +3571,7 @@
             <w:webHidden/>
             <w:sz w:val="21"/>
           </w:rPr>
-          <w:t>45</w:t>
+          <w:t>46</w:t>
         </w:r>
         <w:r>
           <w:rPr>
@@ -3594,7 +3597,7 @@
           <w:sz w:val="21"/>
         </w:rPr>
       </w:pPr>
-      <w:hyperlink w:anchor="_Toc241422799" w:history="1">
+      <w:hyperlink w:anchor="_Toc241424907" w:history="1">
         <w:r>
           <w:rPr>
             <w:rStyle w:val="aff8"/>
@@ -3629,7 +3632,7 @@
             <w:webHidden/>
             <w:sz w:val="21"/>
           </w:rPr>
-          <w:instrText xml:space="preserve"> PAGEREF _Toc241422799 \h </w:instrText>
+          <w:instrText xml:space="preserve"> PAGEREF _Toc241424907 \h </w:instrText>
         </w:r>
         <w:r>
           <w:rPr>
@@ -3655,7 +3658,7 @@
             <w:webHidden/>
             <w:sz w:val="21"/>
           </w:rPr>
-          <w:t>46</w:t>
+          <w:t>47</w:t>
         </w:r>
         <w:r>
           <w:rPr>
@@ -3681,7 +3684,7 @@
           <w:sz w:val="21"/>
         </w:rPr>
       </w:pPr>
-      <w:hyperlink w:anchor="_Toc241422800" w:history="1">
+      <w:hyperlink w:anchor="_Toc241424908" w:history="1">
         <w:r>
           <w:rPr>
             <w:rStyle w:val="aff8"/>
@@ -3716,7 +3719,7 @@
             <w:webHidden/>
             <w:sz w:val="21"/>
           </w:rPr>
-          <w:instrText xml:space="preserve"> PAGEREF _Toc241422800 \h </w:instrText>
+          <w:instrText xml:space="preserve"> PAGEREF _Toc241424908 \h </w:instrText>
         </w:r>
         <w:r>
           <w:rPr>
@@ -3742,7 +3745,7 @@
             <w:webHidden/>
             <w:sz w:val="21"/>
           </w:rPr>
-          <w:t>47</w:t>
+          <w:t>48</w:t>
         </w:r>
         <w:r>
           <w:rPr>
@@ -3768,7 +3771,7 @@
           <w:sz w:val="21"/>
         </w:rPr>
       </w:pPr>
-      <w:hyperlink w:anchor="_Toc241422801" w:history="1">
+      <w:hyperlink w:anchor="_Toc241424909" w:history="1">
         <w:r>
           <w:rPr>
             <w:rStyle w:val="aff8"/>
@@ -3803,7 +3806,7 @@
             <w:webHidden/>
             <w:sz w:val="21"/>
           </w:rPr>
-          <w:instrText xml:space="preserve"> PAGEREF _Toc241422801 \h </w:instrText>
+          <w:instrText xml:space="preserve"> PAGEREF _Toc241424909 \h </w:instrText>
         </w:r>
         <w:r>
           <w:rPr>
@@ -3829,7 +3832,7 @@
             <w:webHidden/>
             <w:sz w:val="21"/>
           </w:rPr>
-          <w:t>47</w:t>
+          <w:t>48</w:t>
         </w:r>
         <w:r>
           <w:rPr>
@@ -3855,7 +3858,7 @@
           <w:sz w:val="21"/>
         </w:rPr>
       </w:pPr>
-      <w:hyperlink w:anchor="_Toc241422802" w:history="1">
+      <w:hyperlink w:anchor="_Toc241424910" w:history="1">
         <w:r>
           <w:rPr>
             <w:rStyle w:val="aff8"/>
@@ -3890,7 +3893,7 @@
             <w:webHidden/>
             <w:sz w:val="21"/>
           </w:rPr>
-          <w:instrText xml:space="preserve"> PAGEREF _Toc241422802 \h </w:instrText>
+          <w:instrText xml:space="preserve"> PAGEREF _Toc241424910 \h </w:instrText>
         </w:r>
         <w:r>
           <w:rPr>
@@ -3916,7 +3919,7 @@
             <w:webHidden/>
             <w:sz w:val="21"/>
           </w:rPr>
-          <w:t>48</w:t>
+          <w:t>49</w:t>
         </w:r>
         <w:r>
           <w:rPr>
@@ -3942,7 +3945,7 @@
           <w:sz w:val="21"/>
         </w:rPr>
       </w:pPr>
-      <w:hyperlink w:anchor="_Toc241422803" w:history="1">
+      <w:hyperlink w:anchor="_Toc241424911" w:history="1">
         <w:r>
           <w:rPr>
             <w:rStyle w:val="aff8"/>
@@ -3977,7 +3980,7 @@
             <w:webHidden/>
             <w:sz w:val="21"/>
           </w:rPr>
-          <w:instrText xml:space="preserve"> PAGEREF _Toc241422803 \h </w:instrText>
+          <w:instrText xml:space="preserve"> PAGEREF _Toc241424911 \h </w:instrText>
         </w:r>
         <w:r>
           <w:rPr>
@@ -4003,7 +4006,7 @@
             <w:webHidden/>
             <w:sz w:val="21"/>
           </w:rPr>
-          <w:t>49</w:t>
+          <w:t>50</w:t>
         </w:r>
         <w:r>
           <w:rPr>
@@ -4029,7 +4032,7 @@
           <w:sz w:val="21"/>
         </w:rPr>
       </w:pPr>
-      <w:hyperlink w:anchor="_Toc241422804" w:history="1">
+      <w:hyperlink w:anchor="_Toc241424912" w:history="1">
         <w:r>
           <w:rPr>
             <w:rStyle w:val="aff8"/>
@@ -4064,7 +4067,7 @@
             <w:webHidden/>
             <w:sz w:val="21"/>
           </w:rPr>
-          <w:instrText xml:space="preserve"> PAGEREF _Toc241422804 \h </w:instrText>
+          <w:instrText xml:space="preserve"> PAGEREF _Toc241424912 \h </w:instrText>
         </w:r>
         <w:r>
           <w:rPr>
@@ -4090,7 +4093,7 @@
             <w:webHidden/>
             <w:sz w:val="21"/>
           </w:rPr>
-          <w:t>52</w:t>
+          <w:t>53</w:t>
         </w:r>
         <w:r>
           <w:rPr>
@@ -4116,7 +4119,7 @@
           <w:sz w:val="21"/>
         </w:rPr>
       </w:pPr>
-      <w:hyperlink w:anchor="_Toc241422805" w:history="1">
+      <w:hyperlink w:anchor="_Toc241424913" w:history="1">
         <w:r>
           <w:rPr>
             <w:rStyle w:val="aff8"/>
@@ -4151,7 +4154,7 @@
             <w:webHidden/>
             <w:sz w:val="21"/>
           </w:rPr>
-          <w:instrText xml:space="preserve"> PAGEREF _Toc241422805 \h </w:instrText>
+          <w:instrText xml:space="preserve"> PAGEREF _Toc241424913 \h </w:instrText>
         </w:r>
         <w:r>
           <w:rPr>
@@ -4177,7 +4180,7 @@
             <w:webHidden/>
             <w:sz w:val="21"/>
           </w:rPr>
-          <w:t>54</w:t>
+          <w:t>55</w:t>
         </w:r>
         <w:r>
           <w:rPr>
@@ -4203,7 +4206,7 @@
           <w:sz w:val="21"/>
         </w:rPr>
       </w:pPr>
-      <w:hyperlink w:anchor="_Toc241422806" w:history="1">
+      <w:hyperlink w:anchor="_Toc241424914" w:history="1">
         <w:r>
           <w:rPr>
             <w:rStyle w:val="aff8"/>
@@ -4238,7 +4241,7 @@
             <w:webHidden/>
             <w:sz w:val="21"/>
           </w:rPr>
-          <w:instrText xml:space="preserve"> PAGEREF _Toc241422806 \h </w:instrText>
+          <w:instrText xml:space="preserve"> PAGEREF _Toc241424914 \h </w:instrText>
         </w:r>
         <w:r>
           <w:rPr>
@@ -4264,7 +4267,7 @@
             <w:webHidden/>
             <w:sz w:val="21"/>
           </w:rPr>
-          <w:t>57</w:t>
+          <w:t>58</w:t>
         </w:r>
         <w:r>
           <w:rPr>
@@ -4290,7 +4293,7 @@
           <w:sz w:val="21"/>
         </w:rPr>
       </w:pPr>
-      <w:hyperlink w:anchor="_Toc241422807" w:history="1">
+      <w:hyperlink w:anchor="_Toc241424915" w:history="1">
         <w:r>
           <w:rPr>
             <w:rStyle w:val="aff8"/>
@@ -4325,7 +4328,7 @@
             <w:webHidden/>
             <w:sz w:val="21"/>
           </w:rPr>
-          <w:instrText xml:space="preserve"> PAGEREF _Toc241422807 \h </w:instrText>
+          <w:instrText xml:space="preserve"> PAGEREF _Toc241424915 \h </w:instrText>
         </w:r>
         <w:r>
           <w:rPr>
@@ -4351,7 +4354,7 @@
             <w:webHidden/>
             <w:sz w:val="21"/>
           </w:rPr>
-          <w:t>59</w:t>
+          <w:t>60</w:t>
         </w:r>
         <w:r>
           <w:rPr>
@@ -4377,7 +4380,7 @@
           <w:sz w:val="21"/>
         </w:rPr>
       </w:pPr>
-      <w:hyperlink w:anchor="_Toc241422808" w:history="1">
+      <w:hyperlink w:anchor="_Toc241424916" w:history="1">
         <w:r>
           <w:rPr>
             <w:rStyle w:val="aff8"/>
@@ -4412,7 +4415,7 @@
             <w:webHidden/>
             <w:sz w:val="21"/>
           </w:rPr>
-          <w:instrText xml:space="preserve"> PAGEREF _Toc241422808 \h </w:instrText>
+          <w:instrText xml:space="preserve"> PAGEREF _Toc241424916 \h </w:instrText>
         </w:r>
         <w:r>
           <w:rPr>
@@ -4438,7 +4441,7 @@
             <w:webHidden/>
             <w:sz w:val="21"/>
           </w:rPr>
-          <w:t>62</w:t>
+          <w:t>63</w:t>
         </w:r>
         <w:r>
           <w:rPr>
@@ -4464,7 +4467,7 @@
           <w:sz w:val="21"/>
         </w:rPr>
       </w:pPr>
-      <w:hyperlink w:anchor="_Toc241422809" w:history="1">
+      <w:hyperlink w:anchor="_Toc241424917" w:history="1">
         <w:r>
           <w:rPr>
             <w:rStyle w:val="aff8"/>
@@ -4499,7 +4502,7 @@
             <w:webHidden/>
             <w:sz w:val="21"/>
           </w:rPr>
-          <w:instrText xml:space="preserve"> PAGEREF _Toc241422809 \h </w:instrText>
+          <w:instrText xml:space="preserve"> PAGEREF _Toc241424917 \h </w:instrText>
         </w:r>
         <w:r>
           <w:rPr>
@@ -4525,7 +4528,7 @@
             <w:webHidden/>
             <w:sz w:val="21"/>
           </w:rPr>
-          <w:t>63</w:t>
+          <w:t>64</w:t>
         </w:r>
         <w:r>
           <w:rPr>
@@ -4551,7 +4554,7 @@
           <w:sz w:val="21"/>
         </w:rPr>
       </w:pPr>
-      <w:hyperlink w:anchor="_Toc241422810" w:history="1">
+      <w:hyperlink w:anchor="_Toc241424918" w:history="1">
         <w:r>
           <w:rPr>
             <w:rStyle w:val="aff8"/>
@@ -4586,7 +4589,7 @@
             <w:webHidden/>
             <w:sz w:val="21"/>
           </w:rPr>
-          <w:instrText xml:space="preserve"> PAGEREF _Toc241422810 \h </w:instrText>
+          <w:instrText xml:space="preserve"> PAGEREF _Toc241424918 \h </w:instrText>
         </w:r>
         <w:r>
           <w:rPr>
@@ -4612,7 +4615,7 @@
             <w:webHidden/>
             <w:sz w:val="21"/>
           </w:rPr>
-          <w:t>64</w:t>
+          <w:t>65</w:t>
         </w:r>
         <w:r>
           <w:rPr>
@@ -4638,7 +4641,7 @@
           <w:sz w:val="21"/>
         </w:rPr>
       </w:pPr>
-      <w:hyperlink w:anchor="_Toc241422811" w:history="1">
+      <w:hyperlink w:anchor="_Toc241424919" w:history="1">
         <w:r>
           <w:rPr>
             <w:rStyle w:val="aff8"/>
@@ -4673,7 +4676,7 @@
             <w:webHidden/>
             <w:sz w:val="21"/>
           </w:rPr>
-          <w:instrText xml:space="preserve"> PAGEREF _Toc241422811 \h </w:instrText>
+          <w:instrText xml:space="preserve"> PAGEREF _Toc241424919 \h </w:instrText>
         </w:r>
         <w:r>
           <w:rPr>
@@ -4699,7 +4702,7 @@
             <w:webHidden/>
             <w:sz w:val="21"/>
           </w:rPr>
-          <w:t>65</w:t>
+          <w:t>66</w:t>
         </w:r>
         <w:r>
           <w:rPr>
@@ -4734,7 +4737,7 @@
       <w:pPr>
         <w:pStyle w:val="1"/>
       </w:pPr>
-      <w:bookmarkStart w:id="1" w:name="_Toc241422761"/>
+      <w:bookmarkStart w:id="1" w:name="_Toc241424869"/>
       <w:r>
         <w:lastRenderedPageBreak/>
         <w:t>ВВЕДЕНИЕ</w:t>
@@ -4743,12 +4746,18 @@
     </w:p>
     <w:p>
       <w:r>
-        <w:t>Закупка строительных материалов начинается раньше размещения заказа. Для конкретного объекта требуется определить количество и единицу измерения, связать материал с этапом работ, проверить доступность товара у поставщика и оценить доставку к нужной дате. Если эти сведения находятся в разных таблицах, переписке и каталогах, итоговая стоимость становится понятна поздно, а ошибку в остатке приходится исправлять уже после согласования закупки. Для частного покупателя задача обычно проще, но и он ожидает увидеть цену, наличие и условия получения до оформления заказа.</w:t>
-      </w:r>
-    </w:p>
-    <w:p>
-      <w:r>
-        <w:t>Существующие торговые площадки предлагают поиск, сравнение предложений и работу со сметами. Поэтому предмет данной работы — не создание нового вида рынка и не доказательство отсутствия аналогов. В центре работы находится связанный пользовательский процесс: потребность объекта преобразуется в проверяемый заказ с учётом доступного остатка, стоимости материалов и доставки, а затем — в план поставок. Такая постановка соответствует задачам направления «Информационные системы и технологии в строительстве и архитектуре», поскольку данные объекта и этапов строительства влияют на решение о закупке.</w:t>
+        <w:t>Закупка строительных материалов начинается раньше размещения заказа. Для конкретного объекта требуется определить количество и единицу измерения, связать материал с этапом работ, проверить доступность товара у поставщика и оценить доставку к нужной дате. Если эти сведения находятся в разных таблицах, переписке и каталогах, итоговая стоимость становится понятна поздно, а ошибку в остатке приходится исправлять уже после согласования закупки. Для частного покупателя задача обычно проще, но и он ожидает увидеть</w:t>
+      </w:r>
+      <w:r>
+        <w:t xml:space="preserve"> цену, наличие и условия получения до оформления заказа.</w:t>
+      </w:r>
+    </w:p>
+    <w:p>
+      <w:r>
+        <w:t>Существующие торговые площадки предлагают поиск, сравнение предложений и работу со сметами. Поэтому предмет данной работы — не создание нового вида рынка и не доказательство отсутствия аналогов. В центре работы находится связанный пользовательский процесс: потребность объекта преобразуется в проверяемый заказ с учётом доступного остатка, стоимости материалов и доставки, а затем — в план поставок. Такая постановка соответствует задачам направления «Информационные системы и технологии в строительстве и архите</w:t>
+      </w:r>
+      <w:r>
+        <w:t>ктуре», поскольку данные объекта и этапов строительства влияют на решение о закупке.</w:t>
       </w:r>
     </w:p>
     <w:p>
@@ -4784,7 +4793,7 @@
       <w:pPr>
         <w:pStyle w:val="1"/>
       </w:pPr>
-      <w:bookmarkStart w:id="2" w:name="_Toc241422762"/>
+      <w:bookmarkStart w:id="2" w:name="_Toc241424870"/>
       <w:r>
         <w:lastRenderedPageBreak/>
         <w:t>1 АНАЛИТИЧЕСКАЯ ЧАСТЬ</w:t>
@@ -4795,7 +4804,7 @@
       <w:pPr>
         <w:pStyle w:val="21"/>
       </w:pPr>
-      <w:bookmarkStart w:id="3" w:name="_Toc241422763"/>
+      <w:bookmarkStart w:id="3" w:name="_Toc241424871"/>
       <w:r>
         <w:t>1.1 Особенности закупки материалов для строительного объекта</w:t>
       </w:r>
@@ -4803,12 +4812,18 @@
     </w:p>
     <w:p>
       <w:r>
-        <w:t>Номенклатура строительных материалов неоднородна. Цемент продают мешками, краску — в вёдрах определённого объёма, плитку — квадратными метрами или коробками, древесину — листами и штуками. Потребность на объекте возникает в одних единицах, а коммерческое предложение задаёт другие. Даже при совпадении названия товара выбор зависит от расхода, класса материала, размера упаковки, толщины слоя и допустимого запаса. Следовательно, карточка товара должна содержать характеристики, а калькулятор — показывать исходные предположения и формулу.</w:t>
-      </w:r>
-    </w:p>
-    <w:p>
-      <w:r>
-        <w:t>Для строительного объекта важна дата использования материала. Поставка слишком поздно задерживает работы, а слишком ранняя требует места для хранения и может привести к повреждению товара. В научной литературе проблемы снабжения рассматриваются как часть организации строительного процесса. Ala-Risku и Kärkkäinen связывают нарушения поставки с условиями строительной площадки и координацией участников [1]. Abdzadeh, Noori и Ghannadpour рассматривают взаимосвязь выбора поставщика, графика и маршрутизации [2]. Эти работы обосновывают состав рассматриваемых данных, но не доказывают эффективность именно разработанной системы.</w:t>
+        <w:t>Номенклатура строительных материалов неоднородна. Цемент продают мешками, краску — в вёдрах определённого объёма, плитку — квадратными метрами или коробками, древесину — листами и штуками. Потребность на объекте возникает в одних единицах, а коммерческое предложение задаёт другие. Даже при совпадении названия товара выбор зависит от расхода, класса материала, размера упаковки, толщины слоя и допустимого запаса. Следовательно, карточка товара должна содержать характеристики, а калькулятор — показывать исходн</w:t>
+      </w:r>
+      <w:r>
+        <w:t>ые предположения и формулу.</w:t>
+      </w:r>
+    </w:p>
+    <w:p>
+      <w:r>
+        <w:t xml:space="preserve">Для строительного объекта важна дата использования материала. Поставка слишком поздно задерживает работы, а слишком ранняя требует места для хранения и может привести к повреждению товара. В научной литературе проблемы снабжения рассматриваются как часть организации строительного процесса. Ala-Risku и Kärkkäinen связывают нарушения поставки с условиями строительной площадки и координацией участников [1]. Abdzadeh, Noori и Ghannadpour рассматривают взаимосвязь выбора поставщика, графика и маршрутизации [2]. </w:t>
+      </w:r>
+      <w:r>
+        <w:t>Эти работы обосновывают состав рассматриваемых данных, но не доказывают эффективность именно разработанной системы.</w:t>
       </w:r>
     </w:p>
     <w:p>
@@ -4834,7 +4849,7 @@
       <w:pPr>
         <w:pStyle w:val="21"/>
       </w:pPr>
-      <w:bookmarkStart w:id="4" w:name="_Toc241422764"/>
+      <w:bookmarkStart w:id="4" w:name="_Toc241424872"/>
       <w:r>
         <w:t>1.2 Участники и границы процесса</w:t>
       </w:r>
@@ -4860,7 +4875,7 @@
       <w:pPr>
         <w:pStyle w:val="21"/>
       </w:pPr>
-      <w:bookmarkStart w:id="5" w:name="_Toc241422765"/>
+      <w:bookmarkStart w:id="5" w:name="_Toc241424873"/>
       <w:r>
         <w:t>1.3 Анализ действующих решений</w:t>
       </w:r>
@@ -4868,7 +4883,10 @@
     </w:p>
     <w:p>
       <w:r>
-        <w:t>Для сравнения выбраны открытые сервисы, близкие по назначению. СтройОнли предоставляет каталог, поиск и сравнение цен; на публичной странице предлагается загрузить смету [3]. ЛОГИ описывает работу с каталогом, комплектацию по смете с участием специалиста и доставку на объект [4]. Строймаркет ориентирован на взаимодействие организаций и поставщиков [5]. Интернет магазин «Петрович» служит ориентиром по качеству витрины, карточки и покупки [6]. Состав функций устанавливается по публичным страницам на дату обращения. Отсутствие функции в сравнительной таблице означает только отсутствие подтверждения в использованном источнике.</w:t>
+        <w:t>Для сравнения выбраны открытые сервисы, близкие по назначению. СтройОнли предоставляет каталог, поиск и сравнение цен; на публичной странице предлагается загрузить смету [3]. ЛОГИ описывает работу с каталогом, комплектацию по смете с участием специалиста и доставку на объект [4]. Строймаркет ориентирован на взаимодействие организаций и поставщиков [5]. Интернет магазин «Петрович» служит ориентиром по качеству витрины, карточки и покупки [6]. Состав функций устанавливается по публичным страницам на дату обра</w:t>
+      </w:r>
+      <w:r>
+        <w:t>щения. Отсутствие функции в сравнительной таблице означает только отсутствие подтверждения в использованном источнике.</w:t>
       </w:r>
     </w:p>
     <w:p>
@@ -5396,7 +5414,7 @@
       <w:pPr>
         <w:pStyle w:val="21"/>
       </w:pPr>
-      <w:bookmarkStart w:id="6" w:name="_Toc241422766"/>
+      <w:bookmarkStart w:id="6" w:name="_Toc241424874"/>
       <w:r>
         <w:t>1.4 Постановка задачи</w:t>
       </w:r>
@@ -5425,7 +5443,7 @@
       <w:pPr>
         <w:pStyle w:val="21"/>
       </w:pPr>
-      <w:bookmarkStart w:id="7" w:name="_Toc241422767"/>
+      <w:bookmarkStart w:id="7" w:name="_Toc241424875"/>
       <w:r>
         <w:t>1.5 Функциональные требования</w:t>
       </w:r>
@@ -5454,7 +5472,7 @@
       <w:pPr>
         <w:pStyle w:val="21"/>
       </w:pPr>
-      <w:bookmarkStart w:id="8" w:name="_Toc241422768"/>
+      <w:bookmarkStart w:id="8" w:name="_Toc241424876"/>
       <w:r>
         <w:t>1.6 Нефункциональные требования и ограничения</w:t>
       </w:r>
@@ -5467,7 +5485,10 @@
     </w:p>
     <w:p>
       <w:r>
-        <w:t>Для защиты данных запросы к базе параметризуются, пароли хранятся в виде криптографических хешей, а пользовательские сеансы передаются в HttpOnly cookie. Доступ ограничивается ролью и принадлежностью объекта или предложения. Ошибки внешних сервисов нельзя скрывать под видом успешного ответа. Производственная эксплуатация потребует отдельного анализа угроз, журналирования, резервного копирования, юридического оформления деятельности и договоров с поставщиками. Эти задачи не объявляются выполненными в учебной версии.</w:t>
+        <w:t>Для защиты данных запросы к базе параметризуются, пароли хранятся в виде криптографических хешей, а пользовательские сеансы передаются в HttpOnly cookie. Доступ ограничивается ролью и принадлежностью объекта или предложения. Ошибки внешних сервисов нельзя скрывать под видом успешного ответа. Производственная эксплуатация потребует отдельного анализа угроз, журналирования, резервного копирования, юридического оформления деятельности и договоров с поставщиками. Эти задачи не объявляются выполненными в учебной</w:t>
+      </w:r>
+      <w:r>
+        <w:t xml:space="preserve"> версии.</w:t>
       </w:r>
     </w:p>
     <w:p>
@@ -5484,7 +5505,7 @@
       <w:pPr>
         <w:pStyle w:val="1"/>
       </w:pPr>
-      <w:bookmarkStart w:id="9" w:name="_Toc241422769"/>
+      <w:bookmarkStart w:id="9" w:name="_Toc241424877"/>
       <w:r>
         <w:lastRenderedPageBreak/>
         <w:t>2 ПРОЕКТИРОВАНИЕ СИСТЕМЫ</w:t>
@@ -5495,7 +5516,7 @@
       <w:pPr>
         <w:pStyle w:val="21"/>
       </w:pPr>
-      <w:bookmarkStart w:id="10" w:name="_Toc241422770"/>
+      <w:bookmarkStart w:id="10" w:name="_Toc241424878"/>
       <w:r>
         <w:t>2.1 Сценарии использования</w:t>
       </w:r>
@@ -5503,7 +5524,10 @@
     </w:p>
     <w:p>
       <w:r>
-        <w:t>Сценарий обычной покупки начинается на главной странице. Пользователь ищет материал, ограничивает результаты категорией и открывает карточку. На карточке одинаковый товар представлен один раз, а ниже показаны предложения разных поставщиков. После добавления предложения в корзину пользователь указывает адрес и дату, получает предварительный итог, авторизуется при необходимости и подтверждает заказ. Сервер заново проверяет наличие и стоимость: данные корзины сами по себе не становятся основанием для списания остатка.</w:t>
+        <w:t xml:space="preserve">Сценарий обычной покупки начинается на главной странице. Пользователь ищет материал, ограничивает результаты категорией и открывает карточку. На карточке одинаковый товар представлен один раз, а ниже показаны предложения разных поставщиков. После добавления предложения в корзину пользователь указывает адрес и дату, получает предварительный итог, авторизуется при необходимости и подтверждает заказ. Сервер заново проверяет наличие и стоимость: данные корзины сами по себе не становятся основанием для списания </w:t>
+      </w:r>
+      <w:r>
+        <w:t>остатка.</w:t>
       </w:r>
     </w:p>
     <w:p>
@@ -6229,7 +6253,7 @@
       <w:pPr>
         <w:pStyle w:val="21"/>
       </w:pPr>
-      <w:bookmarkStart w:id="11" w:name="_Toc241422771"/>
+      <w:bookmarkStart w:id="11" w:name="_Toc241424879"/>
       <w:r>
         <w:t>2.2 Архитектура приложения</w:t>
       </w:r>
@@ -6273,7 +6297,7 @@
       <w:pPr>
         <w:pStyle w:val="21"/>
       </w:pPr>
-      <w:bookmarkStart w:id="12" w:name="_Toc241422772"/>
+      <w:bookmarkStart w:id="12" w:name="_Toc241424880"/>
       <w:r>
         <w:t>2.3 Модель предметных данных</w:t>
       </w:r>
@@ -7295,7 +7319,7 @@
       <w:pPr>
         <w:pStyle w:val="21"/>
       </w:pPr>
-      <w:bookmarkStart w:id="13" w:name="_Toc241422773"/>
+      <w:bookmarkStart w:id="13" w:name="_Toc241424881"/>
       <w:r>
         <w:lastRenderedPageBreak/>
         <w:t>2.4 Правила расчёта материалов</w:t>
@@ -7323,7 +7347,10 @@
         <w:keepNext/>
       </w:pPr>
       <w:r>
-        <w:t>Таблица 4 — Контрольные примеры расчётов</w:t>
+        <w:t xml:space="preserve">Таблица 4 — </w:t>
+      </w:r>
+      <w:r>
+        <w:t>Контрольные примеры расчётов</w:t>
       </w:r>
     </w:p>
     <w:tbl>
@@ -7862,7 +7889,7 @@
       <w:pPr>
         <w:pStyle w:val="21"/>
       </w:pPr>
-      <w:bookmarkStart w:id="14" w:name="_Toc241422774"/>
+      <w:bookmarkStart w:id="14" w:name="_Toc241424882"/>
       <w:r>
         <w:t>2.5 Предварительный расчёт и выбор предложения</w:t>
       </w:r>
@@ -7870,7 +7897,10 @@
     </w:p>
     <w:p>
       <w:r>
-        <w:t>Предварительный расчёт читает выбранные предложения, проверяет активность, наличие и количество и возвращает строки заказа. По каждой строке стоимость товара равна цене единицы в копейках, умноженной на количество. Стоимость доставки рассчитывается на группу одного поставщика; в текущем учебном правиле используется максимальная ставка среди включённых предложений. Итог заказа равен сумме товаров и сумме доставки по группам. Ответ содержит недоступные позиции и предупреждения, если выбранный срок не согласуется с указанными условиями.</w:t>
+        <w:t>Предварительный расчёт читает выбранные предложения, проверяет активность, наличие и количество и возвращает строки заказа. По каждой строке стоимость товара равна цене единицы в копейках, умноженной на количество. Стоимость доставки рассчитывается на группу одного поставщика; в текущем учебном правиле используется максимальная ставка среди включённых предложений. Итог заказа равен сумме товаров и сумме доставки по группам. Ответ содержит недоступные позиции и предупреждения, если выбранный срок не согласуе</w:t>
+      </w:r>
+      <w:r>
+        <w:t>тся с указанными условиями.</w:t>
       </w:r>
     </w:p>
     <w:p>
@@ -7891,7 +7921,7 @@
       <w:pPr>
         <w:pStyle w:val="21"/>
       </w:pPr>
-      <w:bookmarkStart w:id="15" w:name="_Toc241422775"/>
+      <w:bookmarkStart w:id="15" w:name="_Toc241424883"/>
       <w:r>
         <w:t>2.6 Оформление и согласованность состояния</w:t>
       </w:r>
@@ -7935,7 +7965,7 @@
       <w:pPr>
         <w:pStyle w:val="21"/>
       </w:pPr>
-      <w:bookmarkStart w:id="16" w:name="_Toc241422776"/>
+      <w:bookmarkStart w:id="16" w:name="_Toc241424884"/>
       <w:r>
         <w:t>2.7 Контракт API</w:t>
       </w:r>
@@ -8783,7 +8813,7 @@
       <w:pPr>
         <w:pStyle w:val="21"/>
       </w:pPr>
-      <w:bookmarkStart w:id="17" w:name="_Toc241422777"/>
+      <w:bookmarkStart w:id="17" w:name="_Toc241424885"/>
       <w:r>
         <w:lastRenderedPageBreak/>
         <w:t>2.8 Интеграции и автономная демонстрация</w:t>
@@ -8819,7 +8849,7 @@
       <w:pPr>
         <w:pStyle w:val="21"/>
       </w:pPr>
-      <w:bookmarkStart w:id="18" w:name="_Toc241422778"/>
+      <w:bookmarkStart w:id="18" w:name="_Toc241424886"/>
       <w:r>
         <w:t>2.9 Проектирование интерфейса</w:t>
       </w:r>
@@ -8848,7 +8878,7 @@
       <w:pPr>
         <w:pStyle w:val="21"/>
       </w:pPr>
-      <w:bookmarkStart w:id="19" w:name="_Toc241422779"/>
+      <w:bookmarkStart w:id="19" w:name="_Toc241424887"/>
       <w:r>
         <w:t>2.10 Модель угроз и защита операций</w:t>
       </w:r>
@@ -8856,7 +8886,10 @@
     </w:p>
     <w:p>
       <w:r>
-        <w:t>Система хранит учётные записи, адреса объектов и историю заказов. Для учебной демонстрации используются вымышленные имена и адреса, однако архитектуру нельзя строить в предположении, что все будущие данные останутся учебными. При разборе защиты выделены активы: пароль пользователя, токен сеанса, сведения об объекте, остаток предложения, цена и история поставки. Основные нарушители — посетитель без входа, пользователь одной роли, пытающийся получить права другой, и покупатель, обращающийся к чужому объекту или заказу. Отдельно рассматриваются случайные сбои сети и повторные отправки формы: они не являются нападением, но способны повредить состояние заказа.</w:t>
+        <w:t>Система хранит учётные записи, адреса объектов и историю заказов. Для учебной демонстрации используются вымышленные имена и адреса, однако архитектуру нельзя строить в предположении, что все будущие данные останутся учебными. При разборе защиты выделены активы: пароль пользователя, токен сеанса, сведения об объекте, остаток предложения, цена и история поставки. Основные нарушители — посетитель без входа, пользователь одной роли, пытающийся получить права другой, и покупатель, обращающийся к чужому объекту и</w:t>
+      </w:r>
+      <w:r>
+        <w:t>ли заказу. Отдельно рассматриваются случайные сбои сети и повторные отправки формы: они не являются нападением, но способны повредить состояние заказа.</w:t>
       </w:r>
     </w:p>
     <w:p>
@@ -8865,7 +8898,10 @@
       </w:r>
       <w:r>
         <w:lastRenderedPageBreak/>
-        <w:t>введённое значение сравнивается с сохранённым результатом операцией с постоянным временем сравнения. Сеанс создаётся случайным токеном; в браузер он передаётся через HttpOnly cookie, а в базе хранится только SHA-256 хеш токена. Это уменьшает последствия чтения таблицы сеансов: извлечённый из БД хеш нельзя использовать непосредственно как cookie. Срок действия сеанса проверяется при каждом обращении к защищённому методу. Флаг Secure для cookie включается при настройке HTTPS; запуск на локальном HTTP оставляет его выключенным, что отражено в конфигурации.</w:t>
+        <w:t>введённое значение сравнивается с сохранённым результатом операцией с постоянным временем сравнения. Сеанс создаётся случайным токеном; в браузер он передаётся через HttpOnly cookie, а в базе хранится только SHA-256 хеш токена. Это уменьшает последствия чтения таблицы сеансов: извлечённый из БД хеш нельзя использовать непосредственно как cookie. Срок действия сеанса проверяется при каждом обращении к защищённому методу. Флаг Secure для cookie включается при настройке HTTPS; запуск на локальном HTTP оставляе</w:t>
+      </w:r>
+      <w:r>
+        <w:t>т его выключенным, что отражено в конфигурации.</w:t>
       </w:r>
     </w:p>
     <w:p>
@@ -8885,7 +8921,10 @@
     </w:p>
     <w:p>
       <w:r>
-        <w:t>SQL запросы используют параметры, поэтому содержимое названия объекта, адреса и строки поиска не становится частью синтаксиса запроса. Там, где список изменяемых полей формируется динамически, допускаются только заранее перечисленные имена полей. Сервер ограничивает длину текстовых значений, проверяет UUID, дату, количество и допустимые статусы. Для корзины установлены пределы по числу строк и количеству единиц. Эти ограничения защищают не только от некорректного ввода, но и от заведомо чрезмерных запросов, которые могли бы вызвать переполнение расчёта или излишнюю нагрузку.</w:t>
+        <w:t>SQL запросы используют параметры, поэтому содержимое названия объекта, адреса и строки поиска не становится частью синтаксиса запроса. Там, где список изменяемых полей формируется динамически, допускаются только заранее перечисленные имена полей. Сервер ограничивает длину текстовых значений, проверяет UUID, дату, количество и допустимые статусы. Для корзины установлены пределы по числу строк и количеству единиц. Эти ограничения защищают не только от некорректного ввода, но и от заведомо чрезмерных запросов,</w:t>
+      </w:r>
+      <w:r>
+        <w:t xml:space="preserve"> которые могли бы вызвать переполнение расчёта или излишнюю нагрузку.</w:t>
       </w:r>
     </w:p>
     <w:p>
@@ -8899,12 +8938,18 @@
     </w:p>
     <w:p>
       <w:r>
-        <w:t>Публичная регистрация создаёт только покупателя. Роли поставщика, диспетчера, водителя и администратора нельзя запросить полем формы. В учебном наборе они создаются отдельной командой загрузки данных. Попытки входа ограничиваются серверным счётчиком по ключу в базе данных. При возможном развёртывании следует дополнить его журналом безопасности, управлением жизненным циклом учётных записей, политикой смены пароля и восстановлением доступа. В этой версии функции восстановления пароля нет, поэтому пользователю не следует выдавать систему за готовую службу идентификации для действующей организации.</w:t>
-      </w:r>
-    </w:p>
-    <w:p>
-      <w:r>
-        <w:t>Состояние заказа защищается отдельно от учётной записи. Сервер не принимает цену, сумму доставки или статус заказа из клиентской формы. Он читает текущие предложения из базы и сам вычисляет итог. Уменьшение остатка выполняется только внутри транзакции после блокировки строк предложений. Ключ идемпотентности связывает один оформленный заказ с повторной отправкой того же тела. В результате два независимых покупателя не могут успешно оформить последний доступный товар одновременно, а один покупатель не получает два заказа из-за повторного нажатия кнопки. Эти инварианты проверяются тестом с отдельной базой данных.</w:t>
+        <w:t>Публичная регистрация создаёт только покупателя. Роли поставщика, диспетчера, водителя и администратора нельзя запросить полем формы. В учебном наборе они создаются отдельной командой загрузки данных. Попытки входа ограничиваются серверным счётчиком по ключу в базе данных. При возможном развёртывании следует дополнить его журналом безопасности, управлением жизненным циклом учётных записей, политикой смены пароля и восстановлением доступа. В этой версии функции восстановления пароля нет, поэтому пользователю</w:t>
+      </w:r>
+      <w:r>
+        <w:t xml:space="preserve"> не следует выдавать систему за готовую службу идентификации для действующей организации.</w:t>
+      </w:r>
+    </w:p>
+    <w:p>
+      <w:r>
+        <w:t>Состояние заказа защищается отдельно от учётной записи. Сервер не принимает цену, сумму доставки или статус заказа из клиентской формы. Он читает текущие предложения из базы и сам вычисляет итог. Уменьшение остатка выполняется только внутри транзакции после блокировки строк предложений. Ключ идемпотентности связывает один оформленный заказ с повторной отправкой того же тела. В результате два независимых покупателя не могут успешно оформить последний доступный товар одновременно, а один покупатель не получае</w:t>
+      </w:r>
+      <w:r>
+        <w:t>т два заказа из-за повторного нажатия кнопки. Эти инварианты проверяются тестом с отдельной базой данных.</w:t>
       </w:r>
     </w:p>
     <w:p>
@@ -8918,14 +8963,17 @@
     </w:p>
     <w:p>
       <w:r>
-        <w:t>Резерв товара действует тридцать минут до учебного подтверждения оплаты. Отмена или истечение срока возвращает зарезервированное количество на склад и переводит заказ в конечное состояние. Повторная отмена не должна возвращать остаток дважды. Очистка истёкших резервов в учебной версии выполняется при обращениях к методам заказа и расчёта; это не фоновый планировщик с гарантированным временем срабатывания. Если стенд долго не получает запросов, запись может оставаться в состоянии ожидания после своего срока, пока не произойдёт следующее обращение. Для постоянной эксплуатации потребовался бы отдельный процесс обслуживания и наблюдение за его выполнением.</w:t>
+        <w:t>Резерв товара действует тридцать минут до учебного подтверждения оплаты. Отмена или истечение срока возвращает зарезервированное количество на склад и переводит заказ в конечное состояние. Повторная отмена не должна возвращать остаток дважды. Очистка истёкших резервов в учебной версии выполняется при обращениях к методам заказа и расчёта; это не фоновый планировщик с гарантированным временем срабатывания. Если стенд долго не получает запросов, запись может оставаться в состоянии ожидания после своего срока,</w:t>
+      </w:r>
+      <w:r>
+        <w:t xml:space="preserve"> пока не произойдёт следующее обращение. Для постоянной эксплуатации потребовался бы отдельный процесс обслуживания и наблюдение за его выполнением.</w:t>
       </w:r>
     </w:p>
     <w:p>
       <w:pPr>
         <w:pStyle w:val="21"/>
       </w:pPr>
-      <w:bookmarkStart w:id="20" w:name="_Toc241422780"/>
+      <w:bookmarkStart w:id="20" w:name="_Toc241424888"/>
       <w:r>
         <w:t>2.11 Инварианты и связи модели данных</w:t>
       </w:r>
@@ -9143,7 +9191,7 @@
       <w:pPr>
         <w:pStyle w:val="21"/>
       </w:pPr>
-      <w:bookmarkStart w:id="21" w:name="_Toc241422781"/>
+      <w:bookmarkStart w:id="21" w:name="_Toc241424889"/>
       <w:r>
         <w:t>2.12 Сценарии пользователей и точки передачи ответственности</w:t>
       </w:r>
@@ -9151,12 +9199,18 @@
     </w:p>
     <w:p>
       <w:r>
-        <w:t>Гость начинает с короткой витрины: поиск, категории и несколько выделенных товаров дают вход в каталог без необходимости прокручивать весь ассортимент. В каталоге он может изменить категорию, строку поиска и порядок выдачи, открыть карточку и сравнить предложения. До регистрации доступен расчёт количества материалов. Это позволяет оценить пригодность товара до передачи личных данных. Корзина сохраняется в браузере, однако её содержимое считается только намерением пользователя: серверу нельзя доверять цены или остатки, которые могли устареть с момента просмотра.</w:t>
-      </w:r>
-    </w:p>
-    <w:p>
-      <w:r>
-        <w:t xml:space="preserve">Покупатель входит в учётную запись и оформляет обычный заказ либо создаёт строительный объект. Для объекта он задаёт название, адрес и этапы, затем добавляет позиции вручную или через ведомость. Если импорт обнаружил неизвестный идентификатор товара, пользователь должен исправить сопоставление до отправки этой строки. Если количество получено калькулятором, он проверяет единицу продажи и упаковку выбранной карточки. После перехода в корзину покупатель указывает адрес и дату, получает предварительную стоимость, видит предупреждения о сроке и наличии, затем подтверждает заказ. В истории он видит собственные заказы и разбивку на поставки. При ожидании демооплаты он может </w:t>
+        <w:t>Гость начинает с короткой витрины: поиск, категории и несколько выделенных товаров дают вход в каталог без необходимости прокручивать весь ассортимент. В каталоге он может изменить категорию, строку поиска и порядок выдачи, открыть карточку и сравнить предложения. До регистрации доступен расчёт количества материалов. Это позволяет оценить пригодность товара до передачи личных данных. Корзина сохраняется в браузере, однако её содержимое считается только намерением пользователя: серверу нельзя доверять цены и</w:t>
+      </w:r>
+      <w:r>
+        <w:t>ли остатки, которые могли устареть с момента просмотра.</w:t>
+      </w:r>
+    </w:p>
+    <w:p>
+      <w:r>
+        <w:t>Покупатель входит в учётную запись и оформляет обычный заказ либо создаёт строительный объект. Для объекта он задаёт название, адрес и этапы, затем добавляет позиции вручную или через ведомость. Если импорт обнаружил неизвестный идентификатор товара, пользователь должен исправить сопоставление до отправки этой строки. Если количество получено калькулятором, он проверяет единицу продажи и упаковку выбранной карточки. После перехода в корзину покупатель указывает адрес и дату, получает предварительную стоимос</w:t>
+      </w:r>
+      <w:r>
+        <w:t xml:space="preserve">ть, видит предупреждения о сроке и наличии, затем подтверждает заказ. В истории он видит собственные заказы и разбивку на поставки. При ожидании демооплаты он может </w:t>
       </w:r>
       <w:r>
         <w:lastRenderedPageBreak/>
@@ -9165,12 +9219,18 @@
     </w:p>
     <w:p>
       <w:r>
-        <w:t>Поставщик отвечает за собственную часть каталога. Он видит предложения, связанные с его учётной записью, меняет цену и доступное количество, может отключить предложение. Коррекция предложения влияет на новые расчёты и заказы, но не переписывает уже сохранённые строки заказа. Это важно при разборе жалобы: историческая цена должна относиться к моменту оформления, а не к сегодняшней карточке. Поставщик не управляет рейсами другого участника и не открывает покупательские адреса через метод личной истории заказов. В учебной системе нет кабинета юридического лица с договорами и закрывающими документами; роль ограничена предложениями и остатками.</w:t>
-      </w:r>
-    </w:p>
-    <w:p>
-      <w:r>
-        <w:t>Диспетчер получает список поставок после оформления. Он должен проверить, что учебная оплата подтверждена, выбрать водителя и дату, назначить рейс. Если заказ разделён между двумя поставщиками, в очереди находятся две независимые строки. Назначение одной не меняет автоматически вторую. В демонстрации водитель общий для стенда; в реальной эксплуатации вопрос доступа к рейсам разных поставщиков и ответственность перевозчика потребовали бы отдельной договорной модели. Текущий диспетчерский экран показывает план работы, но не рассчитывает вместимость автомобиля и не строит оптимальный маршрут нескольких точек.</w:t>
+        <w:t>Поставщик отвечает за собственную часть каталога. Он видит предложения, связанные с его учётной записью, меняет цену и доступное количество, может отключить предложение. Коррекция предложения влияет на новые расчёты и заказы, но не переписывает уже сохранённые строки заказа. Это важно при разборе жалобы: историческая цена должна относиться к моменту оформления, а не к сегодняшней карточке. Поставщик не управляет рейсами другого участника и не открывает покупательские адреса через метод личной истории заказо</w:t>
+      </w:r>
+      <w:r>
+        <w:t>в. В учебной системе нет кабинета юридического лица с договорами и закрывающими документами; роль ограничена предложениями и остатками.</w:t>
+      </w:r>
+    </w:p>
+    <w:p>
+      <w:r>
+        <w:t>Диспетчер получает список поставок после оформления. Он должен проверить, что учебная оплата подтверждена, выбрать водителя и дату, назначить рейс. Если заказ разделён между двумя поставщиками, в очереди находятся две независимые строки. Назначение одной не меняет автоматически вторую. В демонстрации водитель общий для стенда; в реальной эксплуатации вопрос доступа к рейсам разных поставщиков и ответственность перевозчика потребовали бы отдельной договорной модели. Текущий диспетчерский экран показывает пла</w:t>
+      </w:r>
+      <w:r>
+        <w:t>н работы, но не рассчитывает вместимость автомобиля и не строит оптимальный маршрут нескольких точек.</w:t>
       </w:r>
     </w:p>
     <w:p>
@@ -9196,7 +9256,10 @@
     </w:p>
     <w:p>
       <w:r>
-        <w:t>Между ролями есть несколько точек передачи ответственности. Покупатель создаёт заказ, но не вправе напрямую менять статус поставки. Диспетчер назначает водителя, но не подтверждает за него доставку. Водитель завершает конкретную поставку, после чего сервер проверяет состояние остальных поставок перед завершением всего заказа. Такой порядок делает историю понятной: можно установить, где процесс остановился, не выдавая общий статус за доказательство выполнения каждого отдельного рейса. Отказ любой операции должен оставлять предыдущее состояние согласованным и показывать пользователю причину, а не скрывать её за исчезновением кнопки.</w:t>
+        <w:t>Между ролями есть несколько точек передачи ответственности. Покупатель создаёт заказ, но не вправе напрямую менять статус поставки. Диспетчер назначает водителя, но не подтверждает за него доставку. Водитель завершает конкретную поставку, после чего сервер проверяет состояние остальных поставок перед завершением всего заказа. Такой порядок делает историю понятной: можно установить, где процесс остановился, не выдавая общий статус за доказательство выполнения каждого отдельного рейса. Отказ любой операции до</w:t>
+      </w:r>
+      <w:r>
+        <w:t>лжен оставлять предыдущее состояние согласованным и показывать пользователю причину, а не скрывать её за исчезновением кнопки.</w:t>
       </w:r>
     </w:p>
     <w:p>
@@ -9208,7 +9271,7 @@
       <w:pPr>
         <w:pStyle w:val="1"/>
       </w:pPr>
-      <w:bookmarkStart w:id="22" w:name="_Toc241422782"/>
+      <w:bookmarkStart w:id="22" w:name="_Toc241424890"/>
       <w:r>
         <w:lastRenderedPageBreak/>
         <w:t>3 РЕАЛИЗАЦИЯ</w:t>
@@ -9219,7 +9282,7 @@
       <w:pPr>
         <w:pStyle w:val="21"/>
       </w:pPr>
-      <w:bookmarkStart w:id="23" w:name="_Toc241422783"/>
+      <w:bookmarkStart w:id="23" w:name="_Toc241424891"/>
       <w:r>
         <w:t>3.1 Структура программной части</w:t>
       </w:r>
@@ -9264,7 +9327,7 @@
       <w:pPr>
         <w:pStyle w:val="21"/>
       </w:pPr>
-      <w:bookmarkStart w:id="24" w:name="_Toc241422784"/>
+      <w:bookmarkStart w:id="24" w:name="_Toc241424892"/>
       <w:r>
         <w:t>3.2 Регистрация, вход и права</w:t>
       </w:r>
@@ -9320,7 +9383,7 @@
       <w:pPr>
         <w:pStyle w:val="21"/>
       </w:pPr>
-      <w:bookmarkStart w:id="25" w:name="_Toc241422785"/>
+      <w:bookmarkStart w:id="25" w:name="_Toc241424893"/>
       <w:r>
         <w:t>3.3 Каталог и предложения поставщиков</w:t>
       </w:r>
@@ -9346,7 +9409,7 @@
       <w:pPr>
         <w:pStyle w:val="21"/>
       </w:pPr>
-      <w:bookmarkStart w:id="26" w:name="_Toc241422786"/>
+      <w:bookmarkStart w:id="26" w:name="_Toc241424894"/>
       <w:r>
         <w:t>3.4 Ведомость объекта и импорт</w:t>
       </w:r>
@@ -9359,11 +9422,17 @@
     </w:p>
     <w:p>
       <w:r>
+        <w:t>В плане закупки дата этапа предварительно отсекает предложения, обычный срок которых уже не укладывается в этот этап. Это проверка на момент просмотра. Заказ хранит общую желаемую дату доставки, если покупатель её указал, но не резервирует отдельный срок для каждой строки потребности. Перед подтверждением покупатель проверяет актуальные условия и дату доставки; обещать поставку к этапу только по результату плана нельзя.</w:t>
+      </w:r>
+    </w:p>
+    <w:p>
+      <w:r>
         <w:t>Для подготовленных ведомостей интерфейс читает CSV и XLSX. После чтения выполняется проверка строк, идентификатора товара и положительного целого количества. Некорректная строка должна получить понятную причину отказа, а успешно распознанные позиции добавляются через существующий API объекта. Обработка выполняется в пользовательском сценарии без выполнения макросов или формул файла на сервере. Размер файла и число строк ограничены, чтобы случайный большой документ не блокировал страницу.</w:t>
       </w:r>
     </w:p>
     <w:p>
       <w:r>
+        <w:lastRenderedPageBreak/>
         <w:t>Ограничение импорта состоит в ожидании известного формата: система не преобразует произвольную строительную смету с кодами расценок в каталог автоматически. Для промышленного применения потребовались бы сопоставление номенклатуры, проверка единиц измерения, версия справочника и ручное подтверждение неоднозначных соответствий. В дипломной демонстрации структура файла описана заранее и предоставляется вместе с примером.</w:t>
       </w:r>
     </w:p>
@@ -9371,9 +9440,8 @@
       <w:pPr>
         <w:pStyle w:val="21"/>
       </w:pPr>
-      <w:bookmarkStart w:id="27" w:name="_Toc241422787"/>
-      <w:r>
-        <w:lastRenderedPageBreak/>
+      <w:bookmarkStart w:id="27" w:name="_Toc241424895"/>
+      <w:r>
         <w:t>3.5 Заказ, поставки и статусы</w:t>
       </w:r>
       <w:bookmarkEnd w:id="27"/>
@@ -9417,8 +9485,9 @@
       <w:pPr>
         <w:pStyle w:val="21"/>
       </w:pPr>
-      <w:bookmarkStart w:id="28" w:name="_Toc241422788"/>
-      <w:r>
+      <w:bookmarkStart w:id="28" w:name="_Toc241424896"/>
+      <w:r>
+        <w:lastRenderedPageBreak/>
         <w:t>3.6 Карта, адреса и режим без ключей</w:t>
       </w:r>
       <w:bookmarkEnd w:id="28"/>
@@ -9440,7 +9509,6 @@
     </w:p>
     <w:p>
       <w:r>
-        <w:lastRenderedPageBreak/>
         <w:t>Такой подход позволяет провести защиту на ноутбуке без сети и внешних учётных записей. Деморежим не является тайной заменой провайдера: источник данных присутствует в ответе API и в подписи интерфейса. При заданном ключе ошибка интеграции должна быть видимой. Эти правила повышают воспроизводимость учебного опыта и не позволяют выдавать отрисованную линию за рассчитанный маршрут.</w:t>
       </w:r>
     </w:p>
@@ -9448,7 +9516,7 @@
       <w:pPr>
         <w:pStyle w:val="21"/>
       </w:pPr>
-      <w:bookmarkStart w:id="29" w:name="_Toc241422789"/>
+      <w:bookmarkStart w:id="29" w:name="_Toc241424897"/>
       <w:r>
         <w:t>3.7 Развёртывание и конфигурация</w:t>
       </w:r>
@@ -9478,8 +9546,9 @@
       <w:pPr>
         <w:pStyle w:val="21"/>
       </w:pPr>
-      <w:bookmarkStart w:id="30" w:name="_Toc241422790"/>
-      <w:r>
+      <w:bookmarkStart w:id="30" w:name="_Toc241424898"/>
+      <w:r>
+        <w:lastRenderedPageBreak/>
         <w:t>3.8 Демонстрационные данные</w:t>
       </w:r>
       <w:bookmarkEnd w:id="30"/>
@@ -9491,7 +9560,6 @@
     </w:p>
     <w:p>
       <w:r>
-        <w:lastRenderedPageBreak/>
         <w:t>Шесть демонстрационных учётных записей соответствуют ролям покупателя, двух поставщиков, диспетчера, водителя и администратора. В документации указан общий учебный пароль. Это удобно на защите, но недопустимо для публичного продукта. При развёртывании в открытой сети демонстрационные учётные записи удаляются или получают отдельные секреты; данные компании и пользователей должны иметь законное основание для хранения.</w:t>
       </w:r>
     </w:p>
@@ -9499,7 +9567,7 @@
       <w:pPr>
         <w:pStyle w:val="21"/>
       </w:pPr>
-      <w:bookmarkStart w:id="31" w:name="_Toc241422791"/>
+      <w:bookmarkStart w:id="31" w:name="_Toc241424899"/>
       <w:r>
         <w:t>3.9 Разбор закупки на демонстрационных данных</w:t>
       </w:r>
@@ -9507,18 +9575,27 @@
     </w:p>
     <w:p>
       <w:r>
-        <w:t>Повторяемый набор содержит пять категорий, одиннадцать товаров, двух поставщиков и два склада в Астрахани. Каждый товар имеет предложение от каждого поставщика. Цены и остатки являются вымышленными и подобраны для проверки интерфейса; они не характеризуют рынок строительных материалов региона. У покупателя уже создан объект «Ремонт жилого дома» и одна позиция потребности — двенадцать мешков цемента. Два заранее созданных заказа показывают различие между активной и завершённой поставкой. Повторный запуск загрузки не сбрасывает изменённые остатки: добавление выполняется с обработкой конфликта ключа, поэтому для исходного состояния нужен чистый экземпляр базы.</w:t>
-      </w:r>
-    </w:p>
-    <w:p>
-      <w:r>
-        <w:t>Рассмотрим закупку двенадцати мешков цемента М500. В исходном учебном наборе предложение «ВолгаСтрой Снаб» имеет цену 42 000 копеек за мешок, а «Каспий Материал» — 46 100 копеек. Учебная доставка для них стоит соответственно 65 000 и 85 000 копеек. У первого поставщика срок равен одному дню, у второго — двум. Указанные цены не являются результатом обращения к продавцам. После загрузки предзаданного активного заказа остаток первого предложения ниже исходного на четыре мешка; перед новой закупкой система читает фактическое значение из базы, а не число в примере.</w:t>
-      </w:r>
-    </w:p>
-    <w:p>
+        <w:t>Повторяемый набор содержит пять категорий, одиннадцать товаров, двух поставщиков и два склада в Астрахани. Каждый товар имеет предложение от каждого поставщика. Цены и остатки являются вымышленными и подобраны для проверки интерфейса; они не характеризуют рынок строительных материалов региона. У покупателя уже создан объект «Ремонт жилого дома» и одна позиция потребности — двенадцать мешков цемента. Два заранее созданных заказа показывают различие между активной и завершённой поставкой. Повторный запуск заг</w:t>
+      </w:r>
+      <w:r>
+        <w:t>рузки не сбрасывает изменённые остатки: добавление выполняется с обработкой конфликта ключа, поэтому для исходного состояния нужен чистый экземпляр базы.</w:t>
+      </w:r>
+    </w:p>
+    <w:p>
+      <w:r>
+        <w:t xml:space="preserve">Рассмотрим закупку двенадцати мешков цемента М500. В исходном учебном наборе предложение «ВолгаСтрой Снаб» имеет цену 42 000 копеек </w:t>
+      </w:r>
       <w:r>
         <w:lastRenderedPageBreak/>
-        <w:t>Если двенадцать мешков взять у первого поставщика, товарная часть составляет 12 × 42 000 = 504 000 копеек. С доставкой итог равен 569 000 копеек, или 5 690 рублей. Для второго поставщика товарная часть составляет 12 × 46 100 = 553 200 копеек, итог с доставкой — 638 200 копеек, или 6 382 рубля. Разница в учебном расчёте равна 692 рубля. При делении потребности поровну на два предложения товарная часть составит 6 × 42 000 + 6 × 46 100 = 528 600 копеек, а доставка начислится по каждой из двух групп: 65 000 + 85 000 копеек. Итог — 678 600 копеек, или 6 786 рублей. Эти три варианта демонстрируют, почему итог нельзя сравнивать по одной цене за единицу.</w:t>
+        <w:t>за мешок, а «Каспий Материал» — 46 100 копеек. Учебная доставка для них стоит соответственно 65 000 и 85 000 копеек. У первого поставщика срок равен одному дню, у второго — двум. Указанные цены не являются результатом обращения к продавцам. После загрузки предзаданного активного заказа остаток первого предложения ниже исходного на четыре мешка; перед новой закупкой система читает фактическое значение из базы, а не число в примере.</w:t>
+      </w:r>
+    </w:p>
+    <w:p>
+      <w:r>
+        <w:t>Если двенадцать мешков взять у первого поставщика, товарная часть составляет 12 × 42 000 = 504 000 копеек. С доставкой итог равен 569 000 копеек, или 5 690 рублей. Для второго поставщика товарная часть составляет 12 × 46 100 = 553 200 копеек, итог с доставкой — 638 200 копеек, или 6 382 рубля. Разница в учебном расчёте равна 692 рубля. При делении потребности поровну на два предложения товарная часть составит 6 × 42 000 + 6 × 46 100 = 528 600 копеек, а доставка начислится по каждой из двух групп: 65 000 + 8</w:t>
+      </w:r>
+      <w:r>
+        <w:t>5 000 копеек. Итог — 678 600 копеек, или 6 786 рублей. Эти три варианта демонстрируют, почему итог нельзя сравнивать по одной цене за единицу.</w:t>
       </w:r>
     </w:p>
     <w:p>
@@ -10183,16 +10260,19 @@
     <w:p/>
     <w:p>
       <w:r>
-        <w:t>Таблица показывает арифметику по исходным демоданным. Она не выбирает «лучший» вариант автоматически: в реальном проекте может быть важно распределить риск между поставщиками, получить товар из конкретного склада, выполнить окно разгрузки либо заказать часть раньше. В системе нет веса этих факторов и нет доказанного алгоритма оптимизации. Пользователь видит предложения и самостоятельно принимает решение. После изменения цены, остатка или даты расчёт должен быть выполнен заново.</w:t>
-      </w:r>
-    </w:p>
-    <w:p>
-      <w:r>
-        <w:t xml:space="preserve">При оформлении сервер принимает идентификатор предложения, количество, адрес, необязательную дату и объект. Адрес в учебной версии должен соответствовать формату адреса города Астрахани. Это проверка демонстрационной зоны, а не географическая проверка границы города: </w:t>
+        <w:t xml:space="preserve">Таблица показывает арифметику по исходным демоданным. Она не выбирает «лучший» вариант автоматически: в реальном проекте может быть важно распределить риск между поставщиками, получить товар из конкретного склада, выполнить окно разгрузки либо заказать часть раньше. В системе нет веса этих факторов и нет доказанного алгоритма оптимизации. </w:t>
       </w:r>
       <w:r>
         <w:lastRenderedPageBreak/>
-        <w:t>регулярное выражение может принять несуществующую улицу. Для производственной услуги потребовались бы нормализованный адрес, проверка координат, тарифная зона и правила доступности конкретного склада. Здесь ограничение честно описывает глубину прототипа.</w:t>
+        <w:t>Пользователь видит предложения и самостоятельно принимает решение. После изменения цены, остатка или даты расчёт должен быть выполнен заново.</w:t>
+      </w:r>
+    </w:p>
+    <w:p>
+      <w:r>
+        <w:t xml:space="preserve">При оформлении сервер принимает идентификатор предложения, количество, адрес, необязательную дату и объект. Адрес в учебной версии должен соответствовать формату адреса города Астрахани. Это проверка демонстрационной зоны, а не географическая проверка границы города: регулярное выражение может принять несуществующую улицу. Для производственной услуги потребовались бы нормализованный адрес, проверка координат, тарифная зона и правила доступности конкретного склада. Здесь ограничение честно описывает глубину </w:t>
+      </w:r>
+      <w:r>
+        <w:t>прототипа.</w:t>
       </w:r>
     </w:p>
     <w:p>
@@ -10269,19 +10349,16 @@
       <w:pPr>
         <w:pStyle w:val="21"/>
       </w:pPr>
-      <w:bookmarkStart w:id="32" w:name="_Toc241422792"/>
-      <w:r>
+      <w:bookmarkStart w:id="32" w:name="_Toc241424900"/>
+      <w:r>
+        <w:lastRenderedPageBreak/>
         <w:t>3.10 Протокол обмена и обработка ошибок</w:t>
       </w:r>
       <w:bookmarkEnd w:id="32"/>
     </w:p>
     <w:p>
       <w:r>
-        <w:t xml:space="preserve">Открытые методы каталога возвращают категории, список товаров и карточку с предложениями. Поиск и сортировка выполняются сервером по параметрам запроса. Сервер отдаёт цену целым числом копеек; интерфейс форматирует её в рублях только для отображения. Это позволяет избежать расхождения между расчётом в API и арифметикой браузера. Для корзины клиент хранит идентификатор предложения и количество, затем передаёт их </w:t>
-      </w:r>
-      <w:r>
-        <w:lastRenderedPageBreak/>
-        <w:t xml:space="preserve">в </w:t>
+        <w:t xml:space="preserve">Открытые методы каталога возвращают категории, список товаров и карточку с предложениями. Поиск и сортировка выполняются сервером по параметрам запроса. Сервер отдаёт цену целым числом копеек; интерфейс форматирует её в рублях только для отображения. Это позволяет избежать расхождения между расчётом в API и арифметикой браузера. Для корзины клиент хранит идентификатор предложения и количество, затем передаёт их в </w:t>
       </w:r>
       <w:r>
         <w:rPr>
@@ -10323,12 +10400,22 @@
         <w:t>Idempotency-Key</w:t>
       </w:r>
       <w:r>
-        <w:t>. Тело содержит список позиций, адрес, дату при необходимости и идентификатор объекта при связи с ним. Сервер нормализует повторяющиеся предложения, сортирует их по идентификатору, формирует хеш запроса и открывает транзакцию. По сочетанию покупателя и ключа берётся транзакционная advisory lock; после этого проверяется прежнее применение ключа. Если оно было и тело совпало, возвращается старый заказ. Иначе сервер блокирует строки предложений, вычисляет суммы, проверяет запас и срок, записывает заказ, строки, поставки и ключ, затем уменьшает остатки. При любой ошибке транзакция откатывается.</w:t>
-      </w:r>
-    </w:p>
-    <w:p>
-      <w:r>
-        <w:t>Ошибки API содержат машинный код и понятное сообщение. Ошибка 400 применяется к неверному UUID, отрицательному количеству, неподдерживаемому адресу демозоны и отсутствующему ключу идемпотентности. 401 означает отсутствие действующего сеанса; 403 — роль без права выполнить действие. Для чужого объекта или заказа сервер возвращает 404, чтобы не подтверждать само существование записи. 409 используется при исчерпанном остатке, недоступной дате, конфликте ключа, завершённом резерве или недопустимом переходе статуса. 502 обозначает сбой подключённой внешней службы. Клиент не должен автоматически повторять операцию после 409: сначала требуется показать пользователю изменившиеся условия.</w:t>
+        <w:t>. Тело содержит список позиций, адрес, дату при необходимости и идентификатор объекта при связи с ним. Сервер нормализует повторяющиеся предложения, сортирует их по идентификатору, формирует хеш запроса и открывает транзакцию. По сочетанию покупателя и ключа берётся транзакционная advisory lock; после этого проверяется прежнее применение ключа. Если оно было и тело совпало, возвращается старый заказ. Иначе сервер блокирует строки предложений, вычисляет суммы, проверяет запас и срок, записывает заказ, строки</w:t>
+      </w:r>
+      <w:r>
+        <w:t>, поставки и ключ, затем уменьшает остатки. При любой ошибке транзакция откатывается.</w:t>
+      </w:r>
+    </w:p>
+    <w:p>
+      <w:r>
+        <w:t>Ошибки API содержат машинный код и понятное сообщение. Ошибка 400 применяется к неверному UUID, отрицательному количеству, неподдерживаемому адресу демозоны и отсутствующему ключу идемпотентности. 401 означает отсутствие действующего сеанса; 403 — роль без права выполнить действие. Для чужого объекта или заказа сервер возвращает 404, чтобы не подтверждать само существование записи. 409 используется при исчерпанном остатке, недоступной дате, конфликте ключа, завершённом резерве или недопустимом переходе стат</w:t>
+      </w:r>
+      <w:r>
+        <w:t xml:space="preserve">уса. 502 обозначает сбой подключённой внешней службы. Клиент не должен автоматически </w:t>
+      </w:r>
+      <w:r>
+        <w:lastRenderedPageBreak/>
+        <w:t>повторять операцию после 409: сначала требуется показать пользователю изменившиеся условия.</w:t>
       </w:r>
     </w:p>
     <w:p>
@@ -10363,11 +10450,10 @@
         <w:t>GET /projects/{id}</w:t>
       </w:r>
       <w:r>
-        <w:t xml:space="preserve"> и изменение его полей. Позиции добавляются отдельно, поскольку одна потребность может содержать несколько материалов и дат. Импорт CSV или XLSX выполняется в браузере: сначала разбираются строки и ошибки, затем каждое корректное значение отправляется через API как </w:t>
-      </w:r>
-      <w:r>
-        <w:lastRenderedPageBreak/>
-        <w:t>позиция объекта. Ошибочные или неизвестные товары нельзя молча пропустить и считать ведомость полностью импортированной. Отдельной серверной операции атомарного импорта в этой версии нет; если один запрос среди нескольких завершится ошибкой, ранее добавленные позиции останутся. Это ограничение должно быть видно в руководстве пользователя и учитываться при повторной загрузке файла.</w:t>
+        <w:t xml:space="preserve"> и изменение его полей. Позиции добавляются отдельно, поскольку одна потребность может содержать несколько материалов и дат. Импорт CSV или XLSX выполняется в браузере: сначала разбираются строки и ошибки, затем каждое корректное значение отправляется через API как позиция объекта. Ошибочные или неизвестные товары нельзя молча пропустить и считать ведомость полностью импортированной. Отдельной серверной операции атомарного импорта в этой версии нет; если один запрос среди нескольких завершится ошибкой, ране</w:t>
+      </w:r>
+      <w:r>
+        <w:t>е добавленные позиции останутся. Это ограничение должно быть видно в руководстве пользователя и учитываться при повторной загрузке файла.</w:t>
       </w:r>
     </w:p>
     <w:p>
@@ -10397,14 +10483,21 @@
         <w:t>source=demo</w:t>
       </w:r>
       <w:r>
-        <w:t>, пустое расстояние и предупреждение, что линия не предназначена для навигации. Если ключ есть, сервер обращается к 2ГИС и запрашивает подробную геометрию. При отсутствии корректной линии в ответе сервисная ошибка не заменяется схемой с подписью «2ГИС». Подсказки адреса работают сходным образом: локальные адреса при отсутствии ключа DaData, внешние подсказки при его наличии, явная 502 при недоступности подключённого сервиса. Видимый источник данных позволяет проверить демонстрацию без предположений о том, какой провайдер ответил.</w:t>
+        <w:t xml:space="preserve">, пустое расстояние и предупреждение, что линия не предназначена для навигации. Если ключ есть, сервер обращается к 2ГИС и запрашивает подробную геометрию. При отсутствии корректной линии в ответе сервисная ошибка не заменяется схемой с подписью «2ГИС». Подсказки адреса работают сходным образом: локальные адреса при отсутствии ключа DaData, внешние подсказки при его наличии, явная 502 при недоступности подключённого сервиса. Видимый </w:t>
+      </w:r>
+      <w:r>
+        <w:lastRenderedPageBreak/>
+        <w:t>источник данных позволяет проверить демонстрацию без предположений о том, к</w:t>
+      </w:r>
+      <w:r>
+        <w:t>акой провайдер ответил.</w:t>
       </w:r>
     </w:p>
     <w:p>
       <w:pPr>
         <w:pStyle w:val="21"/>
       </w:pPr>
-      <w:bookmarkStart w:id="33" w:name="_Toc241422793"/>
+      <w:bookmarkStart w:id="33" w:name="_Toc241424901"/>
       <w:r>
         <w:t>3.11 Словарь данных и ограничения обновления</w:t>
       </w:r>
@@ -10449,7 +10542,6 @@
           <w:rFonts w:ascii="Consolas" w:hAnsi="Consolas"/>
           <w:sz w:val="22"/>
         </w:rPr>
-        <w:lastRenderedPageBreak/>
         <w:t>sessions</w:t>
       </w:r>
       <w:r>
@@ -10538,6 +10630,7 @@
     </w:p>
     <w:p>
       <w:r>
+        <w:lastRenderedPageBreak/>
         <w:t xml:space="preserve">Для потребности объекта </w:t>
       </w:r>
       <w:r>
@@ -10548,11 +10641,7 @@
         <w:t>quantity</w:t>
       </w:r>
       <w:r>
-        <w:t xml:space="preserve"> выражено в единице продажи товара из каталога. Это важное ограничение импорта: если файл сторонней сметы содержит килограммы, а товар продаётся мешками, число из файла нельзя переносить без преобразования. В интерфейсе калькуляторы отдельно рассчитывают упаковки и показывают формулу; пользователь должен выбрать соответствующий товар и проверить его конкретный размер </w:t>
-      </w:r>
-      <w:r>
-        <w:lastRenderedPageBreak/>
-        <w:t>упаковки. Универсального сопоставления внешней номенклатуры с карточками в версии нет.</w:t>
+        <w:t xml:space="preserve"> выражено в единице продажи товара из каталога. Это важное ограничение импорта: если файл сторонней сметы содержит килограммы, а товар продаётся мешками, число из файла нельзя переносить без преобразования. В интерфейсе калькуляторы отдельно рассчитывают упаковки и показывают формулу; пользователь должен выбрать соответствующий товар и проверить его конкретный размер упаковки. Универсального сопоставления внешней номенклатуры с карточками в версии нет.</w:t>
       </w:r>
     </w:p>
     <w:p>
@@ -10687,16 +10776,19 @@
     </w:p>
     <w:p>
       <w:r>
-        <w:t>Граница транзакции особенно важна при переходах заказа. Резервирование затрагивает предложения, заказ, строки, поставки и ключ повторного запроса. Отмена затрагивает заказ, связанные поставки и склад. Событие водителя затрагивает поставку, историю событий и, при необходимости, общий статус заказа. Если обновлять эти таблицы отдельными несвязанными запросами, сбой между шагами создаст противоречие: товар будет зарезервирован без заказа или заказ будет доставлен при незавершённой поставке. Поэтому перечисленные действия объединены транзакцией PostgreSQL.</w:t>
+        <w:t xml:space="preserve">Граница транзакции особенно важна при переходах заказа. Резервирование затрагивает предложения, заказ, строки, поставки и ключ повторного запроса. Отмена затрагивает заказ, связанные поставки и склад. Событие водителя затрагивает поставку, историю событий и, при </w:t>
+      </w:r>
+      <w:r>
+        <w:lastRenderedPageBreak/>
+        <w:t>необходимости, общий статус заказа. Если обновлять эти таблицы отдельными несвязанными запросами, сбой между шагами создаст противоречие: товар будет зарезервирован без заказа или заказ будет доставлен при незавершённой поставке. Поэтому перечисленные действия объединены транзакцией PostgreSQL.</w:t>
       </w:r>
     </w:p>
     <w:p>
       <w:pPr>
         <w:pStyle w:val="21"/>
       </w:pPr>
-      <w:bookmarkStart w:id="34" w:name="_Toc241422794"/>
-      <w:r>
-        <w:lastRenderedPageBreak/>
+      <w:bookmarkStart w:id="34" w:name="_Toc241424902"/>
+      <w:r>
         <w:t>3.12 Настройка, миграции и сопровождение стенда</w:t>
       </w:r>
       <w:bookmarkEnd w:id="34"/>
@@ -11763,7 +11855,14 @@
               <w:rPr>
                 <w:sz w:val="22"/>
               </w:rPr>
-              <w:t>Пусто, схематический маршрут</w:t>
+              <w:t xml:space="preserve">Пусто, схематический </w:t>
+            </w:r>
+            <w:r>
+              <w:rPr>
+                <w:sz w:val="22"/>
+              </w:rPr>
+              <w:lastRenderedPageBreak/>
+              <w:t>маршрут</w:t>
             </w:r>
           </w:p>
         </w:tc>
@@ -11799,6 +11898,7 @@
               <w:rPr>
                 <w:sz w:val="22"/>
               </w:rPr>
+              <w:lastRenderedPageBreak/>
               <w:t>GIS_MAP_KEY</w:t>
             </w:r>
           </w:p>
@@ -11911,16 +12011,18 @@
         <w:t>DATABASE_URL</w:t>
       </w:r>
       <w:r>
-        <w:t xml:space="preserve"> содержит пароль базы и не должен попадать в публичный репозиторий или ответ API. Ключ подсказок и ключ маршрутов используются сервером. Ключ </w:t>
-      </w:r>
-      <w:r>
-        <w:lastRenderedPageBreak/>
-        <w:t>подложки карты передаётся браузеру по назначению MapGL и должен быть ограничен настройками провайдера. В репозитории хранится только пример окружения с названиями переменных; действующие значения задаются на машине запуска. Учебный пароль демонстрационных учётных записей опубликован в инструкции стенда и поэтому не подходит для реального размещения сервиса в сети без смены или удаления этих записей.</w:t>
-      </w:r>
-    </w:p>
-    <w:p>
-      <w:r>
-        <w:t>Миграции хранятся последовательно. Первая создаёт базовые таблицы, внешние ключи, индексы и ограничения. Следующая добавляет учёт попыток входа. Отдельная миграция расширяет статусы заказа и поставки, вводит время истечения резерва и индекс по ожидающим оплату заказам. При развёртывании миграции выполняются до запуска API: код не должен предполагать наличие поля, которого ещё нет в базе. Повторное применение миграции не должно разрушать уже созданные данные. Однако идемпотентная команда миграций не является заменой резервной копии перед обновлением постоянного стенда.</w:t>
+        <w:t xml:space="preserve"> содержит пароль базы и не должен попадать в публичный репозиторий или ответ API. Ключ подсказок и ключ маршрутов используются сервером. Ключ подложки карты передаётся браузеру по назначению MapGL и должен быть ограничен настройками провайдера. В репозитории хранится только пример окружения с названиями переменных; действующие значения задаются на машине запуска. Учебный пароль демонстрационных учётных записей опубликован в инструкции стенда и поэтому не подходит для реального размещения сервиса в сети без </w:t>
+      </w:r>
+      <w:r>
+        <w:t>смены или удаления этих записей.</w:t>
+      </w:r>
+    </w:p>
+    <w:p>
+      <w:r>
+        <w:t>Миграции хранятся последовательно. Первая создаёт базовые таблицы, внешние ключи, индексы и ограничения. Следующая добавляет учёт попыток входа. Отдельная миграция расширяет статусы заказа и поставки, вводит время истечения резерва и индекс по ожидающим оплату заказам. При развёртывании миграции выполняются до запуска API: код не должен предполагать наличие поля, которого ещё нет в базе. Повторное применение миграции не должно разрушать уже созданные данные. Однако идемпотентная команда миграций не является</w:t>
+      </w:r>
+      <w:r>
+        <w:t xml:space="preserve"> заменой резервной копии перед обновлением постоянного стенда.</w:t>
       </w:r>
     </w:p>
     <w:p>
@@ -11945,28 +12047,34 @@
         <w:t>ON CONFLICT DO NOTHING</w:t>
       </w:r>
       <w:r>
-        <w:t xml:space="preserve"> исключают дубли при повторе. При этом команда не «сбрасывает демо»: если пользователь уже оформил заказ, последующий запуск сохранит изменённый остаток. Для повторяемого испытания используют отдельную чистую базу, а не надеются на перезагрузку контейнеров.</w:t>
-      </w:r>
-    </w:p>
-    <w:p>
-      <w:r>
-        <w:t xml:space="preserve">Журналы нужны прежде всего для диагностики ошибок запуска и внешних интеграций. Серверная ошибка должна содержать достаточно сведений для администратора, но клиент получает нейтральный код и сообщение без строки подключения или тела ключа. При сбое DaData либо 2ГИС журнал фиксирует контекст отказа, а HTTP ответ возвращает 502. Не следует записывать в журнал пароль, токен сеанса или полный заголовок </w:t>
+        <w:t xml:space="preserve"> исключают дубли при повторе. При этом команда не «сбрасывает демо»: если пользователь уже оформил заказ, последующий запуск сохранит изменённый </w:t>
       </w:r>
       <w:r>
         <w:lastRenderedPageBreak/>
-        <w:t>авторизации. В учебной версии нет централизованного сбора журналов и системы наблюдения; при эксплуатации это станет самостоятельной задачей.</w:t>
-      </w:r>
-    </w:p>
-    <w:p>
-      <w:r>
-        <w:t>Резервное копирование касается не только схемы, но и фактических заказов и событий. Контейнер PostgreSQL использует постоянный том: пересоздание веб контейнера не должно удалять заказы. Тем не менее том не равен резервной копии, поскольку ошибка пользователя, сбой диска или неверная команда могут повредить его содержимое. Для серверного размещения требуется расписание выгрузки базы, хранение копии вне основного диска и проверка восстановления. В дипломном стенде это описано как условие внедрения, а не как уже действующий сервис резервирования.</w:t>
+        <w:t>остаток. Для повторяемого испытания используют отдельную чистую базу, а не надеются на перезагрузку контейнеров.</w:t>
+      </w:r>
+    </w:p>
+    <w:p>
+      <w:r>
+        <w:t xml:space="preserve">Журналы нужны прежде всего для диагностики ошибок запуска и внешних интеграций. Серверная ошибка должна содержать достаточно сведений для администратора, но клиент получает нейтральный код и сообщение без строки подключения или тела ключа. При сбое DaData либо 2ГИС журнал фиксирует контекст отказа, а HTTP ответ возвращает 502. Не следует записывать в журнал пароль, токен сеанса или полный заголовок авторизации. В учебной версии нет централизованного сбора журналов и системы наблюдения; при эксплуатации это </w:t>
+      </w:r>
+      <w:r>
+        <w:t>станет самостоятельной задачей.</w:t>
+      </w:r>
+    </w:p>
+    <w:p>
+      <w:r>
+        <w:t>Резервное копирование касается не только схемы, но и фактических заказов и событий. Контейнер PostgreSQL использует постоянный том: пересоздание веб контейнера не должно удалять заказы. Тем не менее том не равен резервной копии, поскольку ошибка пользователя, сбой диска или неверная команда могут повредить его содержимое. Для серверного размещения требуется расписание выгрузки базы, хранение копии вне основного диска и проверка восстановления. В дипломном стенде это описано как условие внедрения, а не как у</w:t>
+      </w:r>
+      <w:r>
+        <w:t>же действующий сервис резервирования.</w:t>
       </w:r>
     </w:p>
     <w:p>
       <w:pPr>
         <w:pStyle w:val="21"/>
       </w:pPr>
-      <w:bookmarkStart w:id="35" w:name="_Toc241422795"/>
+      <w:bookmarkStart w:id="35" w:name="_Toc241424903"/>
       <w:r>
         <w:t>3.13 Отказы и восстановление пользовательского действия</w:t>
       </w:r>
@@ -11974,16 +12082,19 @@
     </w:p>
     <w:p>
       <w:r>
-        <w:t>Если поиск каталога завершился ошибкой, браузер должен сохранить введённый запрос и показать возможность повторить чтение. Потеря ответа на запрос чтения не меняет состояние базы. Другая ситуация — потеря ответа после оформления заказа. Повторное нажатие с новым ключом могло бы создать ещё один заказ, поэтому клиент сохраняет ключ для текущей попытки и повторяет тот же запрос с ним. Сервер распознаёт совпадающее тело и возвращает исходный заказ. Если пользователь намеренно изменил количество, для новой операции требуется новый ключ и новый предварительный расчёт.</w:t>
-      </w:r>
-    </w:p>
-    <w:p>
-      <w:r>
-        <w:t xml:space="preserve">Ошибка 409 по остатку не означает неисправность сервера. Она показывает, что условия изменились между расчётом и оформлением. Клиент оставляет корзину, просит обновить предложение и не заменяет автоматически поставщика. Ошибка 409 по дате доставки требует изменить дату или предложение; ошибка по ключу идемпотентности говорит о повторном использовании идентификатора для другого тела. Эти случаи имеют один HTTP статус, но разные машинные коды и разные действия </w:t>
-      </w:r>
+        <w:t>Если поиск каталога завершился ошибкой, браузер должен сохранить введённый запрос и показать возможность повторить чтение. Потеря ответа на запрос чтения не меняет состояние базы. Другая ситуация — потеря ответа после оформления заказа. Повторное нажатие с новым ключом могло бы создать ещё один заказ, поэтому клиент сохраняет ключ для текущей попытки и повторяет тот же запрос с ним. Сервер распознаёт совпадающее тело и возвращает исходный заказ. Если пользователь намеренно изменил количество, для новой опер</w:t>
+      </w:r>
+      <w:r>
+        <w:t>ации требуется новый ключ и новый предварительный расчёт.</w:t>
+      </w:r>
+    </w:p>
+    <w:p>
       <w:r>
         <w:lastRenderedPageBreak/>
-        <w:t>пользователя. Сведение их к общему сообщению «что то пошло не так» сделало бы безопасный повтор невозможным.</w:t>
+        <w:t>Ошибка 409 по остатку не означает неисправность сервера. Она показывает, что условия изменились между расчётом и оформлением. Клиент оставляет корзину, просит обновить предложение и не заменяет автоматически поставщика. Ошибка 409 по дате доставки требует изменить дату или предложение; ошибка по ключу идемпотентности говорит о повторном использовании идентификатора для другого тела. Эти случаи имеют один HTTP статус, но разные машинные коды и разные действия пользователя. Сведение их к общему сообщению «что</w:t>
+      </w:r>
+      <w:r>
+        <w:t xml:space="preserve"> то пошло не так» сделало бы безопасный повтор невозможным.</w:t>
       </w:r>
     </w:p>
     <w:p>
@@ -12018,7 +12129,11 @@
     </w:p>
     <w:p>
       <w:r>
-        <w:t>При обновлении страницы водительский экран читает состояние рейса заново с сервера. Локальное положение кнопки не считается источником статуса. Если событие уже принято, повтор запроса недопустимого этапа возвращает конфликт; водитель сверяет текущий статус перед следующей отметкой. Для более устойчивой мобильной работы можно было бы добавить отдельный ключ идемпотентности на события рейса и офлайн очередь, но эти механизмы в данной реализации отсутствуют. Поэтому в условиях нестабильной сети водитель должен проверить ответ и историю, прежде чем нажимать следующий шаг.</w:t>
+        <w:t xml:space="preserve">При обновлении страницы водительский экран читает состояние рейса заново с сервера. Локальное положение кнопки не считается источником статуса. Если событие уже принято, повтор запроса недопустимого этапа возвращает конфликт; водитель сверяет текущий статус перед следующей отметкой. Для более устойчивой мобильной работы можно было бы добавить отдельный ключ идемпотентности на события рейса и офлайн очередь, но </w:t>
+      </w:r>
+      <w:r>
+        <w:lastRenderedPageBreak/>
+        <w:t>эти механизмы в данной реализации отсутствуют. Поэтому в условиях нестабильной сети водитель должен проверить ответ и историю, прежде чем нажимать следующий шаг.</w:t>
       </w:r>
     </w:p>
     <w:p>
@@ -12030,7 +12145,7 @@
       <w:pPr>
         <w:pStyle w:val="1"/>
       </w:pPr>
-      <w:bookmarkStart w:id="36" w:name="_Toc241422796"/>
+      <w:bookmarkStart w:id="36" w:name="_Toc241424904"/>
       <w:r>
         <w:lastRenderedPageBreak/>
         <w:t>4 ИСПЫТАНИЯ И ОЦЕНКА</w:t>
@@ -12041,7 +12156,7 @@
       <w:pPr>
         <w:pStyle w:val="21"/>
       </w:pPr>
-      <w:bookmarkStart w:id="37" w:name="_Toc241422797"/>
+      <w:bookmarkStart w:id="37" w:name="_Toc241424905"/>
       <w:r>
         <w:t>4.1 Подход к проверке</w:t>
       </w:r>
@@ -12066,7 +12181,7 @@
       <w:pPr>
         <w:pStyle w:val="21"/>
       </w:pPr>
-      <w:bookmarkStart w:id="38" w:name="_Toc241422798"/>
+      <w:bookmarkStart w:id="38" w:name="_Toc241424906"/>
       <w:r>
         <w:t>4.2 Проверка расчётов</w:t>
       </w:r>
@@ -12100,7 +12215,7 @@
       <w:pPr>
         <w:pStyle w:val="21"/>
       </w:pPr>
-      <w:bookmarkStart w:id="39" w:name="_Toc241422799"/>
+      <w:bookmarkStart w:id="39" w:name="_Toc241424907"/>
       <w:r>
         <w:t>4.3 Проверка заказа и разграничения доступа</w:t>
       </w:r>
@@ -12125,7 +12240,7 @@
       <w:pPr>
         <w:pStyle w:val="21"/>
       </w:pPr>
-      <w:bookmarkStart w:id="40" w:name="_Toc241422800"/>
+      <w:bookmarkStart w:id="40" w:name="_Toc241424908"/>
       <w:r>
         <w:lastRenderedPageBreak/>
         <w:t>4.4 Сравнение процесса закупки</w:t>
@@ -12148,7 +12263,10 @@
         <w:keepNext/>
       </w:pPr>
       <w:r>
-        <w:t>Таблица 8 — Показатели для сравнительного испытания</w:t>
+        <w:t xml:space="preserve">Таблица 8 — </w:t>
+      </w:r>
+      <w:r>
+        <w:t>Показатели для сравнительного испытания</w:t>
       </w:r>
     </w:p>
     <w:tbl>
@@ -12656,7 +12774,7 @@
       <w:pPr>
         <w:pStyle w:val="21"/>
       </w:pPr>
-      <w:bookmarkStart w:id="41" w:name="_Toc241422801"/>
+      <w:bookmarkStart w:id="41" w:name="_Toc241424909"/>
       <w:r>
         <w:t>4.5 Ограничения испытаний</w:t>
       </w:r>
@@ -12680,7 +12798,7 @@
       <w:pPr>
         <w:pStyle w:val="21"/>
       </w:pPr>
-      <w:bookmarkStart w:id="42" w:name="_Toc241422802"/>
+      <w:bookmarkStart w:id="42" w:name="_Toc241424910"/>
       <w:r>
         <w:t>4.6 Оценка затрат и условий внедрения</w:t>
       </w:r>
@@ -12688,7 +12806,10 @@
     </w:p>
     <w:p>
       <w:r>
-        <w:t>В учебной реализации используются открытые программные компоненты, однако отсутствие платы за лицензию фреймворка не означает нулевой стоимости продукта. В реальной эксплуатации потребуются сервер, домен, сертификат, резервное копирование, обслуживание базы, ключи внешних сервисов в рамках их тарифов, модерация предложений, поддержка пользователей и выполнение требований к обработке персональных данных. Ставки этих расходов зависят от выбранного провайдера и объёма операций, поэтому в работе они не подставляются без сметы.</w:t>
+        <w:t>В учебной реализации используются открытые программные компоненты, однако отсутствие платы за лицензию фреймворка не означает нулевой стоимости продукта. В реальной эксплуатации потребуются сервер, домен, сертификат, резервное копирование, обслуживание базы, ключи внешних сервисов в рамках их тарифов, модерация предложений, поддержка пользователей и выполнение требований к обработке персональных данных. Ставки этих расходов зависят от выбранного провайдера и объёма операций, поэтому в работе они не подставл</w:t>
+      </w:r>
+      <w:r>
+        <w:t>яются без сметы.</w:t>
       </w:r>
     </w:p>
     <w:p>
@@ -12709,7 +12830,7 @@
       <w:pPr>
         <w:pStyle w:val="21"/>
       </w:pPr>
-      <w:bookmarkStart w:id="43" w:name="_Toc241422803"/>
+      <w:bookmarkStart w:id="43" w:name="_Toc241424911"/>
       <w:r>
         <w:t>4.7 Воспроизводимый протокол испытаний</w:t>
       </w:r>
@@ -12742,7 +12863,10 @@
     </w:p>
     <w:p>
       <w:r>
-        <w:t>Проверка расчётов начинается с трёх независимых входных наборов. Для плитки вводятся 10 м² площади, 0,25 м² на элемент, 12 элементов в упаковке и 10% запаса. Ожидаются 44 элемента и четыре упаковки. Для краски — 35 м², 0,1 л/м², два слоя, ведро 5 л, 10% запаса: 7,7 л и два ведра. Для сухой смеси — 12 м², 5 мм, 0,8 кг/м²·мм, мешок 25 кг, 10% запаса: 52,8 кг и три мешка. Значения независимо пересчитываются вручную. После этого вводятся нулевая упаковка, отрицательная площадь и нецелое количество слоёв; ожидается ошибка без числового результата. Тест не должен объявлять вычисление корректным лишь потому, что интерфейс вывел любое положительное число.</w:t>
+        <w:t>Проверка расчётов начинается с трёх независимых входных наборов. Для плитки вводятся 10 м² площади, 0,25 м² на элемент, 12 элементов в упаковке и 10% запаса. Ожидаются 44 элемента и четыре упаковки. Для краски — 35 м², 0,1 л/м², два слоя, ведро 5 л, 10% запаса: 7,7 л и два ведра. Для сухой смеси — 12 м², 5 мм, 0,8 кг/м²·мм, мешок 25 кг, 10% запаса: 52,8 кг и три мешка. Значения независимо пересчитываются вручную. После этого вводятся нулевая упаковка, отрицательная площадь и нецелое количество слоёв; ожидае</w:t>
+      </w:r>
+      <w:r>
+        <w:t>тся ошибка без числового результата. Тест не должен объявлять вычисление корректным лишь потому, что интерфейс вывел любое положительное число.</w:t>
       </w:r>
     </w:p>
     <w:p>
@@ -12781,7 +12905,10 @@
     </w:p>
     <w:p>
       <w:r>
-        <w:t xml:space="preserve">Для проверки изоляции создаются два покупателя A и B. A оформляет заказ и объект. B обращается по известным ему идентификаторам этих записей. Ожидается 404 без полей объекта и заказа. Затем B пытается отменить заказ A; статус и остаток не должны измениться. Это более сильная проверка, чем один только ответ 403, потому что она контролирует отсутствие побочного эффекта. Для поставщика аналогичная проверка состоит в попытке изменить предложение другого склада. Для водителя — открыть или изменить рейс, который назначен иному исполнителю. Публичная регистрация с подставленным полем </w:t>
+        <w:t xml:space="preserve">Для проверки изоляции создаются два покупателя A и B. A оформляет заказ и объект. B обращается по известным ему идентификаторам этих записей. Ожидается 404 без полей объекта и заказа. Затем B пытается отменить заказ A; статус и остаток не должны измениться. Это более сильная проверка, чем один только ответ 403, потому что она контролирует отсутствие побочного эффекта. Для поставщика аналогичная проверка состоит в попытке изменить предложение другого склада. Для водителя — открыть или изменить рейс, который </w:t>
+      </w:r>
+      <w:r>
+        <w:t xml:space="preserve">назначен иному исполнителю. Публичная регистрация с подставленным полем </w:t>
       </w:r>
       <w:r>
         <w:rPr>
@@ -12815,7 +12942,10 @@
     </w:p>
     <w:p>
       <w:r>
-        <w:t>Конкурентный тест создаёт отдельное предложение с остатком 1. Два покупателя почти одновременно отправляют заказ на эту единственную единицу с разными ключами. Ожидаемое множество ответов — один 201 и один 409, без зависимости от того, какой покупатель выиграет. После обоих ответов остаток должен равняться нулю, а число созданных заказов по этому предложению — одному. Проверка только статуса HTTP была бы недостаточной: ошибка в транзакции могла бы дать два заказа и один успешный ответ. Повторение теста помогает обнаружить нестабильные гонки, но формальное доказательство для произвольной нагрузки требует отдельного анализа.</w:t>
+        <w:t>Конкурентный тест создаёт отдельное предложение с остатком 1. Два покупателя почти одновременно отправляют заказ на эту единственную единицу с разными ключами. Ожидаемое множество ответов — один 201 и один 409, без зависимости от того, какой покупатель выиграет. После обоих ответов остаток должен равняться нулю, а число созданных заказов по этому предложению — одному. Проверка только статуса HTTP была бы недостаточной: ошибка в транзакции могла бы дать два заказа и один успешный ответ. Повторение теста помо</w:t>
+      </w:r>
+      <w:r>
+        <w:t>гает обнаружить нестабильные гонки, но формальное доказательство для произвольной нагрузки требует отдельного анализа.</w:t>
       </w:r>
     </w:p>
     <w:p>
@@ -12899,19 +13029,25 @@
       </w:r>
       <w:r>
         <w:lastRenderedPageBreak/>
-        <w:t>502; локальная схема не должна незаметно выдаваться за ответ 2ГИС. Наконец, недопустимые координаты и запрос подсказки короче двух символов должны отклоняться до внешнего вызова. В дипломной демонстрации можно воспроизводимо показать первую и четвёртую ветви без сетевого доступа, а вторую и третью проверять при наличии соответствующих условий.</w:t>
-      </w:r>
-    </w:p>
-    <w:p>
-      <w:r>
-        <w:t>Адаптивность оценивается не по одному скриншоту главной страницы. На ширине телефона проверяются меню, поиск, фильтры каталога, карточка с несколькими предложениями, ввод количества, корзина и подтверждение заказа. На планшете дополнительно проверяется ведомость объекта и таблица предложений; на широком экране — диспетчерская и отчёт. Не должно быть горизонтальной прокрутки всей страницы, скрытой кнопки завершения заказа, обрезанного поля ошибки или модального окна, из которого нельзя выйти клавиатурой. Цветовая схема проверяется в светлом и тёмном вариантах, а анимации — при настройке уменьшенного движения. Это ручная проверка наблюдаемого поведения, а не утверждение о соответствии всем критериям WCAG 2.2.</w:t>
+        <w:t>502; локальная схема не должна незаметно выдаваться за ответ 2ГИС. Наконец, недопустимые координаты и запрос подсказки короче двух символов должны отклоняться до внешнего вызова. В дипломной демонстрации можно воспроизводимо показать первую и четвёртую ветви без сетевого доступа, а вторую и трет</w:t>
+      </w:r>
+      <w:r>
+        <w:t>ью проверять при наличии соответствующих условий.</w:t>
+      </w:r>
+    </w:p>
+    <w:p>
+      <w:r>
+        <w:t>Адаптивность оценивается не по одному скриншоту главной страницы. На ширине телефона проверяются меню, поиск, фильтры каталога, карточка с несколькими предложениями, ввод количества, корзина и подтверждение заказа. На планшете дополнительно проверяется ведомость объекта и таблица предложений; на широком экране — диспетчерская и отчёт. Не должно быть горизонтальной прокрутки всей страницы, скрытой кнопки завершения заказа, обрезанного поля ошибки или модального окна, из которого нельзя выйти клавиатурой. Цве</w:t>
+      </w:r>
+      <w:r>
+        <w:t>товая схема проверяется в светлом и тёмном вариантах, а анимации — при настройке уменьшенного движения. Это ручная проверка наблюдаемого поведения, а не утверждение о соответствии всем критериям WCAG 2.2.</w:t>
       </w:r>
     </w:p>
     <w:p>
       <w:pPr>
         <w:pStyle w:val="21"/>
       </w:pPr>
-      <w:bookmarkStart w:id="44" w:name="_Toc241422804"/>
+      <w:bookmarkStart w:id="44" w:name="_Toc241424912"/>
       <w:r>
         <w:t>4.8 Интерпретация результатов и условия повторения</w:t>
       </w:r>
@@ -12919,7 +13055,10 @@
     </w:p>
     <w:p>
       <w:r>
-        <w:t xml:space="preserve">В локальной проверке 27 сентября 2026 года пять модульных тестов API завершились успешно. Интеграционный сценарий на отдельной PostgreSQL 16 подтвердил повтор запроса с ключом, возврат остатков после отмены и истечения, отказ для чужого заказа, один успешный ответ при двух попытках купить последний остаток, сохранение единицы измерения в истории и итоговый статус заказа при параллельном завершении двух поставок. После сорока неверных попыток входа с разными адресами действующая учётная запись продолжила входить: общий адрес веб-прокси больше не создаёт общий лимит. Команды, окружение и границы проверки приведены в </w:t>
+        <w:t>В локальной проверке 27 сентября 2026 года пять модульных тестов API завершились успешно. Интеграционный сценарий на отдельной PostgreSQL 16 подтвердил повтор запроса с ключом, возврат остатков после отмены и истечения, отказ для чужого заказа, один успешный ответ при двух попытках купить последний остаток, сохранение единицы измерения в истории и итоговый статус заказа при параллельном завершении двух поставок. После сорока неверных попыток входа с разными адресами действующая учётная запись продолжила вхо</w:t>
+      </w:r>
+      <w:r>
+        <w:t xml:space="preserve">дить: общий адрес веб-прокси больше не создаёт общий лимит. Команды, окружение и границы проверки приведены в </w:t>
       </w:r>
       <w:r>
         <w:rPr>
@@ -12940,12 +13079,18 @@
     </w:p>
     <w:p>
       <w:r>
-        <w:t>Результаты автоматических проверок следует хранить вместе с версией кода и окружением. Успешный модульный тест расчёта подтверждает формулу для выбранных значений и граничных случаев; он не подтверждает правильность нормы расхода для каждого продаваемого материала. Успешный интеграционный тест последнего остатка подтверждает поведение конкретной схемы PostgreSQL и операции заказа при двух конкурентных запросах; он не характеризует максимальную пропускную способность сервиса. Успешный сквозной проход через интерфейс подтверждает связность пользовательского пути, но не качество юридических документов или реальную логистику.</w:t>
-      </w:r>
-    </w:p>
-    <w:p>
-      <w:r>
-        <w:t>Для сравнения с исходным ручным процессом нужно заранее закрепить одинаковую задачу. Например: по известной площади облицовки определить количество упаковок, найти два предложения, учесть доставку и зафиксировать заказ для объекта. Один участник выполняет её с листом расчёта и открытыми каталогами, затем тот же набор данных — через интерфейс. Записываются время, число ручных действий, исправлений и итоговая сумма. Порядок прохождения следует менять между участниками, иначе знакомство с задачей даст преимущество второму способу. Пока такое исследование не выполнено и не оформлено протоколом, в заключении нельзя приводить проценты ускорения или экономии.</w:t>
+        <w:t>Результаты автоматических проверок следует хранить вместе с версией кода и окружением. Успешный модульный тест расчёта подтверждает формулу для выбранных значений и граничных случаев; он не подтверждает правильность нормы расхода для каждого продаваемого материала. Успешный интеграционный тест последнего остатка подтверждает поведение конкретной схемы PostgreSQL и операции заказа при двух конкурентных запросах; он не характеризует максимальную пропускную способность сервиса. Успешный сквозной проход через и</w:t>
+      </w:r>
+      <w:r>
+        <w:t>нтерфейс подтверждает связность пользовательского пути, но не качество юридических документов или реальную логистику.</w:t>
+      </w:r>
+    </w:p>
+    <w:p>
+      <w:r>
+        <w:t>Для сравнения с исходным ручным процессом нужно заранее закрепить одинаковую задачу. Например: по известной площади облицовки определить количество упаковок, найти два предложения, учесть доставку и зафиксировать заказ для объекта. Один участник выполняет её с листом расчёта и открытыми каталогами, затем тот же набор данных — через интерфейс. Записываются время, число ручных действий, исправлений и итоговая сумма. Порядок прохождения следует менять между участниками, иначе знакомство с задачей даст преимуще</w:t>
+      </w:r>
+      <w:r>
+        <w:t>ство второму способу. Пока такое исследование не выполнено и не оформлено протоколом, в заключении нельзя приводить проценты ускорения или экономии.</w:t>
       </w:r>
     </w:p>
     <w:p>
@@ -12966,7 +13111,7 @@
       <w:pPr>
         <w:pStyle w:val="21"/>
       </w:pPr>
-      <w:bookmarkStart w:id="45" w:name="_Toc241422805"/>
+      <w:bookmarkStart w:id="45" w:name="_Toc241424913"/>
       <w:r>
         <w:t>4.9 Критерии приёмки демонстрационной версии</w:t>
       </w:r>
@@ -12974,7 +13119,10 @@
     </w:p>
     <w:p>
       <w:r>
-        <w:t>Первый критерий относится к установке. На чистой машине с Docker Engine и Docker Compose команда запуска должна поднять PostgreSQL, применить миграции, добавить учебный набор и открыть веб интерфейс. При повторном запуске не должны появляться дубли категорий, товаров или учётных записей. Проверка проводится не по сообщению «контейнер запущен», а по доступности каталога, страницы API и возможности войти под демонстрационным покупателем. Если база недоступна, API должен завершить запуск с ошибкой, а не показывать пустой каталог как успешную загрузку.</w:t>
+        <w:t>Первый критерий относится к установке. На чистой машине с Docker Engine и Docker Compose команда запуска должна поднять PostgreSQL, применить миграции, добавить учебный набор и открыть веб интерфейс. При повторном запуске не должны появляться дубли категорий, товаров или учётных записей. Проверка проводится не по сообщению «контейнер запущен», а по доступности каталога, страницы API и возможности войти под демонстрационным покупателем. Если база недоступна, API должен завершить запуск с ошибкой, а не показы</w:t>
+      </w:r>
+      <w:r>
+        <w:t>вать пустой каталог как успешную загрузку.</w:t>
       </w:r>
     </w:p>
     <w:p>
@@ -12988,12 +13136,18 @@
     </w:p>
     <w:p>
       <w:r>
-        <w:t>Третий критерий относится к строительному объекту. Покупатель создаёт объект, назначает адрес и плановую позицию, вычисляет число упаковок для одного из материалов и сопоставляет результат с карточкой. Ведомость CSV/XLSX открывается с предварительным просмотром ошибок, корректные строки добавляются в объект. Затем формируется закупка с привязкой к объекту. После оформления потребность объекта и заказ остаются разными сущностями: изменение плановой позиции не должно переписать оформленный заказ. Проверяется также, что второй покупатель не получает объект первого по прямой ссылке.</w:t>
-      </w:r>
-    </w:p>
-    <w:p>
-      <w:r>
-        <w:t>Четвёртый критерий — движение заказа по ролям. Учебная оплата выполняется только для своего заказа в состоянии ожидания. Диспетчер видит созданные поставки и назначает существующего водителя; водитель проходит этапы в установленном порядке. Покупатель видит изменение общего статуса после завершения всех поставок. Для заказа с двумя поставщиками завершение одной не должно скрыть незавершённую вторую. В интерфейсе и докладе каждое действие называется своим именем: «подтверждение демооплаты», «отметка водителя», «схема маршрута», если источник действительно учебный.</w:t>
+        <w:t xml:space="preserve">Третий критерий относится к строительному объекту. Покупатель создаёт объект, назначает адрес и плановую позицию, вычисляет число упаковок для одного из материалов и сопоставляет результат с карточкой. Ведомость CSV/XLSX открывается с предварительным просмотром ошибок, корректные строки добавляются в объект. Затем формируется закупка с привязкой к объекту. После оформления потребность объекта и заказ остаются разными сущностями: изменение плановой позиции не должно переписать оформленный заказ. Проверяется </w:t>
+      </w:r>
+      <w:r>
+        <w:t>также, что второй покупатель не получает объект первого по прямой ссылке.</w:t>
+      </w:r>
+    </w:p>
+    <w:p>
+      <w:r>
+        <w:t>Четвёртый критерий — движение заказа по ролям. Учебная оплата выполняется только для своего заказа в состоянии ожидания. Диспетчер видит созданные поставки и назначает существующего водителя; водитель проходит этапы в установленном порядке. Покупатель видит изменение общего статуса после завершения всех поставок. Для заказа с двумя поставщиками завершение одной не должно скрыть незавершённую вторую. В интерфейсе и докладе каждое действие называется своим именем: «подтверждение демооплаты», «отметка водителя</w:t>
+      </w:r>
+      <w:r>
+        <w:t>», «схема маршрута», если источник действительно учебный.</w:t>
       </w:r>
     </w:p>
     <w:p>
@@ -13004,7 +13158,10 @@
     <w:p>
       <w:r>
         <w:lastRenderedPageBreak/>
-        <w:t>Шестой критерий — доступность управления на основных размерах экрана. При проверке на телефоне пользователь должен без горизонтального перемещения всей страницы найти категорию, открыть предложение и закончить оформление. На планшете и широком экране должны оставаться читаемыми таблицы объекта, поставок и предложений. Управление с клавиатуры проверяется для поиска, переключения темы, кнопок, форм и модальных окон; видимый фокус не должен исчезать на прозрачном фоне. Настройка уменьшенного движения должна исключать мешающие переходы. Этот критерий подтверждается ручным протоколом с размерами экранов и найденными дефектами, а не одним общим утверждением об адаптивности.</w:t>
+        <w:t>Шестой критерий — доступность управления на основных размерах экрана. При проверке на телефоне пользователь должен без горизонтального перемещения всей страницы найти категорию, открыть предложение и закончить оформление. На планшете и широком экране должны оставаться читаемыми таблицы объекта, поставок и предложений. Управление с клавиатуры проверяется для поиска, переключения темы, кнопок, форм и модальных окон; видимый фокус не должен исчезать на прозрачном фоне. Настройка уменьшенного движения должна ис</w:t>
+      </w:r>
+      <w:r>
+        <w:t>ключать мешающие переходы. Этот критерий подтверждается ручным протоколом с размерами экранов и найденными дефектами, а не одним общим утверждением об адаптивности.</w:t>
       </w:r>
     </w:p>
     <w:p>
@@ -13021,7 +13178,7 @@
       <w:pPr>
         <w:pStyle w:val="1"/>
       </w:pPr>
-      <w:bookmarkStart w:id="46" w:name="_Toc241422806"/>
+      <w:bookmarkStart w:id="46" w:name="_Toc241424914"/>
       <w:r>
         <w:lastRenderedPageBreak/>
         <w:t>ЗАКЛЮЧЕНИЕ</w:t>
@@ -13058,7 +13215,7 @@
       <w:pPr>
         <w:pStyle w:val="1"/>
       </w:pPr>
-      <w:bookmarkStart w:id="47" w:name="_Toc241422807"/>
+      <w:bookmarkStart w:id="47" w:name="_Toc241424915"/>
       <w:r>
         <w:lastRenderedPageBreak/>
         <w:t>СПИСОК ИСПОЛЬЗОВАННЫХ ИСТОЧНИКОВ</w:t>
@@ -13268,7 +13425,7 @@
       <w:pPr>
         <w:pStyle w:val="1"/>
       </w:pPr>
-      <w:bookmarkStart w:id="48" w:name="_Toc241422808"/>
+      <w:bookmarkStart w:id="48" w:name="_Toc241424916"/>
       <w:r>
         <w:lastRenderedPageBreak/>
         <w:t>ПРИЛОЖЕНИЕ А СЦЕНАРИЙ КОНТРОЛЬНОЙ ДЕМОНСТРАЦИИ</w:t>
@@ -13277,7 +13434,10 @@
     </w:p>
     <w:p>
       <w:r>
-        <w:t>Перед демонстрацией выполняется чистый запуск по инструкции. Проверяется доступность веб страницы и API, отсутствие неожиданных ошибок миграции, наличие каталога и демонстрационного объекта. На главной странице объясняется разница между обычной покупкой и закупкой для объекта. Затем открывается товар, сравниваются два предложения, одно предложение добавляется в корзину. В форме заказа вводится адрес, показываются стоимость товаров и доставка. После оформления фиксируется идентификатор заказа и изменение остатка.</w:t>
+        <w:t>Перед демонстрацией выполняется чистый запуск по инструкции. Проверяется доступность веб страницы и API, отсутствие неожиданных ошибок миграции, наличие каталога и демонстрационного объекта. На главной странице объясняется разница между обычной покупкой и закупкой для объекта. Затем открывается товар, сравниваются два предложения, одно предложение добавляется в корзину. В форме заказа вводится адрес, показываются стоимость товаров и доставка. После оформления фиксируется идентификатор заказа и изменение ост</w:t>
+      </w:r>
+      <w:r>
+        <w:t>атка.</w:t>
       </w:r>
     </w:p>
     <w:p>
@@ -13299,7 +13459,7 @@
       <w:pPr>
         <w:pStyle w:val="1"/>
       </w:pPr>
-      <w:bookmarkStart w:id="49" w:name="_Toc241422809"/>
+      <w:bookmarkStart w:id="49" w:name="_Toc241424917"/>
       <w:r>
         <w:lastRenderedPageBreak/>
         <w:t>ПРИЛОЖЕНИЕ Б КОНТРОЛЬНЫЕ ДАННЫЕ ДЛЯ РАСЧЁТОВ</w:t>
@@ -13330,7 +13490,7 @@
       <w:pPr>
         <w:pStyle w:val="1"/>
       </w:pPr>
-      <w:bookmarkStart w:id="50" w:name="_Toc241422810"/>
+      <w:bookmarkStart w:id="50" w:name="_Toc241424918"/>
       <w:r>
         <w:lastRenderedPageBreak/>
         <w:t>ПРИЛОЖЕНИЕ В ОПИСАНИЕ ФОРМАТА ВЕДОМОСТИ</w:t>
@@ -13339,7 +13499,7 @@
     </w:p>
     <w:p>
       <w:r>
-        <w:t>Таблица импорта содержит идентификатор товара и количество. Допустима дата этапа в формате ISO. Значение количества — положительное целое число в единицах продажи выбранного товара. Пустые строки пропускаются, заголовок распознаётся как заголовок, ошибочные строки показываются пользователю. Для сверки каждая корректная строка должна содержать идентификатор существующего товара из каталога. Произвольные названия без точного соответствия не импортируются автоматически.</w:t>
+        <w:t>Таблица импорта содержит идентификатор товара и количество. Допустима дата этапа в формате ISO. Значение количества — положительное целое число в единицах продажи выбранного товара. Первая строка считается заголовком и пропускается; пустые строки также пропускаются. Ошибочные строки показываются пользователю. Для сверки каждая корректная строка должна содержать идентификатор существующего товара из каталога. Произвольные названия без точного соответствия не импортируются автоматически.</w:t>
       </w:r>
     </w:p>
     <w:p>
@@ -13376,7 +13536,7 @@
       <w:pPr>
         <w:pStyle w:val="1"/>
       </w:pPr>
-      <w:bookmarkStart w:id="51" w:name="_Toc241422811"/>
+      <w:bookmarkStart w:id="51" w:name="_Toc241424919"/>
       <w:r>
         <w:lastRenderedPageBreak/>
         <w:t>ПРИЛОЖЕНИЕ Г ТАБЛИЦА ИСПЫТАНИЙ</w:t>
@@ -15722,31 +15882,31 @@
       </w:rPr>
     </w:lvl>
   </w:abstractNum>
-  <w:num w:numId="1" w16cid:durableId="1040547662">
+  <w:num w:numId="1" w16cid:durableId="348913776">
     <w:abstractNumId w:val="8"/>
   </w:num>
-  <w:num w:numId="2" w16cid:durableId="1043676772">
+  <w:num w:numId="2" w16cid:durableId="1863588829">
     <w:abstractNumId w:val="6"/>
   </w:num>
-  <w:num w:numId="3" w16cid:durableId="1709793131">
+  <w:num w:numId="3" w16cid:durableId="739328257">
     <w:abstractNumId w:val="5"/>
   </w:num>
-  <w:num w:numId="4" w16cid:durableId="1045059191">
+  <w:num w:numId="4" w16cid:durableId="1469736109">
     <w:abstractNumId w:val="4"/>
   </w:num>
-  <w:num w:numId="5" w16cid:durableId="333459958">
+  <w:num w:numId="5" w16cid:durableId="1137378131">
     <w:abstractNumId w:val="7"/>
   </w:num>
-  <w:num w:numId="6" w16cid:durableId="633944044">
+  <w:num w:numId="6" w16cid:durableId="236597759">
     <w:abstractNumId w:val="3"/>
   </w:num>
-  <w:num w:numId="7" w16cid:durableId="1481144294">
+  <w:num w:numId="7" w16cid:durableId="1311517860">
     <w:abstractNumId w:val="2"/>
   </w:num>
-  <w:num w:numId="8" w16cid:durableId="679694674">
+  <w:num w:numId="8" w16cid:durableId="440540361">
     <w:abstractNumId w:val="1"/>
   </w:num>
-  <w:num w:numId="9" w16cid:durableId="1688100436">
+  <w:num w:numId="9" w16cid:durableId="1579048659">
     <w:abstractNumId w:val="0"/>
   </w:num>
 </w:numbering>
@@ -27169,7 +27329,7 @@
     <w:autoRedefine/>
     <w:uiPriority w:val="39"/>
     <w:unhideWhenUsed/>
-    <w:rsid w:val="00164770"/>
+    <w:rsid w:val="00C96E4F"/>
     <w:pPr>
       <w:spacing w:after="100"/>
     </w:pPr>
@@ -27181,7 +27341,7 @@
     <w:autoRedefine/>
     <w:uiPriority w:val="39"/>
     <w:unhideWhenUsed/>
-    <w:rsid w:val="00164770"/>
+    <w:rsid w:val="00C96E4F"/>
     <w:pPr>
       <w:spacing w:after="100"/>
       <w:ind w:left="280"/>
@@ -27192,7 +27352,7 @@
     <w:basedOn w:val="a2"/>
     <w:uiPriority w:val="99"/>
     <w:unhideWhenUsed/>
-    <w:rsid w:val="00164770"/>
+    <w:rsid w:val="00C96E4F"/>
     <w:rPr>
       <w:color w:val="0000FF" w:themeColor="hyperlink"/>
       <w:u w:val="single"/>

--- a/docs/vkr/Пояснительная_записка_ОбъектМаркет.docx
+++ b/docs/vkr/Пояснительная_записка_ОбъектМаркет.docx
@@ -127,7 +127,7 @@
       <w:pPr>
         <w:pStyle w:val="1"/>
       </w:pPr>
-      <w:bookmarkStart w:id="0" w:name="_Toc241424868"/>
+      <w:bookmarkStart w:id="0" w:name="_Toc241438713"/>
       <w:r>
         <w:lastRenderedPageBreak/>
         <w:t>РЕФЕРАТ</w:t>
@@ -180,37 +180,37 @@
         <w:rPr>
           <w:rFonts w:cs="Times New Roman"/>
           <w:noProof/>
-          <w:sz w:val="21"/>
+          <w:sz w:val="20"/>
         </w:rPr>
       </w:pPr>
       <w:r>
         <w:rPr>
           <w:rFonts w:cs="Times New Roman"/>
-          <w:sz w:val="21"/>
+          <w:sz w:val="20"/>
         </w:rPr>
         <w:fldChar w:fldCharType="begin"/>
       </w:r>
       <w:r>
         <w:rPr>
           <w:rFonts w:cs="Times New Roman"/>
-          <w:sz w:val="21"/>
+          <w:sz w:val="20"/>
         </w:rPr>
         <w:instrText xml:space="preserve"> TOC \o "1-2" \h \z \u </w:instrText>
       </w:r>
       <w:r>
         <w:rPr>
           <w:rFonts w:cs="Times New Roman"/>
-          <w:sz w:val="21"/>
+          <w:sz w:val="20"/>
         </w:rPr>
         <w:fldChar w:fldCharType="separate"/>
       </w:r>
-      <w:hyperlink w:anchor="_Toc241424868" w:history="1">
+      <w:hyperlink w:anchor="_Toc241438713" w:history="1">
         <w:r>
           <w:rPr>
             <w:rStyle w:val="aff8"/>
             <w:rFonts w:cs="Times New Roman"/>
             <w:noProof/>
-            <w:sz w:val="21"/>
+            <w:sz w:val="20"/>
           </w:rPr>
           <w:t>РЕФЕРАТ</w:t>
         </w:r>
@@ -219,7 +219,7 @@
             <w:rFonts w:cs="Times New Roman"/>
             <w:noProof/>
             <w:webHidden/>
-            <w:sz w:val="21"/>
+            <w:sz w:val="20"/>
           </w:rPr>
           <w:tab/>
         </w:r>
@@ -228,7 +228,7 @@
             <w:rFonts w:cs="Times New Roman"/>
             <w:noProof/>
             <w:webHidden/>
-            <w:sz w:val="21"/>
+            <w:sz w:val="20"/>
           </w:rPr>
           <w:fldChar w:fldCharType="begin"/>
         </w:r>
@@ -237,24 +237,24 @@
             <w:rFonts w:cs="Times New Roman"/>
             <w:noProof/>
             <w:webHidden/>
-            <w:sz w:val="21"/>
-          </w:rPr>
-          <w:instrText xml:space="preserve"> PAGEREF _Toc241424868 \h </w:instrText>
-        </w:r>
-        <w:r>
-          <w:rPr>
-            <w:rFonts w:cs="Times New Roman"/>
-            <w:noProof/>
-            <w:webHidden/>
-            <w:sz w:val="21"/>
-          </w:rPr>
-        </w:r>
-        <w:r>
-          <w:rPr>
-            <w:rFonts w:cs="Times New Roman"/>
-            <w:noProof/>
-            <w:webHidden/>
-            <w:sz w:val="21"/>
+            <w:sz w:val="20"/>
+          </w:rPr>
+          <w:instrText xml:space="preserve"> PAGEREF _Toc241438713 \h </w:instrText>
+        </w:r>
+        <w:r>
+          <w:rPr>
+            <w:rFonts w:cs="Times New Roman"/>
+            <w:noProof/>
+            <w:webHidden/>
+            <w:sz w:val="20"/>
+          </w:rPr>
+        </w:r>
+        <w:r>
+          <w:rPr>
+            <w:rFonts w:cs="Times New Roman"/>
+            <w:noProof/>
+            <w:webHidden/>
+            <w:sz w:val="20"/>
           </w:rPr>
           <w:fldChar w:fldCharType="separate"/>
         </w:r>
@@ -263,7 +263,7 @@
             <w:rFonts w:cs="Times New Roman"/>
             <w:noProof/>
             <w:webHidden/>
-            <w:sz w:val="21"/>
+            <w:sz w:val="20"/>
           </w:rPr>
           <w:t>2</w:t>
         </w:r>
@@ -272,7 +272,7 @@
             <w:rFonts w:cs="Times New Roman"/>
             <w:noProof/>
             <w:webHidden/>
-            <w:sz w:val="21"/>
+            <w:sz w:val="20"/>
           </w:rPr>
           <w:fldChar w:fldCharType="end"/>
         </w:r>
@@ -288,16 +288,16 @@
         <w:rPr>
           <w:rFonts w:cs="Times New Roman"/>
           <w:noProof/>
-          <w:sz w:val="21"/>
+          <w:sz w:val="20"/>
         </w:rPr>
       </w:pPr>
-      <w:hyperlink w:anchor="_Toc241424869" w:history="1">
+      <w:hyperlink w:anchor="_Toc241438714" w:history="1">
         <w:r>
           <w:rPr>
             <w:rStyle w:val="aff8"/>
             <w:rFonts w:cs="Times New Roman"/>
             <w:noProof/>
-            <w:sz w:val="21"/>
+            <w:sz w:val="20"/>
           </w:rPr>
           <w:t>ВВЕДЕНИЕ</w:t>
         </w:r>
@@ -306,7 +306,7 @@
             <w:rFonts w:cs="Times New Roman"/>
             <w:noProof/>
             <w:webHidden/>
-            <w:sz w:val="21"/>
+            <w:sz w:val="20"/>
           </w:rPr>
           <w:tab/>
         </w:r>
@@ -315,7 +315,7 @@
             <w:rFonts w:cs="Times New Roman"/>
             <w:noProof/>
             <w:webHidden/>
-            <w:sz w:val="21"/>
+            <w:sz w:val="20"/>
           </w:rPr>
           <w:fldChar w:fldCharType="begin"/>
         </w:r>
@@ -324,24 +324,24 @@
             <w:rFonts w:cs="Times New Roman"/>
             <w:noProof/>
             <w:webHidden/>
-            <w:sz w:val="21"/>
-          </w:rPr>
-          <w:instrText xml:space="preserve"> PAGEREF _Toc241424869 \h </w:instrText>
-        </w:r>
-        <w:r>
-          <w:rPr>
-            <w:rFonts w:cs="Times New Roman"/>
-            <w:noProof/>
-            <w:webHidden/>
-            <w:sz w:val="21"/>
-          </w:rPr>
-        </w:r>
-        <w:r>
-          <w:rPr>
-            <w:rFonts w:cs="Times New Roman"/>
-            <w:noProof/>
-            <w:webHidden/>
-            <w:sz w:val="21"/>
+            <w:sz w:val="20"/>
+          </w:rPr>
+          <w:instrText xml:space="preserve"> PAGEREF _Toc241438714 \h </w:instrText>
+        </w:r>
+        <w:r>
+          <w:rPr>
+            <w:rFonts w:cs="Times New Roman"/>
+            <w:noProof/>
+            <w:webHidden/>
+            <w:sz w:val="20"/>
+          </w:rPr>
+        </w:r>
+        <w:r>
+          <w:rPr>
+            <w:rFonts w:cs="Times New Roman"/>
+            <w:noProof/>
+            <w:webHidden/>
+            <w:sz w:val="20"/>
           </w:rPr>
           <w:fldChar w:fldCharType="separate"/>
         </w:r>
@@ -350,7 +350,7 @@
             <w:rFonts w:cs="Times New Roman"/>
             <w:noProof/>
             <w:webHidden/>
-            <w:sz w:val="21"/>
+            <w:sz w:val="20"/>
           </w:rPr>
           <w:t>4</w:t>
         </w:r>
@@ -359,7 +359,7 @@
             <w:rFonts w:cs="Times New Roman"/>
             <w:noProof/>
             <w:webHidden/>
-            <w:sz w:val="21"/>
+            <w:sz w:val="20"/>
           </w:rPr>
           <w:fldChar w:fldCharType="end"/>
         </w:r>
@@ -375,16 +375,16 @@
         <w:rPr>
           <w:rFonts w:cs="Times New Roman"/>
           <w:noProof/>
-          <w:sz w:val="21"/>
+          <w:sz w:val="20"/>
         </w:rPr>
       </w:pPr>
-      <w:hyperlink w:anchor="_Toc241424870" w:history="1">
+      <w:hyperlink w:anchor="_Toc241438715" w:history="1">
         <w:r>
           <w:rPr>
             <w:rStyle w:val="aff8"/>
             <w:rFonts w:cs="Times New Roman"/>
             <w:noProof/>
-            <w:sz w:val="21"/>
+            <w:sz w:val="20"/>
           </w:rPr>
           <w:t>1 АНАЛИТИЧЕСКАЯ ЧАСТЬ</w:t>
         </w:r>
@@ -393,7 +393,7 @@
             <w:rFonts w:cs="Times New Roman"/>
             <w:noProof/>
             <w:webHidden/>
-            <w:sz w:val="21"/>
+            <w:sz w:val="20"/>
           </w:rPr>
           <w:tab/>
         </w:r>
@@ -402,7 +402,7 @@
             <w:rFonts w:cs="Times New Roman"/>
             <w:noProof/>
             <w:webHidden/>
-            <w:sz w:val="21"/>
+            <w:sz w:val="20"/>
           </w:rPr>
           <w:fldChar w:fldCharType="begin"/>
         </w:r>
@@ -411,24 +411,24 @@
             <w:rFonts w:cs="Times New Roman"/>
             <w:noProof/>
             <w:webHidden/>
-            <w:sz w:val="21"/>
-          </w:rPr>
-          <w:instrText xml:space="preserve"> PAGEREF _Toc241424870 \h </w:instrText>
-        </w:r>
-        <w:r>
-          <w:rPr>
-            <w:rFonts w:cs="Times New Roman"/>
-            <w:noProof/>
-            <w:webHidden/>
-            <w:sz w:val="21"/>
-          </w:rPr>
-        </w:r>
-        <w:r>
-          <w:rPr>
-            <w:rFonts w:cs="Times New Roman"/>
-            <w:noProof/>
-            <w:webHidden/>
-            <w:sz w:val="21"/>
+            <w:sz w:val="20"/>
+          </w:rPr>
+          <w:instrText xml:space="preserve"> PAGEREF _Toc241438715 \h </w:instrText>
+        </w:r>
+        <w:r>
+          <w:rPr>
+            <w:rFonts w:cs="Times New Roman"/>
+            <w:noProof/>
+            <w:webHidden/>
+            <w:sz w:val="20"/>
+          </w:rPr>
+        </w:r>
+        <w:r>
+          <w:rPr>
+            <w:rFonts w:cs="Times New Roman"/>
+            <w:noProof/>
+            <w:webHidden/>
+            <w:sz w:val="20"/>
           </w:rPr>
           <w:fldChar w:fldCharType="separate"/>
         </w:r>
@@ -437,7 +437,7 @@
             <w:rFonts w:cs="Times New Roman"/>
             <w:noProof/>
             <w:webHidden/>
-            <w:sz w:val="21"/>
+            <w:sz w:val="20"/>
           </w:rPr>
           <w:t>6</w:t>
         </w:r>
@@ -446,7 +446,7 @@
             <w:rFonts w:cs="Times New Roman"/>
             <w:noProof/>
             <w:webHidden/>
-            <w:sz w:val="21"/>
+            <w:sz w:val="20"/>
           </w:rPr>
           <w:fldChar w:fldCharType="end"/>
         </w:r>
@@ -462,16 +462,16 @@
         <w:rPr>
           <w:rFonts w:cs="Times New Roman"/>
           <w:noProof/>
-          <w:sz w:val="21"/>
+          <w:sz w:val="20"/>
         </w:rPr>
       </w:pPr>
-      <w:hyperlink w:anchor="_Toc241424871" w:history="1">
+      <w:hyperlink w:anchor="_Toc241438716" w:history="1">
         <w:r>
           <w:rPr>
             <w:rStyle w:val="aff8"/>
             <w:rFonts w:cs="Times New Roman"/>
             <w:noProof/>
-            <w:sz w:val="21"/>
+            <w:sz w:val="20"/>
           </w:rPr>
           <w:t>1.1 Особенности закупки материалов для строительного объекта</w:t>
         </w:r>
@@ -480,7 +480,7 @@
             <w:rFonts w:cs="Times New Roman"/>
             <w:noProof/>
             <w:webHidden/>
-            <w:sz w:val="21"/>
+            <w:sz w:val="20"/>
           </w:rPr>
           <w:tab/>
         </w:r>
@@ -489,7 +489,7 @@
             <w:rFonts w:cs="Times New Roman"/>
             <w:noProof/>
             <w:webHidden/>
-            <w:sz w:val="21"/>
+            <w:sz w:val="20"/>
           </w:rPr>
           <w:fldChar w:fldCharType="begin"/>
         </w:r>
@@ -498,24 +498,24 @@
             <w:rFonts w:cs="Times New Roman"/>
             <w:noProof/>
             <w:webHidden/>
-            <w:sz w:val="21"/>
-          </w:rPr>
-          <w:instrText xml:space="preserve"> PAGEREF _Toc241424871 \h </w:instrText>
-        </w:r>
-        <w:r>
-          <w:rPr>
-            <w:rFonts w:cs="Times New Roman"/>
-            <w:noProof/>
-            <w:webHidden/>
-            <w:sz w:val="21"/>
-          </w:rPr>
-        </w:r>
-        <w:r>
-          <w:rPr>
-            <w:rFonts w:cs="Times New Roman"/>
-            <w:noProof/>
-            <w:webHidden/>
-            <w:sz w:val="21"/>
+            <w:sz w:val="20"/>
+          </w:rPr>
+          <w:instrText xml:space="preserve"> PAGEREF _Toc241438716 \h </w:instrText>
+        </w:r>
+        <w:r>
+          <w:rPr>
+            <w:rFonts w:cs="Times New Roman"/>
+            <w:noProof/>
+            <w:webHidden/>
+            <w:sz w:val="20"/>
+          </w:rPr>
+        </w:r>
+        <w:r>
+          <w:rPr>
+            <w:rFonts w:cs="Times New Roman"/>
+            <w:noProof/>
+            <w:webHidden/>
+            <w:sz w:val="20"/>
           </w:rPr>
           <w:fldChar w:fldCharType="separate"/>
         </w:r>
@@ -524,7 +524,7 @@
             <w:rFonts w:cs="Times New Roman"/>
             <w:noProof/>
             <w:webHidden/>
-            <w:sz w:val="21"/>
+            <w:sz w:val="20"/>
           </w:rPr>
           <w:t>6</w:t>
         </w:r>
@@ -533,7 +533,7 @@
             <w:rFonts w:cs="Times New Roman"/>
             <w:noProof/>
             <w:webHidden/>
-            <w:sz w:val="21"/>
+            <w:sz w:val="20"/>
           </w:rPr>
           <w:fldChar w:fldCharType="end"/>
         </w:r>
@@ -549,16 +549,16 @@
         <w:rPr>
           <w:rFonts w:cs="Times New Roman"/>
           <w:noProof/>
-          <w:sz w:val="21"/>
+          <w:sz w:val="20"/>
         </w:rPr>
       </w:pPr>
-      <w:hyperlink w:anchor="_Toc241424872" w:history="1">
+      <w:hyperlink w:anchor="_Toc241438717" w:history="1">
         <w:r>
           <w:rPr>
             <w:rStyle w:val="aff8"/>
             <w:rFonts w:cs="Times New Roman"/>
             <w:noProof/>
-            <w:sz w:val="21"/>
+            <w:sz w:val="20"/>
           </w:rPr>
           <w:t>1.2 Участники и границы процесса</w:t>
         </w:r>
@@ -567,7 +567,7 @@
             <w:rFonts w:cs="Times New Roman"/>
             <w:noProof/>
             <w:webHidden/>
-            <w:sz w:val="21"/>
+            <w:sz w:val="20"/>
           </w:rPr>
           <w:tab/>
         </w:r>
@@ -576,7 +576,7 @@
             <w:rFonts w:cs="Times New Roman"/>
             <w:noProof/>
             <w:webHidden/>
-            <w:sz w:val="21"/>
+            <w:sz w:val="20"/>
           </w:rPr>
           <w:fldChar w:fldCharType="begin"/>
         </w:r>
@@ -585,24 +585,24 @@
             <w:rFonts w:cs="Times New Roman"/>
             <w:noProof/>
             <w:webHidden/>
-            <w:sz w:val="21"/>
-          </w:rPr>
-          <w:instrText xml:space="preserve"> PAGEREF _Toc241424872 \h </w:instrText>
-        </w:r>
-        <w:r>
-          <w:rPr>
-            <w:rFonts w:cs="Times New Roman"/>
-            <w:noProof/>
-            <w:webHidden/>
-            <w:sz w:val="21"/>
-          </w:rPr>
-        </w:r>
-        <w:r>
-          <w:rPr>
-            <w:rFonts w:cs="Times New Roman"/>
-            <w:noProof/>
-            <w:webHidden/>
-            <w:sz w:val="21"/>
+            <w:sz w:val="20"/>
+          </w:rPr>
+          <w:instrText xml:space="preserve"> PAGEREF _Toc241438717 \h </w:instrText>
+        </w:r>
+        <w:r>
+          <w:rPr>
+            <w:rFonts w:cs="Times New Roman"/>
+            <w:noProof/>
+            <w:webHidden/>
+            <w:sz w:val="20"/>
+          </w:rPr>
+        </w:r>
+        <w:r>
+          <w:rPr>
+            <w:rFonts w:cs="Times New Roman"/>
+            <w:noProof/>
+            <w:webHidden/>
+            <w:sz w:val="20"/>
           </w:rPr>
           <w:fldChar w:fldCharType="separate"/>
         </w:r>
@@ -611,7 +611,7 @@
             <w:rFonts w:cs="Times New Roman"/>
             <w:noProof/>
             <w:webHidden/>
-            <w:sz w:val="21"/>
+            <w:sz w:val="20"/>
           </w:rPr>
           <w:t>7</w:t>
         </w:r>
@@ -620,7 +620,7 @@
             <w:rFonts w:cs="Times New Roman"/>
             <w:noProof/>
             <w:webHidden/>
-            <w:sz w:val="21"/>
+            <w:sz w:val="20"/>
           </w:rPr>
           <w:fldChar w:fldCharType="end"/>
         </w:r>
@@ -636,16 +636,16 @@
         <w:rPr>
           <w:rFonts w:cs="Times New Roman"/>
           <w:noProof/>
-          <w:sz w:val="21"/>
+          <w:sz w:val="20"/>
         </w:rPr>
       </w:pPr>
-      <w:hyperlink w:anchor="_Toc241424873" w:history="1">
+      <w:hyperlink w:anchor="_Toc241438718" w:history="1">
         <w:r>
           <w:rPr>
             <w:rStyle w:val="aff8"/>
             <w:rFonts w:cs="Times New Roman"/>
             <w:noProof/>
-            <w:sz w:val="21"/>
+            <w:sz w:val="20"/>
           </w:rPr>
           <w:t>1.3 Анализ действующих решений</w:t>
         </w:r>
@@ -654,7 +654,7 @@
             <w:rFonts w:cs="Times New Roman"/>
             <w:noProof/>
             <w:webHidden/>
-            <w:sz w:val="21"/>
+            <w:sz w:val="20"/>
           </w:rPr>
           <w:tab/>
         </w:r>
@@ -663,7 +663,7 @@
             <w:rFonts w:cs="Times New Roman"/>
             <w:noProof/>
             <w:webHidden/>
-            <w:sz w:val="21"/>
+            <w:sz w:val="20"/>
           </w:rPr>
           <w:fldChar w:fldCharType="begin"/>
         </w:r>
@@ -672,24 +672,24 @@
             <w:rFonts w:cs="Times New Roman"/>
             <w:noProof/>
             <w:webHidden/>
-            <w:sz w:val="21"/>
-          </w:rPr>
-          <w:instrText xml:space="preserve"> PAGEREF _Toc241424873 \h </w:instrText>
-        </w:r>
-        <w:r>
-          <w:rPr>
-            <w:rFonts w:cs="Times New Roman"/>
-            <w:noProof/>
-            <w:webHidden/>
-            <w:sz w:val="21"/>
-          </w:rPr>
-        </w:r>
-        <w:r>
-          <w:rPr>
-            <w:rFonts w:cs="Times New Roman"/>
-            <w:noProof/>
-            <w:webHidden/>
-            <w:sz w:val="21"/>
+            <w:sz w:val="20"/>
+          </w:rPr>
+          <w:instrText xml:space="preserve"> PAGEREF _Toc241438718 \h </w:instrText>
+        </w:r>
+        <w:r>
+          <w:rPr>
+            <w:rFonts w:cs="Times New Roman"/>
+            <w:noProof/>
+            <w:webHidden/>
+            <w:sz w:val="20"/>
+          </w:rPr>
+        </w:r>
+        <w:r>
+          <w:rPr>
+            <w:rFonts w:cs="Times New Roman"/>
+            <w:noProof/>
+            <w:webHidden/>
+            <w:sz w:val="20"/>
           </w:rPr>
           <w:fldChar w:fldCharType="separate"/>
         </w:r>
@@ -698,7 +698,7 @@
             <w:rFonts w:cs="Times New Roman"/>
             <w:noProof/>
             <w:webHidden/>
-            <w:sz w:val="21"/>
+            <w:sz w:val="20"/>
           </w:rPr>
           <w:t>8</w:t>
         </w:r>
@@ -707,7 +707,7 @@
             <w:rFonts w:cs="Times New Roman"/>
             <w:noProof/>
             <w:webHidden/>
-            <w:sz w:val="21"/>
+            <w:sz w:val="20"/>
           </w:rPr>
           <w:fldChar w:fldCharType="end"/>
         </w:r>
@@ -723,16 +723,16 @@
         <w:rPr>
           <w:rFonts w:cs="Times New Roman"/>
           <w:noProof/>
-          <w:sz w:val="21"/>
+          <w:sz w:val="20"/>
         </w:rPr>
       </w:pPr>
-      <w:hyperlink w:anchor="_Toc241424874" w:history="1">
+      <w:hyperlink w:anchor="_Toc241438719" w:history="1">
         <w:r>
           <w:rPr>
             <w:rStyle w:val="aff8"/>
             <w:rFonts w:cs="Times New Roman"/>
             <w:noProof/>
-            <w:sz w:val="21"/>
+            <w:sz w:val="20"/>
           </w:rPr>
           <w:t>1.4 Постановка задачи</w:t>
         </w:r>
@@ -741,7 +741,7 @@
             <w:rFonts w:cs="Times New Roman"/>
             <w:noProof/>
             <w:webHidden/>
-            <w:sz w:val="21"/>
+            <w:sz w:val="20"/>
           </w:rPr>
           <w:tab/>
         </w:r>
@@ -750,7 +750,7 @@
             <w:rFonts w:cs="Times New Roman"/>
             <w:noProof/>
             <w:webHidden/>
-            <w:sz w:val="21"/>
+            <w:sz w:val="20"/>
           </w:rPr>
           <w:fldChar w:fldCharType="begin"/>
         </w:r>
@@ -759,24 +759,24 @@
             <w:rFonts w:cs="Times New Roman"/>
             <w:noProof/>
             <w:webHidden/>
-            <w:sz w:val="21"/>
-          </w:rPr>
-          <w:instrText xml:space="preserve"> PAGEREF _Toc241424874 \h </w:instrText>
-        </w:r>
-        <w:r>
-          <w:rPr>
-            <w:rFonts w:cs="Times New Roman"/>
-            <w:noProof/>
-            <w:webHidden/>
-            <w:sz w:val="21"/>
-          </w:rPr>
-        </w:r>
-        <w:r>
-          <w:rPr>
-            <w:rFonts w:cs="Times New Roman"/>
-            <w:noProof/>
-            <w:webHidden/>
-            <w:sz w:val="21"/>
+            <w:sz w:val="20"/>
+          </w:rPr>
+          <w:instrText xml:space="preserve"> PAGEREF _Toc241438719 \h </w:instrText>
+        </w:r>
+        <w:r>
+          <w:rPr>
+            <w:rFonts w:cs="Times New Roman"/>
+            <w:noProof/>
+            <w:webHidden/>
+            <w:sz w:val="20"/>
+          </w:rPr>
+        </w:r>
+        <w:r>
+          <w:rPr>
+            <w:rFonts w:cs="Times New Roman"/>
+            <w:noProof/>
+            <w:webHidden/>
+            <w:sz w:val="20"/>
           </w:rPr>
           <w:fldChar w:fldCharType="separate"/>
         </w:r>
@@ -785,7 +785,7 @@
             <w:rFonts w:cs="Times New Roman"/>
             <w:noProof/>
             <w:webHidden/>
-            <w:sz w:val="21"/>
+            <w:sz w:val="20"/>
           </w:rPr>
           <w:t>9</w:t>
         </w:r>
@@ -794,7 +794,7 @@
             <w:rFonts w:cs="Times New Roman"/>
             <w:noProof/>
             <w:webHidden/>
-            <w:sz w:val="21"/>
+            <w:sz w:val="20"/>
           </w:rPr>
           <w:fldChar w:fldCharType="end"/>
         </w:r>
@@ -810,16 +810,16 @@
         <w:rPr>
           <w:rFonts w:cs="Times New Roman"/>
           <w:noProof/>
-          <w:sz w:val="21"/>
+          <w:sz w:val="20"/>
         </w:rPr>
       </w:pPr>
-      <w:hyperlink w:anchor="_Toc241424875" w:history="1">
+      <w:hyperlink w:anchor="_Toc241438720" w:history="1">
         <w:r>
           <w:rPr>
             <w:rStyle w:val="aff8"/>
             <w:rFonts w:cs="Times New Roman"/>
             <w:noProof/>
-            <w:sz w:val="21"/>
+            <w:sz w:val="20"/>
           </w:rPr>
           <w:t>1.5 Функциональные требования</w:t>
         </w:r>
@@ -828,7 +828,7 @@
             <w:rFonts w:cs="Times New Roman"/>
             <w:noProof/>
             <w:webHidden/>
-            <w:sz w:val="21"/>
+            <w:sz w:val="20"/>
           </w:rPr>
           <w:tab/>
         </w:r>
@@ -837,7 +837,7 @@
             <w:rFonts w:cs="Times New Roman"/>
             <w:noProof/>
             <w:webHidden/>
-            <w:sz w:val="21"/>
+            <w:sz w:val="20"/>
           </w:rPr>
           <w:fldChar w:fldCharType="begin"/>
         </w:r>
@@ -846,24 +846,24 @@
             <w:rFonts w:cs="Times New Roman"/>
             <w:noProof/>
             <w:webHidden/>
-            <w:sz w:val="21"/>
-          </w:rPr>
-          <w:instrText xml:space="preserve"> PAGEREF _Toc241424875 \h </w:instrText>
-        </w:r>
-        <w:r>
-          <w:rPr>
-            <w:rFonts w:cs="Times New Roman"/>
-            <w:noProof/>
-            <w:webHidden/>
-            <w:sz w:val="21"/>
-          </w:rPr>
-        </w:r>
-        <w:r>
-          <w:rPr>
-            <w:rFonts w:cs="Times New Roman"/>
-            <w:noProof/>
-            <w:webHidden/>
-            <w:sz w:val="21"/>
+            <w:sz w:val="20"/>
+          </w:rPr>
+          <w:instrText xml:space="preserve"> PAGEREF _Toc241438720 \h </w:instrText>
+        </w:r>
+        <w:r>
+          <w:rPr>
+            <w:rFonts w:cs="Times New Roman"/>
+            <w:noProof/>
+            <w:webHidden/>
+            <w:sz w:val="20"/>
+          </w:rPr>
+        </w:r>
+        <w:r>
+          <w:rPr>
+            <w:rFonts w:cs="Times New Roman"/>
+            <w:noProof/>
+            <w:webHidden/>
+            <w:sz w:val="20"/>
           </w:rPr>
           <w:fldChar w:fldCharType="separate"/>
         </w:r>
@@ -872,7 +872,7 @@
             <w:rFonts w:cs="Times New Roman"/>
             <w:noProof/>
             <w:webHidden/>
-            <w:sz w:val="21"/>
+            <w:sz w:val="20"/>
           </w:rPr>
           <w:t>10</w:t>
         </w:r>
@@ -881,7 +881,7 @@
             <w:rFonts w:cs="Times New Roman"/>
             <w:noProof/>
             <w:webHidden/>
-            <w:sz w:val="21"/>
+            <w:sz w:val="20"/>
           </w:rPr>
           <w:fldChar w:fldCharType="end"/>
         </w:r>
@@ -897,16 +897,16 @@
         <w:rPr>
           <w:rFonts w:cs="Times New Roman"/>
           <w:noProof/>
-          <w:sz w:val="21"/>
+          <w:sz w:val="20"/>
         </w:rPr>
       </w:pPr>
-      <w:hyperlink w:anchor="_Toc241424876" w:history="1">
+      <w:hyperlink w:anchor="_Toc241438721" w:history="1">
         <w:r>
           <w:rPr>
             <w:rStyle w:val="aff8"/>
             <w:rFonts w:cs="Times New Roman"/>
             <w:noProof/>
-            <w:sz w:val="21"/>
+            <w:sz w:val="20"/>
           </w:rPr>
           <w:t>1.6 Нефункциональные требования и ограничения</w:t>
         </w:r>
@@ -915,7 +915,7 @@
             <w:rFonts w:cs="Times New Roman"/>
             <w:noProof/>
             <w:webHidden/>
-            <w:sz w:val="21"/>
+            <w:sz w:val="20"/>
           </w:rPr>
           <w:tab/>
         </w:r>
@@ -924,7 +924,7 @@
             <w:rFonts w:cs="Times New Roman"/>
             <w:noProof/>
             <w:webHidden/>
-            <w:sz w:val="21"/>
+            <w:sz w:val="20"/>
           </w:rPr>
           <w:fldChar w:fldCharType="begin"/>
         </w:r>
@@ -933,24 +933,24 @@
             <w:rFonts w:cs="Times New Roman"/>
             <w:noProof/>
             <w:webHidden/>
-            <w:sz w:val="21"/>
-          </w:rPr>
-          <w:instrText xml:space="preserve"> PAGEREF _Toc241424876 \h </w:instrText>
-        </w:r>
-        <w:r>
-          <w:rPr>
-            <w:rFonts w:cs="Times New Roman"/>
-            <w:noProof/>
-            <w:webHidden/>
-            <w:sz w:val="21"/>
-          </w:rPr>
-        </w:r>
-        <w:r>
-          <w:rPr>
-            <w:rFonts w:cs="Times New Roman"/>
-            <w:noProof/>
-            <w:webHidden/>
-            <w:sz w:val="21"/>
+            <w:sz w:val="20"/>
+          </w:rPr>
+          <w:instrText xml:space="preserve"> PAGEREF _Toc241438721 \h </w:instrText>
+        </w:r>
+        <w:r>
+          <w:rPr>
+            <w:rFonts w:cs="Times New Roman"/>
+            <w:noProof/>
+            <w:webHidden/>
+            <w:sz w:val="20"/>
+          </w:rPr>
+        </w:r>
+        <w:r>
+          <w:rPr>
+            <w:rFonts w:cs="Times New Roman"/>
+            <w:noProof/>
+            <w:webHidden/>
+            <w:sz w:val="20"/>
           </w:rPr>
           <w:fldChar w:fldCharType="separate"/>
         </w:r>
@@ -959,7 +959,7 @@
             <w:rFonts w:cs="Times New Roman"/>
             <w:noProof/>
             <w:webHidden/>
-            <w:sz w:val="21"/>
+            <w:sz w:val="20"/>
           </w:rPr>
           <w:t>11</w:t>
         </w:r>
@@ -968,7 +968,7 @@
             <w:rFonts w:cs="Times New Roman"/>
             <w:noProof/>
             <w:webHidden/>
-            <w:sz w:val="21"/>
+            <w:sz w:val="20"/>
           </w:rPr>
           <w:fldChar w:fldCharType="end"/>
         </w:r>
@@ -984,16 +984,16 @@
         <w:rPr>
           <w:rFonts w:cs="Times New Roman"/>
           <w:noProof/>
-          <w:sz w:val="21"/>
+          <w:sz w:val="20"/>
         </w:rPr>
       </w:pPr>
-      <w:hyperlink w:anchor="_Toc241424877" w:history="1">
+      <w:hyperlink w:anchor="_Toc241438722" w:history="1">
         <w:r>
           <w:rPr>
             <w:rStyle w:val="aff8"/>
             <w:rFonts w:cs="Times New Roman"/>
             <w:noProof/>
-            <w:sz w:val="21"/>
+            <w:sz w:val="20"/>
           </w:rPr>
           <w:t>2 ПРОЕКТИРОВАНИЕ СИСТЕМЫ</w:t>
         </w:r>
@@ -1002,7 +1002,7 @@
             <w:rFonts w:cs="Times New Roman"/>
             <w:noProof/>
             <w:webHidden/>
-            <w:sz w:val="21"/>
+            <w:sz w:val="20"/>
           </w:rPr>
           <w:tab/>
         </w:r>
@@ -1011,7 +1011,7 @@
             <w:rFonts w:cs="Times New Roman"/>
             <w:noProof/>
             <w:webHidden/>
-            <w:sz w:val="21"/>
+            <w:sz w:val="20"/>
           </w:rPr>
           <w:fldChar w:fldCharType="begin"/>
         </w:r>
@@ -1020,24 +1020,24 @@
             <w:rFonts w:cs="Times New Roman"/>
             <w:noProof/>
             <w:webHidden/>
-            <w:sz w:val="21"/>
-          </w:rPr>
-          <w:instrText xml:space="preserve"> PAGEREF _Toc241424877 \h </w:instrText>
-        </w:r>
-        <w:r>
-          <w:rPr>
-            <w:rFonts w:cs="Times New Roman"/>
-            <w:noProof/>
-            <w:webHidden/>
-            <w:sz w:val="21"/>
-          </w:rPr>
-        </w:r>
-        <w:r>
-          <w:rPr>
-            <w:rFonts w:cs="Times New Roman"/>
-            <w:noProof/>
-            <w:webHidden/>
-            <w:sz w:val="21"/>
+            <w:sz w:val="20"/>
+          </w:rPr>
+          <w:instrText xml:space="preserve"> PAGEREF _Toc241438722 \h </w:instrText>
+        </w:r>
+        <w:r>
+          <w:rPr>
+            <w:rFonts w:cs="Times New Roman"/>
+            <w:noProof/>
+            <w:webHidden/>
+            <w:sz w:val="20"/>
+          </w:rPr>
+        </w:r>
+        <w:r>
+          <w:rPr>
+            <w:rFonts w:cs="Times New Roman"/>
+            <w:noProof/>
+            <w:webHidden/>
+            <w:sz w:val="20"/>
           </w:rPr>
           <w:fldChar w:fldCharType="separate"/>
         </w:r>
@@ -1046,7 +1046,7 @@
             <w:rFonts w:cs="Times New Roman"/>
             <w:noProof/>
             <w:webHidden/>
-            <w:sz w:val="21"/>
+            <w:sz w:val="20"/>
           </w:rPr>
           <w:t>12</w:t>
         </w:r>
@@ -1055,7 +1055,7 @@
             <w:rFonts w:cs="Times New Roman"/>
             <w:noProof/>
             <w:webHidden/>
-            <w:sz w:val="21"/>
+            <w:sz w:val="20"/>
           </w:rPr>
           <w:fldChar w:fldCharType="end"/>
         </w:r>
@@ -1071,16 +1071,16 @@
         <w:rPr>
           <w:rFonts w:cs="Times New Roman"/>
           <w:noProof/>
-          <w:sz w:val="21"/>
+          <w:sz w:val="20"/>
         </w:rPr>
       </w:pPr>
-      <w:hyperlink w:anchor="_Toc241424878" w:history="1">
+      <w:hyperlink w:anchor="_Toc241438723" w:history="1">
         <w:r>
           <w:rPr>
             <w:rStyle w:val="aff8"/>
             <w:rFonts w:cs="Times New Roman"/>
             <w:noProof/>
-            <w:sz w:val="21"/>
+            <w:sz w:val="20"/>
           </w:rPr>
           <w:t>2.1 Сценарии использования</w:t>
         </w:r>
@@ -1089,7 +1089,7 @@
             <w:rFonts w:cs="Times New Roman"/>
             <w:noProof/>
             <w:webHidden/>
-            <w:sz w:val="21"/>
+            <w:sz w:val="20"/>
           </w:rPr>
           <w:tab/>
         </w:r>
@@ -1098,7 +1098,7 @@
             <w:rFonts w:cs="Times New Roman"/>
             <w:noProof/>
             <w:webHidden/>
-            <w:sz w:val="21"/>
+            <w:sz w:val="20"/>
           </w:rPr>
           <w:fldChar w:fldCharType="begin"/>
         </w:r>
@@ -1107,24 +1107,24 @@
             <w:rFonts w:cs="Times New Roman"/>
             <w:noProof/>
             <w:webHidden/>
-            <w:sz w:val="21"/>
-          </w:rPr>
-          <w:instrText xml:space="preserve"> PAGEREF _Toc241424878 \h </w:instrText>
-        </w:r>
-        <w:r>
-          <w:rPr>
-            <w:rFonts w:cs="Times New Roman"/>
-            <w:noProof/>
-            <w:webHidden/>
-            <w:sz w:val="21"/>
-          </w:rPr>
-        </w:r>
-        <w:r>
-          <w:rPr>
-            <w:rFonts w:cs="Times New Roman"/>
-            <w:noProof/>
-            <w:webHidden/>
-            <w:sz w:val="21"/>
+            <w:sz w:val="20"/>
+          </w:rPr>
+          <w:instrText xml:space="preserve"> PAGEREF _Toc241438723 \h </w:instrText>
+        </w:r>
+        <w:r>
+          <w:rPr>
+            <w:rFonts w:cs="Times New Roman"/>
+            <w:noProof/>
+            <w:webHidden/>
+            <w:sz w:val="20"/>
+          </w:rPr>
+        </w:r>
+        <w:r>
+          <w:rPr>
+            <w:rFonts w:cs="Times New Roman"/>
+            <w:noProof/>
+            <w:webHidden/>
+            <w:sz w:val="20"/>
           </w:rPr>
           <w:fldChar w:fldCharType="separate"/>
         </w:r>
@@ -1133,7 +1133,7 @@
             <w:rFonts w:cs="Times New Roman"/>
             <w:noProof/>
             <w:webHidden/>
-            <w:sz w:val="21"/>
+            <w:sz w:val="20"/>
           </w:rPr>
           <w:t>12</w:t>
         </w:r>
@@ -1142,7 +1142,7 @@
             <w:rFonts w:cs="Times New Roman"/>
             <w:noProof/>
             <w:webHidden/>
-            <w:sz w:val="21"/>
+            <w:sz w:val="20"/>
           </w:rPr>
           <w:fldChar w:fldCharType="end"/>
         </w:r>
@@ -1158,16 +1158,16 @@
         <w:rPr>
           <w:rFonts w:cs="Times New Roman"/>
           <w:noProof/>
-          <w:sz w:val="21"/>
+          <w:sz w:val="20"/>
         </w:rPr>
       </w:pPr>
-      <w:hyperlink w:anchor="_Toc241424879" w:history="1">
+      <w:hyperlink w:anchor="_Toc241438724" w:history="1">
         <w:r>
           <w:rPr>
             <w:rStyle w:val="aff8"/>
             <w:rFonts w:cs="Times New Roman"/>
             <w:noProof/>
-            <w:sz w:val="21"/>
+            <w:sz w:val="20"/>
           </w:rPr>
           <w:t>2.2 Архитектура приложения</w:t>
         </w:r>
@@ -1176,7 +1176,7 @@
             <w:rFonts w:cs="Times New Roman"/>
             <w:noProof/>
             <w:webHidden/>
-            <w:sz w:val="21"/>
+            <w:sz w:val="20"/>
           </w:rPr>
           <w:tab/>
         </w:r>
@@ -1185,7 +1185,7 @@
             <w:rFonts w:cs="Times New Roman"/>
             <w:noProof/>
             <w:webHidden/>
-            <w:sz w:val="21"/>
+            <w:sz w:val="20"/>
           </w:rPr>
           <w:fldChar w:fldCharType="begin"/>
         </w:r>
@@ -1194,24 +1194,24 @@
             <w:rFonts w:cs="Times New Roman"/>
             <w:noProof/>
             <w:webHidden/>
-            <w:sz w:val="21"/>
-          </w:rPr>
-          <w:instrText xml:space="preserve"> PAGEREF _Toc241424879 \h </w:instrText>
-        </w:r>
-        <w:r>
-          <w:rPr>
-            <w:rFonts w:cs="Times New Roman"/>
-            <w:noProof/>
-            <w:webHidden/>
-            <w:sz w:val="21"/>
-          </w:rPr>
-        </w:r>
-        <w:r>
-          <w:rPr>
-            <w:rFonts w:cs="Times New Roman"/>
-            <w:noProof/>
-            <w:webHidden/>
-            <w:sz w:val="21"/>
+            <w:sz w:val="20"/>
+          </w:rPr>
+          <w:instrText xml:space="preserve"> PAGEREF _Toc241438724 \h </w:instrText>
+        </w:r>
+        <w:r>
+          <w:rPr>
+            <w:rFonts w:cs="Times New Roman"/>
+            <w:noProof/>
+            <w:webHidden/>
+            <w:sz w:val="20"/>
+          </w:rPr>
+        </w:r>
+        <w:r>
+          <w:rPr>
+            <w:rFonts w:cs="Times New Roman"/>
+            <w:noProof/>
+            <w:webHidden/>
+            <w:sz w:val="20"/>
           </w:rPr>
           <w:fldChar w:fldCharType="separate"/>
         </w:r>
@@ -1220,7 +1220,7 @@
             <w:rFonts w:cs="Times New Roman"/>
             <w:noProof/>
             <w:webHidden/>
-            <w:sz w:val="21"/>
+            <w:sz w:val="20"/>
           </w:rPr>
           <w:t>13</w:t>
         </w:r>
@@ -1229,7 +1229,7 @@
             <w:rFonts w:cs="Times New Roman"/>
             <w:noProof/>
             <w:webHidden/>
-            <w:sz w:val="21"/>
+            <w:sz w:val="20"/>
           </w:rPr>
           <w:fldChar w:fldCharType="end"/>
         </w:r>
@@ -1245,16 +1245,16 @@
         <w:rPr>
           <w:rFonts w:cs="Times New Roman"/>
           <w:noProof/>
-          <w:sz w:val="21"/>
+          <w:sz w:val="20"/>
         </w:rPr>
       </w:pPr>
-      <w:hyperlink w:anchor="_Toc241424880" w:history="1">
+      <w:hyperlink w:anchor="_Toc241438725" w:history="1">
         <w:r>
           <w:rPr>
             <w:rStyle w:val="aff8"/>
             <w:rFonts w:cs="Times New Roman"/>
             <w:noProof/>
-            <w:sz w:val="21"/>
+            <w:sz w:val="20"/>
           </w:rPr>
           <w:t>2.3 Модель предметных данных</w:t>
         </w:r>
@@ -1263,7 +1263,7 @@
             <w:rFonts w:cs="Times New Roman"/>
             <w:noProof/>
             <w:webHidden/>
-            <w:sz w:val="21"/>
+            <w:sz w:val="20"/>
           </w:rPr>
           <w:tab/>
         </w:r>
@@ -1272,7 +1272,7 @@
             <w:rFonts w:cs="Times New Roman"/>
             <w:noProof/>
             <w:webHidden/>
-            <w:sz w:val="21"/>
+            <w:sz w:val="20"/>
           </w:rPr>
           <w:fldChar w:fldCharType="begin"/>
         </w:r>
@@ -1281,24 +1281,24 @@
             <w:rFonts w:cs="Times New Roman"/>
             <w:noProof/>
             <w:webHidden/>
-            <w:sz w:val="21"/>
-          </w:rPr>
-          <w:instrText xml:space="preserve"> PAGEREF _Toc241424880 \h </w:instrText>
-        </w:r>
-        <w:r>
-          <w:rPr>
-            <w:rFonts w:cs="Times New Roman"/>
-            <w:noProof/>
-            <w:webHidden/>
-            <w:sz w:val="21"/>
-          </w:rPr>
-        </w:r>
-        <w:r>
-          <w:rPr>
-            <w:rFonts w:cs="Times New Roman"/>
-            <w:noProof/>
-            <w:webHidden/>
-            <w:sz w:val="21"/>
+            <w:sz w:val="20"/>
+          </w:rPr>
+          <w:instrText xml:space="preserve"> PAGEREF _Toc241438725 \h </w:instrText>
+        </w:r>
+        <w:r>
+          <w:rPr>
+            <w:rFonts w:cs="Times New Roman"/>
+            <w:noProof/>
+            <w:webHidden/>
+            <w:sz w:val="20"/>
+          </w:rPr>
+        </w:r>
+        <w:r>
+          <w:rPr>
+            <w:rFonts w:cs="Times New Roman"/>
+            <w:noProof/>
+            <w:webHidden/>
+            <w:sz w:val="20"/>
           </w:rPr>
           <w:fldChar w:fldCharType="separate"/>
         </w:r>
@@ -1307,7 +1307,7 @@
             <w:rFonts w:cs="Times New Roman"/>
             <w:noProof/>
             <w:webHidden/>
-            <w:sz w:val="21"/>
+            <w:sz w:val="20"/>
           </w:rPr>
           <w:t>14</w:t>
         </w:r>
@@ -1316,7 +1316,7 @@
             <w:rFonts w:cs="Times New Roman"/>
             <w:noProof/>
             <w:webHidden/>
-            <w:sz w:val="21"/>
+            <w:sz w:val="20"/>
           </w:rPr>
           <w:fldChar w:fldCharType="end"/>
         </w:r>
@@ -1332,16 +1332,16 @@
         <w:rPr>
           <w:rFonts w:cs="Times New Roman"/>
           <w:noProof/>
-          <w:sz w:val="21"/>
+          <w:sz w:val="20"/>
         </w:rPr>
       </w:pPr>
-      <w:hyperlink w:anchor="_Toc241424881" w:history="1">
+      <w:hyperlink w:anchor="_Toc241438726" w:history="1">
         <w:r>
           <w:rPr>
             <w:rStyle w:val="aff8"/>
             <w:rFonts w:cs="Times New Roman"/>
             <w:noProof/>
-            <w:sz w:val="21"/>
+            <w:sz w:val="20"/>
           </w:rPr>
           <w:t>2.4 Правила расчёта материалов</w:t>
         </w:r>
@@ -1350,7 +1350,7 @@
             <w:rFonts w:cs="Times New Roman"/>
             <w:noProof/>
             <w:webHidden/>
-            <w:sz w:val="21"/>
+            <w:sz w:val="20"/>
           </w:rPr>
           <w:tab/>
         </w:r>
@@ -1359,7 +1359,7 @@
             <w:rFonts w:cs="Times New Roman"/>
             <w:noProof/>
             <w:webHidden/>
-            <w:sz w:val="21"/>
+            <w:sz w:val="20"/>
           </w:rPr>
           <w:fldChar w:fldCharType="begin"/>
         </w:r>
@@ -1368,24 +1368,24 @@
             <w:rFonts w:cs="Times New Roman"/>
             <w:noProof/>
             <w:webHidden/>
-            <w:sz w:val="21"/>
-          </w:rPr>
-          <w:instrText xml:space="preserve"> PAGEREF _Toc241424881 \h </w:instrText>
-        </w:r>
-        <w:r>
-          <w:rPr>
-            <w:rFonts w:cs="Times New Roman"/>
-            <w:noProof/>
-            <w:webHidden/>
-            <w:sz w:val="21"/>
-          </w:rPr>
-        </w:r>
-        <w:r>
-          <w:rPr>
-            <w:rFonts w:cs="Times New Roman"/>
-            <w:noProof/>
-            <w:webHidden/>
-            <w:sz w:val="21"/>
+            <w:sz w:val="20"/>
+          </w:rPr>
+          <w:instrText xml:space="preserve"> PAGEREF _Toc241438726 \h </w:instrText>
+        </w:r>
+        <w:r>
+          <w:rPr>
+            <w:rFonts w:cs="Times New Roman"/>
+            <w:noProof/>
+            <w:webHidden/>
+            <w:sz w:val="20"/>
+          </w:rPr>
+        </w:r>
+        <w:r>
+          <w:rPr>
+            <w:rFonts w:cs="Times New Roman"/>
+            <w:noProof/>
+            <w:webHidden/>
+            <w:sz w:val="20"/>
           </w:rPr>
           <w:fldChar w:fldCharType="separate"/>
         </w:r>
@@ -1394,7 +1394,7 @@
             <w:rFonts w:cs="Times New Roman"/>
             <w:noProof/>
             <w:webHidden/>
-            <w:sz w:val="21"/>
+            <w:sz w:val="20"/>
           </w:rPr>
           <w:t>16</w:t>
         </w:r>
@@ -1403,7 +1403,7 @@
             <w:rFonts w:cs="Times New Roman"/>
             <w:noProof/>
             <w:webHidden/>
-            <w:sz w:val="21"/>
+            <w:sz w:val="20"/>
           </w:rPr>
           <w:fldChar w:fldCharType="end"/>
         </w:r>
@@ -1419,16 +1419,16 @@
         <w:rPr>
           <w:rFonts w:cs="Times New Roman"/>
           <w:noProof/>
-          <w:sz w:val="21"/>
+          <w:sz w:val="20"/>
         </w:rPr>
       </w:pPr>
-      <w:hyperlink w:anchor="_Toc241424882" w:history="1">
+      <w:hyperlink w:anchor="_Toc241438727" w:history="1">
         <w:r>
           <w:rPr>
             <w:rStyle w:val="aff8"/>
             <w:rFonts w:cs="Times New Roman"/>
             <w:noProof/>
-            <w:sz w:val="21"/>
+            <w:sz w:val="20"/>
           </w:rPr>
           <w:t>2.5 Предварительный расчёт и выбор предложения</w:t>
         </w:r>
@@ -1437,7 +1437,7 @@
             <w:rFonts w:cs="Times New Roman"/>
             <w:noProof/>
             <w:webHidden/>
-            <w:sz w:val="21"/>
+            <w:sz w:val="20"/>
           </w:rPr>
           <w:tab/>
         </w:r>
@@ -1446,7 +1446,7 @@
             <w:rFonts w:cs="Times New Roman"/>
             <w:noProof/>
             <w:webHidden/>
-            <w:sz w:val="21"/>
+            <w:sz w:val="20"/>
           </w:rPr>
           <w:fldChar w:fldCharType="begin"/>
         </w:r>
@@ -1455,24 +1455,24 @@
             <w:rFonts w:cs="Times New Roman"/>
             <w:noProof/>
             <w:webHidden/>
-            <w:sz w:val="21"/>
-          </w:rPr>
-          <w:instrText xml:space="preserve"> PAGEREF _Toc241424882 \h </w:instrText>
-        </w:r>
-        <w:r>
-          <w:rPr>
-            <w:rFonts w:cs="Times New Roman"/>
-            <w:noProof/>
-            <w:webHidden/>
-            <w:sz w:val="21"/>
-          </w:rPr>
-        </w:r>
-        <w:r>
-          <w:rPr>
-            <w:rFonts w:cs="Times New Roman"/>
-            <w:noProof/>
-            <w:webHidden/>
-            <w:sz w:val="21"/>
+            <w:sz w:val="20"/>
+          </w:rPr>
+          <w:instrText xml:space="preserve"> PAGEREF _Toc241438727 \h </w:instrText>
+        </w:r>
+        <w:r>
+          <w:rPr>
+            <w:rFonts w:cs="Times New Roman"/>
+            <w:noProof/>
+            <w:webHidden/>
+            <w:sz w:val="20"/>
+          </w:rPr>
+        </w:r>
+        <w:r>
+          <w:rPr>
+            <w:rFonts w:cs="Times New Roman"/>
+            <w:noProof/>
+            <w:webHidden/>
+            <w:sz w:val="20"/>
           </w:rPr>
           <w:fldChar w:fldCharType="separate"/>
         </w:r>
@@ -1481,7 +1481,7 @@
             <w:rFonts w:cs="Times New Roman"/>
             <w:noProof/>
             <w:webHidden/>
-            <w:sz w:val="21"/>
+            <w:sz w:val="20"/>
           </w:rPr>
           <w:t>17</w:t>
         </w:r>
@@ -1490,7 +1490,7 @@
             <w:rFonts w:cs="Times New Roman"/>
             <w:noProof/>
             <w:webHidden/>
-            <w:sz w:val="21"/>
+            <w:sz w:val="20"/>
           </w:rPr>
           <w:fldChar w:fldCharType="end"/>
         </w:r>
@@ -1506,16 +1506,16 @@
         <w:rPr>
           <w:rFonts w:cs="Times New Roman"/>
           <w:noProof/>
-          <w:sz w:val="21"/>
+          <w:sz w:val="20"/>
         </w:rPr>
       </w:pPr>
-      <w:hyperlink w:anchor="_Toc241424883" w:history="1">
+      <w:hyperlink w:anchor="_Toc241438728" w:history="1">
         <w:r>
           <w:rPr>
             <w:rStyle w:val="aff8"/>
             <w:rFonts w:cs="Times New Roman"/>
             <w:noProof/>
-            <w:sz w:val="21"/>
+            <w:sz w:val="20"/>
           </w:rPr>
           <w:t>2.6 Оформление и согласованность состояния</w:t>
         </w:r>
@@ -1524,7 +1524,7 @@
             <w:rFonts w:cs="Times New Roman"/>
             <w:noProof/>
             <w:webHidden/>
-            <w:sz w:val="21"/>
+            <w:sz w:val="20"/>
           </w:rPr>
           <w:tab/>
         </w:r>
@@ -1533,7 +1533,7 @@
             <w:rFonts w:cs="Times New Roman"/>
             <w:noProof/>
             <w:webHidden/>
-            <w:sz w:val="21"/>
+            <w:sz w:val="20"/>
           </w:rPr>
           <w:fldChar w:fldCharType="begin"/>
         </w:r>
@@ -1542,24 +1542,24 @@
             <w:rFonts w:cs="Times New Roman"/>
             <w:noProof/>
             <w:webHidden/>
-            <w:sz w:val="21"/>
-          </w:rPr>
-          <w:instrText xml:space="preserve"> PAGEREF _Toc241424883 \h </w:instrText>
-        </w:r>
-        <w:r>
-          <w:rPr>
-            <w:rFonts w:cs="Times New Roman"/>
-            <w:noProof/>
-            <w:webHidden/>
-            <w:sz w:val="21"/>
-          </w:rPr>
-        </w:r>
-        <w:r>
-          <w:rPr>
-            <w:rFonts w:cs="Times New Roman"/>
-            <w:noProof/>
-            <w:webHidden/>
-            <w:sz w:val="21"/>
+            <w:sz w:val="20"/>
+          </w:rPr>
+          <w:instrText xml:space="preserve"> PAGEREF _Toc241438728 \h </w:instrText>
+        </w:r>
+        <w:r>
+          <w:rPr>
+            <w:rFonts w:cs="Times New Roman"/>
+            <w:noProof/>
+            <w:webHidden/>
+            <w:sz w:val="20"/>
+          </w:rPr>
+        </w:r>
+        <w:r>
+          <w:rPr>
+            <w:rFonts w:cs="Times New Roman"/>
+            <w:noProof/>
+            <w:webHidden/>
+            <w:sz w:val="20"/>
           </w:rPr>
           <w:fldChar w:fldCharType="separate"/>
         </w:r>
@@ -1568,7 +1568,7 @@
             <w:rFonts w:cs="Times New Roman"/>
             <w:noProof/>
             <w:webHidden/>
-            <w:sz w:val="21"/>
+            <w:sz w:val="20"/>
           </w:rPr>
           <w:t>18</w:t>
         </w:r>
@@ -1577,7 +1577,7 @@
             <w:rFonts w:cs="Times New Roman"/>
             <w:noProof/>
             <w:webHidden/>
-            <w:sz w:val="21"/>
+            <w:sz w:val="20"/>
           </w:rPr>
           <w:fldChar w:fldCharType="end"/>
         </w:r>
@@ -1593,16 +1593,16 @@
         <w:rPr>
           <w:rFonts w:cs="Times New Roman"/>
           <w:noProof/>
-          <w:sz w:val="21"/>
+          <w:sz w:val="20"/>
         </w:rPr>
       </w:pPr>
-      <w:hyperlink w:anchor="_Toc241424884" w:history="1">
+      <w:hyperlink w:anchor="_Toc241438729" w:history="1">
         <w:r>
           <w:rPr>
             <w:rStyle w:val="aff8"/>
             <w:rFonts w:cs="Times New Roman"/>
             <w:noProof/>
-            <w:sz w:val="21"/>
+            <w:sz w:val="20"/>
           </w:rPr>
           <w:t>2.7 Контракт API</w:t>
         </w:r>
@@ -1611,7 +1611,7 @@
             <w:rFonts w:cs="Times New Roman"/>
             <w:noProof/>
             <w:webHidden/>
-            <w:sz w:val="21"/>
+            <w:sz w:val="20"/>
           </w:rPr>
           <w:tab/>
         </w:r>
@@ -1620,7 +1620,7 @@
             <w:rFonts w:cs="Times New Roman"/>
             <w:noProof/>
             <w:webHidden/>
-            <w:sz w:val="21"/>
+            <w:sz w:val="20"/>
           </w:rPr>
           <w:fldChar w:fldCharType="begin"/>
         </w:r>
@@ -1629,24 +1629,24 @@
             <w:rFonts w:cs="Times New Roman"/>
             <w:noProof/>
             <w:webHidden/>
-            <w:sz w:val="21"/>
-          </w:rPr>
-          <w:instrText xml:space="preserve"> PAGEREF _Toc241424884 \h </w:instrText>
-        </w:r>
-        <w:r>
-          <w:rPr>
-            <w:rFonts w:cs="Times New Roman"/>
-            <w:noProof/>
-            <w:webHidden/>
-            <w:sz w:val="21"/>
-          </w:rPr>
-        </w:r>
-        <w:r>
-          <w:rPr>
-            <w:rFonts w:cs="Times New Roman"/>
-            <w:noProof/>
-            <w:webHidden/>
-            <w:sz w:val="21"/>
+            <w:sz w:val="20"/>
+          </w:rPr>
+          <w:instrText xml:space="preserve"> PAGEREF _Toc241438729 \h </w:instrText>
+        </w:r>
+        <w:r>
+          <w:rPr>
+            <w:rFonts w:cs="Times New Roman"/>
+            <w:noProof/>
+            <w:webHidden/>
+            <w:sz w:val="20"/>
+          </w:rPr>
+        </w:r>
+        <w:r>
+          <w:rPr>
+            <w:rFonts w:cs="Times New Roman"/>
+            <w:noProof/>
+            <w:webHidden/>
+            <w:sz w:val="20"/>
           </w:rPr>
           <w:fldChar w:fldCharType="separate"/>
         </w:r>
@@ -1655,7 +1655,7 @@
             <w:rFonts w:cs="Times New Roman"/>
             <w:noProof/>
             <w:webHidden/>
-            <w:sz w:val="21"/>
+            <w:sz w:val="20"/>
           </w:rPr>
           <w:t>19</w:t>
         </w:r>
@@ -1664,7 +1664,7 @@
             <w:rFonts w:cs="Times New Roman"/>
             <w:noProof/>
             <w:webHidden/>
-            <w:sz w:val="21"/>
+            <w:sz w:val="20"/>
           </w:rPr>
           <w:fldChar w:fldCharType="end"/>
         </w:r>
@@ -1680,16 +1680,16 @@
         <w:rPr>
           <w:rFonts w:cs="Times New Roman"/>
           <w:noProof/>
-          <w:sz w:val="21"/>
+          <w:sz w:val="20"/>
         </w:rPr>
       </w:pPr>
-      <w:hyperlink w:anchor="_Toc241424885" w:history="1">
+      <w:hyperlink w:anchor="_Toc241438730" w:history="1">
         <w:r>
           <w:rPr>
             <w:rStyle w:val="aff8"/>
             <w:rFonts w:cs="Times New Roman"/>
             <w:noProof/>
-            <w:sz w:val="21"/>
+            <w:sz w:val="20"/>
           </w:rPr>
           <w:t>2.8 Интеграции и автономная демонстрация</w:t>
         </w:r>
@@ -1698,7 +1698,7 @@
             <w:rFonts w:cs="Times New Roman"/>
             <w:noProof/>
             <w:webHidden/>
-            <w:sz w:val="21"/>
+            <w:sz w:val="20"/>
           </w:rPr>
           <w:tab/>
         </w:r>
@@ -1707,7 +1707,7 @@
             <w:rFonts w:cs="Times New Roman"/>
             <w:noProof/>
             <w:webHidden/>
-            <w:sz w:val="21"/>
+            <w:sz w:val="20"/>
           </w:rPr>
           <w:fldChar w:fldCharType="begin"/>
         </w:r>
@@ -1716,24 +1716,24 @@
             <w:rFonts w:cs="Times New Roman"/>
             <w:noProof/>
             <w:webHidden/>
-            <w:sz w:val="21"/>
-          </w:rPr>
-          <w:instrText xml:space="preserve"> PAGEREF _Toc241424885 \h </w:instrText>
-        </w:r>
-        <w:r>
-          <w:rPr>
-            <w:rFonts w:cs="Times New Roman"/>
-            <w:noProof/>
-            <w:webHidden/>
-            <w:sz w:val="21"/>
-          </w:rPr>
-        </w:r>
-        <w:r>
-          <w:rPr>
-            <w:rFonts w:cs="Times New Roman"/>
-            <w:noProof/>
-            <w:webHidden/>
-            <w:sz w:val="21"/>
+            <w:sz w:val="20"/>
+          </w:rPr>
+          <w:instrText xml:space="preserve"> PAGEREF _Toc241438730 \h </w:instrText>
+        </w:r>
+        <w:r>
+          <w:rPr>
+            <w:rFonts w:cs="Times New Roman"/>
+            <w:noProof/>
+            <w:webHidden/>
+            <w:sz w:val="20"/>
+          </w:rPr>
+        </w:r>
+        <w:r>
+          <w:rPr>
+            <w:rFonts w:cs="Times New Roman"/>
+            <w:noProof/>
+            <w:webHidden/>
+            <w:sz w:val="20"/>
           </w:rPr>
           <w:fldChar w:fldCharType="separate"/>
         </w:r>
@@ -1742,7 +1742,7 @@
             <w:rFonts w:cs="Times New Roman"/>
             <w:noProof/>
             <w:webHidden/>
-            <w:sz w:val="21"/>
+            <w:sz w:val="20"/>
           </w:rPr>
           <w:t>20</w:t>
         </w:r>
@@ -1751,7 +1751,7 @@
             <w:rFonts w:cs="Times New Roman"/>
             <w:noProof/>
             <w:webHidden/>
-            <w:sz w:val="21"/>
+            <w:sz w:val="20"/>
           </w:rPr>
           <w:fldChar w:fldCharType="end"/>
         </w:r>
@@ -1767,16 +1767,16 @@
         <w:rPr>
           <w:rFonts w:cs="Times New Roman"/>
           <w:noProof/>
-          <w:sz w:val="21"/>
+          <w:sz w:val="20"/>
         </w:rPr>
       </w:pPr>
-      <w:hyperlink w:anchor="_Toc241424886" w:history="1">
+      <w:hyperlink w:anchor="_Toc241438731" w:history="1">
         <w:r>
           <w:rPr>
             <w:rStyle w:val="aff8"/>
             <w:rFonts w:cs="Times New Roman"/>
             <w:noProof/>
-            <w:sz w:val="21"/>
+            <w:sz w:val="20"/>
           </w:rPr>
           <w:t>2.9 Проектирование интерфейса</w:t>
         </w:r>
@@ -1785,7 +1785,7 @@
             <w:rFonts w:cs="Times New Roman"/>
             <w:noProof/>
             <w:webHidden/>
-            <w:sz w:val="21"/>
+            <w:sz w:val="20"/>
           </w:rPr>
           <w:tab/>
         </w:r>
@@ -1794,7 +1794,7 @@
             <w:rFonts w:cs="Times New Roman"/>
             <w:noProof/>
             <w:webHidden/>
-            <w:sz w:val="21"/>
+            <w:sz w:val="20"/>
           </w:rPr>
           <w:fldChar w:fldCharType="begin"/>
         </w:r>
@@ -1803,24 +1803,24 @@
             <w:rFonts w:cs="Times New Roman"/>
             <w:noProof/>
             <w:webHidden/>
-            <w:sz w:val="21"/>
-          </w:rPr>
-          <w:instrText xml:space="preserve"> PAGEREF _Toc241424886 \h </w:instrText>
-        </w:r>
-        <w:r>
-          <w:rPr>
-            <w:rFonts w:cs="Times New Roman"/>
-            <w:noProof/>
-            <w:webHidden/>
-            <w:sz w:val="21"/>
-          </w:rPr>
-        </w:r>
-        <w:r>
-          <w:rPr>
-            <w:rFonts w:cs="Times New Roman"/>
-            <w:noProof/>
-            <w:webHidden/>
-            <w:sz w:val="21"/>
+            <w:sz w:val="20"/>
+          </w:rPr>
+          <w:instrText xml:space="preserve"> PAGEREF _Toc241438731 \h </w:instrText>
+        </w:r>
+        <w:r>
+          <w:rPr>
+            <w:rFonts w:cs="Times New Roman"/>
+            <w:noProof/>
+            <w:webHidden/>
+            <w:sz w:val="20"/>
+          </w:rPr>
+        </w:r>
+        <w:r>
+          <w:rPr>
+            <w:rFonts w:cs="Times New Roman"/>
+            <w:noProof/>
+            <w:webHidden/>
+            <w:sz w:val="20"/>
           </w:rPr>
           <w:fldChar w:fldCharType="separate"/>
         </w:r>
@@ -1829,7 +1829,7 @@
             <w:rFonts w:cs="Times New Roman"/>
             <w:noProof/>
             <w:webHidden/>
-            <w:sz w:val="21"/>
+            <w:sz w:val="20"/>
           </w:rPr>
           <w:t>20</w:t>
         </w:r>
@@ -1838,7 +1838,7 @@
             <w:rFonts w:cs="Times New Roman"/>
             <w:noProof/>
             <w:webHidden/>
-            <w:sz w:val="21"/>
+            <w:sz w:val="20"/>
           </w:rPr>
           <w:fldChar w:fldCharType="end"/>
         </w:r>
@@ -1854,16 +1854,16 @@
         <w:rPr>
           <w:rFonts w:cs="Times New Roman"/>
           <w:noProof/>
-          <w:sz w:val="21"/>
+          <w:sz w:val="20"/>
         </w:rPr>
       </w:pPr>
-      <w:hyperlink w:anchor="_Toc241424887" w:history="1">
+      <w:hyperlink w:anchor="_Toc241438732" w:history="1">
         <w:r>
           <w:rPr>
             <w:rStyle w:val="aff8"/>
             <w:rFonts w:cs="Times New Roman"/>
             <w:noProof/>
-            <w:sz w:val="21"/>
+            <w:sz w:val="20"/>
           </w:rPr>
           <w:t>2.10 Модель угроз и защита операций</w:t>
         </w:r>
@@ -1872,7 +1872,7 @@
             <w:rFonts w:cs="Times New Roman"/>
             <w:noProof/>
             <w:webHidden/>
-            <w:sz w:val="21"/>
+            <w:sz w:val="20"/>
           </w:rPr>
           <w:tab/>
         </w:r>
@@ -1881,7 +1881,7 @@
             <w:rFonts w:cs="Times New Roman"/>
             <w:noProof/>
             <w:webHidden/>
-            <w:sz w:val="21"/>
+            <w:sz w:val="20"/>
           </w:rPr>
           <w:fldChar w:fldCharType="begin"/>
         </w:r>
@@ -1890,24 +1890,24 @@
             <w:rFonts w:cs="Times New Roman"/>
             <w:noProof/>
             <w:webHidden/>
-            <w:sz w:val="21"/>
-          </w:rPr>
-          <w:instrText xml:space="preserve"> PAGEREF _Toc241424887 \h </w:instrText>
-        </w:r>
-        <w:r>
-          <w:rPr>
-            <w:rFonts w:cs="Times New Roman"/>
-            <w:noProof/>
-            <w:webHidden/>
-            <w:sz w:val="21"/>
-          </w:rPr>
-        </w:r>
-        <w:r>
-          <w:rPr>
-            <w:rFonts w:cs="Times New Roman"/>
-            <w:noProof/>
-            <w:webHidden/>
-            <w:sz w:val="21"/>
+            <w:sz w:val="20"/>
+          </w:rPr>
+          <w:instrText xml:space="preserve"> PAGEREF _Toc241438732 \h </w:instrText>
+        </w:r>
+        <w:r>
+          <w:rPr>
+            <w:rFonts w:cs="Times New Roman"/>
+            <w:noProof/>
+            <w:webHidden/>
+            <w:sz w:val="20"/>
+          </w:rPr>
+        </w:r>
+        <w:r>
+          <w:rPr>
+            <w:rFonts w:cs="Times New Roman"/>
+            <w:noProof/>
+            <w:webHidden/>
+            <w:sz w:val="20"/>
           </w:rPr>
           <w:fldChar w:fldCharType="separate"/>
         </w:r>
@@ -1916,7 +1916,7 @@
             <w:rFonts w:cs="Times New Roman"/>
             <w:noProof/>
             <w:webHidden/>
-            <w:sz w:val="21"/>
+            <w:sz w:val="20"/>
           </w:rPr>
           <w:t>21</w:t>
         </w:r>
@@ -1925,7 +1925,7 @@
             <w:rFonts w:cs="Times New Roman"/>
             <w:noProof/>
             <w:webHidden/>
-            <w:sz w:val="21"/>
+            <w:sz w:val="20"/>
           </w:rPr>
           <w:fldChar w:fldCharType="end"/>
         </w:r>
@@ -1941,16 +1941,16 @@
         <w:rPr>
           <w:rFonts w:cs="Times New Roman"/>
           <w:noProof/>
-          <w:sz w:val="21"/>
+          <w:sz w:val="20"/>
         </w:rPr>
       </w:pPr>
-      <w:hyperlink w:anchor="_Toc241424888" w:history="1">
+      <w:hyperlink w:anchor="_Toc241438733" w:history="1">
         <w:r>
           <w:rPr>
             <w:rStyle w:val="aff8"/>
             <w:rFonts w:cs="Times New Roman"/>
             <w:noProof/>
-            <w:sz w:val="21"/>
+            <w:sz w:val="20"/>
           </w:rPr>
           <w:t>2.11 Инварианты и связи модели данных</w:t>
         </w:r>
@@ -1959,7 +1959,7 @@
             <w:rFonts w:cs="Times New Roman"/>
             <w:noProof/>
             <w:webHidden/>
-            <w:sz w:val="21"/>
+            <w:sz w:val="20"/>
           </w:rPr>
           <w:tab/>
         </w:r>
@@ -1968,7 +1968,7 @@
             <w:rFonts w:cs="Times New Roman"/>
             <w:noProof/>
             <w:webHidden/>
-            <w:sz w:val="21"/>
+            <w:sz w:val="20"/>
           </w:rPr>
           <w:fldChar w:fldCharType="begin"/>
         </w:r>
@@ -1977,24 +1977,24 @@
             <w:rFonts w:cs="Times New Roman"/>
             <w:noProof/>
             <w:webHidden/>
-            <w:sz w:val="21"/>
-          </w:rPr>
-          <w:instrText xml:space="preserve"> PAGEREF _Toc241424888 \h </w:instrText>
-        </w:r>
-        <w:r>
-          <w:rPr>
-            <w:rFonts w:cs="Times New Roman"/>
-            <w:noProof/>
-            <w:webHidden/>
-            <w:sz w:val="21"/>
-          </w:rPr>
-        </w:r>
-        <w:r>
-          <w:rPr>
-            <w:rFonts w:cs="Times New Roman"/>
-            <w:noProof/>
-            <w:webHidden/>
-            <w:sz w:val="21"/>
+            <w:sz w:val="20"/>
+          </w:rPr>
+          <w:instrText xml:space="preserve"> PAGEREF _Toc241438733 \h </w:instrText>
+        </w:r>
+        <w:r>
+          <w:rPr>
+            <w:rFonts w:cs="Times New Roman"/>
+            <w:noProof/>
+            <w:webHidden/>
+            <w:sz w:val="20"/>
+          </w:rPr>
+        </w:r>
+        <w:r>
+          <w:rPr>
+            <w:rFonts w:cs="Times New Roman"/>
+            <w:noProof/>
+            <w:webHidden/>
+            <w:sz w:val="20"/>
           </w:rPr>
           <w:fldChar w:fldCharType="separate"/>
         </w:r>
@@ -2003,7 +2003,7 @@
             <w:rFonts w:cs="Times New Roman"/>
             <w:noProof/>
             <w:webHidden/>
-            <w:sz w:val="21"/>
+            <w:sz w:val="20"/>
           </w:rPr>
           <w:t>24</w:t>
         </w:r>
@@ -2012,7 +2012,7 @@
             <w:rFonts w:cs="Times New Roman"/>
             <w:noProof/>
             <w:webHidden/>
-            <w:sz w:val="21"/>
+            <w:sz w:val="20"/>
           </w:rPr>
           <w:fldChar w:fldCharType="end"/>
         </w:r>
@@ -2028,16 +2028,16 @@
         <w:rPr>
           <w:rFonts w:cs="Times New Roman"/>
           <w:noProof/>
-          <w:sz w:val="21"/>
+          <w:sz w:val="20"/>
         </w:rPr>
       </w:pPr>
-      <w:hyperlink w:anchor="_Toc241424889" w:history="1">
+      <w:hyperlink w:anchor="_Toc241438734" w:history="1">
         <w:r>
           <w:rPr>
             <w:rStyle w:val="aff8"/>
             <w:rFonts w:cs="Times New Roman"/>
             <w:noProof/>
-            <w:sz w:val="21"/>
+            <w:sz w:val="20"/>
           </w:rPr>
           <w:t>2.12 Сценарии пользователей и точки передачи ответственности</w:t>
         </w:r>
@@ -2046,7 +2046,7 @@
             <w:rFonts w:cs="Times New Roman"/>
             <w:noProof/>
             <w:webHidden/>
-            <w:sz w:val="21"/>
+            <w:sz w:val="20"/>
           </w:rPr>
           <w:tab/>
         </w:r>
@@ -2055,7 +2055,7 @@
             <w:rFonts w:cs="Times New Roman"/>
             <w:noProof/>
             <w:webHidden/>
-            <w:sz w:val="21"/>
+            <w:sz w:val="20"/>
           </w:rPr>
           <w:fldChar w:fldCharType="begin"/>
         </w:r>
@@ -2064,24 +2064,24 @@
             <w:rFonts w:cs="Times New Roman"/>
             <w:noProof/>
             <w:webHidden/>
-            <w:sz w:val="21"/>
-          </w:rPr>
-          <w:instrText xml:space="preserve"> PAGEREF _Toc241424889 \h </w:instrText>
-        </w:r>
-        <w:r>
-          <w:rPr>
-            <w:rFonts w:cs="Times New Roman"/>
-            <w:noProof/>
-            <w:webHidden/>
-            <w:sz w:val="21"/>
-          </w:rPr>
-        </w:r>
-        <w:r>
-          <w:rPr>
-            <w:rFonts w:cs="Times New Roman"/>
-            <w:noProof/>
-            <w:webHidden/>
-            <w:sz w:val="21"/>
+            <w:sz w:val="20"/>
+          </w:rPr>
+          <w:instrText xml:space="preserve"> PAGEREF _Toc241438734 \h </w:instrText>
+        </w:r>
+        <w:r>
+          <w:rPr>
+            <w:rFonts w:cs="Times New Roman"/>
+            <w:noProof/>
+            <w:webHidden/>
+            <w:sz w:val="20"/>
+          </w:rPr>
+        </w:r>
+        <w:r>
+          <w:rPr>
+            <w:rFonts w:cs="Times New Roman"/>
+            <w:noProof/>
+            <w:webHidden/>
+            <w:sz w:val="20"/>
           </w:rPr>
           <w:fldChar w:fldCharType="separate"/>
         </w:r>
@@ -2090,7 +2090,7 @@
             <w:rFonts w:cs="Times New Roman"/>
             <w:noProof/>
             <w:webHidden/>
-            <w:sz w:val="21"/>
+            <w:sz w:val="20"/>
           </w:rPr>
           <w:t>26</w:t>
         </w:r>
@@ -2099,7 +2099,7 @@
             <w:rFonts w:cs="Times New Roman"/>
             <w:noProof/>
             <w:webHidden/>
-            <w:sz w:val="21"/>
+            <w:sz w:val="20"/>
           </w:rPr>
           <w:fldChar w:fldCharType="end"/>
         </w:r>
@@ -2115,16 +2115,16 @@
         <w:rPr>
           <w:rFonts w:cs="Times New Roman"/>
           <w:noProof/>
-          <w:sz w:val="21"/>
+          <w:sz w:val="20"/>
         </w:rPr>
       </w:pPr>
-      <w:hyperlink w:anchor="_Toc241424890" w:history="1">
+      <w:hyperlink w:anchor="_Toc241438735" w:history="1">
         <w:r>
           <w:rPr>
             <w:rStyle w:val="aff8"/>
             <w:rFonts w:cs="Times New Roman"/>
             <w:noProof/>
-            <w:sz w:val="21"/>
+            <w:sz w:val="20"/>
           </w:rPr>
           <w:t>3 РЕАЛИЗАЦИЯ</w:t>
         </w:r>
@@ -2133,7 +2133,7 @@
             <w:rFonts w:cs="Times New Roman"/>
             <w:noProof/>
             <w:webHidden/>
-            <w:sz w:val="21"/>
+            <w:sz w:val="20"/>
           </w:rPr>
           <w:tab/>
         </w:r>
@@ -2142,7 +2142,7 @@
             <w:rFonts w:cs="Times New Roman"/>
             <w:noProof/>
             <w:webHidden/>
-            <w:sz w:val="21"/>
+            <w:sz w:val="20"/>
           </w:rPr>
           <w:fldChar w:fldCharType="begin"/>
         </w:r>
@@ -2151,24 +2151,24 @@
             <w:rFonts w:cs="Times New Roman"/>
             <w:noProof/>
             <w:webHidden/>
-            <w:sz w:val="21"/>
-          </w:rPr>
-          <w:instrText xml:space="preserve"> PAGEREF _Toc241424890 \h </w:instrText>
-        </w:r>
-        <w:r>
-          <w:rPr>
-            <w:rFonts w:cs="Times New Roman"/>
-            <w:noProof/>
-            <w:webHidden/>
-            <w:sz w:val="21"/>
-          </w:rPr>
-        </w:r>
-        <w:r>
-          <w:rPr>
-            <w:rFonts w:cs="Times New Roman"/>
-            <w:noProof/>
-            <w:webHidden/>
-            <w:sz w:val="21"/>
+            <w:sz w:val="20"/>
+          </w:rPr>
+          <w:instrText xml:space="preserve"> PAGEREF _Toc241438735 \h </w:instrText>
+        </w:r>
+        <w:r>
+          <w:rPr>
+            <w:rFonts w:cs="Times New Roman"/>
+            <w:noProof/>
+            <w:webHidden/>
+            <w:sz w:val="20"/>
+          </w:rPr>
+        </w:r>
+        <w:r>
+          <w:rPr>
+            <w:rFonts w:cs="Times New Roman"/>
+            <w:noProof/>
+            <w:webHidden/>
+            <w:sz w:val="20"/>
           </w:rPr>
           <w:fldChar w:fldCharType="separate"/>
         </w:r>
@@ -2177,7 +2177,7 @@
             <w:rFonts w:cs="Times New Roman"/>
             <w:noProof/>
             <w:webHidden/>
-            <w:sz w:val="21"/>
+            <w:sz w:val="20"/>
           </w:rPr>
           <w:t>29</w:t>
         </w:r>
@@ -2186,7 +2186,7 @@
             <w:rFonts w:cs="Times New Roman"/>
             <w:noProof/>
             <w:webHidden/>
-            <w:sz w:val="21"/>
+            <w:sz w:val="20"/>
           </w:rPr>
           <w:fldChar w:fldCharType="end"/>
         </w:r>
@@ -2202,16 +2202,16 @@
         <w:rPr>
           <w:rFonts w:cs="Times New Roman"/>
           <w:noProof/>
-          <w:sz w:val="21"/>
+          <w:sz w:val="20"/>
         </w:rPr>
       </w:pPr>
-      <w:hyperlink w:anchor="_Toc241424891" w:history="1">
+      <w:hyperlink w:anchor="_Toc241438736" w:history="1">
         <w:r>
           <w:rPr>
             <w:rStyle w:val="aff8"/>
             <w:rFonts w:cs="Times New Roman"/>
             <w:noProof/>
-            <w:sz w:val="21"/>
+            <w:sz w:val="20"/>
           </w:rPr>
           <w:t>3.1 Структура программной части</w:t>
         </w:r>
@@ -2220,7 +2220,7 @@
             <w:rFonts w:cs="Times New Roman"/>
             <w:noProof/>
             <w:webHidden/>
-            <w:sz w:val="21"/>
+            <w:sz w:val="20"/>
           </w:rPr>
           <w:tab/>
         </w:r>
@@ -2229,7 +2229,7 @@
             <w:rFonts w:cs="Times New Roman"/>
             <w:noProof/>
             <w:webHidden/>
-            <w:sz w:val="21"/>
+            <w:sz w:val="20"/>
           </w:rPr>
           <w:fldChar w:fldCharType="begin"/>
         </w:r>
@@ -2238,24 +2238,24 @@
             <w:rFonts w:cs="Times New Roman"/>
             <w:noProof/>
             <w:webHidden/>
-            <w:sz w:val="21"/>
-          </w:rPr>
-          <w:instrText xml:space="preserve"> PAGEREF _Toc241424891 \h </w:instrText>
-        </w:r>
-        <w:r>
-          <w:rPr>
-            <w:rFonts w:cs="Times New Roman"/>
-            <w:noProof/>
-            <w:webHidden/>
-            <w:sz w:val="21"/>
-          </w:rPr>
-        </w:r>
-        <w:r>
-          <w:rPr>
-            <w:rFonts w:cs="Times New Roman"/>
-            <w:noProof/>
-            <w:webHidden/>
-            <w:sz w:val="21"/>
+            <w:sz w:val="20"/>
+          </w:rPr>
+          <w:instrText xml:space="preserve"> PAGEREF _Toc241438736 \h </w:instrText>
+        </w:r>
+        <w:r>
+          <w:rPr>
+            <w:rFonts w:cs="Times New Roman"/>
+            <w:noProof/>
+            <w:webHidden/>
+            <w:sz w:val="20"/>
+          </w:rPr>
+        </w:r>
+        <w:r>
+          <w:rPr>
+            <w:rFonts w:cs="Times New Roman"/>
+            <w:noProof/>
+            <w:webHidden/>
+            <w:sz w:val="20"/>
           </w:rPr>
           <w:fldChar w:fldCharType="separate"/>
         </w:r>
@@ -2264,7 +2264,7 @@
             <w:rFonts w:cs="Times New Roman"/>
             <w:noProof/>
             <w:webHidden/>
-            <w:sz w:val="21"/>
+            <w:sz w:val="20"/>
           </w:rPr>
           <w:t>29</w:t>
         </w:r>
@@ -2273,7 +2273,7 @@
             <w:rFonts w:cs="Times New Roman"/>
             <w:noProof/>
             <w:webHidden/>
-            <w:sz w:val="21"/>
+            <w:sz w:val="20"/>
           </w:rPr>
           <w:fldChar w:fldCharType="end"/>
         </w:r>
@@ -2289,16 +2289,16 @@
         <w:rPr>
           <w:rFonts w:cs="Times New Roman"/>
           <w:noProof/>
-          <w:sz w:val="21"/>
+          <w:sz w:val="20"/>
         </w:rPr>
       </w:pPr>
-      <w:hyperlink w:anchor="_Toc241424892" w:history="1">
+      <w:hyperlink w:anchor="_Toc241438737" w:history="1">
         <w:r>
           <w:rPr>
             <w:rStyle w:val="aff8"/>
             <w:rFonts w:cs="Times New Roman"/>
             <w:noProof/>
-            <w:sz w:val="21"/>
+            <w:sz w:val="20"/>
           </w:rPr>
           <w:t>3.2 Регистрация, вход и права</w:t>
         </w:r>
@@ -2307,7 +2307,7 @@
             <w:rFonts w:cs="Times New Roman"/>
             <w:noProof/>
             <w:webHidden/>
-            <w:sz w:val="21"/>
+            <w:sz w:val="20"/>
           </w:rPr>
           <w:tab/>
         </w:r>
@@ -2316,7 +2316,7 @@
             <w:rFonts w:cs="Times New Roman"/>
             <w:noProof/>
             <w:webHidden/>
-            <w:sz w:val="21"/>
+            <w:sz w:val="20"/>
           </w:rPr>
           <w:fldChar w:fldCharType="begin"/>
         </w:r>
@@ -2325,24 +2325,24 @@
             <w:rFonts w:cs="Times New Roman"/>
             <w:noProof/>
             <w:webHidden/>
-            <w:sz w:val="21"/>
-          </w:rPr>
-          <w:instrText xml:space="preserve"> PAGEREF _Toc241424892 \h </w:instrText>
-        </w:r>
-        <w:r>
-          <w:rPr>
-            <w:rFonts w:cs="Times New Roman"/>
-            <w:noProof/>
-            <w:webHidden/>
-            <w:sz w:val="21"/>
-          </w:rPr>
-        </w:r>
-        <w:r>
-          <w:rPr>
-            <w:rFonts w:cs="Times New Roman"/>
-            <w:noProof/>
-            <w:webHidden/>
-            <w:sz w:val="21"/>
+            <w:sz w:val="20"/>
+          </w:rPr>
+          <w:instrText xml:space="preserve"> PAGEREF _Toc241438737 \h </w:instrText>
+        </w:r>
+        <w:r>
+          <w:rPr>
+            <w:rFonts w:cs="Times New Roman"/>
+            <w:noProof/>
+            <w:webHidden/>
+            <w:sz w:val="20"/>
+          </w:rPr>
+        </w:r>
+        <w:r>
+          <w:rPr>
+            <w:rFonts w:cs="Times New Roman"/>
+            <w:noProof/>
+            <w:webHidden/>
+            <w:sz w:val="20"/>
           </w:rPr>
           <w:fldChar w:fldCharType="separate"/>
         </w:r>
@@ -2351,7 +2351,7 @@
             <w:rFonts w:cs="Times New Roman"/>
             <w:noProof/>
             <w:webHidden/>
-            <w:sz w:val="21"/>
+            <w:sz w:val="20"/>
           </w:rPr>
           <w:t>29</w:t>
         </w:r>
@@ -2360,7 +2360,7 @@
             <w:rFonts w:cs="Times New Roman"/>
             <w:noProof/>
             <w:webHidden/>
-            <w:sz w:val="21"/>
+            <w:sz w:val="20"/>
           </w:rPr>
           <w:fldChar w:fldCharType="end"/>
         </w:r>
@@ -2376,16 +2376,16 @@
         <w:rPr>
           <w:rFonts w:cs="Times New Roman"/>
           <w:noProof/>
-          <w:sz w:val="21"/>
+          <w:sz w:val="20"/>
         </w:rPr>
       </w:pPr>
-      <w:hyperlink w:anchor="_Toc241424893" w:history="1">
+      <w:hyperlink w:anchor="_Toc241438738" w:history="1">
         <w:r>
           <w:rPr>
             <w:rStyle w:val="aff8"/>
             <w:rFonts w:cs="Times New Roman"/>
             <w:noProof/>
-            <w:sz w:val="21"/>
+            <w:sz w:val="20"/>
           </w:rPr>
           <w:t>3.3 Каталог и предложения поставщиков</w:t>
         </w:r>
@@ -2394,7 +2394,7 @@
             <w:rFonts w:cs="Times New Roman"/>
             <w:noProof/>
             <w:webHidden/>
-            <w:sz w:val="21"/>
+            <w:sz w:val="20"/>
           </w:rPr>
           <w:tab/>
         </w:r>
@@ -2403,7 +2403,7 @@
             <w:rFonts w:cs="Times New Roman"/>
             <w:noProof/>
             <w:webHidden/>
-            <w:sz w:val="21"/>
+            <w:sz w:val="20"/>
           </w:rPr>
           <w:fldChar w:fldCharType="begin"/>
         </w:r>
@@ -2412,24 +2412,24 @@
             <w:rFonts w:cs="Times New Roman"/>
             <w:noProof/>
             <w:webHidden/>
-            <w:sz w:val="21"/>
-          </w:rPr>
-          <w:instrText xml:space="preserve"> PAGEREF _Toc241424893 \h </w:instrText>
-        </w:r>
-        <w:r>
-          <w:rPr>
-            <w:rFonts w:cs="Times New Roman"/>
-            <w:noProof/>
-            <w:webHidden/>
-            <w:sz w:val="21"/>
-          </w:rPr>
-        </w:r>
-        <w:r>
-          <w:rPr>
-            <w:rFonts w:cs="Times New Roman"/>
-            <w:noProof/>
-            <w:webHidden/>
-            <w:sz w:val="21"/>
+            <w:sz w:val="20"/>
+          </w:rPr>
+          <w:instrText xml:space="preserve"> PAGEREF _Toc241438738 \h </w:instrText>
+        </w:r>
+        <w:r>
+          <w:rPr>
+            <w:rFonts w:cs="Times New Roman"/>
+            <w:noProof/>
+            <w:webHidden/>
+            <w:sz w:val="20"/>
+          </w:rPr>
+        </w:r>
+        <w:r>
+          <w:rPr>
+            <w:rFonts w:cs="Times New Roman"/>
+            <w:noProof/>
+            <w:webHidden/>
+            <w:sz w:val="20"/>
           </w:rPr>
           <w:fldChar w:fldCharType="separate"/>
         </w:r>
@@ -2438,7 +2438,7 @@
             <w:rFonts w:cs="Times New Roman"/>
             <w:noProof/>
             <w:webHidden/>
-            <w:sz w:val="21"/>
+            <w:sz w:val="20"/>
           </w:rPr>
           <w:t>30</w:t>
         </w:r>
@@ -2447,7 +2447,7 @@
             <w:rFonts w:cs="Times New Roman"/>
             <w:noProof/>
             <w:webHidden/>
-            <w:sz w:val="21"/>
+            <w:sz w:val="20"/>
           </w:rPr>
           <w:fldChar w:fldCharType="end"/>
         </w:r>
@@ -2463,16 +2463,16 @@
         <w:rPr>
           <w:rFonts w:cs="Times New Roman"/>
           <w:noProof/>
-          <w:sz w:val="21"/>
+          <w:sz w:val="20"/>
         </w:rPr>
       </w:pPr>
-      <w:hyperlink w:anchor="_Toc241424894" w:history="1">
+      <w:hyperlink w:anchor="_Toc241438739" w:history="1">
         <w:r>
           <w:rPr>
             <w:rStyle w:val="aff8"/>
             <w:rFonts w:cs="Times New Roman"/>
             <w:noProof/>
-            <w:sz w:val="21"/>
+            <w:sz w:val="20"/>
           </w:rPr>
           <w:t>3.4 Ведомость объекта и импорт</w:t>
         </w:r>
@@ -2481,7 +2481,7 @@
             <w:rFonts w:cs="Times New Roman"/>
             <w:noProof/>
             <w:webHidden/>
-            <w:sz w:val="21"/>
+            <w:sz w:val="20"/>
           </w:rPr>
           <w:tab/>
         </w:r>
@@ -2490,7 +2490,7 @@
             <w:rFonts w:cs="Times New Roman"/>
             <w:noProof/>
             <w:webHidden/>
-            <w:sz w:val="21"/>
+            <w:sz w:val="20"/>
           </w:rPr>
           <w:fldChar w:fldCharType="begin"/>
         </w:r>
@@ -2499,24 +2499,24 @@
             <w:rFonts w:cs="Times New Roman"/>
             <w:noProof/>
             <w:webHidden/>
-            <w:sz w:val="21"/>
-          </w:rPr>
-          <w:instrText xml:space="preserve"> PAGEREF _Toc241424894 \h </w:instrText>
-        </w:r>
-        <w:r>
-          <w:rPr>
-            <w:rFonts w:cs="Times New Roman"/>
-            <w:noProof/>
-            <w:webHidden/>
-            <w:sz w:val="21"/>
-          </w:rPr>
-        </w:r>
-        <w:r>
-          <w:rPr>
-            <w:rFonts w:cs="Times New Roman"/>
-            <w:noProof/>
-            <w:webHidden/>
-            <w:sz w:val="21"/>
+            <w:sz w:val="20"/>
+          </w:rPr>
+          <w:instrText xml:space="preserve"> PAGEREF _Toc241438739 \h </w:instrText>
+        </w:r>
+        <w:r>
+          <w:rPr>
+            <w:rFonts w:cs="Times New Roman"/>
+            <w:noProof/>
+            <w:webHidden/>
+            <w:sz w:val="20"/>
+          </w:rPr>
+        </w:r>
+        <w:r>
+          <w:rPr>
+            <w:rFonts w:cs="Times New Roman"/>
+            <w:noProof/>
+            <w:webHidden/>
+            <w:sz w:val="20"/>
           </w:rPr>
           <w:fldChar w:fldCharType="separate"/>
         </w:r>
@@ -2525,7 +2525,7 @@
             <w:rFonts w:cs="Times New Roman"/>
             <w:noProof/>
             <w:webHidden/>
-            <w:sz w:val="21"/>
+            <w:sz w:val="20"/>
           </w:rPr>
           <w:t>31</w:t>
         </w:r>
@@ -2534,7 +2534,7 @@
             <w:rFonts w:cs="Times New Roman"/>
             <w:noProof/>
             <w:webHidden/>
-            <w:sz w:val="21"/>
+            <w:sz w:val="20"/>
           </w:rPr>
           <w:fldChar w:fldCharType="end"/>
         </w:r>
@@ -2550,16 +2550,16 @@
         <w:rPr>
           <w:rFonts w:cs="Times New Roman"/>
           <w:noProof/>
-          <w:sz w:val="21"/>
+          <w:sz w:val="20"/>
         </w:rPr>
       </w:pPr>
-      <w:hyperlink w:anchor="_Toc241424895" w:history="1">
+      <w:hyperlink w:anchor="_Toc241438740" w:history="1">
         <w:r>
           <w:rPr>
             <w:rStyle w:val="aff8"/>
             <w:rFonts w:cs="Times New Roman"/>
             <w:noProof/>
-            <w:sz w:val="21"/>
+            <w:sz w:val="20"/>
           </w:rPr>
           <w:t>3.5 Заказ, поставки и статусы</w:t>
         </w:r>
@@ -2568,7 +2568,7 @@
             <w:rFonts w:cs="Times New Roman"/>
             <w:noProof/>
             <w:webHidden/>
-            <w:sz w:val="21"/>
+            <w:sz w:val="20"/>
           </w:rPr>
           <w:tab/>
         </w:r>
@@ -2577,7 +2577,7 @@
             <w:rFonts w:cs="Times New Roman"/>
             <w:noProof/>
             <w:webHidden/>
-            <w:sz w:val="21"/>
+            <w:sz w:val="20"/>
           </w:rPr>
           <w:fldChar w:fldCharType="begin"/>
         </w:r>
@@ -2586,24 +2586,24 @@
             <w:rFonts w:cs="Times New Roman"/>
             <w:noProof/>
             <w:webHidden/>
-            <w:sz w:val="21"/>
-          </w:rPr>
-          <w:instrText xml:space="preserve"> PAGEREF _Toc241424895 \h </w:instrText>
-        </w:r>
-        <w:r>
-          <w:rPr>
-            <w:rFonts w:cs="Times New Roman"/>
-            <w:noProof/>
-            <w:webHidden/>
-            <w:sz w:val="21"/>
-          </w:rPr>
-        </w:r>
-        <w:r>
-          <w:rPr>
-            <w:rFonts w:cs="Times New Roman"/>
-            <w:noProof/>
-            <w:webHidden/>
-            <w:sz w:val="21"/>
+            <w:sz w:val="20"/>
+          </w:rPr>
+          <w:instrText xml:space="preserve"> PAGEREF _Toc241438740 \h </w:instrText>
+        </w:r>
+        <w:r>
+          <w:rPr>
+            <w:rFonts w:cs="Times New Roman"/>
+            <w:noProof/>
+            <w:webHidden/>
+            <w:sz w:val="20"/>
+          </w:rPr>
+        </w:r>
+        <w:r>
+          <w:rPr>
+            <w:rFonts w:cs="Times New Roman"/>
+            <w:noProof/>
+            <w:webHidden/>
+            <w:sz w:val="20"/>
           </w:rPr>
           <w:fldChar w:fldCharType="separate"/>
         </w:r>
@@ -2612,7 +2612,7 @@
             <w:rFonts w:cs="Times New Roman"/>
             <w:noProof/>
             <w:webHidden/>
-            <w:sz w:val="21"/>
+            <w:sz w:val="20"/>
           </w:rPr>
           <w:t>32</w:t>
         </w:r>
@@ -2621,7 +2621,7 @@
             <w:rFonts w:cs="Times New Roman"/>
             <w:noProof/>
             <w:webHidden/>
-            <w:sz w:val="21"/>
+            <w:sz w:val="20"/>
           </w:rPr>
           <w:fldChar w:fldCharType="end"/>
         </w:r>
@@ -2637,16 +2637,16 @@
         <w:rPr>
           <w:rFonts w:cs="Times New Roman"/>
           <w:noProof/>
-          <w:sz w:val="21"/>
+          <w:sz w:val="20"/>
         </w:rPr>
       </w:pPr>
-      <w:hyperlink w:anchor="_Toc241424896" w:history="1">
+      <w:hyperlink w:anchor="_Toc241438741" w:history="1">
         <w:r>
           <w:rPr>
             <w:rStyle w:val="aff8"/>
             <w:rFonts w:cs="Times New Roman"/>
             <w:noProof/>
-            <w:sz w:val="21"/>
+            <w:sz w:val="20"/>
           </w:rPr>
           <w:t>3.6 Карта, адреса и режим без ключей</w:t>
         </w:r>
@@ -2655,7 +2655,7 @@
             <w:rFonts w:cs="Times New Roman"/>
             <w:noProof/>
             <w:webHidden/>
-            <w:sz w:val="21"/>
+            <w:sz w:val="20"/>
           </w:rPr>
           <w:tab/>
         </w:r>
@@ -2664,7 +2664,7 @@
             <w:rFonts w:cs="Times New Roman"/>
             <w:noProof/>
             <w:webHidden/>
-            <w:sz w:val="21"/>
+            <w:sz w:val="20"/>
           </w:rPr>
           <w:fldChar w:fldCharType="begin"/>
         </w:r>
@@ -2673,24 +2673,24 @@
             <w:rFonts w:cs="Times New Roman"/>
             <w:noProof/>
             <w:webHidden/>
-            <w:sz w:val="21"/>
-          </w:rPr>
-          <w:instrText xml:space="preserve"> PAGEREF _Toc241424896 \h </w:instrText>
-        </w:r>
-        <w:r>
-          <w:rPr>
-            <w:rFonts w:cs="Times New Roman"/>
-            <w:noProof/>
-            <w:webHidden/>
-            <w:sz w:val="21"/>
-          </w:rPr>
-        </w:r>
-        <w:r>
-          <w:rPr>
-            <w:rFonts w:cs="Times New Roman"/>
-            <w:noProof/>
-            <w:webHidden/>
-            <w:sz w:val="21"/>
+            <w:sz w:val="20"/>
+          </w:rPr>
+          <w:instrText xml:space="preserve"> PAGEREF _Toc241438741 \h </w:instrText>
+        </w:r>
+        <w:r>
+          <w:rPr>
+            <w:rFonts w:cs="Times New Roman"/>
+            <w:noProof/>
+            <w:webHidden/>
+            <w:sz w:val="20"/>
+          </w:rPr>
+        </w:r>
+        <w:r>
+          <w:rPr>
+            <w:rFonts w:cs="Times New Roman"/>
+            <w:noProof/>
+            <w:webHidden/>
+            <w:sz w:val="20"/>
           </w:rPr>
           <w:fldChar w:fldCharType="separate"/>
         </w:r>
@@ -2699,7 +2699,7 @@
             <w:rFonts w:cs="Times New Roman"/>
             <w:noProof/>
             <w:webHidden/>
-            <w:sz w:val="21"/>
+            <w:sz w:val="20"/>
           </w:rPr>
           <w:t>33</w:t>
         </w:r>
@@ -2708,7 +2708,7 @@
             <w:rFonts w:cs="Times New Roman"/>
             <w:noProof/>
             <w:webHidden/>
-            <w:sz w:val="21"/>
+            <w:sz w:val="20"/>
           </w:rPr>
           <w:fldChar w:fldCharType="end"/>
         </w:r>
@@ -2724,16 +2724,16 @@
         <w:rPr>
           <w:rFonts w:cs="Times New Roman"/>
           <w:noProof/>
-          <w:sz w:val="21"/>
+          <w:sz w:val="20"/>
         </w:rPr>
       </w:pPr>
-      <w:hyperlink w:anchor="_Toc241424897" w:history="1">
+      <w:hyperlink w:anchor="_Toc241438742" w:history="1">
         <w:r>
           <w:rPr>
             <w:rStyle w:val="aff8"/>
             <w:rFonts w:cs="Times New Roman"/>
             <w:noProof/>
-            <w:sz w:val="21"/>
+            <w:sz w:val="20"/>
           </w:rPr>
           <w:t>3.7 Развёртывание и конфигурация</w:t>
         </w:r>
@@ -2742,7 +2742,7 @@
             <w:rFonts w:cs="Times New Roman"/>
             <w:noProof/>
             <w:webHidden/>
-            <w:sz w:val="21"/>
+            <w:sz w:val="20"/>
           </w:rPr>
           <w:tab/>
         </w:r>
@@ -2751,7 +2751,7 @@
             <w:rFonts w:cs="Times New Roman"/>
             <w:noProof/>
             <w:webHidden/>
-            <w:sz w:val="21"/>
+            <w:sz w:val="20"/>
           </w:rPr>
           <w:fldChar w:fldCharType="begin"/>
         </w:r>
@@ -2760,24 +2760,24 @@
             <w:rFonts w:cs="Times New Roman"/>
             <w:noProof/>
             <w:webHidden/>
-            <w:sz w:val="21"/>
-          </w:rPr>
-          <w:instrText xml:space="preserve"> PAGEREF _Toc241424897 \h </w:instrText>
-        </w:r>
-        <w:r>
-          <w:rPr>
-            <w:rFonts w:cs="Times New Roman"/>
-            <w:noProof/>
-            <w:webHidden/>
-            <w:sz w:val="21"/>
-          </w:rPr>
-        </w:r>
-        <w:r>
-          <w:rPr>
-            <w:rFonts w:cs="Times New Roman"/>
-            <w:noProof/>
-            <w:webHidden/>
-            <w:sz w:val="21"/>
+            <w:sz w:val="20"/>
+          </w:rPr>
+          <w:instrText xml:space="preserve"> PAGEREF _Toc241438742 \h </w:instrText>
+        </w:r>
+        <w:r>
+          <w:rPr>
+            <w:rFonts w:cs="Times New Roman"/>
+            <w:noProof/>
+            <w:webHidden/>
+            <w:sz w:val="20"/>
+          </w:rPr>
+        </w:r>
+        <w:r>
+          <w:rPr>
+            <w:rFonts w:cs="Times New Roman"/>
+            <w:noProof/>
+            <w:webHidden/>
+            <w:sz w:val="20"/>
           </w:rPr>
           <w:fldChar w:fldCharType="separate"/>
         </w:r>
@@ -2786,7 +2786,7 @@
             <w:rFonts w:cs="Times New Roman"/>
             <w:noProof/>
             <w:webHidden/>
-            <w:sz w:val="21"/>
+            <w:sz w:val="20"/>
           </w:rPr>
           <w:t>33</w:t>
         </w:r>
@@ -2795,7 +2795,7 @@
             <w:rFonts w:cs="Times New Roman"/>
             <w:noProof/>
             <w:webHidden/>
-            <w:sz w:val="21"/>
+            <w:sz w:val="20"/>
           </w:rPr>
           <w:fldChar w:fldCharType="end"/>
         </w:r>
@@ -2811,16 +2811,16 @@
         <w:rPr>
           <w:rFonts w:cs="Times New Roman"/>
           <w:noProof/>
-          <w:sz w:val="21"/>
+          <w:sz w:val="20"/>
         </w:rPr>
       </w:pPr>
-      <w:hyperlink w:anchor="_Toc241424898" w:history="1">
+      <w:hyperlink w:anchor="_Toc241438743" w:history="1">
         <w:r>
           <w:rPr>
             <w:rStyle w:val="aff8"/>
             <w:rFonts w:cs="Times New Roman"/>
             <w:noProof/>
-            <w:sz w:val="21"/>
+            <w:sz w:val="20"/>
           </w:rPr>
           <w:t>3.8 Демонстрационные данные</w:t>
         </w:r>
@@ -2829,7 +2829,7 @@
             <w:rFonts w:cs="Times New Roman"/>
             <w:noProof/>
             <w:webHidden/>
-            <w:sz w:val="21"/>
+            <w:sz w:val="20"/>
           </w:rPr>
           <w:tab/>
         </w:r>
@@ -2838,7 +2838,7 @@
             <w:rFonts w:cs="Times New Roman"/>
             <w:noProof/>
             <w:webHidden/>
-            <w:sz w:val="21"/>
+            <w:sz w:val="20"/>
           </w:rPr>
           <w:fldChar w:fldCharType="begin"/>
         </w:r>
@@ -2847,24 +2847,24 @@
             <w:rFonts w:cs="Times New Roman"/>
             <w:noProof/>
             <w:webHidden/>
-            <w:sz w:val="21"/>
-          </w:rPr>
-          <w:instrText xml:space="preserve"> PAGEREF _Toc241424898 \h </w:instrText>
-        </w:r>
-        <w:r>
-          <w:rPr>
-            <w:rFonts w:cs="Times New Roman"/>
-            <w:noProof/>
-            <w:webHidden/>
-            <w:sz w:val="21"/>
-          </w:rPr>
-        </w:r>
-        <w:r>
-          <w:rPr>
-            <w:rFonts w:cs="Times New Roman"/>
-            <w:noProof/>
-            <w:webHidden/>
-            <w:sz w:val="21"/>
+            <w:sz w:val="20"/>
+          </w:rPr>
+          <w:instrText xml:space="preserve"> PAGEREF _Toc241438743 \h </w:instrText>
+        </w:r>
+        <w:r>
+          <w:rPr>
+            <w:rFonts w:cs="Times New Roman"/>
+            <w:noProof/>
+            <w:webHidden/>
+            <w:sz w:val="20"/>
+          </w:rPr>
+        </w:r>
+        <w:r>
+          <w:rPr>
+            <w:rFonts w:cs="Times New Roman"/>
+            <w:noProof/>
+            <w:webHidden/>
+            <w:sz w:val="20"/>
           </w:rPr>
           <w:fldChar w:fldCharType="separate"/>
         </w:r>
@@ -2873,7 +2873,7 @@
             <w:rFonts w:cs="Times New Roman"/>
             <w:noProof/>
             <w:webHidden/>
-            <w:sz w:val="21"/>
+            <w:sz w:val="20"/>
           </w:rPr>
           <w:t>34</w:t>
         </w:r>
@@ -2882,7 +2882,7 @@
             <w:rFonts w:cs="Times New Roman"/>
             <w:noProof/>
             <w:webHidden/>
-            <w:sz w:val="21"/>
+            <w:sz w:val="20"/>
           </w:rPr>
           <w:fldChar w:fldCharType="end"/>
         </w:r>
@@ -2898,16 +2898,16 @@
         <w:rPr>
           <w:rFonts w:cs="Times New Roman"/>
           <w:noProof/>
-          <w:sz w:val="21"/>
+          <w:sz w:val="20"/>
         </w:rPr>
       </w:pPr>
-      <w:hyperlink w:anchor="_Toc241424899" w:history="1">
+      <w:hyperlink w:anchor="_Toc241438744" w:history="1">
         <w:r>
           <w:rPr>
             <w:rStyle w:val="aff8"/>
             <w:rFonts w:cs="Times New Roman"/>
             <w:noProof/>
-            <w:sz w:val="21"/>
+            <w:sz w:val="20"/>
           </w:rPr>
           <w:t>3.9 Разбор закупки на демонстрационных данных</w:t>
         </w:r>
@@ -2916,7 +2916,7 @@
             <w:rFonts w:cs="Times New Roman"/>
             <w:noProof/>
             <w:webHidden/>
-            <w:sz w:val="21"/>
+            <w:sz w:val="20"/>
           </w:rPr>
           <w:tab/>
         </w:r>
@@ -2925,7 +2925,7 @@
             <w:rFonts w:cs="Times New Roman"/>
             <w:noProof/>
             <w:webHidden/>
-            <w:sz w:val="21"/>
+            <w:sz w:val="20"/>
           </w:rPr>
           <w:fldChar w:fldCharType="begin"/>
         </w:r>
@@ -2934,24 +2934,24 @@
             <w:rFonts w:cs="Times New Roman"/>
             <w:noProof/>
             <w:webHidden/>
-            <w:sz w:val="21"/>
-          </w:rPr>
-          <w:instrText xml:space="preserve"> PAGEREF _Toc241424899 \h </w:instrText>
-        </w:r>
-        <w:r>
-          <w:rPr>
-            <w:rFonts w:cs="Times New Roman"/>
-            <w:noProof/>
-            <w:webHidden/>
-            <w:sz w:val="21"/>
-          </w:rPr>
-        </w:r>
-        <w:r>
-          <w:rPr>
-            <w:rFonts w:cs="Times New Roman"/>
-            <w:noProof/>
-            <w:webHidden/>
-            <w:sz w:val="21"/>
+            <w:sz w:val="20"/>
+          </w:rPr>
+          <w:instrText xml:space="preserve"> PAGEREF _Toc241438744 \h </w:instrText>
+        </w:r>
+        <w:r>
+          <w:rPr>
+            <w:rFonts w:cs="Times New Roman"/>
+            <w:noProof/>
+            <w:webHidden/>
+            <w:sz w:val="20"/>
+          </w:rPr>
+        </w:r>
+        <w:r>
+          <w:rPr>
+            <w:rFonts w:cs="Times New Roman"/>
+            <w:noProof/>
+            <w:webHidden/>
+            <w:sz w:val="20"/>
           </w:rPr>
           <w:fldChar w:fldCharType="separate"/>
         </w:r>
@@ -2960,7 +2960,7 @@
             <w:rFonts w:cs="Times New Roman"/>
             <w:noProof/>
             <w:webHidden/>
-            <w:sz w:val="21"/>
+            <w:sz w:val="20"/>
           </w:rPr>
           <w:t>34</w:t>
         </w:r>
@@ -2969,7 +2969,7 @@
             <w:rFonts w:cs="Times New Roman"/>
             <w:noProof/>
             <w:webHidden/>
-            <w:sz w:val="21"/>
+            <w:sz w:val="20"/>
           </w:rPr>
           <w:fldChar w:fldCharType="end"/>
         </w:r>
@@ -2985,16 +2985,16 @@
         <w:rPr>
           <w:rFonts w:cs="Times New Roman"/>
           <w:noProof/>
-          <w:sz w:val="21"/>
+          <w:sz w:val="20"/>
         </w:rPr>
       </w:pPr>
-      <w:hyperlink w:anchor="_Toc241424900" w:history="1">
+      <w:hyperlink w:anchor="_Toc241438745" w:history="1">
         <w:r>
           <w:rPr>
             <w:rStyle w:val="aff8"/>
             <w:rFonts w:cs="Times New Roman"/>
             <w:noProof/>
-            <w:sz w:val="21"/>
+            <w:sz w:val="20"/>
           </w:rPr>
           <w:t>3.10 Протокол обмена и обработка ошибок</w:t>
         </w:r>
@@ -3003,7 +3003,7 @@
             <w:rFonts w:cs="Times New Roman"/>
             <w:noProof/>
             <w:webHidden/>
-            <w:sz w:val="21"/>
+            <w:sz w:val="20"/>
           </w:rPr>
           <w:tab/>
         </w:r>
@@ -3012,7 +3012,7 @@
             <w:rFonts w:cs="Times New Roman"/>
             <w:noProof/>
             <w:webHidden/>
-            <w:sz w:val="21"/>
+            <w:sz w:val="20"/>
           </w:rPr>
           <w:fldChar w:fldCharType="begin"/>
         </w:r>
@@ -3021,24 +3021,24 @@
             <w:rFonts w:cs="Times New Roman"/>
             <w:noProof/>
             <w:webHidden/>
-            <w:sz w:val="21"/>
-          </w:rPr>
-          <w:instrText xml:space="preserve"> PAGEREF _Toc241424900 \h </w:instrText>
-        </w:r>
-        <w:r>
-          <w:rPr>
-            <w:rFonts w:cs="Times New Roman"/>
-            <w:noProof/>
-            <w:webHidden/>
-            <w:sz w:val="21"/>
-          </w:rPr>
-        </w:r>
-        <w:r>
-          <w:rPr>
-            <w:rFonts w:cs="Times New Roman"/>
-            <w:noProof/>
-            <w:webHidden/>
-            <w:sz w:val="21"/>
+            <w:sz w:val="20"/>
+          </w:rPr>
+          <w:instrText xml:space="preserve"> PAGEREF _Toc241438745 \h </w:instrText>
+        </w:r>
+        <w:r>
+          <w:rPr>
+            <w:rFonts w:cs="Times New Roman"/>
+            <w:noProof/>
+            <w:webHidden/>
+            <w:sz w:val="20"/>
+          </w:rPr>
+        </w:r>
+        <w:r>
+          <w:rPr>
+            <w:rFonts w:cs="Times New Roman"/>
+            <w:noProof/>
+            <w:webHidden/>
+            <w:sz w:val="20"/>
           </w:rPr>
           <w:fldChar w:fldCharType="separate"/>
         </w:r>
@@ -3047,7 +3047,7 @@
             <w:rFonts w:cs="Times New Roman"/>
             <w:noProof/>
             <w:webHidden/>
-            <w:sz w:val="21"/>
+            <w:sz w:val="20"/>
           </w:rPr>
           <w:t>37</w:t>
         </w:r>
@@ -3056,7 +3056,7 @@
             <w:rFonts w:cs="Times New Roman"/>
             <w:noProof/>
             <w:webHidden/>
-            <w:sz w:val="21"/>
+            <w:sz w:val="20"/>
           </w:rPr>
           <w:fldChar w:fldCharType="end"/>
         </w:r>
@@ -3072,16 +3072,16 @@
         <w:rPr>
           <w:rFonts w:cs="Times New Roman"/>
           <w:noProof/>
-          <w:sz w:val="21"/>
+          <w:sz w:val="20"/>
         </w:rPr>
       </w:pPr>
-      <w:hyperlink w:anchor="_Toc241424901" w:history="1">
+      <w:hyperlink w:anchor="_Toc241438746" w:history="1">
         <w:r>
           <w:rPr>
             <w:rStyle w:val="aff8"/>
             <w:rFonts w:cs="Times New Roman"/>
             <w:noProof/>
-            <w:sz w:val="21"/>
+            <w:sz w:val="20"/>
           </w:rPr>
           <w:t>3.11 Словарь данных и ограничения обновления</w:t>
         </w:r>
@@ -3090,7 +3090,7 @@
             <w:rFonts w:cs="Times New Roman"/>
             <w:noProof/>
             <w:webHidden/>
-            <w:sz w:val="21"/>
+            <w:sz w:val="20"/>
           </w:rPr>
           <w:tab/>
         </w:r>
@@ -3099,7 +3099,7 @@
             <w:rFonts w:cs="Times New Roman"/>
             <w:noProof/>
             <w:webHidden/>
-            <w:sz w:val="21"/>
+            <w:sz w:val="20"/>
           </w:rPr>
           <w:fldChar w:fldCharType="begin"/>
         </w:r>
@@ -3108,24 +3108,24 @@
             <w:rFonts w:cs="Times New Roman"/>
             <w:noProof/>
             <w:webHidden/>
-            <w:sz w:val="21"/>
-          </w:rPr>
-          <w:instrText xml:space="preserve"> PAGEREF _Toc241424901 \h </w:instrText>
-        </w:r>
-        <w:r>
-          <w:rPr>
-            <w:rFonts w:cs="Times New Roman"/>
-            <w:noProof/>
-            <w:webHidden/>
-            <w:sz w:val="21"/>
-          </w:rPr>
-        </w:r>
-        <w:r>
-          <w:rPr>
-            <w:rFonts w:cs="Times New Roman"/>
-            <w:noProof/>
-            <w:webHidden/>
-            <w:sz w:val="21"/>
+            <w:sz w:val="20"/>
+          </w:rPr>
+          <w:instrText xml:space="preserve"> PAGEREF _Toc241438746 \h </w:instrText>
+        </w:r>
+        <w:r>
+          <w:rPr>
+            <w:rFonts w:cs="Times New Roman"/>
+            <w:noProof/>
+            <w:webHidden/>
+            <w:sz w:val="20"/>
+          </w:rPr>
+        </w:r>
+        <w:r>
+          <w:rPr>
+            <w:rFonts w:cs="Times New Roman"/>
+            <w:noProof/>
+            <w:webHidden/>
+            <w:sz w:val="20"/>
           </w:rPr>
           <w:fldChar w:fldCharType="separate"/>
         </w:r>
@@ -3134,7 +3134,7 @@
             <w:rFonts w:cs="Times New Roman"/>
             <w:noProof/>
             <w:webHidden/>
-            <w:sz w:val="21"/>
+            <w:sz w:val="20"/>
           </w:rPr>
           <w:t>39</w:t>
         </w:r>
@@ -3143,7 +3143,7 @@
             <w:rFonts w:cs="Times New Roman"/>
             <w:noProof/>
             <w:webHidden/>
-            <w:sz w:val="21"/>
+            <w:sz w:val="20"/>
           </w:rPr>
           <w:fldChar w:fldCharType="end"/>
         </w:r>
@@ -3159,16 +3159,16 @@
         <w:rPr>
           <w:rFonts w:cs="Times New Roman"/>
           <w:noProof/>
-          <w:sz w:val="21"/>
+          <w:sz w:val="20"/>
         </w:rPr>
       </w:pPr>
-      <w:hyperlink w:anchor="_Toc241424902" w:history="1">
+      <w:hyperlink w:anchor="_Toc241438747" w:history="1">
         <w:r>
           <w:rPr>
             <w:rStyle w:val="aff8"/>
             <w:rFonts w:cs="Times New Roman"/>
             <w:noProof/>
-            <w:sz w:val="21"/>
+            <w:sz w:val="20"/>
           </w:rPr>
           <w:t>3.12 Настройка, миграции и сопровождение стенда</w:t>
         </w:r>
@@ -3177,7 +3177,7 @@
             <w:rFonts w:cs="Times New Roman"/>
             <w:noProof/>
             <w:webHidden/>
-            <w:sz w:val="21"/>
+            <w:sz w:val="20"/>
           </w:rPr>
           <w:tab/>
         </w:r>
@@ -3186,7 +3186,7 @@
             <w:rFonts w:cs="Times New Roman"/>
             <w:noProof/>
             <w:webHidden/>
-            <w:sz w:val="21"/>
+            <w:sz w:val="20"/>
           </w:rPr>
           <w:fldChar w:fldCharType="begin"/>
         </w:r>
@@ -3195,24 +3195,24 @@
             <w:rFonts w:cs="Times New Roman"/>
             <w:noProof/>
             <w:webHidden/>
-            <w:sz w:val="21"/>
-          </w:rPr>
-          <w:instrText xml:space="preserve"> PAGEREF _Toc241424902 \h </w:instrText>
-        </w:r>
-        <w:r>
-          <w:rPr>
-            <w:rFonts w:cs="Times New Roman"/>
-            <w:noProof/>
-            <w:webHidden/>
-            <w:sz w:val="21"/>
-          </w:rPr>
-        </w:r>
-        <w:r>
-          <w:rPr>
-            <w:rFonts w:cs="Times New Roman"/>
-            <w:noProof/>
-            <w:webHidden/>
-            <w:sz w:val="21"/>
+            <w:sz w:val="20"/>
+          </w:rPr>
+          <w:instrText xml:space="preserve"> PAGEREF _Toc241438747 \h </w:instrText>
+        </w:r>
+        <w:r>
+          <w:rPr>
+            <w:rFonts w:cs="Times New Roman"/>
+            <w:noProof/>
+            <w:webHidden/>
+            <w:sz w:val="20"/>
+          </w:rPr>
+        </w:r>
+        <w:r>
+          <w:rPr>
+            <w:rFonts w:cs="Times New Roman"/>
+            <w:noProof/>
+            <w:webHidden/>
+            <w:sz w:val="20"/>
           </w:rPr>
           <w:fldChar w:fldCharType="separate"/>
         </w:r>
@@ -3221,7 +3221,7 @@
             <w:rFonts w:cs="Times New Roman"/>
             <w:noProof/>
             <w:webHidden/>
-            <w:sz w:val="21"/>
+            <w:sz w:val="20"/>
           </w:rPr>
           <w:t>41</w:t>
         </w:r>
@@ -3230,7 +3230,7 @@
             <w:rFonts w:cs="Times New Roman"/>
             <w:noProof/>
             <w:webHidden/>
-            <w:sz w:val="21"/>
+            <w:sz w:val="20"/>
           </w:rPr>
           <w:fldChar w:fldCharType="end"/>
         </w:r>
@@ -3246,16 +3246,16 @@
         <w:rPr>
           <w:rFonts w:cs="Times New Roman"/>
           <w:noProof/>
-          <w:sz w:val="21"/>
+          <w:sz w:val="20"/>
         </w:rPr>
       </w:pPr>
-      <w:hyperlink w:anchor="_Toc241424903" w:history="1">
+      <w:hyperlink w:anchor="_Toc241438748" w:history="1">
         <w:r>
           <w:rPr>
             <w:rStyle w:val="aff8"/>
             <w:rFonts w:cs="Times New Roman"/>
             <w:noProof/>
-            <w:sz w:val="21"/>
+            <w:sz w:val="20"/>
           </w:rPr>
           <w:t>3.13 Отказы и восстановление пользовательского действия</w:t>
         </w:r>
@@ -3264,7 +3264,7 @@
             <w:rFonts w:cs="Times New Roman"/>
             <w:noProof/>
             <w:webHidden/>
-            <w:sz w:val="21"/>
+            <w:sz w:val="20"/>
           </w:rPr>
           <w:tab/>
         </w:r>
@@ -3273,7 +3273,7 @@
             <w:rFonts w:cs="Times New Roman"/>
             <w:noProof/>
             <w:webHidden/>
-            <w:sz w:val="21"/>
+            <w:sz w:val="20"/>
           </w:rPr>
           <w:fldChar w:fldCharType="begin"/>
         </w:r>
@@ -3282,24 +3282,24 @@
             <w:rFonts w:cs="Times New Roman"/>
             <w:noProof/>
             <w:webHidden/>
-            <w:sz w:val="21"/>
-          </w:rPr>
-          <w:instrText xml:space="preserve"> PAGEREF _Toc241424903 \h </w:instrText>
-        </w:r>
-        <w:r>
-          <w:rPr>
-            <w:rFonts w:cs="Times New Roman"/>
-            <w:noProof/>
-            <w:webHidden/>
-            <w:sz w:val="21"/>
-          </w:rPr>
-        </w:r>
-        <w:r>
-          <w:rPr>
-            <w:rFonts w:cs="Times New Roman"/>
-            <w:noProof/>
-            <w:webHidden/>
-            <w:sz w:val="21"/>
+            <w:sz w:val="20"/>
+          </w:rPr>
+          <w:instrText xml:space="preserve"> PAGEREF _Toc241438748 \h </w:instrText>
+        </w:r>
+        <w:r>
+          <w:rPr>
+            <w:rFonts w:cs="Times New Roman"/>
+            <w:noProof/>
+            <w:webHidden/>
+            <w:sz w:val="20"/>
+          </w:rPr>
+        </w:r>
+        <w:r>
+          <w:rPr>
+            <w:rFonts w:cs="Times New Roman"/>
+            <w:noProof/>
+            <w:webHidden/>
+            <w:sz w:val="20"/>
           </w:rPr>
           <w:fldChar w:fldCharType="separate"/>
         </w:r>
@@ -3308,7 +3308,7 @@
             <w:rFonts w:cs="Times New Roman"/>
             <w:noProof/>
             <w:webHidden/>
-            <w:sz w:val="21"/>
+            <w:sz w:val="20"/>
           </w:rPr>
           <w:t>43</w:t>
         </w:r>
@@ -3317,7 +3317,7 @@
             <w:rFonts w:cs="Times New Roman"/>
             <w:noProof/>
             <w:webHidden/>
-            <w:sz w:val="21"/>
+            <w:sz w:val="20"/>
           </w:rPr>
           <w:fldChar w:fldCharType="end"/>
         </w:r>
@@ -3333,16 +3333,16 @@
         <w:rPr>
           <w:rFonts w:cs="Times New Roman"/>
           <w:noProof/>
-          <w:sz w:val="21"/>
+          <w:sz w:val="20"/>
         </w:rPr>
       </w:pPr>
-      <w:hyperlink w:anchor="_Toc241424904" w:history="1">
+      <w:hyperlink w:anchor="_Toc241438749" w:history="1">
         <w:r>
           <w:rPr>
             <w:rStyle w:val="aff8"/>
             <w:rFonts w:cs="Times New Roman"/>
             <w:noProof/>
-            <w:sz w:val="21"/>
+            <w:sz w:val="20"/>
           </w:rPr>
           <w:t>4 ИСПЫТАНИЯ И ОЦЕНКА</w:t>
         </w:r>
@@ -3351,7 +3351,7 @@
             <w:rFonts w:cs="Times New Roman"/>
             <w:noProof/>
             <w:webHidden/>
-            <w:sz w:val="21"/>
+            <w:sz w:val="20"/>
           </w:rPr>
           <w:tab/>
         </w:r>
@@ -3360,7 +3360,7 @@
             <w:rFonts w:cs="Times New Roman"/>
             <w:noProof/>
             <w:webHidden/>
-            <w:sz w:val="21"/>
+            <w:sz w:val="20"/>
           </w:rPr>
           <w:fldChar w:fldCharType="begin"/>
         </w:r>
@@ -3369,24 +3369,24 @@
             <w:rFonts w:cs="Times New Roman"/>
             <w:noProof/>
             <w:webHidden/>
-            <w:sz w:val="21"/>
-          </w:rPr>
-          <w:instrText xml:space="preserve"> PAGEREF _Toc241424904 \h </w:instrText>
-        </w:r>
-        <w:r>
-          <w:rPr>
-            <w:rFonts w:cs="Times New Roman"/>
-            <w:noProof/>
-            <w:webHidden/>
-            <w:sz w:val="21"/>
-          </w:rPr>
-        </w:r>
-        <w:r>
-          <w:rPr>
-            <w:rFonts w:cs="Times New Roman"/>
-            <w:noProof/>
-            <w:webHidden/>
-            <w:sz w:val="21"/>
+            <w:sz w:val="20"/>
+          </w:rPr>
+          <w:instrText xml:space="preserve"> PAGEREF _Toc241438749 \h </w:instrText>
+        </w:r>
+        <w:r>
+          <w:rPr>
+            <w:rFonts w:cs="Times New Roman"/>
+            <w:noProof/>
+            <w:webHidden/>
+            <w:sz w:val="20"/>
+          </w:rPr>
+        </w:r>
+        <w:r>
+          <w:rPr>
+            <w:rFonts w:cs="Times New Roman"/>
+            <w:noProof/>
+            <w:webHidden/>
+            <w:sz w:val="20"/>
           </w:rPr>
           <w:fldChar w:fldCharType="separate"/>
         </w:r>
@@ -3395,7 +3395,7 @@
             <w:rFonts w:cs="Times New Roman"/>
             <w:noProof/>
             <w:webHidden/>
-            <w:sz w:val="21"/>
+            <w:sz w:val="20"/>
           </w:rPr>
           <w:t>46</w:t>
         </w:r>
@@ -3404,7 +3404,7 @@
             <w:rFonts w:cs="Times New Roman"/>
             <w:noProof/>
             <w:webHidden/>
-            <w:sz w:val="21"/>
+            <w:sz w:val="20"/>
           </w:rPr>
           <w:fldChar w:fldCharType="end"/>
         </w:r>
@@ -3420,16 +3420,16 @@
         <w:rPr>
           <w:rFonts w:cs="Times New Roman"/>
           <w:noProof/>
-          <w:sz w:val="21"/>
+          <w:sz w:val="20"/>
         </w:rPr>
       </w:pPr>
-      <w:hyperlink w:anchor="_Toc241424905" w:history="1">
+      <w:hyperlink w:anchor="_Toc241438750" w:history="1">
         <w:r>
           <w:rPr>
             <w:rStyle w:val="aff8"/>
             <w:rFonts w:cs="Times New Roman"/>
             <w:noProof/>
-            <w:sz w:val="21"/>
+            <w:sz w:val="20"/>
           </w:rPr>
           <w:t>4.1 Подход к проверке</w:t>
         </w:r>
@@ -3438,7 +3438,7 @@
             <w:rFonts w:cs="Times New Roman"/>
             <w:noProof/>
             <w:webHidden/>
-            <w:sz w:val="21"/>
+            <w:sz w:val="20"/>
           </w:rPr>
           <w:tab/>
         </w:r>
@@ -3447,7 +3447,7 @@
             <w:rFonts w:cs="Times New Roman"/>
             <w:noProof/>
             <w:webHidden/>
-            <w:sz w:val="21"/>
+            <w:sz w:val="20"/>
           </w:rPr>
           <w:fldChar w:fldCharType="begin"/>
         </w:r>
@@ -3456,24 +3456,24 @@
             <w:rFonts w:cs="Times New Roman"/>
             <w:noProof/>
             <w:webHidden/>
-            <w:sz w:val="21"/>
-          </w:rPr>
-          <w:instrText xml:space="preserve"> PAGEREF _Toc241424905 \h </w:instrText>
-        </w:r>
-        <w:r>
-          <w:rPr>
-            <w:rFonts w:cs="Times New Roman"/>
-            <w:noProof/>
-            <w:webHidden/>
-            <w:sz w:val="21"/>
-          </w:rPr>
-        </w:r>
-        <w:r>
-          <w:rPr>
-            <w:rFonts w:cs="Times New Roman"/>
-            <w:noProof/>
-            <w:webHidden/>
-            <w:sz w:val="21"/>
+            <w:sz w:val="20"/>
+          </w:rPr>
+          <w:instrText xml:space="preserve"> PAGEREF _Toc241438750 \h </w:instrText>
+        </w:r>
+        <w:r>
+          <w:rPr>
+            <w:rFonts w:cs="Times New Roman"/>
+            <w:noProof/>
+            <w:webHidden/>
+            <w:sz w:val="20"/>
+          </w:rPr>
+        </w:r>
+        <w:r>
+          <w:rPr>
+            <w:rFonts w:cs="Times New Roman"/>
+            <w:noProof/>
+            <w:webHidden/>
+            <w:sz w:val="20"/>
           </w:rPr>
           <w:fldChar w:fldCharType="separate"/>
         </w:r>
@@ -3482,7 +3482,7 @@
             <w:rFonts w:cs="Times New Roman"/>
             <w:noProof/>
             <w:webHidden/>
-            <w:sz w:val="21"/>
+            <w:sz w:val="20"/>
           </w:rPr>
           <w:t>46</w:t>
         </w:r>
@@ -3491,7 +3491,7 @@
             <w:rFonts w:cs="Times New Roman"/>
             <w:noProof/>
             <w:webHidden/>
-            <w:sz w:val="21"/>
+            <w:sz w:val="20"/>
           </w:rPr>
           <w:fldChar w:fldCharType="end"/>
         </w:r>
@@ -3507,16 +3507,16 @@
         <w:rPr>
           <w:rFonts w:cs="Times New Roman"/>
           <w:noProof/>
-          <w:sz w:val="21"/>
+          <w:sz w:val="20"/>
         </w:rPr>
       </w:pPr>
-      <w:hyperlink w:anchor="_Toc241424906" w:history="1">
+      <w:hyperlink w:anchor="_Toc241438751" w:history="1">
         <w:r>
           <w:rPr>
             <w:rStyle w:val="aff8"/>
             <w:rFonts w:cs="Times New Roman"/>
             <w:noProof/>
-            <w:sz w:val="21"/>
+            <w:sz w:val="20"/>
           </w:rPr>
           <w:t>4.2 Проверка расчётов</w:t>
         </w:r>
@@ -3525,7 +3525,7 @@
             <w:rFonts w:cs="Times New Roman"/>
             <w:noProof/>
             <w:webHidden/>
-            <w:sz w:val="21"/>
+            <w:sz w:val="20"/>
           </w:rPr>
           <w:tab/>
         </w:r>
@@ -3534,7 +3534,7 @@
             <w:rFonts w:cs="Times New Roman"/>
             <w:noProof/>
             <w:webHidden/>
-            <w:sz w:val="21"/>
+            <w:sz w:val="20"/>
           </w:rPr>
           <w:fldChar w:fldCharType="begin"/>
         </w:r>
@@ -3543,24 +3543,24 @@
             <w:rFonts w:cs="Times New Roman"/>
             <w:noProof/>
             <w:webHidden/>
-            <w:sz w:val="21"/>
-          </w:rPr>
-          <w:instrText xml:space="preserve"> PAGEREF _Toc241424906 \h </w:instrText>
-        </w:r>
-        <w:r>
-          <w:rPr>
-            <w:rFonts w:cs="Times New Roman"/>
-            <w:noProof/>
-            <w:webHidden/>
-            <w:sz w:val="21"/>
-          </w:rPr>
-        </w:r>
-        <w:r>
-          <w:rPr>
-            <w:rFonts w:cs="Times New Roman"/>
-            <w:noProof/>
-            <w:webHidden/>
-            <w:sz w:val="21"/>
+            <w:sz w:val="20"/>
+          </w:rPr>
+          <w:instrText xml:space="preserve"> PAGEREF _Toc241438751 \h </w:instrText>
+        </w:r>
+        <w:r>
+          <w:rPr>
+            <w:rFonts w:cs="Times New Roman"/>
+            <w:noProof/>
+            <w:webHidden/>
+            <w:sz w:val="20"/>
+          </w:rPr>
+        </w:r>
+        <w:r>
+          <w:rPr>
+            <w:rFonts w:cs="Times New Roman"/>
+            <w:noProof/>
+            <w:webHidden/>
+            <w:sz w:val="20"/>
           </w:rPr>
           <w:fldChar w:fldCharType="separate"/>
         </w:r>
@@ -3569,7 +3569,7 @@
             <w:rFonts w:cs="Times New Roman"/>
             <w:noProof/>
             <w:webHidden/>
-            <w:sz w:val="21"/>
+            <w:sz w:val="20"/>
           </w:rPr>
           <w:t>46</w:t>
         </w:r>
@@ -3578,7 +3578,7 @@
             <w:rFonts w:cs="Times New Roman"/>
             <w:noProof/>
             <w:webHidden/>
-            <w:sz w:val="21"/>
+            <w:sz w:val="20"/>
           </w:rPr>
           <w:fldChar w:fldCharType="end"/>
         </w:r>
@@ -3594,16 +3594,16 @@
         <w:rPr>
           <w:rFonts w:cs="Times New Roman"/>
           <w:noProof/>
-          <w:sz w:val="21"/>
+          <w:sz w:val="20"/>
         </w:rPr>
       </w:pPr>
-      <w:hyperlink w:anchor="_Toc241424907" w:history="1">
+      <w:hyperlink w:anchor="_Toc241438752" w:history="1">
         <w:r>
           <w:rPr>
             <w:rStyle w:val="aff8"/>
             <w:rFonts w:cs="Times New Roman"/>
             <w:noProof/>
-            <w:sz w:val="21"/>
+            <w:sz w:val="20"/>
           </w:rPr>
           <w:t>4.3 Проверка заказа и разграничения доступа</w:t>
         </w:r>
@@ -3612,7 +3612,7 @@
             <w:rFonts w:cs="Times New Roman"/>
             <w:noProof/>
             <w:webHidden/>
-            <w:sz w:val="21"/>
+            <w:sz w:val="20"/>
           </w:rPr>
           <w:tab/>
         </w:r>
@@ -3621,7 +3621,7 @@
             <w:rFonts w:cs="Times New Roman"/>
             <w:noProof/>
             <w:webHidden/>
-            <w:sz w:val="21"/>
+            <w:sz w:val="20"/>
           </w:rPr>
           <w:fldChar w:fldCharType="begin"/>
         </w:r>
@@ -3630,24 +3630,24 @@
             <w:rFonts w:cs="Times New Roman"/>
             <w:noProof/>
             <w:webHidden/>
-            <w:sz w:val="21"/>
-          </w:rPr>
-          <w:instrText xml:space="preserve"> PAGEREF _Toc241424907 \h </w:instrText>
-        </w:r>
-        <w:r>
-          <w:rPr>
-            <w:rFonts w:cs="Times New Roman"/>
-            <w:noProof/>
-            <w:webHidden/>
-            <w:sz w:val="21"/>
-          </w:rPr>
-        </w:r>
-        <w:r>
-          <w:rPr>
-            <w:rFonts w:cs="Times New Roman"/>
-            <w:noProof/>
-            <w:webHidden/>
-            <w:sz w:val="21"/>
+            <w:sz w:val="20"/>
+          </w:rPr>
+          <w:instrText xml:space="preserve"> PAGEREF _Toc241438752 \h </w:instrText>
+        </w:r>
+        <w:r>
+          <w:rPr>
+            <w:rFonts w:cs="Times New Roman"/>
+            <w:noProof/>
+            <w:webHidden/>
+            <w:sz w:val="20"/>
+          </w:rPr>
+        </w:r>
+        <w:r>
+          <w:rPr>
+            <w:rFonts w:cs="Times New Roman"/>
+            <w:noProof/>
+            <w:webHidden/>
+            <w:sz w:val="20"/>
           </w:rPr>
           <w:fldChar w:fldCharType="separate"/>
         </w:r>
@@ -3656,7 +3656,7 @@
             <w:rFonts w:cs="Times New Roman"/>
             <w:noProof/>
             <w:webHidden/>
-            <w:sz w:val="21"/>
+            <w:sz w:val="20"/>
           </w:rPr>
           <w:t>47</w:t>
         </w:r>
@@ -3665,7 +3665,7 @@
             <w:rFonts w:cs="Times New Roman"/>
             <w:noProof/>
             <w:webHidden/>
-            <w:sz w:val="21"/>
+            <w:sz w:val="20"/>
           </w:rPr>
           <w:fldChar w:fldCharType="end"/>
         </w:r>
@@ -3681,16 +3681,16 @@
         <w:rPr>
           <w:rFonts w:cs="Times New Roman"/>
           <w:noProof/>
-          <w:sz w:val="21"/>
+          <w:sz w:val="20"/>
         </w:rPr>
       </w:pPr>
-      <w:hyperlink w:anchor="_Toc241424908" w:history="1">
+      <w:hyperlink w:anchor="_Toc241438753" w:history="1">
         <w:r>
           <w:rPr>
             <w:rStyle w:val="aff8"/>
             <w:rFonts w:cs="Times New Roman"/>
             <w:noProof/>
-            <w:sz w:val="21"/>
+            <w:sz w:val="20"/>
           </w:rPr>
           <w:t>4.4 Сравнение процесса закупки</w:t>
         </w:r>
@@ -3699,7 +3699,7 @@
             <w:rFonts w:cs="Times New Roman"/>
             <w:noProof/>
             <w:webHidden/>
-            <w:sz w:val="21"/>
+            <w:sz w:val="20"/>
           </w:rPr>
           <w:tab/>
         </w:r>
@@ -3708,7 +3708,7 @@
             <w:rFonts w:cs="Times New Roman"/>
             <w:noProof/>
             <w:webHidden/>
-            <w:sz w:val="21"/>
+            <w:sz w:val="20"/>
           </w:rPr>
           <w:fldChar w:fldCharType="begin"/>
         </w:r>
@@ -3717,24 +3717,24 @@
             <w:rFonts w:cs="Times New Roman"/>
             <w:noProof/>
             <w:webHidden/>
-            <w:sz w:val="21"/>
-          </w:rPr>
-          <w:instrText xml:space="preserve"> PAGEREF _Toc241424908 \h </w:instrText>
-        </w:r>
-        <w:r>
-          <w:rPr>
-            <w:rFonts w:cs="Times New Roman"/>
-            <w:noProof/>
-            <w:webHidden/>
-            <w:sz w:val="21"/>
-          </w:rPr>
-        </w:r>
-        <w:r>
-          <w:rPr>
-            <w:rFonts w:cs="Times New Roman"/>
-            <w:noProof/>
-            <w:webHidden/>
-            <w:sz w:val="21"/>
+            <w:sz w:val="20"/>
+          </w:rPr>
+          <w:instrText xml:space="preserve"> PAGEREF _Toc241438753 \h </w:instrText>
+        </w:r>
+        <w:r>
+          <w:rPr>
+            <w:rFonts w:cs="Times New Roman"/>
+            <w:noProof/>
+            <w:webHidden/>
+            <w:sz w:val="20"/>
+          </w:rPr>
+        </w:r>
+        <w:r>
+          <w:rPr>
+            <w:rFonts w:cs="Times New Roman"/>
+            <w:noProof/>
+            <w:webHidden/>
+            <w:sz w:val="20"/>
           </w:rPr>
           <w:fldChar w:fldCharType="separate"/>
         </w:r>
@@ -3743,7 +3743,7 @@
             <w:rFonts w:cs="Times New Roman"/>
             <w:noProof/>
             <w:webHidden/>
-            <w:sz w:val="21"/>
+            <w:sz w:val="20"/>
           </w:rPr>
           <w:t>48</w:t>
         </w:r>
@@ -3752,7 +3752,7 @@
             <w:rFonts w:cs="Times New Roman"/>
             <w:noProof/>
             <w:webHidden/>
-            <w:sz w:val="21"/>
+            <w:sz w:val="20"/>
           </w:rPr>
           <w:fldChar w:fldCharType="end"/>
         </w:r>
@@ -3768,16 +3768,16 @@
         <w:rPr>
           <w:rFonts w:cs="Times New Roman"/>
           <w:noProof/>
-          <w:sz w:val="21"/>
+          <w:sz w:val="20"/>
         </w:rPr>
       </w:pPr>
-      <w:hyperlink w:anchor="_Toc241424909" w:history="1">
+      <w:hyperlink w:anchor="_Toc241438754" w:history="1">
         <w:r>
           <w:rPr>
             <w:rStyle w:val="aff8"/>
             <w:rFonts w:cs="Times New Roman"/>
             <w:noProof/>
-            <w:sz w:val="21"/>
+            <w:sz w:val="20"/>
           </w:rPr>
           <w:t>4.5 Ограничения испытаний</w:t>
         </w:r>
@@ -3786,7 +3786,7 @@
             <w:rFonts w:cs="Times New Roman"/>
             <w:noProof/>
             <w:webHidden/>
-            <w:sz w:val="21"/>
+            <w:sz w:val="20"/>
           </w:rPr>
           <w:tab/>
         </w:r>
@@ -3795,7 +3795,7 @@
             <w:rFonts w:cs="Times New Roman"/>
             <w:noProof/>
             <w:webHidden/>
-            <w:sz w:val="21"/>
+            <w:sz w:val="20"/>
           </w:rPr>
           <w:fldChar w:fldCharType="begin"/>
         </w:r>
@@ -3804,24 +3804,24 @@
             <w:rFonts w:cs="Times New Roman"/>
             <w:noProof/>
             <w:webHidden/>
-            <w:sz w:val="21"/>
-          </w:rPr>
-          <w:instrText xml:space="preserve"> PAGEREF _Toc241424909 \h </w:instrText>
-        </w:r>
-        <w:r>
-          <w:rPr>
-            <w:rFonts w:cs="Times New Roman"/>
-            <w:noProof/>
-            <w:webHidden/>
-            <w:sz w:val="21"/>
-          </w:rPr>
-        </w:r>
-        <w:r>
-          <w:rPr>
-            <w:rFonts w:cs="Times New Roman"/>
-            <w:noProof/>
-            <w:webHidden/>
-            <w:sz w:val="21"/>
+            <w:sz w:val="20"/>
+          </w:rPr>
+          <w:instrText xml:space="preserve"> PAGEREF _Toc241438754 \h </w:instrText>
+        </w:r>
+        <w:r>
+          <w:rPr>
+            <w:rFonts w:cs="Times New Roman"/>
+            <w:noProof/>
+            <w:webHidden/>
+            <w:sz w:val="20"/>
+          </w:rPr>
+        </w:r>
+        <w:r>
+          <w:rPr>
+            <w:rFonts w:cs="Times New Roman"/>
+            <w:noProof/>
+            <w:webHidden/>
+            <w:sz w:val="20"/>
           </w:rPr>
           <w:fldChar w:fldCharType="separate"/>
         </w:r>
@@ -3830,7 +3830,7 @@
             <w:rFonts w:cs="Times New Roman"/>
             <w:noProof/>
             <w:webHidden/>
-            <w:sz w:val="21"/>
+            <w:sz w:val="20"/>
           </w:rPr>
           <w:t>48</w:t>
         </w:r>
@@ -3839,7 +3839,7 @@
             <w:rFonts w:cs="Times New Roman"/>
             <w:noProof/>
             <w:webHidden/>
-            <w:sz w:val="21"/>
+            <w:sz w:val="20"/>
           </w:rPr>
           <w:fldChar w:fldCharType="end"/>
         </w:r>
@@ -3855,16 +3855,16 @@
         <w:rPr>
           <w:rFonts w:cs="Times New Roman"/>
           <w:noProof/>
-          <w:sz w:val="21"/>
+          <w:sz w:val="20"/>
         </w:rPr>
       </w:pPr>
-      <w:hyperlink w:anchor="_Toc241424910" w:history="1">
+      <w:hyperlink w:anchor="_Toc241438755" w:history="1">
         <w:r>
           <w:rPr>
             <w:rStyle w:val="aff8"/>
             <w:rFonts w:cs="Times New Roman"/>
             <w:noProof/>
-            <w:sz w:val="21"/>
+            <w:sz w:val="20"/>
           </w:rPr>
           <w:t>4.6 Оценка затрат и условий внедрения</w:t>
         </w:r>
@@ -3873,7 +3873,7 @@
             <w:rFonts w:cs="Times New Roman"/>
             <w:noProof/>
             <w:webHidden/>
-            <w:sz w:val="21"/>
+            <w:sz w:val="20"/>
           </w:rPr>
           <w:tab/>
         </w:r>
@@ -3882,7 +3882,7 @@
             <w:rFonts w:cs="Times New Roman"/>
             <w:noProof/>
             <w:webHidden/>
-            <w:sz w:val="21"/>
+            <w:sz w:val="20"/>
           </w:rPr>
           <w:fldChar w:fldCharType="begin"/>
         </w:r>
@@ -3891,24 +3891,24 @@
             <w:rFonts w:cs="Times New Roman"/>
             <w:noProof/>
             <w:webHidden/>
-            <w:sz w:val="21"/>
-          </w:rPr>
-          <w:instrText xml:space="preserve"> PAGEREF _Toc241424910 \h </w:instrText>
-        </w:r>
-        <w:r>
-          <w:rPr>
-            <w:rFonts w:cs="Times New Roman"/>
-            <w:noProof/>
-            <w:webHidden/>
-            <w:sz w:val="21"/>
-          </w:rPr>
-        </w:r>
-        <w:r>
-          <w:rPr>
-            <w:rFonts w:cs="Times New Roman"/>
-            <w:noProof/>
-            <w:webHidden/>
-            <w:sz w:val="21"/>
+            <w:sz w:val="20"/>
+          </w:rPr>
+          <w:instrText xml:space="preserve"> PAGEREF _Toc241438755 \h </w:instrText>
+        </w:r>
+        <w:r>
+          <w:rPr>
+            <w:rFonts w:cs="Times New Roman"/>
+            <w:noProof/>
+            <w:webHidden/>
+            <w:sz w:val="20"/>
+          </w:rPr>
+        </w:r>
+        <w:r>
+          <w:rPr>
+            <w:rFonts w:cs="Times New Roman"/>
+            <w:noProof/>
+            <w:webHidden/>
+            <w:sz w:val="20"/>
           </w:rPr>
           <w:fldChar w:fldCharType="separate"/>
         </w:r>
@@ -3917,7 +3917,7 @@
             <w:rFonts w:cs="Times New Roman"/>
             <w:noProof/>
             <w:webHidden/>
-            <w:sz w:val="21"/>
+            <w:sz w:val="20"/>
           </w:rPr>
           <w:t>49</w:t>
         </w:r>
@@ -3926,7 +3926,7 @@
             <w:rFonts w:cs="Times New Roman"/>
             <w:noProof/>
             <w:webHidden/>
-            <w:sz w:val="21"/>
+            <w:sz w:val="20"/>
           </w:rPr>
           <w:fldChar w:fldCharType="end"/>
         </w:r>
@@ -3942,16 +3942,16 @@
         <w:rPr>
           <w:rFonts w:cs="Times New Roman"/>
           <w:noProof/>
-          <w:sz w:val="21"/>
+          <w:sz w:val="20"/>
         </w:rPr>
       </w:pPr>
-      <w:hyperlink w:anchor="_Toc241424911" w:history="1">
+      <w:hyperlink w:anchor="_Toc241438756" w:history="1">
         <w:r>
           <w:rPr>
             <w:rStyle w:val="aff8"/>
             <w:rFonts w:cs="Times New Roman"/>
             <w:noProof/>
-            <w:sz w:val="21"/>
+            <w:sz w:val="20"/>
           </w:rPr>
           <w:t>4.7 Воспроизводимый протокол испытаний</w:t>
         </w:r>
@@ -3960,7 +3960,7 @@
             <w:rFonts w:cs="Times New Roman"/>
             <w:noProof/>
             <w:webHidden/>
-            <w:sz w:val="21"/>
+            <w:sz w:val="20"/>
           </w:rPr>
           <w:tab/>
         </w:r>
@@ -3969,7 +3969,7 @@
             <w:rFonts w:cs="Times New Roman"/>
             <w:noProof/>
             <w:webHidden/>
-            <w:sz w:val="21"/>
+            <w:sz w:val="20"/>
           </w:rPr>
           <w:fldChar w:fldCharType="begin"/>
         </w:r>
@@ -3978,24 +3978,24 @@
             <w:rFonts w:cs="Times New Roman"/>
             <w:noProof/>
             <w:webHidden/>
-            <w:sz w:val="21"/>
-          </w:rPr>
-          <w:instrText xml:space="preserve"> PAGEREF _Toc241424911 \h </w:instrText>
-        </w:r>
-        <w:r>
-          <w:rPr>
-            <w:rFonts w:cs="Times New Roman"/>
-            <w:noProof/>
-            <w:webHidden/>
-            <w:sz w:val="21"/>
-          </w:rPr>
-        </w:r>
-        <w:r>
-          <w:rPr>
-            <w:rFonts w:cs="Times New Roman"/>
-            <w:noProof/>
-            <w:webHidden/>
-            <w:sz w:val="21"/>
+            <w:sz w:val="20"/>
+          </w:rPr>
+          <w:instrText xml:space="preserve"> PAGEREF _Toc241438756 \h </w:instrText>
+        </w:r>
+        <w:r>
+          <w:rPr>
+            <w:rFonts w:cs="Times New Roman"/>
+            <w:noProof/>
+            <w:webHidden/>
+            <w:sz w:val="20"/>
+          </w:rPr>
+        </w:r>
+        <w:r>
+          <w:rPr>
+            <w:rFonts w:cs="Times New Roman"/>
+            <w:noProof/>
+            <w:webHidden/>
+            <w:sz w:val="20"/>
           </w:rPr>
           <w:fldChar w:fldCharType="separate"/>
         </w:r>
@@ -4004,7 +4004,7 @@
             <w:rFonts w:cs="Times New Roman"/>
             <w:noProof/>
             <w:webHidden/>
-            <w:sz w:val="21"/>
+            <w:sz w:val="20"/>
           </w:rPr>
           <w:t>50</w:t>
         </w:r>
@@ -4013,7 +4013,7 @@
             <w:rFonts w:cs="Times New Roman"/>
             <w:noProof/>
             <w:webHidden/>
-            <w:sz w:val="21"/>
+            <w:sz w:val="20"/>
           </w:rPr>
           <w:fldChar w:fldCharType="end"/>
         </w:r>
@@ -4029,16 +4029,16 @@
         <w:rPr>
           <w:rFonts w:cs="Times New Roman"/>
           <w:noProof/>
-          <w:sz w:val="21"/>
+          <w:sz w:val="20"/>
         </w:rPr>
       </w:pPr>
-      <w:hyperlink w:anchor="_Toc241424912" w:history="1">
+      <w:hyperlink w:anchor="_Toc241438757" w:history="1">
         <w:r>
           <w:rPr>
             <w:rStyle w:val="aff8"/>
             <w:rFonts w:cs="Times New Roman"/>
             <w:noProof/>
-            <w:sz w:val="21"/>
+            <w:sz w:val="20"/>
           </w:rPr>
           <w:t>4.8 Интерпретация результатов и условия повторения</w:t>
         </w:r>
@@ -4047,7 +4047,7 @@
             <w:rFonts w:cs="Times New Roman"/>
             <w:noProof/>
             <w:webHidden/>
-            <w:sz w:val="21"/>
+            <w:sz w:val="20"/>
           </w:rPr>
           <w:tab/>
         </w:r>
@@ -4056,7 +4056,7 @@
             <w:rFonts w:cs="Times New Roman"/>
             <w:noProof/>
             <w:webHidden/>
-            <w:sz w:val="21"/>
+            <w:sz w:val="20"/>
           </w:rPr>
           <w:fldChar w:fldCharType="begin"/>
         </w:r>
@@ -4065,24 +4065,24 @@
             <w:rFonts w:cs="Times New Roman"/>
             <w:noProof/>
             <w:webHidden/>
-            <w:sz w:val="21"/>
-          </w:rPr>
-          <w:instrText xml:space="preserve"> PAGEREF _Toc241424912 \h </w:instrText>
-        </w:r>
-        <w:r>
-          <w:rPr>
-            <w:rFonts w:cs="Times New Roman"/>
-            <w:noProof/>
-            <w:webHidden/>
-            <w:sz w:val="21"/>
-          </w:rPr>
-        </w:r>
-        <w:r>
-          <w:rPr>
-            <w:rFonts w:cs="Times New Roman"/>
-            <w:noProof/>
-            <w:webHidden/>
-            <w:sz w:val="21"/>
+            <w:sz w:val="20"/>
+          </w:rPr>
+          <w:instrText xml:space="preserve"> PAGEREF _Toc241438757 \h </w:instrText>
+        </w:r>
+        <w:r>
+          <w:rPr>
+            <w:rFonts w:cs="Times New Roman"/>
+            <w:noProof/>
+            <w:webHidden/>
+            <w:sz w:val="20"/>
+          </w:rPr>
+        </w:r>
+        <w:r>
+          <w:rPr>
+            <w:rFonts w:cs="Times New Roman"/>
+            <w:noProof/>
+            <w:webHidden/>
+            <w:sz w:val="20"/>
           </w:rPr>
           <w:fldChar w:fldCharType="separate"/>
         </w:r>
@@ -4091,7 +4091,7 @@
             <w:rFonts w:cs="Times New Roman"/>
             <w:noProof/>
             <w:webHidden/>
-            <w:sz w:val="21"/>
+            <w:sz w:val="20"/>
           </w:rPr>
           <w:t>53</w:t>
         </w:r>
@@ -4100,7 +4100,7 @@
             <w:rFonts w:cs="Times New Roman"/>
             <w:noProof/>
             <w:webHidden/>
-            <w:sz w:val="21"/>
+            <w:sz w:val="20"/>
           </w:rPr>
           <w:fldChar w:fldCharType="end"/>
         </w:r>
@@ -4116,16 +4116,16 @@
         <w:rPr>
           <w:rFonts w:cs="Times New Roman"/>
           <w:noProof/>
-          <w:sz w:val="21"/>
+          <w:sz w:val="20"/>
         </w:rPr>
       </w:pPr>
-      <w:hyperlink w:anchor="_Toc241424913" w:history="1">
+      <w:hyperlink w:anchor="_Toc241438758" w:history="1">
         <w:r>
           <w:rPr>
             <w:rStyle w:val="aff8"/>
             <w:rFonts w:cs="Times New Roman"/>
             <w:noProof/>
-            <w:sz w:val="21"/>
+            <w:sz w:val="20"/>
           </w:rPr>
           <w:t>4.9 Критерии приёмки демонстрационной версии</w:t>
         </w:r>
@@ -4134,7 +4134,7 @@
             <w:rFonts w:cs="Times New Roman"/>
             <w:noProof/>
             <w:webHidden/>
-            <w:sz w:val="21"/>
+            <w:sz w:val="20"/>
           </w:rPr>
           <w:tab/>
         </w:r>
@@ -4143,7 +4143,7 @@
             <w:rFonts w:cs="Times New Roman"/>
             <w:noProof/>
             <w:webHidden/>
-            <w:sz w:val="21"/>
+            <w:sz w:val="20"/>
           </w:rPr>
           <w:fldChar w:fldCharType="begin"/>
         </w:r>
@@ -4152,24 +4152,24 @@
             <w:rFonts w:cs="Times New Roman"/>
             <w:noProof/>
             <w:webHidden/>
-            <w:sz w:val="21"/>
-          </w:rPr>
-          <w:instrText xml:space="preserve"> PAGEREF _Toc241424913 \h </w:instrText>
-        </w:r>
-        <w:r>
-          <w:rPr>
-            <w:rFonts w:cs="Times New Roman"/>
-            <w:noProof/>
-            <w:webHidden/>
-            <w:sz w:val="21"/>
-          </w:rPr>
-        </w:r>
-        <w:r>
-          <w:rPr>
-            <w:rFonts w:cs="Times New Roman"/>
-            <w:noProof/>
-            <w:webHidden/>
-            <w:sz w:val="21"/>
+            <w:sz w:val="20"/>
+          </w:rPr>
+          <w:instrText xml:space="preserve"> PAGEREF _Toc241438758 \h </w:instrText>
+        </w:r>
+        <w:r>
+          <w:rPr>
+            <w:rFonts w:cs="Times New Roman"/>
+            <w:noProof/>
+            <w:webHidden/>
+            <w:sz w:val="20"/>
+          </w:rPr>
+        </w:r>
+        <w:r>
+          <w:rPr>
+            <w:rFonts w:cs="Times New Roman"/>
+            <w:noProof/>
+            <w:webHidden/>
+            <w:sz w:val="20"/>
           </w:rPr>
           <w:fldChar w:fldCharType="separate"/>
         </w:r>
@@ -4178,7 +4178,7 @@
             <w:rFonts w:cs="Times New Roman"/>
             <w:noProof/>
             <w:webHidden/>
-            <w:sz w:val="21"/>
+            <w:sz w:val="20"/>
           </w:rPr>
           <w:t>55</w:t>
         </w:r>
@@ -4187,7 +4187,7 @@
             <w:rFonts w:cs="Times New Roman"/>
             <w:noProof/>
             <w:webHidden/>
-            <w:sz w:val="21"/>
+            <w:sz w:val="20"/>
           </w:rPr>
           <w:fldChar w:fldCharType="end"/>
         </w:r>
@@ -4203,16 +4203,16 @@
         <w:rPr>
           <w:rFonts w:cs="Times New Roman"/>
           <w:noProof/>
-          <w:sz w:val="21"/>
+          <w:sz w:val="20"/>
         </w:rPr>
       </w:pPr>
-      <w:hyperlink w:anchor="_Toc241424914" w:history="1">
+      <w:hyperlink w:anchor="_Toc241438759" w:history="1">
         <w:r>
           <w:rPr>
             <w:rStyle w:val="aff8"/>
             <w:rFonts w:cs="Times New Roman"/>
             <w:noProof/>
-            <w:sz w:val="21"/>
+            <w:sz w:val="20"/>
           </w:rPr>
           <w:t>ЗАКЛЮЧЕНИЕ</w:t>
         </w:r>
@@ -4221,7 +4221,7 @@
             <w:rFonts w:cs="Times New Roman"/>
             <w:noProof/>
             <w:webHidden/>
-            <w:sz w:val="21"/>
+            <w:sz w:val="20"/>
           </w:rPr>
           <w:tab/>
         </w:r>
@@ -4230,7 +4230,7 @@
             <w:rFonts w:cs="Times New Roman"/>
             <w:noProof/>
             <w:webHidden/>
-            <w:sz w:val="21"/>
+            <w:sz w:val="20"/>
           </w:rPr>
           <w:fldChar w:fldCharType="begin"/>
         </w:r>
@@ -4239,24 +4239,24 @@
             <w:rFonts w:cs="Times New Roman"/>
             <w:noProof/>
             <w:webHidden/>
-            <w:sz w:val="21"/>
-          </w:rPr>
-          <w:instrText xml:space="preserve"> PAGEREF _Toc241424914 \h </w:instrText>
-        </w:r>
-        <w:r>
-          <w:rPr>
-            <w:rFonts w:cs="Times New Roman"/>
-            <w:noProof/>
-            <w:webHidden/>
-            <w:sz w:val="21"/>
-          </w:rPr>
-        </w:r>
-        <w:r>
-          <w:rPr>
-            <w:rFonts w:cs="Times New Roman"/>
-            <w:noProof/>
-            <w:webHidden/>
-            <w:sz w:val="21"/>
+            <w:sz w:val="20"/>
+          </w:rPr>
+          <w:instrText xml:space="preserve"> PAGEREF _Toc241438759 \h </w:instrText>
+        </w:r>
+        <w:r>
+          <w:rPr>
+            <w:rFonts w:cs="Times New Roman"/>
+            <w:noProof/>
+            <w:webHidden/>
+            <w:sz w:val="20"/>
+          </w:rPr>
+        </w:r>
+        <w:r>
+          <w:rPr>
+            <w:rFonts w:cs="Times New Roman"/>
+            <w:noProof/>
+            <w:webHidden/>
+            <w:sz w:val="20"/>
           </w:rPr>
           <w:fldChar w:fldCharType="separate"/>
         </w:r>
@@ -4265,7 +4265,7 @@
             <w:rFonts w:cs="Times New Roman"/>
             <w:noProof/>
             <w:webHidden/>
-            <w:sz w:val="21"/>
+            <w:sz w:val="20"/>
           </w:rPr>
           <w:t>58</w:t>
         </w:r>
@@ -4274,7 +4274,7 @@
             <w:rFonts w:cs="Times New Roman"/>
             <w:noProof/>
             <w:webHidden/>
-            <w:sz w:val="21"/>
+            <w:sz w:val="20"/>
           </w:rPr>
           <w:fldChar w:fldCharType="end"/>
         </w:r>
@@ -4290,16 +4290,16 @@
         <w:rPr>
           <w:rFonts w:cs="Times New Roman"/>
           <w:noProof/>
-          <w:sz w:val="21"/>
+          <w:sz w:val="20"/>
         </w:rPr>
       </w:pPr>
-      <w:hyperlink w:anchor="_Toc241424915" w:history="1">
+      <w:hyperlink w:anchor="_Toc241438760" w:history="1">
         <w:r>
           <w:rPr>
             <w:rStyle w:val="aff8"/>
             <w:rFonts w:cs="Times New Roman"/>
             <w:noProof/>
-            <w:sz w:val="21"/>
+            <w:sz w:val="20"/>
           </w:rPr>
           <w:t>СПИСОК ИСПОЛЬЗОВАННЫХ ИСТОЧНИКОВ</w:t>
         </w:r>
@@ -4308,7 +4308,7 @@
             <w:rFonts w:cs="Times New Roman"/>
             <w:noProof/>
             <w:webHidden/>
-            <w:sz w:val="21"/>
+            <w:sz w:val="20"/>
           </w:rPr>
           <w:tab/>
         </w:r>
@@ -4317,7 +4317,7 @@
             <w:rFonts w:cs="Times New Roman"/>
             <w:noProof/>
             <w:webHidden/>
-            <w:sz w:val="21"/>
+            <w:sz w:val="20"/>
           </w:rPr>
           <w:fldChar w:fldCharType="begin"/>
         </w:r>
@@ -4326,24 +4326,24 @@
             <w:rFonts w:cs="Times New Roman"/>
             <w:noProof/>
             <w:webHidden/>
-            <w:sz w:val="21"/>
-          </w:rPr>
-          <w:instrText xml:space="preserve"> PAGEREF _Toc241424915 \h </w:instrText>
-        </w:r>
-        <w:r>
-          <w:rPr>
-            <w:rFonts w:cs="Times New Roman"/>
-            <w:noProof/>
-            <w:webHidden/>
-            <w:sz w:val="21"/>
-          </w:rPr>
-        </w:r>
-        <w:r>
-          <w:rPr>
-            <w:rFonts w:cs="Times New Roman"/>
-            <w:noProof/>
-            <w:webHidden/>
-            <w:sz w:val="21"/>
+            <w:sz w:val="20"/>
+          </w:rPr>
+          <w:instrText xml:space="preserve"> PAGEREF _Toc241438760 \h </w:instrText>
+        </w:r>
+        <w:r>
+          <w:rPr>
+            <w:rFonts w:cs="Times New Roman"/>
+            <w:noProof/>
+            <w:webHidden/>
+            <w:sz w:val="20"/>
+          </w:rPr>
+        </w:r>
+        <w:r>
+          <w:rPr>
+            <w:rFonts w:cs="Times New Roman"/>
+            <w:noProof/>
+            <w:webHidden/>
+            <w:sz w:val="20"/>
           </w:rPr>
           <w:fldChar w:fldCharType="separate"/>
         </w:r>
@@ -4352,7 +4352,7 @@
             <w:rFonts w:cs="Times New Roman"/>
             <w:noProof/>
             <w:webHidden/>
-            <w:sz w:val="21"/>
+            <w:sz w:val="20"/>
           </w:rPr>
           <w:t>60</w:t>
         </w:r>
@@ -4361,7 +4361,7 @@
             <w:rFonts w:cs="Times New Roman"/>
             <w:noProof/>
             <w:webHidden/>
-            <w:sz w:val="21"/>
+            <w:sz w:val="20"/>
           </w:rPr>
           <w:fldChar w:fldCharType="end"/>
         </w:r>
@@ -4377,16 +4377,16 @@
         <w:rPr>
           <w:rFonts w:cs="Times New Roman"/>
           <w:noProof/>
-          <w:sz w:val="21"/>
+          <w:sz w:val="20"/>
         </w:rPr>
       </w:pPr>
-      <w:hyperlink w:anchor="_Toc241424916" w:history="1">
+      <w:hyperlink w:anchor="_Toc241438761" w:history="1">
         <w:r>
           <w:rPr>
             <w:rStyle w:val="aff8"/>
             <w:rFonts w:cs="Times New Roman"/>
             <w:noProof/>
-            <w:sz w:val="21"/>
+            <w:sz w:val="20"/>
           </w:rPr>
           <w:t>ПРИЛОЖЕНИЕ А СЦЕНАРИЙ КОНТРОЛЬНОЙ ДЕМОНСТРАЦИИ</w:t>
         </w:r>
@@ -4395,7 +4395,7 @@
             <w:rFonts w:cs="Times New Roman"/>
             <w:noProof/>
             <w:webHidden/>
-            <w:sz w:val="21"/>
+            <w:sz w:val="20"/>
           </w:rPr>
           <w:tab/>
         </w:r>
@@ -4404,7 +4404,7 @@
             <w:rFonts w:cs="Times New Roman"/>
             <w:noProof/>
             <w:webHidden/>
-            <w:sz w:val="21"/>
+            <w:sz w:val="20"/>
           </w:rPr>
           <w:fldChar w:fldCharType="begin"/>
         </w:r>
@@ -4413,24 +4413,24 @@
             <w:rFonts w:cs="Times New Roman"/>
             <w:noProof/>
             <w:webHidden/>
-            <w:sz w:val="21"/>
-          </w:rPr>
-          <w:instrText xml:space="preserve"> PAGEREF _Toc241424916 \h </w:instrText>
-        </w:r>
-        <w:r>
-          <w:rPr>
-            <w:rFonts w:cs="Times New Roman"/>
-            <w:noProof/>
-            <w:webHidden/>
-            <w:sz w:val="21"/>
-          </w:rPr>
-        </w:r>
-        <w:r>
-          <w:rPr>
-            <w:rFonts w:cs="Times New Roman"/>
-            <w:noProof/>
-            <w:webHidden/>
-            <w:sz w:val="21"/>
+            <w:sz w:val="20"/>
+          </w:rPr>
+          <w:instrText xml:space="preserve"> PAGEREF _Toc241438761 \h </w:instrText>
+        </w:r>
+        <w:r>
+          <w:rPr>
+            <w:rFonts w:cs="Times New Roman"/>
+            <w:noProof/>
+            <w:webHidden/>
+            <w:sz w:val="20"/>
+          </w:rPr>
+        </w:r>
+        <w:r>
+          <w:rPr>
+            <w:rFonts w:cs="Times New Roman"/>
+            <w:noProof/>
+            <w:webHidden/>
+            <w:sz w:val="20"/>
           </w:rPr>
           <w:fldChar w:fldCharType="separate"/>
         </w:r>
@@ -4439,7 +4439,7 @@
             <w:rFonts w:cs="Times New Roman"/>
             <w:noProof/>
             <w:webHidden/>
-            <w:sz w:val="21"/>
+            <w:sz w:val="20"/>
           </w:rPr>
           <w:t>63</w:t>
         </w:r>
@@ -4448,7 +4448,7 @@
             <w:rFonts w:cs="Times New Roman"/>
             <w:noProof/>
             <w:webHidden/>
-            <w:sz w:val="21"/>
+            <w:sz w:val="20"/>
           </w:rPr>
           <w:fldChar w:fldCharType="end"/>
         </w:r>
@@ -4464,16 +4464,16 @@
         <w:rPr>
           <w:rFonts w:cs="Times New Roman"/>
           <w:noProof/>
-          <w:sz w:val="21"/>
+          <w:sz w:val="20"/>
         </w:rPr>
       </w:pPr>
-      <w:hyperlink w:anchor="_Toc241424917" w:history="1">
+      <w:hyperlink w:anchor="_Toc241438762" w:history="1">
         <w:r>
           <w:rPr>
             <w:rStyle w:val="aff8"/>
             <w:rFonts w:cs="Times New Roman"/>
             <w:noProof/>
-            <w:sz w:val="21"/>
+            <w:sz w:val="20"/>
           </w:rPr>
           <w:t>ПРИЛОЖЕНИЕ Б КОНТРОЛЬНЫЕ ДАННЫЕ ДЛЯ РАСЧЁТОВ</w:t>
         </w:r>
@@ -4482,7 +4482,7 @@
             <w:rFonts w:cs="Times New Roman"/>
             <w:noProof/>
             <w:webHidden/>
-            <w:sz w:val="21"/>
+            <w:sz w:val="20"/>
           </w:rPr>
           <w:tab/>
         </w:r>
@@ -4491,7 +4491,7 @@
             <w:rFonts w:cs="Times New Roman"/>
             <w:noProof/>
             <w:webHidden/>
-            <w:sz w:val="21"/>
+            <w:sz w:val="20"/>
           </w:rPr>
           <w:fldChar w:fldCharType="begin"/>
         </w:r>
@@ -4500,24 +4500,24 @@
             <w:rFonts w:cs="Times New Roman"/>
             <w:noProof/>
             <w:webHidden/>
-            <w:sz w:val="21"/>
-          </w:rPr>
-          <w:instrText xml:space="preserve"> PAGEREF _Toc241424917 \h </w:instrText>
-        </w:r>
-        <w:r>
-          <w:rPr>
-            <w:rFonts w:cs="Times New Roman"/>
-            <w:noProof/>
-            <w:webHidden/>
-            <w:sz w:val="21"/>
-          </w:rPr>
-        </w:r>
-        <w:r>
-          <w:rPr>
-            <w:rFonts w:cs="Times New Roman"/>
-            <w:noProof/>
-            <w:webHidden/>
-            <w:sz w:val="21"/>
+            <w:sz w:val="20"/>
+          </w:rPr>
+          <w:instrText xml:space="preserve"> PAGEREF _Toc241438762 \h </w:instrText>
+        </w:r>
+        <w:r>
+          <w:rPr>
+            <w:rFonts w:cs="Times New Roman"/>
+            <w:noProof/>
+            <w:webHidden/>
+            <w:sz w:val="20"/>
+          </w:rPr>
+        </w:r>
+        <w:r>
+          <w:rPr>
+            <w:rFonts w:cs="Times New Roman"/>
+            <w:noProof/>
+            <w:webHidden/>
+            <w:sz w:val="20"/>
           </w:rPr>
           <w:fldChar w:fldCharType="separate"/>
         </w:r>
@@ -4526,7 +4526,7 @@
             <w:rFonts w:cs="Times New Roman"/>
             <w:noProof/>
             <w:webHidden/>
-            <w:sz w:val="21"/>
+            <w:sz w:val="20"/>
           </w:rPr>
           <w:t>64</w:t>
         </w:r>
@@ -4535,7 +4535,7 @@
             <w:rFonts w:cs="Times New Roman"/>
             <w:noProof/>
             <w:webHidden/>
-            <w:sz w:val="21"/>
+            <w:sz w:val="20"/>
           </w:rPr>
           <w:fldChar w:fldCharType="end"/>
         </w:r>
@@ -4551,16 +4551,16 @@
         <w:rPr>
           <w:rFonts w:cs="Times New Roman"/>
           <w:noProof/>
-          <w:sz w:val="21"/>
+          <w:sz w:val="20"/>
         </w:rPr>
       </w:pPr>
-      <w:hyperlink w:anchor="_Toc241424918" w:history="1">
+      <w:hyperlink w:anchor="_Toc241438763" w:history="1">
         <w:r>
           <w:rPr>
             <w:rStyle w:val="aff8"/>
             <w:rFonts w:cs="Times New Roman"/>
             <w:noProof/>
-            <w:sz w:val="21"/>
+            <w:sz w:val="20"/>
           </w:rPr>
           <w:t>ПРИЛОЖЕНИЕ В ОПИСАНИЕ ФОРМАТА ВЕДОМОСТИ</w:t>
         </w:r>
@@ -4569,7 +4569,7 @@
             <w:rFonts w:cs="Times New Roman"/>
             <w:noProof/>
             <w:webHidden/>
-            <w:sz w:val="21"/>
+            <w:sz w:val="20"/>
           </w:rPr>
           <w:tab/>
         </w:r>
@@ -4578,7 +4578,7 @@
             <w:rFonts w:cs="Times New Roman"/>
             <w:noProof/>
             <w:webHidden/>
-            <w:sz w:val="21"/>
+            <w:sz w:val="20"/>
           </w:rPr>
           <w:fldChar w:fldCharType="begin"/>
         </w:r>
@@ -4587,24 +4587,24 @@
             <w:rFonts w:cs="Times New Roman"/>
             <w:noProof/>
             <w:webHidden/>
-            <w:sz w:val="21"/>
-          </w:rPr>
-          <w:instrText xml:space="preserve"> PAGEREF _Toc241424918 \h </w:instrText>
-        </w:r>
-        <w:r>
-          <w:rPr>
-            <w:rFonts w:cs="Times New Roman"/>
-            <w:noProof/>
-            <w:webHidden/>
-            <w:sz w:val="21"/>
-          </w:rPr>
-        </w:r>
-        <w:r>
-          <w:rPr>
-            <w:rFonts w:cs="Times New Roman"/>
-            <w:noProof/>
-            <w:webHidden/>
-            <w:sz w:val="21"/>
+            <w:sz w:val="20"/>
+          </w:rPr>
+          <w:instrText xml:space="preserve"> PAGEREF _Toc241438763 \h </w:instrText>
+        </w:r>
+        <w:r>
+          <w:rPr>
+            <w:rFonts w:cs="Times New Roman"/>
+            <w:noProof/>
+            <w:webHidden/>
+            <w:sz w:val="20"/>
+          </w:rPr>
+        </w:r>
+        <w:r>
+          <w:rPr>
+            <w:rFonts w:cs="Times New Roman"/>
+            <w:noProof/>
+            <w:webHidden/>
+            <w:sz w:val="20"/>
           </w:rPr>
           <w:fldChar w:fldCharType="separate"/>
         </w:r>
@@ -4613,7 +4613,7 @@
             <w:rFonts w:cs="Times New Roman"/>
             <w:noProof/>
             <w:webHidden/>
-            <w:sz w:val="21"/>
+            <w:sz w:val="20"/>
           </w:rPr>
           <w:t>65</w:t>
         </w:r>
@@ -4622,7 +4622,7 @@
             <w:rFonts w:cs="Times New Roman"/>
             <w:noProof/>
             <w:webHidden/>
-            <w:sz w:val="21"/>
+            <w:sz w:val="20"/>
           </w:rPr>
           <w:fldChar w:fldCharType="end"/>
         </w:r>
@@ -4638,16 +4638,16 @@
         <w:rPr>
           <w:rFonts w:cs="Times New Roman"/>
           <w:noProof/>
-          <w:sz w:val="21"/>
+          <w:sz w:val="20"/>
         </w:rPr>
       </w:pPr>
-      <w:hyperlink w:anchor="_Toc241424919" w:history="1">
+      <w:hyperlink w:anchor="_Toc241438764" w:history="1">
         <w:r>
           <w:rPr>
             <w:rStyle w:val="aff8"/>
             <w:rFonts w:cs="Times New Roman"/>
             <w:noProof/>
-            <w:sz w:val="21"/>
+            <w:sz w:val="20"/>
           </w:rPr>
           <w:t>ПРИЛОЖЕНИЕ Г ТАБЛИЦА ИСПЫТАНИЙ</w:t>
         </w:r>
@@ -4656,7 +4656,7 @@
             <w:rFonts w:cs="Times New Roman"/>
             <w:noProof/>
             <w:webHidden/>
-            <w:sz w:val="21"/>
+            <w:sz w:val="20"/>
           </w:rPr>
           <w:tab/>
         </w:r>
@@ -4665,7 +4665,7 @@
             <w:rFonts w:cs="Times New Roman"/>
             <w:noProof/>
             <w:webHidden/>
-            <w:sz w:val="21"/>
+            <w:sz w:val="20"/>
           </w:rPr>
           <w:fldChar w:fldCharType="begin"/>
         </w:r>
@@ -4674,24 +4674,24 @@
             <w:rFonts w:cs="Times New Roman"/>
             <w:noProof/>
             <w:webHidden/>
-            <w:sz w:val="21"/>
-          </w:rPr>
-          <w:instrText xml:space="preserve"> PAGEREF _Toc241424919 \h </w:instrText>
-        </w:r>
-        <w:r>
-          <w:rPr>
-            <w:rFonts w:cs="Times New Roman"/>
-            <w:noProof/>
-            <w:webHidden/>
-            <w:sz w:val="21"/>
-          </w:rPr>
-        </w:r>
-        <w:r>
-          <w:rPr>
-            <w:rFonts w:cs="Times New Roman"/>
-            <w:noProof/>
-            <w:webHidden/>
-            <w:sz w:val="21"/>
+            <w:sz w:val="20"/>
+          </w:rPr>
+          <w:instrText xml:space="preserve"> PAGEREF _Toc241438764 \h </w:instrText>
+        </w:r>
+        <w:r>
+          <w:rPr>
+            <w:rFonts w:cs="Times New Roman"/>
+            <w:noProof/>
+            <w:webHidden/>
+            <w:sz w:val="20"/>
+          </w:rPr>
+        </w:r>
+        <w:r>
+          <w:rPr>
+            <w:rFonts w:cs="Times New Roman"/>
+            <w:noProof/>
+            <w:webHidden/>
+            <w:sz w:val="20"/>
           </w:rPr>
           <w:fldChar w:fldCharType="separate"/>
         </w:r>
@@ -4700,7 +4700,7 @@
             <w:rFonts w:cs="Times New Roman"/>
             <w:noProof/>
             <w:webHidden/>
-            <w:sz w:val="21"/>
+            <w:sz w:val="20"/>
           </w:rPr>
           <w:t>66</w:t>
         </w:r>
@@ -4709,7 +4709,7 @@
             <w:rFonts w:cs="Times New Roman"/>
             <w:noProof/>
             <w:webHidden/>
-            <w:sz w:val="21"/>
+            <w:sz w:val="20"/>
           </w:rPr>
           <w:fldChar w:fldCharType="end"/>
         </w:r>
@@ -4723,21 +4723,17 @@
       <w:r>
         <w:rPr>
           <w:rFonts w:cs="Times New Roman"/>
-          <w:sz w:val="21"/>
+          <w:sz w:val="20"/>
         </w:rPr>
         <w:fldChar w:fldCharType="end"/>
       </w:r>
     </w:p>
     <w:p>
-      <w:r>
-        <w:br w:type="page"/>
-      </w:r>
-    </w:p>
-    <w:p>
       <w:pPr>
         <w:pStyle w:val="1"/>
+        <w:pageBreakBefore/>
       </w:pPr>
-      <w:bookmarkStart w:id="1" w:name="_Toc241424869"/>
+      <w:bookmarkStart w:id="1" w:name="_Toc241438714"/>
       <w:r>
         <w:lastRenderedPageBreak/>
         <w:t>ВВЕДЕНИЕ</w:t>
@@ -4767,11 +4763,11 @@
     </w:p>
     <w:p>
       <w:r>
-        <w:t xml:space="preserve">Для достижения цели решаются следующие задачи. Изучается процесс закупки и функции действующих сервисов. Формируются роли пользователей и требования к данным. Проектируется модель каталога, предложений, объектов, заказов и поставок. Реализуются расчёты материалов </w:t>
+        <w:t xml:space="preserve">Для достижения цели решаются следующие задачи. Изучается процесс закупки и функции действующих сервисов. Формируются роли пользователей и требования к данным. Проектируется модель каталога, </w:t>
       </w:r>
       <w:r>
         <w:lastRenderedPageBreak/>
-        <w:t>с округлением до упаковок, серверная проверка цены и остатка, транзакционное оформление заказа и допустимые переходы статусов. Создаётся адаптивный интерфейс, в котором обычная покупка и закупка для объекта образуют понятные маршруты. Подготавливаются демоданные, документация, автоматические и ручные сценарии испытания.</w:t>
+        <w:t>предложений, объектов, заказов и поставок. Реализуются расчёты материалов с округлением до упаковок, серверная проверка цены и остатка, транзакционное оформление заказа и допустимые переходы статусов. Создаётся адаптивный интерфейс, в котором обычная покупка и закупка для объекта образуют понятные маршруты. Подготавливаются демоданные, документация, автоматические и ручные сценарии испытания.</w:t>
       </w:r>
     </w:p>
     <w:p>
@@ -4782,18 +4778,14 @@
     <w:p>
       <w:r>
         <w:t>Пояснительная записка состоит из аналитической и проектной частей. В аналитической части определяются задачи пользователя и пределы сравнения с аналогами. Проектная часть описывает архитектуру, базу данных, алгоритмы, интерфейс и испытания. В заключении перечислены полученные результаты и ограничения. Приложения содержат справочные таблицы, входные данные и протоколы, необходимые для воспроизведения демонстрации.</w:t>
-      </w:r>
-    </w:p>
-    <w:p>
-      <w:r>
-        <w:br w:type="page"/>
       </w:r>
     </w:p>
     <w:p>
       <w:pPr>
         <w:pStyle w:val="1"/>
+        <w:pageBreakBefore/>
       </w:pPr>
-      <w:bookmarkStart w:id="2" w:name="_Toc241424870"/>
+      <w:bookmarkStart w:id="2" w:name="_Toc241438715"/>
       <w:r>
         <w:lastRenderedPageBreak/>
         <w:t>1 АНАЛИТИЧЕСКАЯ ЧАСТЬ</w:t>
@@ -4804,7 +4796,7 @@
       <w:pPr>
         <w:pStyle w:val="21"/>
       </w:pPr>
-      <w:bookmarkStart w:id="3" w:name="_Toc241424871"/>
+      <w:bookmarkStart w:id="3" w:name="_Toc241438716"/>
       <w:r>
         <w:t>1.1 Особенности закупки материалов для строительного объекта</w:t>
       </w:r>
@@ -4833,11 +4825,11 @@
     </w:p>
     <w:p>
       <w:r>
-        <w:t xml:space="preserve">Цена товара без доставки не всегда характеризует итоговую стоимость. Два предложения могут отличаться сроком и стоимостью перевозки; одна </w:t>
-      </w:r>
-      <w:r>
         <w:lastRenderedPageBreak/>
-        <w:t>позиция может быть доступна у нескольких продавцов и на разных складах. Введённая в прототипе оценка показывает стоимость товара и доставки отдельно, а общий итог складывается из выбранных предложений. Для каждой группы одного поставщика доставка учитывается один раз по наибольшей ставке среди выбранных предложений этого поставщика. Это прозрачное учебное правило расчёта, а не тарифная модель транспортной компании или решение задачи глобальной оптимизации.</w:t>
+        <w:t>Цена товара без доставки не всегда характеризует итоговую стоимость. Два предложения могут отличаться сроком и стоимостью перевозки; одна позиция может быть доступна у нескольких продавцов и на разных складах. Введённая в прототипе оценка показывает стоимость товара и доставки отдельно, а общий итог складывается из выбранных предложений. Для каждой группы одного поставщика доставка учитывается один раз по наибольшей ставке среди выбранных предложений этого поставщика. Это прозрачное учебное правило расчёта,</w:t>
+      </w:r>
+      <w:r>
+        <w:t xml:space="preserve"> а не тарифная модель транспортной компании или решение задачи глобальной оптимизации.</w:t>
       </w:r>
     </w:p>
     <w:p>
@@ -4849,7 +4841,7 @@
       <w:pPr>
         <w:pStyle w:val="21"/>
       </w:pPr>
-      <w:bookmarkStart w:id="4" w:name="_Toc241424872"/>
+      <w:bookmarkStart w:id="4" w:name="_Toc241438717"/>
       <w:r>
         <w:t>1.2 Участники и границы процесса</w:t>
       </w:r>
@@ -4862,12 +4854,15 @@
     </w:p>
     <w:p>
       <w:r>
-        <w:t>Объект пользователя представляет контекст потребности, а не цифровую модель здания. В нём хранятся название, адрес, этапы и позиции материалов. Эта модель достаточна для проверки выбранной исследовательской задачи. Интеграция с BIM, бухгалтерией, системой электронного документооборота и договорами поставщиков выходит за рамки работы. Такие функции нельзя обозначать как реализованные только потому, что модель допускает расширение.</w:t>
-      </w:r>
-    </w:p>
-    <w:p>
+        <w:t xml:space="preserve">Объект пользователя представляет контекст потребности, а не цифровую модель здания. В нём хранятся название, адрес, этапы и позиции материалов. Эта модель достаточна для проверки выбранной исследовательской задачи. Интеграция с BIM, бухгалтерией, системой электронного документооборота и договорами поставщиков выходит за </w:t>
+      </w:r>
       <w:r>
         <w:lastRenderedPageBreak/>
+        <w:t>рамки работы. Такие функции нельзя обозначать как реализованные только потому, что модель допускает расширение.</w:t>
+      </w:r>
+    </w:p>
+    <w:p>
+      <w:r>
         <w:t>Границы учётных операций также определены заранее. Подтверждение оплаты означает переход учебного заказа в следующий статус; реквизиты карты не вводятся, банковский провайдер не вызывается. Изменение статуса рейса выполняет водитель через интерфейс, а не устройство геопозиционирования. Координаты маршрута используются для визуальной демонстрации. Пользователь должен видеть эти оговорки рядом с действием, иначе презентация создаст неверное впечатление о возможностях системы.</w:t>
       </w:r>
     </w:p>
@@ -4875,7 +4870,7 @@
       <w:pPr>
         <w:pStyle w:val="21"/>
       </w:pPr>
-      <w:bookmarkStart w:id="5" w:name="_Toc241424873"/>
+      <w:bookmarkStart w:id="5" w:name="_Toc241438718"/>
       <w:r>
         <w:t>1.3 Анализ действующих решений</w:t>
       </w:r>
@@ -5401,7 +5396,6 @@
     <w:p/>
     <w:p>
       <w:r>
-        <w:lastRenderedPageBreak/>
         <w:t>Сравнение не сводится к количеству галочек. Функция может существовать на площадке в ином сценарии, быть доступна только партнёрам или зависеть от региона. Поэтому вывод сформулирован осторожно: существующие решения подтверждают востребованность каталога, сравнения и работы со сметой, а для учебной ВКР полезно реализовать связанный и измеримый процесс, в котором исходные параметры расчёта, выбранный поставщик, остаток и статус поставки доступны в одном стенде.</w:t>
       </w:r>
     </w:p>
@@ -5414,7 +5408,7 @@
       <w:pPr>
         <w:pStyle w:val="21"/>
       </w:pPr>
-      <w:bookmarkStart w:id="6" w:name="_Toc241424874"/>
+      <w:bookmarkStart w:id="6" w:name="_Toc241438719"/>
       <w:r>
         <w:t>1.4 Постановка задачи</w:t>
       </w:r>
@@ -5427,11 +5421,11 @@
     </w:p>
     <w:p>
       <w:r>
-        <w:t xml:space="preserve">Входными данными служат товары и характеристики, предложения поставщиков, сведения о складах и остатках, адрес объекта, количество, этапы и выбранная дата. Выходными данными являются расчёт количества упаковок, состав корзины, предварительная стоимость, заказ, отдельные поставки и история событий. Для демонстрационного режима предусмотрены собственные адреса и маршрутная схема. При наличии </w:t>
+        <w:t xml:space="preserve">Входными данными служат товары и характеристики, предложения поставщиков, сведения о складах и остатках, адрес объекта, количество, этапы и выбранная дата. Выходными данными являются расчёт количества упаковок, состав корзины, предварительная стоимость, заказ, отдельные поставки и история событий. Для демонстрационного режима </w:t>
       </w:r>
       <w:r>
         <w:lastRenderedPageBreak/>
-        <w:t>действующих ключей адресные подсказки и маршруты могут поступать от DaData и 2ГИС [7–9].</w:t>
+        <w:t>предусмотрены собственные адреса и маршрутная схема. При наличии действующих ключей адресные подсказки и маршруты могут поступать от DaData и 2ГИС [7–9].</w:t>
       </w:r>
     </w:p>
     <w:p>
@@ -5443,7 +5437,7 @@
       <w:pPr>
         <w:pStyle w:val="21"/>
       </w:pPr>
-      <w:bookmarkStart w:id="7" w:name="_Toc241424875"/>
+      <w:bookmarkStart w:id="7" w:name="_Toc241438720"/>
       <w:r>
         <w:t>1.5 Функциональные требования</w:t>
       </w:r>
@@ -5472,7 +5466,7 @@
       <w:pPr>
         <w:pStyle w:val="21"/>
       </w:pPr>
-      <w:bookmarkStart w:id="8" w:name="_Toc241424876"/>
+      <w:bookmarkStart w:id="8" w:name="_Toc241438721"/>
       <w:r>
         <w:t>1.6 Нефункциональные требования и ограничения</w:t>
       </w:r>
@@ -5494,18 +5488,14 @@
     <w:p>
       <w:r>
         <w:t>Интерфейс проектируется для телефона, планшета и настольного экрана. Фильтры и навигация адаптируются к узкому экрану, формы остаются пригодными для ввода, таблицы не должны выталкивать всю страницу за границы окна. Светлая и тёмная темы и умеренные переходы помогают современному восприятию, однако движение не должно заменять информацию или делать управление зависимым от анимации. Ориентиром служат принципы WCAG 2.2 [21].</w:t>
-      </w:r>
-    </w:p>
-    <w:p>
-      <w:r>
-        <w:br w:type="page"/>
       </w:r>
     </w:p>
     <w:p>
       <w:pPr>
         <w:pStyle w:val="1"/>
+        <w:pageBreakBefore/>
       </w:pPr>
-      <w:bookmarkStart w:id="9" w:name="_Toc241424877"/>
+      <w:bookmarkStart w:id="9" w:name="_Toc241438722"/>
       <w:r>
         <w:lastRenderedPageBreak/>
         <w:t>2 ПРОЕКТИРОВАНИЕ СИСТЕМЫ</w:t>
@@ -5516,7 +5506,7 @@
       <w:pPr>
         <w:pStyle w:val="21"/>
       </w:pPr>
-      <w:bookmarkStart w:id="10" w:name="_Toc241424878"/>
+      <w:bookmarkStart w:id="10" w:name="_Toc241438723"/>
       <w:r>
         <w:t>2.1 Сценарии использования</w:t>
       </w:r>
@@ -5981,6 +5971,7 @@
               <w:rPr>
                 <w:sz w:val="22"/>
               </w:rPr>
+              <w:lastRenderedPageBreak/>
               <w:t>Диспетчер</w:t>
             </w:r>
           </w:p>
@@ -6078,7 +6069,6 @@
               <w:rPr>
                 <w:sz w:val="22"/>
               </w:rPr>
-              <w:lastRenderedPageBreak/>
               <w:t>Водитель</w:t>
             </w:r>
           </w:p>
@@ -6253,7 +6243,7 @@
       <w:pPr>
         <w:pStyle w:val="21"/>
       </w:pPr>
-      <w:bookmarkStart w:id="11" w:name="_Toc241424879"/>
+      <w:bookmarkStart w:id="11" w:name="_Toc241438724"/>
       <w:r>
         <w:t>2.2 Архитектура приложения</w:t>
       </w:r>
@@ -6281,11 +6271,11 @@
     </w:p>
     <w:p>
       <w:r>
-        <w:t xml:space="preserve">База данных выбрана реляционной, поскольку операции заказа затрагивают связанные сущности и требуют атомарности. PostgreSQL предоставляет ограничения, транзакции и блокировки строк [17, 18]. Схема меняется через последовательные SQL миграции, версия которых </w:t>
+        <w:t xml:space="preserve">База данных выбрана реляционной, поскольку операции заказа затрагивают связанные сущности и требуют атомарности. PostgreSQL предоставляет ограничения, транзакции и блокировки строк [17, 18]. Схема </w:t>
       </w:r>
       <w:r>
         <w:lastRenderedPageBreak/>
-        <w:t>фиксируется в служебной таблице. Данные каталога и демонстрационных пользователей добавляются отдельной командой, не меняющей уже существующие записи при повторе.</w:t>
+        <w:t>меняется через последовательные SQL миграции, версия которых фиксируется в служебной таблице. Данные каталога и демонстрационных пользователей добавляются отдельной командой, не меняющей уже существующие записи при повторе.</w:t>
       </w:r>
     </w:p>
     <w:p>
@@ -6297,7 +6287,7 @@
       <w:pPr>
         <w:pStyle w:val="21"/>
       </w:pPr>
-      <w:bookmarkStart w:id="12" w:name="_Toc241424880"/>
+      <w:bookmarkStart w:id="12" w:name="_Toc241438725"/>
       <w:r>
         <w:t>2.3 Модель предметных данных</w:t>
       </w:r>
@@ -6561,6 +6551,7 @@
               <w:rPr>
                 <w:sz w:val="22"/>
               </w:rPr>
+              <w:lastRenderedPageBreak/>
               <w:t>sessions</w:t>
             </w:r>
           </w:p>
@@ -6658,7 +6649,6 @@
               <w:rPr>
                 <w:sz w:val="22"/>
               </w:rPr>
-              <w:lastRenderedPageBreak/>
               <w:t>products</w:t>
             </w:r>
           </w:p>
@@ -7319,7 +7309,7 @@
       <w:pPr>
         <w:pStyle w:val="21"/>
       </w:pPr>
-      <w:bookmarkStart w:id="13" w:name="_Toc241424881"/>
+      <w:bookmarkStart w:id="13" w:name="_Toc241438726"/>
       <w:r>
         <w:lastRenderedPageBreak/>
         <w:t>2.4 Правила расчёта материалов</w:t>
@@ -7889,7 +7879,7 @@
       <w:pPr>
         <w:pStyle w:val="21"/>
       </w:pPr>
-      <w:bookmarkStart w:id="14" w:name="_Toc241424882"/>
+      <w:bookmarkStart w:id="14" w:name="_Toc241438727"/>
       <w:r>
         <w:t>2.5 Предварительный расчёт и выбор предложения</w:t>
       </w:r>
@@ -7921,7 +7911,7 @@
       <w:pPr>
         <w:pStyle w:val="21"/>
       </w:pPr>
-      <w:bookmarkStart w:id="15" w:name="_Toc241424883"/>
+      <w:bookmarkStart w:id="15" w:name="_Toc241438728"/>
       <w:r>
         <w:t>2.6 Оформление и согласованность состояния</w:t>
       </w:r>
@@ -7965,7 +7955,7 @@
       <w:pPr>
         <w:pStyle w:val="21"/>
       </w:pPr>
-      <w:bookmarkStart w:id="16" w:name="_Toc241424884"/>
+      <w:bookmarkStart w:id="16" w:name="_Toc241438729"/>
       <w:r>
         <w:t>2.7 Контракт API</w:t>
       </w:r>
@@ -8813,7 +8803,7 @@
       <w:pPr>
         <w:pStyle w:val="21"/>
       </w:pPr>
-      <w:bookmarkStart w:id="17" w:name="_Toc241424885"/>
+      <w:bookmarkStart w:id="17" w:name="_Toc241438730"/>
       <w:r>
         <w:lastRenderedPageBreak/>
         <w:t>2.8 Интеграции и автономная демонстрация</w:t>
@@ -8849,7 +8839,7 @@
       <w:pPr>
         <w:pStyle w:val="21"/>
       </w:pPr>
-      <w:bookmarkStart w:id="18" w:name="_Toc241424886"/>
+      <w:bookmarkStart w:id="18" w:name="_Toc241438731"/>
       <w:r>
         <w:t>2.9 Проектирование интерфейса</w:t>
       </w:r>
@@ -8878,7 +8868,7 @@
       <w:pPr>
         <w:pStyle w:val="21"/>
       </w:pPr>
-      <w:bookmarkStart w:id="19" w:name="_Toc241424887"/>
+      <w:bookmarkStart w:id="19" w:name="_Toc241438732"/>
       <w:r>
         <w:t>2.10 Модель угроз и защита операций</w:t>
       </w:r>
@@ -8973,7 +8963,7 @@
       <w:pPr>
         <w:pStyle w:val="21"/>
       </w:pPr>
-      <w:bookmarkStart w:id="20" w:name="_Toc241424888"/>
+      <w:bookmarkStart w:id="20" w:name="_Toc241438733"/>
       <w:r>
         <w:t>2.11 Инварианты и связи модели данных</w:t>
       </w:r>
@@ -9191,7 +9181,7 @@
       <w:pPr>
         <w:pStyle w:val="21"/>
       </w:pPr>
-      <w:bookmarkStart w:id="21" w:name="_Toc241424889"/>
+      <w:bookmarkStart w:id="21" w:name="_Toc241438734"/>
       <w:r>
         <w:t>2.12 Сценарии пользователей и точки передачи ответственности</w:t>
       </w:r>
@@ -9263,15 +9253,11 @@
       </w:r>
     </w:p>
     <w:p>
-      <w:r>
-        <w:br w:type="page"/>
-      </w:r>
-    </w:p>
-    <w:p>
       <w:pPr>
         <w:pStyle w:val="1"/>
+        <w:pageBreakBefore/>
       </w:pPr>
-      <w:bookmarkStart w:id="22" w:name="_Toc241424890"/>
+      <w:bookmarkStart w:id="22" w:name="_Toc241438735"/>
       <w:r>
         <w:lastRenderedPageBreak/>
         <w:t>3 РЕАЛИЗАЦИЯ</w:t>
@@ -9282,7 +9268,7 @@
       <w:pPr>
         <w:pStyle w:val="21"/>
       </w:pPr>
-      <w:bookmarkStart w:id="23" w:name="_Toc241424891"/>
+      <w:bookmarkStart w:id="23" w:name="_Toc241438736"/>
       <w:r>
         <w:t>3.1 Структура программной части</w:t>
       </w:r>
@@ -9327,7 +9313,7 @@
       <w:pPr>
         <w:pStyle w:val="21"/>
       </w:pPr>
-      <w:bookmarkStart w:id="24" w:name="_Toc241424892"/>
+      <w:bookmarkStart w:id="24" w:name="_Toc241438737"/>
       <w:r>
         <w:t>3.2 Регистрация, вход и права</w:t>
       </w:r>
@@ -9383,7 +9369,7 @@
       <w:pPr>
         <w:pStyle w:val="21"/>
       </w:pPr>
-      <w:bookmarkStart w:id="25" w:name="_Toc241424893"/>
+      <w:bookmarkStart w:id="25" w:name="_Toc241438738"/>
       <w:r>
         <w:t>3.3 Каталог и предложения поставщиков</w:t>
       </w:r>
@@ -9409,7 +9395,7 @@
       <w:pPr>
         <w:pStyle w:val="21"/>
       </w:pPr>
-      <w:bookmarkStart w:id="26" w:name="_Toc241424894"/>
+      <w:bookmarkStart w:id="26" w:name="_Toc241438739"/>
       <w:r>
         <w:t>3.4 Ведомость объекта и импорт</w:t>
       </w:r>
@@ -9440,7 +9426,7 @@
       <w:pPr>
         <w:pStyle w:val="21"/>
       </w:pPr>
-      <w:bookmarkStart w:id="27" w:name="_Toc241424895"/>
+      <w:bookmarkStart w:id="27" w:name="_Toc241438740"/>
       <w:r>
         <w:t>3.5 Заказ, поставки и статусы</w:t>
       </w:r>
@@ -9485,7 +9471,7 @@
       <w:pPr>
         <w:pStyle w:val="21"/>
       </w:pPr>
-      <w:bookmarkStart w:id="28" w:name="_Toc241424896"/>
+      <w:bookmarkStart w:id="28" w:name="_Toc241438741"/>
       <w:r>
         <w:lastRenderedPageBreak/>
         <w:t>3.6 Карта, адреса и режим без ключей</w:t>
@@ -9516,7 +9502,7 @@
       <w:pPr>
         <w:pStyle w:val="21"/>
       </w:pPr>
-      <w:bookmarkStart w:id="29" w:name="_Toc241424897"/>
+      <w:bookmarkStart w:id="29" w:name="_Toc241438742"/>
       <w:r>
         <w:t>3.7 Развёртывание и конфигурация</w:t>
       </w:r>
@@ -9546,7 +9532,7 @@
       <w:pPr>
         <w:pStyle w:val="21"/>
       </w:pPr>
-      <w:bookmarkStart w:id="30" w:name="_Toc241424898"/>
+      <w:bookmarkStart w:id="30" w:name="_Toc241438743"/>
       <w:r>
         <w:lastRenderedPageBreak/>
         <w:t>3.8 Демонстрационные данные</w:t>
@@ -9567,7 +9553,7 @@
       <w:pPr>
         <w:pStyle w:val="21"/>
       </w:pPr>
-      <w:bookmarkStart w:id="31" w:name="_Toc241424899"/>
+      <w:bookmarkStart w:id="31" w:name="_Toc241438744"/>
       <w:r>
         <w:t>3.9 Разбор закупки на демонстрационных данных</w:t>
       </w:r>
@@ -10349,7 +10335,7 @@
       <w:pPr>
         <w:pStyle w:val="21"/>
       </w:pPr>
-      <w:bookmarkStart w:id="32" w:name="_Toc241424900"/>
+      <w:bookmarkStart w:id="32" w:name="_Toc241438745"/>
       <w:r>
         <w:lastRenderedPageBreak/>
         <w:t>3.10 Протокол обмена и обработка ошибок</w:t>
@@ -10497,7 +10483,7 @@
       <w:pPr>
         <w:pStyle w:val="21"/>
       </w:pPr>
-      <w:bookmarkStart w:id="33" w:name="_Toc241424901"/>
+      <w:bookmarkStart w:id="33" w:name="_Toc241438746"/>
       <w:r>
         <w:t>3.11 Словарь данных и ограничения обновления</w:t>
       </w:r>
@@ -10787,7 +10773,7 @@
       <w:pPr>
         <w:pStyle w:val="21"/>
       </w:pPr>
-      <w:bookmarkStart w:id="34" w:name="_Toc241424902"/>
+      <w:bookmarkStart w:id="34" w:name="_Toc241438747"/>
       <w:r>
         <w:t>3.12 Настройка, миграции и сопровождение стенда</w:t>
       </w:r>
@@ -12074,7 +12060,7 @@
       <w:pPr>
         <w:pStyle w:val="21"/>
       </w:pPr>
-      <w:bookmarkStart w:id="35" w:name="_Toc241424903"/>
+      <w:bookmarkStart w:id="35" w:name="_Toc241438748"/>
       <w:r>
         <w:t>3.13 Отказы и восстановление пользовательского действия</w:t>
       </w:r>
@@ -12137,15 +12123,11 @@
       </w:r>
     </w:p>
     <w:p>
-      <w:r>
-        <w:br w:type="page"/>
-      </w:r>
-    </w:p>
-    <w:p>
       <w:pPr>
         <w:pStyle w:val="1"/>
+        <w:pageBreakBefore/>
       </w:pPr>
-      <w:bookmarkStart w:id="36" w:name="_Toc241424904"/>
+      <w:bookmarkStart w:id="36" w:name="_Toc241438749"/>
       <w:r>
         <w:lastRenderedPageBreak/>
         <w:t>4 ИСПЫТАНИЯ И ОЦЕНКА</w:t>
@@ -12156,7 +12138,7 @@
       <w:pPr>
         <w:pStyle w:val="21"/>
       </w:pPr>
-      <w:bookmarkStart w:id="37" w:name="_Toc241424905"/>
+      <w:bookmarkStart w:id="37" w:name="_Toc241438750"/>
       <w:r>
         <w:t>4.1 Подход к проверке</w:t>
       </w:r>
@@ -12181,7 +12163,7 @@
       <w:pPr>
         <w:pStyle w:val="21"/>
       </w:pPr>
-      <w:bookmarkStart w:id="38" w:name="_Toc241424906"/>
+      <w:bookmarkStart w:id="38" w:name="_Toc241438751"/>
       <w:r>
         <w:t>4.2 Проверка расчётов</w:t>
       </w:r>
@@ -12215,7 +12197,7 @@
       <w:pPr>
         <w:pStyle w:val="21"/>
       </w:pPr>
-      <w:bookmarkStart w:id="39" w:name="_Toc241424907"/>
+      <w:bookmarkStart w:id="39" w:name="_Toc241438752"/>
       <w:r>
         <w:t>4.3 Проверка заказа и разграничения доступа</w:t>
       </w:r>
@@ -12240,7 +12222,7 @@
       <w:pPr>
         <w:pStyle w:val="21"/>
       </w:pPr>
-      <w:bookmarkStart w:id="40" w:name="_Toc241424908"/>
+      <w:bookmarkStart w:id="40" w:name="_Toc241438753"/>
       <w:r>
         <w:lastRenderedPageBreak/>
         <w:t>4.4 Сравнение процесса закупки</w:t>
@@ -12774,7 +12756,7 @@
       <w:pPr>
         <w:pStyle w:val="21"/>
       </w:pPr>
-      <w:bookmarkStart w:id="41" w:name="_Toc241424909"/>
+      <w:bookmarkStart w:id="41" w:name="_Toc241438754"/>
       <w:r>
         <w:t>4.5 Ограничения испытаний</w:t>
       </w:r>
@@ -12798,7 +12780,7 @@
       <w:pPr>
         <w:pStyle w:val="21"/>
       </w:pPr>
-      <w:bookmarkStart w:id="42" w:name="_Toc241424910"/>
+      <w:bookmarkStart w:id="42" w:name="_Toc241438755"/>
       <w:r>
         <w:t>4.6 Оценка затрат и условий внедрения</w:t>
       </w:r>
@@ -12830,7 +12812,7 @@
       <w:pPr>
         <w:pStyle w:val="21"/>
       </w:pPr>
-      <w:bookmarkStart w:id="43" w:name="_Toc241424911"/>
+      <w:bookmarkStart w:id="43" w:name="_Toc241438756"/>
       <w:r>
         <w:t>4.7 Воспроизводимый протокол испытаний</w:t>
       </w:r>
@@ -13047,7 +13029,7 @@
       <w:pPr>
         <w:pStyle w:val="21"/>
       </w:pPr>
-      <w:bookmarkStart w:id="44" w:name="_Toc241424912"/>
+      <w:bookmarkStart w:id="44" w:name="_Toc241438757"/>
       <w:r>
         <w:t>4.8 Интерпретация результатов и условия повторения</w:t>
       </w:r>
@@ -13111,7 +13093,7 @@
       <w:pPr>
         <w:pStyle w:val="21"/>
       </w:pPr>
-      <w:bookmarkStart w:id="45" w:name="_Toc241424913"/>
+      <w:bookmarkStart w:id="45" w:name="_Toc241438758"/>
       <w:r>
         <w:t>4.9 Критерии приёмки демонстрационной версии</w:t>
       </w:r>
@@ -13170,15 +13152,11 @@
       </w:r>
     </w:p>
     <w:p>
-      <w:r>
-        <w:br w:type="page"/>
-      </w:r>
-    </w:p>
-    <w:p>
       <w:pPr>
         <w:pStyle w:val="1"/>
+        <w:pageBreakBefore/>
       </w:pPr>
-      <w:bookmarkStart w:id="46" w:name="_Toc241424914"/>
+      <w:bookmarkStart w:id="46" w:name="_Toc241438759"/>
       <w:r>
         <w:lastRenderedPageBreak/>
         <w:t>ЗАКЛЮЧЕНИЕ</w:t>
@@ -13202,20 +13180,19 @@
     </w:p>
     <w:p>
       <w:r>
-        <w:t>Дальнейшее развитие связано с промышленным тарифным расчётом доставки, правилами возврата и отмены, загрузкой отраслевых смет, договорным обменом с поставщиками и интеграциями с учётными системами. Для каждой новой функции потребуется самостоятельное описание данных, прав, отказов и критериев испытания. Созданная структура приложения и модели предоставляет основу для такой работы, но сама по себе не подтверждает готовность к коммерческой эксплуатации.</w:t>
-      </w:r>
-    </w:p>
-    <w:p>
+        <w:t xml:space="preserve">Дальнейшее развитие связано с промышленным тарифным расчётом доставки, правилами возврата и отмены, загрузкой отраслевых смет, договорным обменом с поставщиками и интеграциями с учётными системами. Для каждой новой функции потребуется самостоятельное описание данных, прав, отказов и критериев испытания. Созданная структура </w:t>
+      </w:r>
       <w:r>
         <w:lastRenderedPageBreak/>
-        <w:br w:type="page"/>
+        <w:t>приложения и модели предоставляет основу для такой работы, но сама по себе не подтверждает готовность к коммерческой эксплуатации.</w:t>
       </w:r>
     </w:p>
     <w:p>
       <w:pPr>
         <w:pStyle w:val="1"/>
+        <w:pageBreakBefore/>
       </w:pPr>
-      <w:bookmarkStart w:id="47" w:name="_Toc241424915"/>
+      <w:bookmarkStart w:id="47" w:name="_Toc241438760"/>
       <w:r>
         <w:lastRenderedPageBreak/>
         <w:t>СПИСОК ИСПОЛЬЗОВАННЫХ ИСТОЧНИКОВ</w:t>
@@ -13417,15 +13394,11 @@
       </w:r>
     </w:p>
     <w:p>
-      <w:r>
-        <w:br w:type="page"/>
-      </w:r>
-    </w:p>
-    <w:p>
       <w:pPr>
         <w:pStyle w:val="1"/>
+        <w:pageBreakBefore/>
       </w:pPr>
-      <w:bookmarkStart w:id="48" w:name="_Toc241424916"/>
+      <w:bookmarkStart w:id="48" w:name="_Toc241438761"/>
       <w:r>
         <w:lastRenderedPageBreak/>
         <w:t>ПРИЛОЖЕНИЕ А СЦЕНАРИЙ КОНТРОЛЬНОЙ ДЕМОНСТРАЦИИ</w:t>
@@ -13451,15 +13424,11 @@
       </w:r>
     </w:p>
     <w:p>
-      <w:r>
-        <w:br w:type="page"/>
-      </w:r>
-    </w:p>
-    <w:p>
       <w:pPr>
         <w:pStyle w:val="1"/>
+        <w:pageBreakBefore/>
       </w:pPr>
-      <w:bookmarkStart w:id="49" w:name="_Toc241424917"/>
+      <w:bookmarkStart w:id="49" w:name="_Toc241438762"/>
       <w:r>
         <w:lastRenderedPageBreak/>
         <w:t>ПРИЛОЖЕНИЕ Б КОНТРОЛЬНЫЕ ДАННЫЕ ДЛЯ РАСЧЁТОВ</w:t>
@@ -13482,15 +13451,11 @@
       </w:r>
     </w:p>
     <w:p>
-      <w:r>
-        <w:br w:type="page"/>
-      </w:r>
-    </w:p>
-    <w:p>
       <w:pPr>
         <w:pStyle w:val="1"/>
+        <w:pageBreakBefore/>
       </w:pPr>
-      <w:bookmarkStart w:id="50" w:name="_Toc241424918"/>
+      <w:bookmarkStart w:id="50" w:name="_Toc241438763"/>
       <w:r>
         <w:lastRenderedPageBreak/>
         <w:t>ПРИЛОЖЕНИЕ В ОПИСАНИЕ ФОРМАТА ВЕДОМОСТИ</w:t>
@@ -13528,15 +13493,11 @@
       </w:r>
     </w:p>
     <w:p>
-      <w:r>
-        <w:br w:type="page"/>
-      </w:r>
-    </w:p>
-    <w:p>
       <w:pPr>
         <w:pStyle w:val="1"/>
+        <w:pageBreakBefore/>
       </w:pPr>
-      <w:bookmarkStart w:id="51" w:name="_Toc241424919"/>
+      <w:bookmarkStart w:id="51" w:name="_Toc241438764"/>
       <w:r>
         <w:lastRenderedPageBreak/>
         <w:t>ПРИЛОЖЕНИЕ Г ТАБЛИЦА ИСПЫТАНИЙ</w:t>
@@ -15882,31 +15843,31 @@
       </w:rPr>
     </w:lvl>
   </w:abstractNum>
-  <w:num w:numId="1" w16cid:durableId="348913776">
+  <w:num w:numId="1" w16cid:durableId="2126004259">
     <w:abstractNumId w:val="8"/>
   </w:num>
-  <w:num w:numId="2" w16cid:durableId="1863588829">
+  <w:num w:numId="2" w16cid:durableId="1737894258">
     <w:abstractNumId w:val="6"/>
   </w:num>
-  <w:num w:numId="3" w16cid:durableId="739328257">
+  <w:num w:numId="3" w16cid:durableId="19357351">
     <w:abstractNumId w:val="5"/>
   </w:num>
-  <w:num w:numId="4" w16cid:durableId="1469736109">
+  <w:num w:numId="4" w16cid:durableId="109786347">
     <w:abstractNumId w:val="4"/>
   </w:num>
-  <w:num w:numId="5" w16cid:durableId="1137378131">
+  <w:num w:numId="5" w16cid:durableId="1069620005">
     <w:abstractNumId w:val="7"/>
   </w:num>
-  <w:num w:numId="6" w16cid:durableId="236597759">
+  <w:num w:numId="6" w16cid:durableId="1406343262">
     <w:abstractNumId w:val="3"/>
   </w:num>
-  <w:num w:numId="7" w16cid:durableId="1311517860">
+  <w:num w:numId="7" w16cid:durableId="772283411">
     <w:abstractNumId w:val="2"/>
   </w:num>
-  <w:num w:numId="8" w16cid:durableId="440540361">
+  <w:num w:numId="8" w16cid:durableId="1619410338">
     <w:abstractNumId w:val="1"/>
   </w:num>
-  <w:num w:numId="9" w16cid:durableId="1579048659">
+  <w:num w:numId="9" w16cid:durableId="1798639041">
     <w:abstractNumId w:val="0"/>
   </w:num>
 </w:numbering>
@@ -27306,7 +27267,7 @@
     <w:rPr>
       <w:rFonts w:ascii="Times New Roman" w:hAnsi="Times New Roman"/>
       <w:color w:val="000000"/>
-      <w:sz w:val="21"/>
+      <w:sz w:val="20"/>
     </w:rPr>
   </w:style>
   <w:style w:type="paragraph" w:customStyle="1" w:styleId="210">
@@ -27319,7 +27280,7 @@
     <w:rPr>
       <w:rFonts w:ascii="Times New Roman" w:hAnsi="Times New Roman"/>
       <w:color w:val="000000"/>
-      <w:sz w:val="21"/>
+      <w:sz w:val="20"/>
     </w:rPr>
   </w:style>
   <w:style w:type="paragraph" w:styleId="14">
@@ -27329,7 +27290,7 @@
     <w:autoRedefine/>
     <w:uiPriority w:val="39"/>
     <w:unhideWhenUsed/>
-    <w:rsid w:val="00C96E4F"/>
+    <w:rsid w:val="00282D7E"/>
     <w:pPr>
       <w:spacing w:after="100"/>
     </w:pPr>
@@ -27341,7 +27302,7 @@
     <w:autoRedefine/>
     <w:uiPriority w:val="39"/>
     <w:unhideWhenUsed/>
-    <w:rsid w:val="00C96E4F"/>
+    <w:rsid w:val="00282D7E"/>
     <w:pPr>
       <w:spacing w:after="100"/>
       <w:ind w:left="280"/>
@@ -27352,7 +27313,7 @@
     <w:basedOn w:val="a2"/>
     <w:uiPriority w:val="99"/>
     <w:unhideWhenUsed/>
-    <w:rsid w:val="00C96E4F"/>
+    <w:rsid w:val="00282D7E"/>
     <w:rPr>
       <w:color w:val="0000FF" w:themeColor="hyperlink"/>
       <w:u w:val="single"/>

--- a/docs/vkr/Пояснительная_записка_ОбъектМаркет.docx
+++ b/docs/vkr/Пояснительная_записка_ОбъектМаркет.docx
@@ -127,7 +127,7 @@
       <w:pPr>
         <w:pStyle w:val="1"/>
       </w:pPr>
-      <w:bookmarkStart w:id="0" w:name="_Toc241438713"/>
+      <w:bookmarkStart w:id="0" w:name="_Toc241797881"/>
       <w:r>
         <w:lastRenderedPageBreak/>
         <w:t>РЕФЕРАТ</w:t>
@@ -136,20 +136,17 @@
     </w:p>
     <w:p>
       <w:r>
-        <w:t>Выпускная квалификационная работа посвящена разработке информационной системы, которая связывает выбор строительных материалов с потребностью конкретного объекта, остатками поставщиков и планированием поставки. В системе реализован общий каталог, предложения нескольких поставщиков, расчёт количества материалов, ведомость объекта, корзина, оформление заказа, разделение поставок, а также рабочие экраны поставщика, диспетчера и водителя. Пользователь видит стоимость материалов и доставки отдельно. Для воспроиз</w:t>
-      </w:r>
-      <w:r>
-        <w:t>водимой демонстрации подготовлены вымышленные данные Астраханской области. Платёж и движение автомобиля моделируются; работа не содержит банковской интеграции и GPS-мониторинга.</w:t>
-      </w:r>
-    </w:p>
-    <w:p>
-      <w:r>
-        <w:t>Программная часть построена на TypeScript, Next.js, NestJS и PostgreSQL. Схема базы данных создаётся миграциями, контракт HTTP API описан в OpenAPI, учебные данные загружаются повторяемой командой. Отсутствие ключей внешних сервисов не блокирует основной сценарий: интерфейс сообщает о деморежиме и использует локальные адреса и схему маршрута. При наличии ключей предусматривается использование карт и маршрутов 2ГИС и адресных подсказок DaData.</w:t>
-      </w:r>
-    </w:p>
-    <w:p>
-      <w:r>
-        <w:t>Цель работы — получить и проверить воспроизводимый сквозной процесс закупки для строительного объекта: от расчёта потребности и сравнения предложений до оформления заказа и завершения учебной поставки. В работе рассмотрены аналоги, сформулированы требования, описаны предметная модель и расчёты, приведены проектные решения и план испытаний. Выводы о снижении времени закупки ограничиваются результатами испытания; показатели реального предприятия не используются.</w:t>
+        <w:t>Работа посвящена разработке информационной системы снабжения строительного объекта. Основной пользователь — снабженец или прораб небольшой организации. Реализованы каталог, предложения поставщиков, импорт ведомости, расчёт упаковок, закупка по этапам, заказ с резервированием остатков и сопровождение поставки. Стоимость материалов и доставки показана отдельно. Поставщик управляет предложениями, диспетчер назначает водителя, водитель вручную отмечает события рейса.</w:t>
+      </w:r>
+    </w:p>
+    <w:p>
+      <w:r>
+        <w:t>Программная часть использует TypeScript, Next.js, NestJS и PostgreSQL. Схема создаётся миграциями, HTTP API описан в OpenAPI; запуск выполняется через Docker Compose. Для воспроизводимых примеров подготовлены вымышленные данные Астраханской области. Тестовая оплата не списывает деньги. Схема карты соединяет фиксированные точки, не привязана к адресу заказа и не показывает движение автомобиля. GPS отсутствует. Подключение 2ГИС и DaData предусмотрено в коде, но с действующими ключами не проверено.</w:t>
+      </w:r>
+    </w:p>
+    <w:p>
+      <w:r>
+        <w:t>Цель — разработать и технически проверить функциональный прототип закупки материалов для объекта. Рассмотрены аналоги, сформулированы требования, описаны модель данных, расчёты и архитектура. Автоматические и ручные проверки охватывают основной процесс и ошибки ввода. Сравнительное измерение времени закупки, испытание с пользователями и оценка экономического эффекта не проводились.</w:t>
       </w:r>
     </w:p>
     <w:p>
@@ -159,6 +156,7 @@
     </w:p>
     <w:p>
       <w:pPr>
+        <w:pageBreakBefore/>
         <w:spacing w:after="160"/>
         <w:ind w:firstLine="0"/>
       </w:pPr>
@@ -204,7 +202,7 @@
         </w:rPr>
         <w:fldChar w:fldCharType="separate"/>
       </w:r>
-      <w:hyperlink w:anchor="_Toc241438713" w:history="1">
+      <w:hyperlink w:anchor="_Toc241797881" w:history="1">
         <w:r>
           <w:rPr>
             <w:rStyle w:val="aff8"/>
@@ -239,7 +237,7 @@
             <w:webHidden/>
             <w:sz w:val="20"/>
           </w:rPr>
-          <w:instrText xml:space="preserve"> PAGEREF _Toc241438713 \h </w:instrText>
+          <w:instrText xml:space="preserve"> PAGEREF _Toc241797881 \h </w:instrText>
         </w:r>
         <w:r>
           <w:rPr>
@@ -291,7 +289,7 @@
           <w:sz w:val="20"/>
         </w:rPr>
       </w:pPr>
-      <w:hyperlink w:anchor="_Toc241438714" w:history="1">
+      <w:hyperlink w:anchor="_Toc241797882" w:history="1">
         <w:r>
           <w:rPr>
             <w:rStyle w:val="aff8"/>
@@ -326,7 +324,7 @@
             <w:webHidden/>
             <w:sz w:val="20"/>
           </w:rPr>
-          <w:instrText xml:space="preserve"> PAGEREF _Toc241438714 \h </w:instrText>
+          <w:instrText xml:space="preserve"> PAGEREF _Toc241797882 \h </w:instrText>
         </w:r>
         <w:r>
           <w:rPr>
@@ -378,7 +376,7 @@
           <w:sz w:val="20"/>
         </w:rPr>
       </w:pPr>
-      <w:hyperlink w:anchor="_Toc241438715" w:history="1">
+      <w:hyperlink w:anchor="_Toc241797883" w:history="1">
         <w:r>
           <w:rPr>
             <w:rStyle w:val="aff8"/>
@@ -413,7 +411,7 @@
             <w:webHidden/>
             <w:sz w:val="20"/>
           </w:rPr>
-          <w:instrText xml:space="preserve"> PAGEREF _Toc241438715 \h </w:instrText>
+          <w:instrText xml:space="preserve"> PAGEREF _Toc241797883 \h </w:instrText>
         </w:r>
         <w:r>
           <w:rPr>
@@ -465,7 +463,7 @@
           <w:sz w:val="20"/>
         </w:rPr>
       </w:pPr>
-      <w:hyperlink w:anchor="_Toc241438716" w:history="1">
+      <w:hyperlink w:anchor="_Toc241797884" w:history="1">
         <w:r>
           <w:rPr>
             <w:rStyle w:val="aff8"/>
@@ -500,7 +498,7 @@
             <w:webHidden/>
             <w:sz w:val="20"/>
           </w:rPr>
-          <w:instrText xml:space="preserve"> PAGEREF _Toc241438716 \h </w:instrText>
+          <w:instrText xml:space="preserve"> PAGEREF _Toc241797884 \h </w:instrText>
         </w:r>
         <w:r>
           <w:rPr>
@@ -552,7 +550,7 @@
           <w:sz w:val="20"/>
         </w:rPr>
       </w:pPr>
-      <w:hyperlink w:anchor="_Toc241438717" w:history="1">
+      <w:hyperlink w:anchor="_Toc241797885" w:history="1">
         <w:r>
           <w:rPr>
             <w:rStyle w:val="aff8"/>
@@ -587,7 +585,7 @@
             <w:webHidden/>
             <w:sz w:val="20"/>
           </w:rPr>
-          <w:instrText xml:space="preserve"> PAGEREF _Toc241438717 \h </w:instrText>
+          <w:instrText xml:space="preserve"> PAGEREF _Toc241797885 \h </w:instrText>
         </w:r>
         <w:r>
           <w:rPr>
@@ -639,7 +637,7 @@
           <w:sz w:val="20"/>
         </w:rPr>
       </w:pPr>
-      <w:hyperlink w:anchor="_Toc241438718" w:history="1">
+      <w:hyperlink w:anchor="_Toc241797886" w:history="1">
         <w:r>
           <w:rPr>
             <w:rStyle w:val="aff8"/>
@@ -674,7 +672,7 @@
             <w:webHidden/>
             <w:sz w:val="20"/>
           </w:rPr>
-          <w:instrText xml:space="preserve"> PAGEREF _Toc241438718 \h </w:instrText>
+          <w:instrText xml:space="preserve"> PAGEREF _Toc241797886 \h </w:instrText>
         </w:r>
         <w:r>
           <w:rPr>
@@ -726,7 +724,7 @@
           <w:sz w:val="20"/>
         </w:rPr>
       </w:pPr>
-      <w:hyperlink w:anchor="_Toc241438719" w:history="1">
+      <w:hyperlink w:anchor="_Toc241797887" w:history="1">
         <w:r>
           <w:rPr>
             <w:rStyle w:val="aff8"/>
@@ -761,7 +759,7 @@
             <w:webHidden/>
             <w:sz w:val="20"/>
           </w:rPr>
-          <w:instrText xml:space="preserve"> PAGEREF _Toc241438719 \h </w:instrText>
+          <w:instrText xml:space="preserve"> PAGEREF _Toc241797887 \h </w:instrText>
         </w:r>
         <w:r>
           <w:rPr>
@@ -813,7 +811,7 @@
           <w:sz w:val="20"/>
         </w:rPr>
       </w:pPr>
-      <w:hyperlink w:anchor="_Toc241438720" w:history="1">
+      <w:hyperlink w:anchor="_Toc241797888" w:history="1">
         <w:r>
           <w:rPr>
             <w:rStyle w:val="aff8"/>
@@ -848,7 +846,7 @@
             <w:webHidden/>
             <w:sz w:val="20"/>
           </w:rPr>
-          <w:instrText xml:space="preserve"> PAGEREF _Toc241438720 \h </w:instrText>
+          <w:instrText xml:space="preserve"> PAGEREF _Toc241797888 \h </w:instrText>
         </w:r>
         <w:r>
           <w:rPr>
@@ -900,7 +898,7 @@
           <w:sz w:val="20"/>
         </w:rPr>
       </w:pPr>
-      <w:hyperlink w:anchor="_Toc241438721" w:history="1">
+      <w:hyperlink w:anchor="_Toc241797889" w:history="1">
         <w:r>
           <w:rPr>
             <w:rStyle w:val="aff8"/>
@@ -935,7 +933,7 @@
             <w:webHidden/>
             <w:sz w:val="20"/>
           </w:rPr>
-          <w:instrText xml:space="preserve"> PAGEREF _Toc241438721 \h </w:instrText>
+          <w:instrText xml:space="preserve"> PAGEREF _Toc241797889 \h </w:instrText>
         </w:r>
         <w:r>
           <w:rPr>
@@ -987,7 +985,7 @@
           <w:sz w:val="20"/>
         </w:rPr>
       </w:pPr>
-      <w:hyperlink w:anchor="_Toc241438722" w:history="1">
+      <w:hyperlink w:anchor="_Toc241797890" w:history="1">
         <w:r>
           <w:rPr>
             <w:rStyle w:val="aff8"/>
@@ -1022,7 +1020,7 @@
             <w:webHidden/>
             <w:sz w:val="20"/>
           </w:rPr>
-          <w:instrText xml:space="preserve"> PAGEREF _Toc241438722 \h </w:instrText>
+          <w:instrText xml:space="preserve"> PAGEREF _Toc241797890 \h </w:instrText>
         </w:r>
         <w:r>
           <w:rPr>
@@ -1074,7 +1072,7 @@
           <w:sz w:val="20"/>
         </w:rPr>
       </w:pPr>
-      <w:hyperlink w:anchor="_Toc241438723" w:history="1">
+      <w:hyperlink w:anchor="_Toc241797891" w:history="1">
         <w:r>
           <w:rPr>
             <w:rStyle w:val="aff8"/>
@@ -1109,7 +1107,7 @@
             <w:webHidden/>
             <w:sz w:val="20"/>
           </w:rPr>
-          <w:instrText xml:space="preserve"> PAGEREF _Toc241438723 \h </w:instrText>
+          <w:instrText xml:space="preserve"> PAGEREF _Toc241797891 \h </w:instrText>
         </w:r>
         <w:r>
           <w:rPr>
@@ -1161,7 +1159,7 @@
           <w:sz w:val="20"/>
         </w:rPr>
       </w:pPr>
-      <w:hyperlink w:anchor="_Toc241438724" w:history="1">
+      <w:hyperlink w:anchor="_Toc241797892" w:history="1">
         <w:r>
           <w:rPr>
             <w:rStyle w:val="aff8"/>
@@ -1196,7 +1194,7 @@
             <w:webHidden/>
             <w:sz w:val="20"/>
           </w:rPr>
-          <w:instrText xml:space="preserve"> PAGEREF _Toc241438724 \h </w:instrText>
+          <w:instrText xml:space="preserve"> PAGEREF _Toc241797892 \h </w:instrText>
         </w:r>
         <w:r>
           <w:rPr>
@@ -1248,7 +1246,7 @@
           <w:sz w:val="20"/>
         </w:rPr>
       </w:pPr>
-      <w:hyperlink w:anchor="_Toc241438725" w:history="1">
+      <w:hyperlink w:anchor="_Toc241797893" w:history="1">
         <w:r>
           <w:rPr>
             <w:rStyle w:val="aff8"/>
@@ -1283,7 +1281,7 @@
             <w:webHidden/>
             <w:sz w:val="20"/>
           </w:rPr>
-          <w:instrText xml:space="preserve"> PAGEREF _Toc241438725 \h </w:instrText>
+          <w:instrText xml:space="preserve"> PAGEREF _Toc241797893 \h </w:instrText>
         </w:r>
         <w:r>
           <w:rPr>
@@ -1309,7 +1307,7 @@
             <w:webHidden/>
             <w:sz w:val="20"/>
           </w:rPr>
-          <w:t>14</w:t>
+          <w:t>15</w:t>
         </w:r>
         <w:r>
           <w:rPr>
@@ -1335,7 +1333,7 @@
           <w:sz w:val="20"/>
         </w:rPr>
       </w:pPr>
-      <w:hyperlink w:anchor="_Toc241438726" w:history="1">
+      <w:hyperlink w:anchor="_Toc241797894" w:history="1">
         <w:r>
           <w:rPr>
             <w:rStyle w:val="aff8"/>
@@ -1370,7 +1368,7 @@
             <w:webHidden/>
             <w:sz w:val="20"/>
           </w:rPr>
-          <w:instrText xml:space="preserve"> PAGEREF _Toc241438726 \h </w:instrText>
+          <w:instrText xml:space="preserve"> PAGEREF _Toc241797894 \h </w:instrText>
         </w:r>
         <w:r>
           <w:rPr>
@@ -1396,7 +1394,7 @@
             <w:webHidden/>
             <w:sz w:val="20"/>
           </w:rPr>
-          <w:t>16</w:t>
+          <w:t>17</w:t>
         </w:r>
         <w:r>
           <w:rPr>
@@ -1422,7 +1420,7 @@
           <w:sz w:val="20"/>
         </w:rPr>
       </w:pPr>
-      <w:hyperlink w:anchor="_Toc241438727" w:history="1">
+      <w:hyperlink w:anchor="_Toc241797895" w:history="1">
         <w:r>
           <w:rPr>
             <w:rStyle w:val="aff8"/>
@@ -1457,7 +1455,7 @@
             <w:webHidden/>
             <w:sz w:val="20"/>
           </w:rPr>
-          <w:instrText xml:space="preserve"> PAGEREF _Toc241438727 \h </w:instrText>
+          <w:instrText xml:space="preserve"> PAGEREF _Toc241797895 \h </w:instrText>
         </w:r>
         <w:r>
           <w:rPr>
@@ -1483,7 +1481,7 @@
             <w:webHidden/>
             <w:sz w:val="20"/>
           </w:rPr>
-          <w:t>17</w:t>
+          <w:t>18</w:t>
         </w:r>
         <w:r>
           <w:rPr>
@@ -1509,7 +1507,7 @@
           <w:sz w:val="20"/>
         </w:rPr>
       </w:pPr>
-      <w:hyperlink w:anchor="_Toc241438728" w:history="1">
+      <w:hyperlink w:anchor="_Toc241797896" w:history="1">
         <w:r>
           <w:rPr>
             <w:rStyle w:val="aff8"/>
@@ -1544,7 +1542,7 @@
             <w:webHidden/>
             <w:sz w:val="20"/>
           </w:rPr>
-          <w:instrText xml:space="preserve"> PAGEREF _Toc241438728 \h </w:instrText>
+          <w:instrText xml:space="preserve"> PAGEREF _Toc241797896 \h </w:instrText>
         </w:r>
         <w:r>
           <w:rPr>
@@ -1570,7 +1568,7 @@
             <w:webHidden/>
             <w:sz w:val="20"/>
           </w:rPr>
-          <w:t>18</w:t>
+          <w:t>19</w:t>
         </w:r>
         <w:r>
           <w:rPr>
@@ -1596,7 +1594,7 @@
           <w:sz w:val="20"/>
         </w:rPr>
       </w:pPr>
-      <w:hyperlink w:anchor="_Toc241438729" w:history="1">
+      <w:hyperlink w:anchor="_Toc241797897" w:history="1">
         <w:r>
           <w:rPr>
             <w:rStyle w:val="aff8"/>
@@ -1631,7 +1629,7 @@
             <w:webHidden/>
             <w:sz w:val="20"/>
           </w:rPr>
-          <w:instrText xml:space="preserve"> PAGEREF _Toc241438729 \h </w:instrText>
+          <w:instrText xml:space="preserve"> PAGEREF _Toc241797897 \h </w:instrText>
         </w:r>
         <w:r>
           <w:rPr>
@@ -1657,7 +1655,7 @@
             <w:webHidden/>
             <w:sz w:val="20"/>
           </w:rPr>
-          <w:t>19</w:t>
+          <w:t>20</w:t>
         </w:r>
         <w:r>
           <w:rPr>
@@ -1683,7 +1681,7 @@
           <w:sz w:val="20"/>
         </w:rPr>
       </w:pPr>
-      <w:hyperlink w:anchor="_Toc241438730" w:history="1">
+      <w:hyperlink w:anchor="_Toc241797898" w:history="1">
         <w:r>
           <w:rPr>
             <w:rStyle w:val="aff8"/>
@@ -1718,7 +1716,7 @@
             <w:webHidden/>
             <w:sz w:val="20"/>
           </w:rPr>
-          <w:instrText xml:space="preserve"> PAGEREF _Toc241438730 \h </w:instrText>
+          <w:instrText xml:space="preserve"> PAGEREF _Toc241797898 \h </w:instrText>
         </w:r>
         <w:r>
           <w:rPr>
@@ -1744,7 +1742,7 @@
             <w:webHidden/>
             <w:sz w:val="20"/>
           </w:rPr>
-          <w:t>20</w:t>
+          <w:t>22</w:t>
         </w:r>
         <w:r>
           <w:rPr>
@@ -1770,7 +1768,7 @@
           <w:sz w:val="20"/>
         </w:rPr>
       </w:pPr>
-      <w:hyperlink w:anchor="_Toc241438731" w:history="1">
+      <w:hyperlink w:anchor="_Toc241797899" w:history="1">
         <w:r>
           <w:rPr>
             <w:rStyle w:val="aff8"/>
@@ -1805,7 +1803,7 @@
             <w:webHidden/>
             <w:sz w:val="20"/>
           </w:rPr>
-          <w:instrText xml:space="preserve"> PAGEREF _Toc241438731 \h </w:instrText>
+          <w:instrText xml:space="preserve"> PAGEREF _Toc241797899 \h </w:instrText>
         </w:r>
         <w:r>
           <w:rPr>
@@ -1831,7 +1829,7 @@
             <w:webHidden/>
             <w:sz w:val="20"/>
           </w:rPr>
-          <w:t>20</w:t>
+          <w:t>22</w:t>
         </w:r>
         <w:r>
           <w:rPr>
@@ -1857,7 +1855,7 @@
           <w:sz w:val="20"/>
         </w:rPr>
       </w:pPr>
-      <w:hyperlink w:anchor="_Toc241438732" w:history="1">
+      <w:hyperlink w:anchor="_Toc241797900" w:history="1">
         <w:r>
           <w:rPr>
             <w:rStyle w:val="aff8"/>
@@ -1892,7 +1890,7 @@
             <w:webHidden/>
             <w:sz w:val="20"/>
           </w:rPr>
-          <w:instrText xml:space="preserve"> PAGEREF _Toc241438732 \h </w:instrText>
+          <w:instrText xml:space="preserve"> PAGEREF _Toc241797900 \h </w:instrText>
         </w:r>
         <w:r>
           <w:rPr>
@@ -1918,7 +1916,7 @@
             <w:webHidden/>
             <w:sz w:val="20"/>
           </w:rPr>
-          <w:t>21</w:t>
+          <w:t>23</w:t>
         </w:r>
         <w:r>
           <w:rPr>
@@ -1944,7 +1942,7 @@
           <w:sz w:val="20"/>
         </w:rPr>
       </w:pPr>
-      <w:hyperlink w:anchor="_Toc241438733" w:history="1">
+      <w:hyperlink w:anchor="_Toc241797901" w:history="1">
         <w:r>
           <w:rPr>
             <w:rStyle w:val="aff8"/>
@@ -1979,7 +1977,7 @@
             <w:webHidden/>
             <w:sz w:val="20"/>
           </w:rPr>
-          <w:instrText xml:space="preserve"> PAGEREF _Toc241438733 \h </w:instrText>
+          <w:instrText xml:space="preserve"> PAGEREF _Toc241797901 \h </w:instrText>
         </w:r>
         <w:r>
           <w:rPr>
@@ -2005,7 +2003,7 @@
             <w:webHidden/>
             <w:sz w:val="20"/>
           </w:rPr>
-          <w:t>24</w:t>
+          <w:t>26</w:t>
         </w:r>
         <w:r>
           <w:rPr>
@@ -2031,7 +2029,7 @@
           <w:sz w:val="20"/>
         </w:rPr>
       </w:pPr>
-      <w:hyperlink w:anchor="_Toc241438734" w:history="1">
+      <w:hyperlink w:anchor="_Toc241797902" w:history="1">
         <w:r>
           <w:rPr>
             <w:rStyle w:val="aff8"/>
@@ -2066,7 +2064,7 @@
             <w:webHidden/>
             <w:sz w:val="20"/>
           </w:rPr>
-          <w:instrText xml:space="preserve"> PAGEREF _Toc241438734 \h </w:instrText>
+          <w:instrText xml:space="preserve"> PAGEREF _Toc241797902 \h </w:instrText>
         </w:r>
         <w:r>
           <w:rPr>
@@ -2092,7 +2090,7 @@
             <w:webHidden/>
             <w:sz w:val="20"/>
           </w:rPr>
-          <w:t>26</w:t>
+          <w:t>28</w:t>
         </w:r>
         <w:r>
           <w:rPr>
@@ -2118,7 +2116,7 @@
           <w:sz w:val="20"/>
         </w:rPr>
       </w:pPr>
-      <w:hyperlink w:anchor="_Toc241438735" w:history="1">
+      <w:hyperlink w:anchor="_Toc241797903" w:history="1">
         <w:r>
           <w:rPr>
             <w:rStyle w:val="aff8"/>
@@ -2153,7 +2151,7 @@
             <w:webHidden/>
             <w:sz w:val="20"/>
           </w:rPr>
-          <w:instrText xml:space="preserve"> PAGEREF _Toc241438735 \h </w:instrText>
+          <w:instrText xml:space="preserve"> PAGEREF _Toc241797903 \h </w:instrText>
         </w:r>
         <w:r>
           <w:rPr>
@@ -2179,7 +2177,7 @@
             <w:webHidden/>
             <w:sz w:val="20"/>
           </w:rPr>
-          <w:t>29</w:t>
+          <w:t>31</w:t>
         </w:r>
         <w:r>
           <w:rPr>
@@ -2205,7 +2203,7 @@
           <w:sz w:val="20"/>
         </w:rPr>
       </w:pPr>
-      <w:hyperlink w:anchor="_Toc241438736" w:history="1">
+      <w:hyperlink w:anchor="_Toc241797904" w:history="1">
         <w:r>
           <w:rPr>
             <w:rStyle w:val="aff8"/>
@@ -2240,7 +2238,7 @@
             <w:webHidden/>
             <w:sz w:val="20"/>
           </w:rPr>
-          <w:instrText xml:space="preserve"> PAGEREF _Toc241438736 \h </w:instrText>
+          <w:instrText xml:space="preserve"> PAGEREF _Toc241797904 \h </w:instrText>
         </w:r>
         <w:r>
           <w:rPr>
@@ -2266,7 +2264,7 @@
             <w:webHidden/>
             <w:sz w:val="20"/>
           </w:rPr>
-          <w:t>29</w:t>
+          <w:t>31</w:t>
         </w:r>
         <w:r>
           <w:rPr>
@@ -2292,7 +2290,7 @@
           <w:sz w:val="20"/>
         </w:rPr>
       </w:pPr>
-      <w:hyperlink w:anchor="_Toc241438737" w:history="1">
+      <w:hyperlink w:anchor="_Toc241797905" w:history="1">
         <w:r>
           <w:rPr>
             <w:rStyle w:val="aff8"/>
@@ -2327,7 +2325,7 @@
             <w:webHidden/>
             <w:sz w:val="20"/>
           </w:rPr>
-          <w:instrText xml:space="preserve"> PAGEREF _Toc241438737 \h </w:instrText>
+          <w:instrText xml:space="preserve"> PAGEREF _Toc241797905 \h </w:instrText>
         </w:r>
         <w:r>
           <w:rPr>
@@ -2353,7 +2351,7 @@
             <w:webHidden/>
             <w:sz w:val="20"/>
           </w:rPr>
-          <w:t>29</w:t>
+          <w:t>31</w:t>
         </w:r>
         <w:r>
           <w:rPr>
@@ -2379,7 +2377,7 @@
           <w:sz w:val="20"/>
         </w:rPr>
       </w:pPr>
-      <w:hyperlink w:anchor="_Toc241438738" w:history="1">
+      <w:hyperlink w:anchor="_Toc241797906" w:history="1">
         <w:r>
           <w:rPr>
             <w:rStyle w:val="aff8"/>
@@ -2414,7 +2412,7 @@
             <w:webHidden/>
             <w:sz w:val="20"/>
           </w:rPr>
-          <w:instrText xml:space="preserve"> PAGEREF _Toc241438738 \h </w:instrText>
+          <w:instrText xml:space="preserve"> PAGEREF _Toc241797906 \h </w:instrText>
         </w:r>
         <w:r>
           <w:rPr>
@@ -2440,7 +2438,7 @@
             <w:webHidden/>
             <w:sz w:val="20"/>
           </w:rPr>
-          <w:t>30</w:t>
+          <w:t>32</w:t>
         </w:r>
         <w:r>
           <w:rPr>
@@ -2466,7 +2464,7 @@
           <w:sz w:val="20"/>
         </w:rPr>
       </w:pPr>
-      <w:hyperlink w:anchor="_Toc241438739" w:history="1">
+      <w:hyperlink w:anchor="_Toc241797907" w:history="1">
         <w:r>
           <w:rPr>
             <w:rStyle w:val="aff8"/>
@@ -2501,7 +2499,7 @@
             <w:webHidden/>
             <w:sz w:val="20"/>
           </w:rPr>
-          <w:instrText xml:space="preserve"> PAGEREF _Toc241438739 \h </w:instrText>
+          <w:instrText xml:space="preserve"> PAGEREF _Toc241797907 \h </w:instrText>
         </w:r>
         <w:r>
           <w:rPr>
@@ -2527,7 +2525,7 @@
             <w:webHidden/>
             <w:sz w:val="20"/>
           </w:rPr>
-          <w:t>31</w:t>
+          <w:t>33</w:t>
         </w:r>
         <w:r>
           <w:rPr>
@@ -2553,7 +2551,7 @@
           <w:sz w:val="20"/>
         </w:rPr>
       </w:pPr>
-      <w:hyperlink w:anchor="_Toc241438740" w:history="1">
+      <w:hyperlink w:anchor="_Toc241797908" w:history="1">
         <w:r>
           <w:rPr>
             <w:rStyle w:val="aff8"/>
@@ -2588,7 +2586,7 @@
             <w:webHidden/>
             <w:sz w:val="20"/>
           </w:rPr>
-          <w:instrText xml:space="preserve"> PAGEREF _Toc241438740 \h </w:instrText>
+          <w:instrText xml:space="preserve"> PAGEREF _Toc241797908 \h </w:instrText>
         </w:r>
         <w:r>
           <w:rPr>
@@ -2614,7 +2612,7 @@
             <w:webHidden/>
             <w:sz w:val="20"/>
           </w:rPr>
-          <w:t>32</w:t>
+          <w:t>36</w:t>
         </w:r>
         <w:r>
           <w:rPr>
@@ -2640,7 +2638,7 @@
           <w:sz w:val="20"/>
         </w:rPr>
       </w:pPr>
-      <w:hyperlink w:anchor="_Toc241438741" w:history="1">
+      <w:hyperlink w:anchor="_Toc241797909" w:history="1">
         <w:r>
           <w:rPr>
             <w:rStyle w:val="aff8"/>
@@ -2675,7 +2673,7 @@
             <w:webHidden/>
             <w:sz w:val="20"/>
           </w:rPr>
-          <w:instrText xml:space="preserve"> PAGEREF _Toc241438741 \h </w:instrText>
+          <w:instrText xml:space="preserve"> PAGEREF _Toc241797909 \h </w:instrText>
         </w:r>
         <w:r>
           <w:rPr>
@@ -2701,7 +2699,7 @@
             <w:webHidden/>
             <w:sz w:val="20"/>
           </w:rPr>
-          <w:t>33</w:t>
+          <w:t>38</w:t>
         </w:r>
         <w:r>
           <w:rPr>
@@ -2727,7 +2725,7 @@
           <w:sz w:val="20"/>
         </w:rPr>
       </w:pPr>
-      <w:hyperlink w:anchor="_Toc241438742" w:history="1">
+      <w:hyperlink w:anchor="_Toc241797910" w:history="1">
         <w:r>
           <w:rPr>
             <w:rStyle w:val="aff8"/>
@@ -2762,7 +2760,7 @@
             <w:webHidden/>
             <w:sz w:val="20"/>
           </w:rPr>
-          <w:instrText xml:space="preserve"> PAGEREF _Toc241438742 \h </w:instrText>
+          <w:instrText xml:space="preserve"> PAGEREF _Toc241797910 \h </w:instrText>
         </w:r>
         <w:r>
           <w:rPr>
@@ -2788,7 +2786,7 @@
             <w:webHidden/>
             <w:sz w:val="20"/>
           </w:rPr>
-          <w:t>33</w:t>
+          <w:t>39</w:t>
         </w:r>
         <w:r>
           <w:rPr>
@@ -2814,7 +2812,7 @@
           <w:sz w:val="20"/>
         </w:rPr>
       </w:pPr>
-      <w:hyperlink w:anchor="_Toc241438743" w:history="1">
+      <w:hyperlink w:anchor="_Toc241797911" w:history="1">
         <w:r>
           <w:rPr>
             <w:rStyle w:val="aff8"/>
@@ -2849,7 +2847,7 @@
             <w:webHidden/>
             <w:sz w:val="20"/>
           </w:rPr>
-          <w:instrText xml:space="preserve"> PAGEREF _Toc241438743 \h </w:instrText>
+          <w:instrText xml:space="preserve"> PAGEREF _Toc241797911 \h </w:instrText>
         </w:r>
         <w:r>
           <w:rPr>
@@ -2875,7 +2873,7 @@
             <w:webHidden/>
             <w:sz w:val="20"/>
           </w:rPr>
-          <w:t>34</w:t>
+          <w:t>39</w:t>
         </w:r>
         <w:r>
           <w:rPr>
@@ -2901,7 +2899,7 @@
           <w:sz w:val="20"/>
         </w:rPr>
       </w:pPr>
-      <w:hyperlink w:anchor="_Toc241438744" w:history="1">
+      <w:hyperlink w:anchor="_Toc241797912" w:history="1">
         <w:r>
           <w:rPr>
             <w:rStyle w:val="aff8"/>
@@ -2936,7 +2934,7 @@
             <w:webHidden/>
             <w:sz w:val="20"/>
           </w:rPr>
-          <w:instrText xml:space="preserve"> PAGEREF _Toc241438744 \h </w:instrText>
+          <w:instrText xml:space="preserve"> PAGEREF _Toc241797912 \h </w:instrText>
         </w:r>
         <w:r>
           <w:rPr>
@@ -2962,7 +2960,7 @@
             <w:webHidden/>
             <w:sz w:val="20"/>
           </w:rPr>
-          <w:t>34</w:t>
+          <w:t>40</w:t>
         </w:r>
         <w:r>
           <w:rPr>
@@ -2988,7 +2986,7 @@
           <w:sz w:val="20"/>
         </w:rPr>
       </w:pPr>
-      <w:hyperlink w:anchor="_Toc241438745" w:history="1">
+      <w:hyperlink w:anchor="_Toc241797913" w:history="1">
         <w:r>
           <w:rPr>
             <w:rStyle w:val="aff8"/>
@@ -3023,7 +3021,7 @@
             <w:webHidden/>
             <w:sz w:val="20"/>
           </w:rPr>
-          <w:instrText xml:space="preserve"> PAGEREF _Toc241438745 \h </w:instrText>
+          <w:instrText xml:space="preserve"> PAGEREF _Toc241797913 \h </w:instrText>
         </w:r>
         <w:r>
           <w:rPr>
@@ -3049,7 +3047,7 @@
             <w:webHidden/>
             <w:sz w:val="20"/>
           </w:rPr>
-          <w:t>37</w:t>
+          <w:t>42</w:t>
         </w:r>
         <w:r>
           <w:rPr>
@@ -3075,7 +3073,7 @@
           <w:sz w:val="20"/>
         </w:rPr>
       </w:pPr>
-      <w:hyperlink w:anchor="_Toc241438746" w:history="1">
+      <w:hyperlink w:anchor="_Toc241797914" w:history="1">
         <w:r>
           <w:rPr>
             <w:rStyle w:val="aff8"/>
@@ -3110,7 +3108,7 @@
             <w:webHidden/>
             <w:sz w:val="20"/>
           </w:rPr>
-          <w:instrText xml:space="preserve"> PAGEREF _Toc241438746 \h </w:instrText>
+          <w:instrText xml:space="preserve"> PAGEREF _Toc241797914 \h </w:instrText>
         </w:r>
         <w:r>
           <w:rPr>
@@ -3136,7 +3134,7 @@
             <w:webHidden/>
             <w:sz w:val="20"/>
           </w:rPr>
-          <w:t>39</w:t>
+          <w:t>45</w:t>
         </w:r>
         <w:r>
           <w:rPr>
@@ -3162,7 +3160,7 @@
           <w:sz w:val="20"/>
         </w:rPr>
       </w:pPr>
-      <w:hyperlink w:anchor="_Toc241438747" w:history="1">
+      <w:hyperlink w:anchor="_Toc241797915" w:history="1">
         <w:r>
           <w:rPr>
             <w:rStyle w:val="aff8"/>
@@ -3197,7 +3195,7 @@
             <w:webHidden/>
             <w:sz w:val="20"/>
           </w:rPr>
-          <w:instrText xml:space="preserve"> PAGEREF _Toc241438747 \h </w:instrText>
+          <w:instrText xml:space="preserve"> PAGEREF _Toc241797915 \h </w:instrText>
         </w:r>
         <w:r>
           <w:rPr>
@@ -3223,7 +3221,7 @@
             <w:webHidden/>
             <w:sz w:val="20"/>
           </w:rPr>
-          <w:t>41</w:t>
+          <w:t>47</w:t>
         </w:r>
         <w:r>
           <w:rPr>
@@ -3249,7 +3247,7 @@
           <w:sz w:val="20"/>
         </w:rPr>
       </w:pPr>
-      <w:hyperlink w:anchor="_Toc241438748" w:history="1">
+      <w:hyperlink w:anchor="_Toc241797916" w:history="1">
         <w:r>
           <w:rPr>
             <w:rStyle w:val="aff8"/>
@@ -3284,7 +3282,7 @@
             <w:webHidden/>
             <w:sz w:val="20"/>
           </w:rPr>
-          <w:instrText xml:space="preserve"> PAGEREF _Toc241438748 \h </w:instrText>
+          <w:instrText xml:space="preserve"> PAGEREF _Toc241797916 \h </w:instrText>
         </w:r>
         <w:r>
           <w:rPr>
@@ -3310,7 +3308,7 @@
             <w:webHidden/>
             <w:sz w:val="20"/>
           </w:rPr>
-          <w:t>43</w:t>
+          <w:t>49</w:t>
         </w:r>
         <w:r>
           <w:rPr>
@@ -3336,7 +3334,7 @@
           <w:sz w:val="20"/>
         </w:rPr>
       </w:pPr>
-      <w:hyperlink w:anchor="_Toc241438749" w:history="1">
+      <w:hyperlink w:anchor="_Toc241797917" w:history="1">
         <w:r>
           <w:rPr>
             <w:rStyle w:val="aff8"/>
@@ -3371,7 +3369,7 @@
             <w:webHidden/>
             <w:sz w:val="20"/>
           </w:rPr>
-          <w:instrText xml:space="preserve"> PAGEREF _Toc241438749 \h </w:instrText>
+          <w:instrText xml:space="preserve"> PAGEREF _Toc241797917 \h </w:instrText>
         </w:r>
         <w:r>
           <w:rPr>
@@ -3397,7 +3395,7 @@
             <w:webHidden/>
             <w:sz w:val="20"/>
           </w:rPr>
-          <w:t>46</w:t>
+          <w:t>51</w:t>
         </w:r>
         <w:r>
           <w:rPr>
@@ -3423,7 +3421,7 @@
           <w:sz w:val="20"/>
         </w:rPr>
       </w:pPr>
-      <w:hyperlink w:anchor="_Toc241438750" w:history="1">
+      <w:hyperlink w:anchor="_Toc241797918" w:history="1">
         <w:r>
           <w:rPr>
             <w:rStyle w:val="aff8"/>
@@ -3458,7 +3456,7 @@
             <w:webHidden/>
             <w:sz w:val="20"/>
           </w:rPr>
-          <w:instrText xml:space="preserve"> PAGEREF _Toc241438750 \h </w:instrText>
+          <w:instrText xml:space="preserve"> PAGEREF _Toc241797918 \h </w:instrText>
         </w:r>
         <w:r>
           <w:rPr>
@@ -3484,7 +3482,7 @@
             <w:webHidden/>
             <w:sz w:val="20"/>
           </w:rPr>
-          <w:t>46</w:t>
+          <w:t>51</w:t>
         </w:r>
         <w:r>
           <w:rPr>
@@ -3510,7 +3508,7 @@
           <w:sz w:val="20"/>
         </w:rPr>
       </w:pPr>
-      <w:hyperlink w:anchor="_Toc241438751" w:history="1">
+      <w:hyperlink w:anchor="_Toc241797919" w:history="1">
         <w:r>
           <w:rPr>
             <w:rStyle w:val="aff8"/>
@@ -3545,7 +3543,7 @@
             <w:webHidden/>
             <w:sz w:val="20"/>
           </w:rPr>
-          <w:instrText xml:space="preserve"> PAGEREF _Toc241438751 \h </w:instrText>
+          <w:instrText xml:space="preserve"> PAGEREF _Toc241797919 \h </w:instrText>
         </w:r>
         <w:r>
           <w:rPr>
@@ -3571,7 +3569,7 @@
             <w:webHidden/>
             <w:sz w:val="20"/>
           </w:rPr>
-          <w:t>46</w:t>
+          <w:t>51</w:t>
         </w:r>
         <w:r>
           <w:rPr>
@@ -3597,7 +3595,7 @@
           <w:sz w:val="20"/>
         </w:rPr>
       </w:pPr>
-      <w:hyperlink w:anchor="_Toc241438752" w:history="1">
+      <w:hyperlink w:anchor="_Toc241797920" w:history="1">
         <w:r>
           <w:rPr>
             <w:rStyle w:val="aff8"/>
@@ -3632,7 +3630,7 @@
             <w:webHidden/>
             <w:sz w:val="20"/>
           </w:rPr>
-          <w:instrText xml:space="preserve"> PAGEREF _Toc241438752 \h </w:instrText>
+          <w:instrText xml:space="preserve"> PAGEREF _Toc241797920 \h </w:instrText>
         </w:r>
         <w:r>
           <w:rPr>
@@ -3658,7 +3656,7 @@
             <w:webHidden/>
             <w:sz w:val="20"/>
           </w:rPr>
-          <w:t>47</w:t>
+          <w:t>52</w:t>
         </w:r>
         <w:r>
           <w:rPr>
@@ -3684,7 +3682,7 @@
           <w:sz w:val="20"/>
         </w:rPr>
       </w:pPr>
-      <w:hyperlink w:anchor="_Toc241438753" w:history="1">
+      <w:hyperlink w:anchor="_Toc241797921" w:history="1">
         <w:r>
           <w:rPr>
             <w:rStyle w:val="aff8"/>
@@ -3719,7 +3717,7 @@
             <w:webHidden/>
             <w:sz w:val="20"/>
           </w:rPr>
-          <w:instrText xml:space="preserve"> PAGEREF _Toc241438753 \h </w:instrText>
+          <w:instrText xml:space="preserve"> PAGEREF _Toc241797921 \h </w:instrText>
         </w:r>
         <w:r>
           <w:rPr>
@@ -3745,7 +3743,7 @@
             <w:webHidden/>
             <w:sz w:val="20"/>
           </w:rPr>
-          <w:t>48</w:t>
+          <w:t>53</w:t>
         </w:r>
         <w:r>
           <w:rPr>
@@ -3771,7 +3769,7 @@
           <w:sz w:val="20"/>
         </w:rPr>
       </w:pPr>
-      <w:hyperlink w:anchor="_Toc241438754" w:history="1">
+      <w:hyperlink w:anchor="_Toc241797922" w:history="1">
         <w:r>
           <w:rPr>
             <w:rStyle w:val="aff8"/>
@@ -3806,7 +3804,7 @@
             <w:webHidden/>
             <w:sz w:val="20"/>
           </w:rPr>
-          <w:instrText xml:space="preserve"> PAGEREF _Toc241438754 \h </w:instrText>
+          <w:instrText xml:space="preserve"> PAGEREF _Toc241797922 \h </w:instrText>
         </w:r>
         <w:r>
           <w:rPr>
@@ -3832,7 +3830,7 @@
             <w:webHidden/>
             <w:sz w:val="20"/>
           </w:rPr>
-          <w:t>48</w:t>
+          <w:t>53</w:t>
         </w:r>
         <w:r>
           <w:rPr>
@@ -3858,7 +3856,7 @@
           <w:sz w:val="20"/>
         </w:rPr>
       </w:pPr>
-      <w:hyperlink w:anchor="_Toc241438755" w:history="1">
+      <w:hyperlink w:anchor="_Toc241797923" w:history="1">
         <w:r>
           <w:rPr>
             <w:rStyle w:val="aff8"/>
@@ -3893,7 +3891,7 @@
             <w:webHidden/>
             <w:sz w:val="20"/>
           </w:rPr>
-          <w:instrText xml:space="preserve"> PAGEREF _Toc241438755 \h </w:instrText>
+          <w:instrText xml:space="preserve"> PAGEREF _Toc241797923 \h </w:instrText>
         </w:r>
         <w:r>
           <w:rPr>
@@ -3919,7 +3917,7 @@
             <w:webHidden/>
             <w:sz w:val="20"/>
           </w:rPr>
-          <w:t>49</w:t>
+          <w:t>54</w:t>
         </w:r>
         <w:r>
           <w:rPr>
@@ -3945,7 +3943,7 @@
           <w:sz w:val="20"/>
         </w:rPr>
       </w:pPr>
-      <w:hyperlink w:anchor="_Toc241438756" w:history="1">
+      <w:hyperlink w:anchor="_Toc241797924" w:history="1">
         <w:r>
           <w:rPr>
             <w:rStyle w:val="aff8"/>
@@ -3980,7 +3978,7 @@
             <w:webHidden/>
             <w:sz w:val="20"/>
           </w:rPr>
-          <w:instrText xml:space="preserve"> PAGEREF _Toc241438756 \h </w:instrText>
+          <w:instrText xml:space="preserve"> PAGEREF _Toc241797924 \h </w:instrText>
         </w:r>
         <w:r>
           <w:rPr>
@@ -4006,7 +4004,7 @@
             <w:webHidden/>
             <w:sz w:val="20"/>
           </w:rPr>
-          <w:t>50</w:t>
+          <w:t>55</w:t>
         </w:r>
         <w:r>
           <w:rPr>
@@ -4032,7 +4030,7 @@
           <w:sz w:val="20"/>
         </w:rPr>
       </w:pPr>
-      <w:hyperlink w:anchor="_Toc241438757" w:history="1">
+      <w:hyperlink w:anchor="_Toc241797925" w:history="1">
         <w:r>
           <w:rPr>
             <w:rStyle w:val="aff8"/>
@@ -4067,7 +4065,7 @@
             <w:webHidden/>
             <w:sz w:val="20"/>
           </w:rPr>
-          <w:instrText xml:space="preserve"> PAGEREF _Toc241438757 \h </w:instrText>
+          <w:instrText xml:space="preserve"> PAGEREF _Toc241797925 \h </w:instrText>
         </w:r>
         <w:r>
           <w:rPr>
@@ -4093,7 +4091,7 @@
             <w:webHidden/>
             <w:sz w:val="20"/>
           </w:rPr>
-          <w:t>53</w:t>
+          <w:t>58</w:t>
         </w:r>
         <w:r>
           <w:rPr>
@@ -4119,7 +4117,7 @@
           <w:sz w:val="20"/>
         </w:rPr>
       </w:pPr>
-      <w:hyperlink w:anchor="_Toc241438758" w:history="1">
+      <w:hyperlink w:anchor="_Toc241797926" w:history="1">
         <w:r>
           <w:rPr>
             <w:rStyle w:val="aff8"/>
@@ -4154,7 +4152,7 @@
             <w:webHidden/>
             <w:sz w:val="20"/>
           </w:rPr>
-          <w:instrText xml:space="preserve"> PAGEREF _Toc241438758 \h </w:instrText>
+          <w:instrText xml:space="preserve"> PAGEREF _Toc241797926 \h </w:instrText>
         </w:r>
         <w:r>
           <w:rPr>
@@ -4180,7 +4178,7 @@
             <w:webHidden/>
             <w:sz w:val="20"/>
           </w:rPr>
-          <w:t>55</w:t>
+          <w:t>60</w:t>
         </w:r>
         <w:r>
           <w:rPr>
@@ -4206,7 +4204,7 @@
           <w:sz w:val="20"/>
         </w:rPr>
       </w:pPr>
-      <w:hyperlink w:anchor="_Toc241438759" w:history="1">
+      <w:hyperlink w:anchor="_Toc241797927" w:history="1">
         <w:r>
           <w:rPr>
             <w:rStyle w:val="aff8"/>
@@ -4241,7 +4239,7 @@
             <w:webHidden/>
             <w:sz w:val="20"/>
           </w:rPr>
-          <w:instrText xml:space="preserve"> PAGEREF _Toc241438759 \h </w:instrText>
+          <w:instrText xml:space="preserve"> PAGEREF _Toc241797927 \h </w:instrText>
         </w:r>
         <w:r>
           <w:rPr>
@@ -4267,7 +4265,7 @@
             <w:webHidden/>
             <w:sz w:val="20"/>
           </w:rPr>
-          <w:t>58</w:t>
+          <w:t>63</w:t>
         </w:r>
         <w:r>
           <w:rPr>
@@ -4293,7 +4291,7 @@
           <w:sz w:val="20"/>
         </w:rPr>
       </w:pPr>
-      <w:hyperlink w:anchor="_Toc241438760" w:history="1">
+      <w:hyperlink w:anchor="_Toc241797928" w:history="1">
         <w:r>
           <w:rPr>
             <w:rStyle w:val="aff8"/>
@@ -4328,7 +4326,7 @@
             <w:webHidden/>
             <w:sz w:val="20"/>
           </w:rPr>
-          <w:instrText xml:space="preserve"> PAGEREF _Toc241438760 \h </w:instrText>
+          <w:instrText xml:space="preserve"> PAGEREF _Toc241797928 \h </w:instrText>
         </w:r>
         <w:r>
           <w:rPr>
@@ -4354,7 +4352,7 @@
             <w:webHidden/>
             <w:sz w:val="20"/>
           </w:rPr>
-          <w:t>60</w:t>
+          <w:t>64</w:t>
         </w:r>
         <w:r>
           <w:rPr>
@@ -4380,7 +4378,7 @@
           <w:sz w:val="20"/>
         </w:rPr>
       </w:pPr>
-      <w:hyperlink w:anchor="_Toc241438761" w:history="1">
+      <w:hyperlink w:anchor="_Toc241797929" w:history="1">
         <w:r>
           <w:rPr>
             <w:rStyle w:val="aff8"/>
@@ -4415,7 +4413,7 @@
             <w:webHidden/>
             <w:sz w:val="20"/>
           </w:rPr>
-          <w:instrText xml:space="preserve"> PAGEREF _Toc241438761 \h </w:instrText>
+          <w:instrText xml:space="preserve"> PAGEREF _Toc241797929 \h </w:instrText>
         </w:r>
         <w:r>
           <w:rPr>
@@ -4441,7 +4439,7 @@
             <w:webHidden/>
             <w:sz w:val="20"/>
           </w:rPr>
-          <w:t>63</w:t>
+          <w:t>66</w:t>
         </w:r>
         <w:r>
           <w:rPr>
@@ -4467,7 +4465,7 @@
           <w:sz w:val="20"/>
         </w:rPr>
       </w:pPr>
-      <w:hyperlink w:anchor="_Toc241438762" w:history="1">
+      <w:hyperlink w:anchor="_Toc241797930" w:history="1">
         <w:r>
           <w:rPr>
             <w:rStyle w:val="aff8"/>
@@ -4502,7 +4500,7 @@
             <w:webHidden/>
             <w:sz w:val="20"/>
           </w:rPr>
-          <w:instrText xml:space="preserve"> PAGEREF _Toc241438762 \h </w:instrText>
+          <w:instrText xml:space="preserve"> PAGEREF _Toc241797930 \h </w:instrText>
         </w:r>
         <w:r>
           <w:rPr>
@@ -4528,7 +4526,7 @@
             <w:webHidden/>
             <w:sz w:val="20"/>
           </w:rPr>
-          <w:t>64</w:t>
+          <w:t>67</w:t>
         </w:r>
         <w:r>
           <w:rPr>
@@ -4554,7 +4552,7 @@
           <w:sz w:val="20"/>
         </w:rPr>
       </w:pPr>
-      <w:hyperlink w:anchor="_Toc241438763" w:history="1">
+      <w:hyperlink w:anchor="_Toc241797931" w:history="1">
         <w:r>
           <w:rPr>
             <w:rStyle w:val="aff8"/>
@@ -4589,7 +4587,7 @@
             <w:webHidden/>
             <w:sz w:val="20"/>
           </w:rPr>
-          <w:instrText xml:space="preserve"> PAGEREF _Toc241438763 \h </w:instrText>
+          <w:instrText xml:space="preserve"> PAGEREF _Toc241797931 \h </w:instrText>
         </w:r>
         <w:r>
           <w:rPr>
@@ -4615,7 +4613,7 @@
             <w:webHidden/>
             <w:sz w:val="20"/>
           </w:rPr>
-          <w:t>65</w:t>
+          <w:t>68</w:t>
         </w:r>
         <w:r>
           <w:rPr>
@@ -4641,7 +4639,7 @@
           <w:sz w:val="20"/>
         </w:rPr>
       </w:pPr>
-      <w:hyperlink w:anchor="_Toc241438764" w:history="1">
+      <w:hyperlink w:anchor="_Toc241797932" w:history="1">
         <w:r>
           <w:rPr>
             <w:rStyle w:val="aff8"/>
@@ -4676,7 +4674,7 @@
             <w:webHidden/>
             <w:sz w:val="20"/>
           </w:rPr>
-          <w:instrText xml:space="preserve"> PAGEREF _Toc241438764 \h </w:instrText>
+          <w:instrText xml:space="preserve"> PAGEREF _Toc241797932 \h </w:instrText>
         </w:r>
         <w:r>
           <w:rPr>
@@ -4702,7 +4700,7 @@
             <w:webHidden/>
             <w:sz w:val="20"/>
           </w:rPr>
-          <w:t>66</w:t>
+          <w:t>69</w:t>
         </w:r>
         <w:r>
           <w:rPr>
@@ -4733,7 +4731,7 @@
         <w:pStyle w:val="1"/>
         <w:pageBreakBefore/>
       </w:pPr>
-      <w:bookmarkStart w:id="1" w:name="_Toc241438714"/>
+      <w:bookmarkStart w:id="1" w:name="_Toc241797882"/>
       <w:r>
         <w:lastRenderedPageBreak/>
         <w:t>ВВЕДЕНИЕ</w:t>
@@ -4742,10 +4740,10 @@
     </w:p>
     <w:p>
       <w:r>
-        <w:t>Закупка строительных материалов начинается раньше размещения заказа. Для конкретного объекта требуется определить количество и единицу измерения, связать материал с этапом работ, проверить доступность товара у поставщика и оценить доставку к нужной дате. Если эти сведения находятся в разных таблицах, переписке и каталогах, итоговая стоимость становится понятна поздно, а ошибку в остатке приходится исправлять уже после согласования закупки. Для частного покупателя задача обычно проще, но и он ожидает увидеть</w:t>
-      </w:r>
-      <w:r>
-        <w:t xml:space="preserve"> цену, наличие и условия получения до оформления заказа.</w:t>
+        <w:t xml:space="preserve">Закупка строительных материалов начинается раньше размещения заказа. Основной пользователь рассматриваемого процесса — снабженец или прораб небольшой строительной организации: для конкретного объекта ему требуется определить количество и единицу измерения, связать материал с этапом работ, проверить доступность товара у поставщика и оценить доставку к нужной дате. Если эти сведения находятся в разных таблицах, переписке и каталогах, итоговая стоимость становится понятна поздно, а ошибку в остатке приходится </w:t>
+      </w:r>
+      <w:r>
+        <w:t>исправлять уже после согласования закупки. Обычная покупка частным пользователем остаётся дополнительным сценарием.</w:t>
       </w:r>
     </w:p>
     <w:p>
@@ -4763,11 +4761,11 @@
     </w:p>
     <w:p>
       <w:r>
-        <w:t xml:space="preserve">Для достижения цели решаются следующие задачи. Изучается процесс закупки и функции действующих сервисов. Формируются роли пользователей и требования к данным. Проектируется модель каталога, </w:t>
+        <w:t xml:space="preserve">Для достижения цели решаются следующие задачи. Изучается процесс закупки и функции действующих сервисов. Формируются роли </w:t>
       </w:r>
       <w:r>
         <w:lastRenderedPageBreak/>
-        <w:t>предложений, объектов, заказов и поставок. Реализуются расчёты материалов с округлением до упаковок, серверная проверка цены и остатка, транзакционное оформление заказа и допустимые переходы статусов. Создаётся адаптивный интерфейс, в котором обычная покупка и закупка для объекта образуют понятные маршруты. Подготавливаются демоданные, документация, автоматические и ручные сценарии испытания.</w:t>
+        <w:t>пользователей и требования к данным. Проектируется модель каталога, предложений, объектов, заказов и поставок. Реализуются расчёты материалов с округлением до упаковок, серверная проверка цены и остатка, транзакционное оформление заказа и допустимые переходы статусов. Создаётся адаптивный интерфейс, в котором обычная покупка и закупка для объекта образуют понятные маршруты. Подготавливаются демоданные, документация, автоматические и ручные сценарии испытания.</w:t>
       </w:r>
     </w:p>
     <w:p>
@@ -4785,7 +4783,7 @@
         <w:pStyle w:val="1"/>
         <w:pageBreakBefore/>
       </w:pPr>
-      <w:bookmarkStart w:id="2" w:name="_Toc241438715"/>
+      <w:bookmarkStart w:id="2" w:name="_Toc241797883"/>
       <w:r>
         <w:lastRenderedPageBreak/>
         <w:t>1 АНАЛИТИЧЕСКАЯ ЧАСТЬ</w:t>
@@ -4796,7 +4794,7 @@
       <w:pPr>
         <w:pStyle w:val="21"/>
       </w:pPr>
-      <w:bookmarkStart w:id="3" w:name="_Toc241438716"/>
+      <w:bookmarkStart w:id="3" w:name="_Toc241797884"/>
       <w:r>
         <w:t>1.1 Особенности закупки материалов для строительного объекта</w:t>
       </w:r>
@@ -4841,7 +4839,7 @@
       <w:pPr>
         <w:pStyle w:val="21"/>
       </w:pPr>
-      <w:bookmarkStart w:id="4" w:name="_Toc241438717"/>
+      <w:bookmarkStart w:id="4" w:name="_Toc241797885"/>
       <w:r>
         <w:t>1.2 Участники и границы процесса</w:t>
       </w:r>
@@ -4870,7 +4868,7 @@
       <w:pPr>
         <w:pStyle w:val="21"/>
       </w:pPr>
-      <w:bookmarkStart w:id="5" w:name="_Toc241438718"/>
+      <w:bookmarkStart w:id="5" w:name="_Toc241797886"/>
       <w:r>
         <w:t>1.3 Анализ действующих решений</w:t>
       </w:r>
@@ -5408,7 +5406,7 @@
       <w:pPr>
         <w:pStyle w:val="21"/>
       </w:pPr>
-      <w:bookmarkStart w:id="6" w:name="_Toc241438719"/>
+      <w:bookmarkStart w:id="6" w:name="_Toc241797887"/>
       <w:r>
         <w:t>1.4 Постановка задачи</w:t>
       </w:r>
@@ -5425,7 +5423,7 @@
       </w:r>
       <w:r>
         <w:lastRenderedPageBreak/>
-        <w:t>предусмотрены собственные адреса и маршрутная схема. При наличии действующих ключей адресные подсказки и маршруты могут поступать от DaData и 2ГИС [7–9].</w:t>
+        <w:t>предусмотрены собственные адреса и статичная схема между фиксированными точками. Подключение DaData и 2ГИС предусмотрено в коде, но работа с действующими ключами не проверялась [7–9].</w:t>
       </w:r>
     </w:p>
     <w:p>
@@ -5437,7 +5435,7 @@
       <w:pPr>
         <w:pStyle w:val="21"/>
       </w:pPr>
-      <w:bookmarkStart w:id="7" w:name="_Toc241438720"/>
+      <w:bookmarkStart w:id="7" w:name="_Toc241797888"/>
       <w:r>
         <w:t>1.5 Функциональные требования</w:t>
       </w:r>
@@ -5466,7 +5464,7 @@
       <w:pPr>
         <w:pStyle w:val="21"/>
       </w:pPr>
-      <w:bookmarkStart w:id="8" w:name="_Toc241438721"/>
+      <w:bookmarkStart w:id="8" w:name="_Toc241797889"/>
       <w:r>
         <w:t>1.6 Нефункциональные требования и ограничения</w:t>
       </w:r>
@@ -5495,7 +5493,7 @@
         <w:pStyle w:val="1"/>
         <w:pageBreakBefore/>
       </w:pPr>
-      <w:bookmarkStart w:id="9" w:name="_Toc241438722"/>
+      <w:bookmarkStart w:id="9" w:name="_Toc241797890"/>
       <w:r>
         <w:lastRenderedPageBreak/>
         <w:t>2 ПРОЕКТИРОВАНИЕ СИСТЕМЫ</w:t>
@@ -5506,7 +5504,7 @@
       <w:pPr>
         <w:pStyle w:val="21"/>
       </w:pPr>
-      <w:bookmarkStart w:id="10" w:name="_Toc241438723"/>
+      <w:bookmarkStart w:id="10" w:name="_Toc241797891"/>
       <w:r>
         <w:t>2.1 Сценарии использования</w:t>
       </w:r>
@@ -5522,7 +5520,7 @@
     </w:p>
     <w:p>
       <w:r>
-        <w:t>Сценарий объекта начинается с адреса, названия и этапов. Пользователь может внести материалы вручную или прочитать файл ведомости. Калькуляторы уточняют потребность с учётом площади, нормы расхода, толщины слоя, количества слоёв и запаса. Для каждой позиции выбирается предложение. При заказе возникает одна запись покупки, но поставки отделяются по поставщикам. Такое разбиение позволяет отдельно назначить и завершить рейсы, не смешивая обязанности организаций.</w:t>
+        <w:t>Основной сценарий снабженца или прораба начинается с ведомости объекта и сроков этапов. Пользователь может внести материалы вручную или импортировать файл известного формата. Калькуляторы уточняют количество упаковок с учётом объёма работ и фасовки товара. Затем выбирается этап, сравниваются доступные предложения и создаётся заказ с одной желаемой датой. При заказе возникает одна запись покупки, но поставки отделяются по поставщикам. Обычная покупка частным пользователем остаётся дополнительным маршрутом.</w:t>
       </w:r>
     </w:p>
     <w:p>
@@ -5875,6 +5873,7 @@
               <w:rPr>
                 <w:sz w:val="22"/>
               </w:rPr>
+              <w:lastRenderedPageBreak/>
               <w:t>Поставщик</w:t>
             </w:r>
           </w:p>
@@ -5971,7 +5970,6 @@
               <w:rPr>
                 <w:sz w:val="22"/>
               </w:rPr>
-              <w:lastRenderedPageBreak/>
               <w:t>Диспетчер</w:t>
             </w:r>
           </w:p>
@@ -6243,7 +6241,7 @@
       <w:pPr>
         <w:pStyle w:val="21"/>
       </w:pPr>
-      <w:bookmarkStart w:id="11" w:name="_Toc241438724"/>
+      <w:bookmarkStart w:id="11" w:name="_Toc241797892"/>
       <w:r>
         <w:t>2.2 Архитектура приложения</w:t>
       </w:r>
@@ -6271,11 +6269,72 @@
     </w:p>
     <w:p>
       <w:r>
-        <w:t xml:space="preserve">База данных выбрана реляционной, поскольку операции заказа затрагивают связанные сущности и требуют атомарности. PostgreSQL предоставляет ограничения, транзакции и блокировки строк [17, 18]. Схема </w:t>
+        <w:t xml:space="preserve">База данных выбрана реляционной, поскольку операции заказа затрагивают связанные сущности и требуют атомарности. PostgreSQL </w:t>
       </w:r>
       <w:r>
         <w:lastRenderedPageBreak/>
-        <w:t>меняется через последовательные SQL миграции, версия которых фиксируется в служебной таблице. Данные каталога и демонстрационных пользователей добавляются отдельной командой, не меняющей уже существующие записи при повторе.</w:t>
+        <w:t>предоставляет ограничения, транзакции и блокировки строк [17, 18]. Схема меняется через последовательные SQL миграции, версия которых фиксируется в служебной таблице. Данные каталога и учебных пользователей добавляются отдельной командой, не меняющей уже существующие записи при повторе.</w:t>
+      </w:r>
+    </w:p>
+    <w:p>
+      <w:r>
+        <w:t>Поток данных разделяет отображение интерфейса, проверку прав и предметные операции сервера, а также хранение в PostgreSQL. Его общая схема приведена на рисунке 1.</w:t>
+      </w:r>
+    </w:p>
+    <w:p>
+      <w:pPr>
+        <w:keepNext/>
+        <w:ind w:firstLine="0"/>
+        <w:jc w:val="center"/>
+      </w:pPr>
+      <w:r>
+        <w:rPr>
+          <w:noProof/>
+        </w:rPr>
+        <w:drawing>
+          <wp:inline distT="0" distB="0" distL="0" distR="0" wp14:anchorId="6A3B3352" wp14:editId="7C2CD389">
+            <wp:extent cx="5940000" cy="3762000"/>
+            <wp:effectExtent l="0" t="0" r="0" b="0"/>
+            <wp:docPr id="1" name="Picture 1" descr="Архитектура приложения"/>
+            <wp:cNvGraphicFramePr>
+              <a:graphicFrameLocks xmlns:a="http://schemas.openxmlformats.org/drawingml/2006/main" noChangeAspect="1"/>
+            </wp:cNvGraphicFramePr>
+            <a:graphic xmlns:a="http://schemas.openxmlformats.org/drawingml/2006/main">
+              <a:graphicData uri="http://schemas.openxmlformats.org/drawingml/2006/picture">
+                <pic:pic xmlns:pic="http://schemas.openxmlformats.org/drawingml/2006/picture">
+                  <pic:nvPicPr>
+                    <pic:cNvPr id="0" name="architecture.png"/>
+                    <pic:cNvPicPr/>
+                  </pic:nvPicPr>
+                  <pic:blipFill>
+                    <a:blip r:embed="rId8"/>
+                    <a:stretch>
+                      <a:fillRect/>
+                    </a:stretch>
+                  </pic:blipFill>
+                  <pic:spPr>
+                    <a:xfrm>
+                      <a:off x="0" y="0"/>
+                      <a:ext cx="5940000" cy="3762000"/>
+                    </a:xfrm>
+                    <a:prstGeom prst="rect">
+                      <a:avLst/>
+                    </a:prstGeom>
+                  </pic:spPr>
+                </pic:pic>
+              </a:graphicData>
+            </a:graphic>
+          </wp:inline>
+        </w:drawing>
+      </w:r>
+    </w:p>
+    <w:p>
+      <w:pPr>
+        <w:pStyle w:val="af5"/>
+        <w:jc w:val="center"/>
+      </w:pPr>
+      <w:r>
+        <w:t>Рисунок 1 — Архитектура приложения</w:t>
       </w:r>
     </w:p>
     <w:p>
@@ -6287,8 +6346,9 @@
       <w:pPr>
         <w:pStyle w:val="21"/>
       </w:pPr>
-      <w:bookmarkStart w:id="12" w:name="_Toc241438725"/>
-      <w:r>
+      <w:bookmarkStart w:id="12" w:name="_Toc241797893"/>
+      <w:r>
+        <w:lastRenderedPageBreak/>
         <w:t>2.3 Модель предметных данных</w:t>
       </w:r>
       <w:bookmarkEnd w:id="12"/>
@@ -6551,7 +6611,6 @@
               <w:rPr>
                 <w:sz w:val="22"/>
               </w:rPr>
-              <w:lastRenderedPageBreak/>
               <w:t>sessions</w:t>
             </w:r>
           </w:p>
@@ -7228,6 +7287,7 @@
               <w:rPr>
                 <w:sz w:val="22"/>
               </w:rPr>
+              <w:lastRenderedPageBreak/>
               <w:t>delivery_events</w:t>
             </w:r>
           </w:p>
@@ -7297,11 +7357,73 @@
     <w:p/>
     <w:p>
       <w:r>
+        <w:t>Рисунок 2 показывает связи пользователя, объекта и его потребности с товарами, предложениями, складами и поставщиками. Это поясняющий фрагмент модели, не полная ER-диаграмма.</w:t>
+      </w:r>
+    </w:p>
+    <w:p>
+      <w:pPr>
+        <w:keepNext/>
+        <w:ind w:firstLine="0"/>
+        <w:jc w:val="center"/>
+      </w:pPr>
+      <w:r>
+        <w:rPr>
+          <w:noProof/>
+        </w:rPr>
+        <w:drawing>
+          <wp:inline distT="0" distB="0" distL="0" distR="0" wp14:anchorId="5EBC2D8C" wp14:editId="742C3A95">
+            <wp:extent cx="5940000" cy="3927000"/>
+            <wp:effectExtent l="0" t="0" r="0" b="0"/>
+            <wp:docPr id="2" name="Picture 2" descr="Связи потребности и предложений в базе данных"/>
+            <wp:cNvGraphicFramePr>
+              <a:graphicFrameLocks xmlns:a="http://schemas.openxmlformats.org/drawingml/2006/main" noChangeAspect="1"/>
+            </wp:cNvGraphicFramePr>
+            <a:graphic xmlns:a="http://schemas.openxmlformats.org/drawingml/2006/main">
+              <a:graphicData uri="http://schemas.openxmlformats.org/drawingml/2006/picture">
+                <pic:pic xmlns:pic="http://schemas.openxmlformats.org/drawingml/2006/picture">
+                  <pic:nvPicPr>
+                    <pic:cNvPr id="0" name="data-model.png"/>
+                    <pic:cNvPicPr/>
+                  </pic:nvPicPr>
+                  <pic:blipFill>
+                    <a:blip r:embed="rId9"/>
+                    <a:stretch>
+                      <a:fillRect/>
+                    </a:stretch>
+                  </pic:blipFill>
+                  <pic:spPr>
+                    <a:xfrm>
+                      <a:off x="0" y="0"/>
+                      <a:ext cx="5940000" cy="3927000"/>
+                    </a:xfrm>
+                    <a:prstGeom prst="rect">
+                      <a:avLst/>
+                    </a:prstGeom>
+                  </pic:spPr>
+                </pic:pic>
+              </a:graphicData>
+            </a:graphic>
+          </wp:inline>
+        </w:drawing>
+      </w:r>
+    </w:p>
+    <w:p>
+      <w:pPr>
+        <w:pStyle w:val="af5"/>
+        <w:jc w:val="center"/>
+      </w:pPr>
+      <w:r>
+        <w:t>Рисунок 2 — Связи потребности и предложений в базе данных</w:t>
+      </w:r>
+    </w:p>
+    <w:p>
+      <w:r>
         <w:t>Для денег используются целые копейки. Это исключает накопление двоичной ошибки при сложении десятичных цен, характерной для чисел с плавающей точкой. Цена предложения и стоимость доставки ограничены положительными или неотрицательными целыми величинами. Итоги заказа используют тип bigint, поскольку сумма нескольких строк может быть больше отдельной цены. Для пользовательского вывода число копеек делится на сто и форматируется в рублях; форматирование не изменяет значение, хранящееся на сервере.</w:t>
       </w:r>
     </w:p>
     <w:p>
       <w:r>
+        <w:lastRenderedPageBreak/>
         <w:t>Координаты представлены парой долгота — широта. Такая последовательность применяется в ответе API и должна быть одинаковой при вызове картографического сервиса, сохранении маршрута и отрисовке. Неявная перестановка координат — типичная ошибка, которая даёт географически неверный результат при формально корректном JSON. В демоданных координаты складов и схематического пути относятся к Астрахани.</w:t>
       </w:r>
     </w:p>
@@ -7309,26 +7431,32 @@
       <w:pPr>
         <w:pStyle w:val="21"/>
       </w:pPr>
-      <w:bookmarkStart w:id="13" w:name="_Toc241438726"/>
+      <w:bookmarkStart w:id="13" w:name="_Toc241797894"/>
+      <w:r>
+        <w:t>2.4 Правила расчёта материалов</w:t>
+      </w:r>
+      <w:bookmarkEnd w:id="13"/>
+    </w:p>
+    <w:p>
+      <w:r>
+        <w:t xml:space="preserve">В пользовательском калькуляторе выбирается товар с фасовкой из базы данных. Для плитки расход с запасом делится на площадь плитки в упаковке и округляется вверх до целых коробок. Старые товары, продаваемые квадратными метрами, сохранены с прежней единицей и без фасовки; для расчёта добавлены отдельные товары-коробки, а их остатки и предложения не пересчитывают прежние остатки в м². Например, для 24 м² и запаса 10% демо-позиция «Песчаник» даёт ceil(26,4 / 1,44) = 19 коробок (покрытие 27,36 м²), а «Графит» — </w:t>
+      </w:r>
+      <w:r>
+        <w:t>ceil(26,4 / 1,26) = 21 коробку (26,46 м²). Интерфейс показывает формулу, расход и фасовку выбранного товара.</w:t>
+      </w:r>
+    </w:p>
+    <w:p>
+      <w:r>
+        <w:t>Для краски входными данными являются площадь A, расход r в литрах на квадратный метр за слой, число слоёв k, объём упаковки V и запас p. Расход равен A · r · k · (1 + p / 100). Число упаковок равно ceil(расход / V). Норма расхода зависит от основания, инструмента и конкретного продукта; калькулятор не подменяет паспорт производителя. В учебном сценарии пользователь может изменить входную норму, а результат остаётся проверяемым.</w:t>
+      </w:r>
+    </w:p>
+    <w:p>
+      <w:r>
+        <w:t xml:space="preserve">Для сухой смеси учитывается площадь A, толщина слоя h в миллиметрах, норма r в килограммах на квадратный метр и миллиметр, масса упаковки M и запас p. Расход равен A · h · r · (1 + p / 100), число упаковок равно ceil(расход / M). Ошибка в единицах толщины даёт кратный промах, поэтому интерфейс и API указывают миллиметры явно. Входные параметры </w:t>
+      </w:r>
       <w:r>
         <w:lastRenderedPageBreak/>
-        <w:t>2.4 Правила расчёта материалов</w:t>
-      </w:r>
-      <w:bookmarkEnd w:id="13"/>
-    </w:p>
-    <w:p>
-      <w:r>
-        <w:t>Калькулятор плитки получает площадь облицовки A, площадь одной плитки S, число плиток в упаковке N и процент запаса p. Требуемое количество плиток вычисляется как ceil(A · (1 + p / 100) / S), число упаковок — как ceil(количество плиток / N). Два округления разделены намеренно: нельзя заказать дробную плитку и нельзя купить часть упаковки. Пользователю показывается не только итог, но и значения, из которых он получен.</w:t>
-      </w:r>
-    </w:p>
-    <w:p>
-      <w:r>
-        <w:t>Для краски входными данными являются площадь A, расход r в литрах на квадратный метр за слой, число слоёв k, объём упаковки V и запас p. Расход равен A · r · k · (1 + p / 100). Число упаковок равно ceil(расход / V). Норма расхода зависит от основания, инструмента и конкретного продукта; калькулятор не подменяет паспорт производителя. В учебном сценарии пользователь может изменить входную норму, а результат остаётся проверяемым.</w:t>
-      </w:r>
-    </w:p>
-    <w:p>
-      <w:r>
-        <w:t>Для сухой смеси учитывается площадь A, толщина слоя h в миллиметрах, норма r в килограммах на квадратный метр и миллиметр, масса упаковки M и запас p. Расход равен A · h · r · (1 + p / 100), число упаковок равно ceil(расход / M). Ошибка в единицах толщины даёт кратный промах, поэтому интерфейс и API указывают миллиметры явно. Входные параметры должны быть конечными положительными числами, а запас может быть нулевым. Число слоёв и количество плиток в упаковке должны быть целыми.</w:t>
+        <w:t>должны быть конечными положительными числами, а запас может быть нулевым. Число слоёв и количество плиток в упаковке должны быть целыми.</w:t>
       </w:r>
     </w:p>
     <w:p>
@@ -7872,14 +8000,17 @@
     <w:p/>
     <w:p>
       <w:r>
-        <w:t>Примеры фиксируют ожидаемый расчёт для модульных тестов. Они не являются производственной нормой расхода. Если пользователь изменит тип материала, основание или способ нанесения, значения следует взять из технической документации на конкретный товар. Принцип работы калькулятора — сделать арифметику открытой, а не создать видимость точной сметы без необходимых измерений.</w:t>
+        <w:t>Примеры фиксируют расчётные случаи общих функций API и остаются независимыми от выбранных демонстрационных SKU. В частности, плиточный пример с площадью элемента и количеством элементов в упаковке не описывает товары-коробки «Песчаник» и «Графит», для которых используется фасовка из карточки товара. Все примеры не являются производственной нормой расхода. Если пользователь изменит тип материала, основание или способ нанесения, значения следует взять из технической документации на конкретный товар. Принцип р</w:t>
+      </w:r>
+      <w:r>
+        <w:t>аботы калькулятора — сделать арифметику открытой, а не создать видимость точной сметы без необходимых измерений.</w:t>
       </w:r>
     </w:p>
     <w:p>
       <w:pPr>
         <w:pStyle w:val="21"/>
       </w:pPr>
-      <w:bookmarkStart w:id="14" w:name="_Toc241438727"/>
+      <w:bookmarkStart w:id="14" w:name="_Toc241797895"/>
       <w:r>
         <w:t>2.5 Предварительный расчёт и выбор предложения</w:t>
       </w:r>
@@ -7887,31 +8018,31 @@
     </w:p>
     <w:p>
       <w:r>
-        <w:t>Предварительный расчёт читает выбранные предложения, проверяет активность, наличие и количество и возвращает строки заказа. По каждой строке стоимость товара равна цене единицы в копейках, умноженной на количество. Стоимость доставки рассчитывается на группу одного поставщика; в текущем учебном правиле используется максимальная ставка среди включённых предложений. Итог заказа равен сумме товаров и сумме доставки по группам. Ответ содержит недоступные позиции и предупреждения, если выбранный срок не согласуе</w:t>
-      </w:r>
-      <w:r>
-        <w:t>тся с указанными условиями.</w:t>
-      </w:r>
-    </w:p>
-    <w:p>
-      <w:r>
-        <w:t>Такой расчёт помогает сравнить наборы предложений по полной стоимости, но не строит математически оптимальную комбинацию всех складов и маршрутов. Он не учитывает грузоподъёмность, объём, окна разгрузки, скидки, перевозчика, дорожно транспортные ограничения или реальные тарифные зоны. Применение слова «оптимальный» без решения соответствующей задачи было бы неверным. В интерфейсе итог показывается вместе с его составом и ограничениями, чтобы пользователь мог принять решение самостоятельно.</w:t>
-      </w:r>
-    </w:p>
-    <w:p>
-      <w:r>
-        <w:t xml:space="preserve">После предварительного расчёта другой заказ может изменить остаток, а поставщик — цену. Поэтому рассчитанное значение не закрепляется до оформления. Сервер получает от клиента только идентификатор предложения и количество, заново читает предложение и проверяет его в </w:t>
+        <w:t xml:space="preserve">Предварительный расчёт читает выбранные предложения, проверяет активность, наличие и количество и возвращает строки заказа. По каждой строке стоимость товара равна цене единицы в копейках, умноженной на количество. Стоимость доставки рассчитывается на группу одного поставщика; в текущем учебном правиле используется максимальная ставка среди включённых предложений. Итог заказа равен сумме товаров и сумме доставки по группам. Ответ содержит недоступные позиции и </w:t>
       </w:r>
       <w:r>
         <w:lastRenderedPageBreak/>
-        <w:t>транзакции. Зафиксированная цена относится к моменту оформления. При нехватке товара сервер отказывает в заказе и не уменьшает остаток частично.</w:t>
+        <w:t>предупреждения, если выбранный срок не согласуется с указанными условиями.</w:t>
+      </w:r>
+    </w:p>
+    <w:p>
+      <w:r>
+        <w:t>В плане по этапу подбор предложений является эвристическим: по каждой позиции рассматриваются доступный остаток и срок, затем для расчёта используется выбранный набор. Он не ищет глобально оптимальную комбинацию всех складов и маршрутов. Расчёт не учитывает грузоподъёмность, объём, окна разгрузки, скидки, перевозчика, дорожные ограничения или реальные тарифные зоны. Применение слова «оптимальный» без решения соответствующей задачи было бы неверным. В интерфейсе итог показывается вместе с его составом и огра</w:t>
+      </w:r>
+      <w:r>
+        <w:t>ничениями, чтобы пользователь мог принять решение самостоятельно.</w:t>
+      </w:r>
+    </w:p>
+    <w:p>
+      <w:r>
+        <w:t>После предварительного расчёта другой заказ может изменить остаток, а поставщик — цену. Поэтому рассчитанное значение не закрепляется до оформления. Сервер получает от клиента только идентификатор предложения и количество, заново читает предложение и проверяет его в транзакции. Зафиксированная цена относится к моменту оформления. При нехватке товара сервер отказывает в заказе и не уменьшает остаток частично.</w:t>
       </w:r>
     </w:p>
     <w:p>
       <w:pPr>
         <w:pStyle w:val="21"/>
       </w:pPr>
-      <w:bookmarkStart w:id="15" w:name="_Toc241438728"/>
+      <w:bookmarkStart w:id="15" w:name="_Toc241797896"/>
       <w:r>
         <w:t>2.6 Оформление и согласованность состояния</w:t>
       </w:r>
@@ -7934,7 +8065,11 @@
     </w:p>
     <w:p>
       <w:r>
-        <w:t>Перед блокировкой позиции одного предложения суммируются. Иначе две строки корзины с одинаковым идентификатором могли бы пройти индивидуальную проверку при общем превышении остатка. Для предсказуемого порядка захвата блокировок предложения обрабатываются в стабильном порядке. При ошибке вся транзакция откатывается: не возникает заказа без поставки или списанного остатка без заказа.</w:t>
+        <w:t xml:space="preserve">Перед блокировкой позиции одного предложения суммируются. Иначе две строки корзины с одинаковым идентификатором могли бы пройти индивидуальную проверку при общем превышении остатка. Для предсказуемого порядка захвата блокировок предложения обрабатываются в </w:t>
+      </w:r>
+      <w:r>
+        <w:lastRenderedPageBreak/>
+        <w:t>стабильном порядке. При ошибке вся транзакция откатывается: не возникает заказа без поставки или списанного остатка без заказа.</w:t>
       </w:r>
     </w:p>
     <w:p>
@@ -7944,18 +8079,14 @@
     </w:p>
     <w:p>
       <w:r>
-        <w:t xml:space="preserve">Заказ хранит общий статус, но его поставки имеют собственные состояния. Оплата в деморежиме переводит заказ в состояние, доступное для планирования. Диспетчер назначает водителя. Далее водитель последовательно подтверждает получение материала, движение и доставку. Когда последняя поставка завершена, заказ становится доставленным. </w:t>
-      </w:r>
-      <w:r>
-        <w:lastRenderedPageBreak/>
-        <w:t>Недопустимый переход отклоняется кодом конфликта и не записывается в историю.</w:t>
+        <w:t>Заказ хранит общий статус, но его поставки имеют собственные состояния. Учебное подтверждение оплаты переводит заказ в состояние, доступное для планирования, без банковского запроса и списания денег. Диспетчер назначает водителя, который вручную последовательно отмечает получение материала, начало рейса и доставку. Автомобиль на карте не движется, GPS нет. Когда последняя поставка завершена, заказ становится доставленным. Недопустимый переход отклоняется кодом конфликта и не записывается в историю.</w:t>
       </w:r>
     </w:p>
     <w:p>
       <w:pPr>
         <w:pStyle w:val="21"/>
       </w:pPr>
-      <w:bookmarkStart w:id="16" w:name="_Toc241438729"/>
+      <w:bookmarkStart w:id="16" w:name="_Toc241797897"/>
       <w:r>
         <w:t>2.7 Контракт API</w:t>
       </w:r>
@@ -8224,6 +8355,7 @@
               <w:rPr>
                 <w:sz w:val="22"/>
               </w:rPr>
+              <w:lastRenderedPageBreak/>
               <w:t>Каталог</w:t>
             </w:r>
           </w:p>
@@ -8448,7 +8580,7 @@
               <w:rPr>
                 <w:sz w:val="22"/>
               </w:rPr>
-              <w:t>POST calculators/tiles, paint, dry-mix; POST quotes</w:t>
+              <w:t>POST calculators/material; POST projects/{id}/items/from-calculation; POST quotes</w:t>
             </w:r>
           </w:p>
         </w:tc>
@@ -8479,7 +8611,7 @@
               <w:rPr>
                 <w:sz w:val="22"/>
               </w:rPr>
-              <w:t>Количество и стоимость</w:t>
+              <w:t>Расчёт по фасовке товара, атомарное добавление результата в объект и предварительная стоимость корзины</w:t>
             </w:r>
           </w:p>
         </w:tc>
@@ -8776,6 +8908,38 @@
     <w:p/>
     <w:p>
       <w:r>
+        <w:rPr>
+          <w:rFonts w:ascii="Consolas" w:hAnsi="Consolas"/>
+          <w:sz w:val="22"/>
+        </w:rPr>
+        <w:t>POST /calculators/material</w:t>
+      </w:r>
+      <w:r>
+        <w:t xml:space="preserve"> получает ID товара, вид расчёта и входные данные; фасовка берётся из записи товара. Для добавления результата в объект сервер повторно рассчитывает количество и атомарно сохраняет позицию через </w:t>
+      </w:r>
+      <w:r>
+        <w:rPr>
+          <w:rFonts w:ascii="Consolas" w:hAnsi="Consolas"/>
+          <w:sz w:val="22"/>
+        </w:rPr>
+        <w:t>POST /projects/:id/items/from-calculation</w:t>
+      </w:r>
+      <w:r>
+        <w:t xml:space="preserve">. Запрос требует </w:t>
+      </w:r>
+      <w:r>
+        <w:rPr>
+          <w:rFonts w:ascii="Consolas" w:hAnsi="Consolas"/>
+          <w:sz w:val="22"/>
+        </w:rPr>
+        <w:t>Idempotency-Key</w:t>
+      </w:r>
+      <w:r>
+        <w:t>: повтор с тем же ключом и телом в открытой вкладке возвращает исходный результат, а другое тело даёт конфликт. После перезагрузки страницы сохранённую позицию проверяют в списке объекта; новый запрос из перезагруженной вкладки не следует считать повтором старого ключа.</w:t>
+      </w:r>
+    </w:p>
+    <w:p>
+      <w:r>
         <w:t xml:space="preserve">Контракт использует ISO дату для сроков, копейки для сумм, UUID для идентификаторов и массив </w:t>
       </w:r>
       <w:r>
@@ -8803,7 +8967,7 @@
       <w:pPr>
         <w:pStyle w:val="21"/>
       </w:pPr>
-      <w:bookmarkStart w:id="17" w:name="_Toc241438730"/>
+      <w:bookmarkStart w:id="17" w:name="_Toc241797898"/>
       <w:r>
         <w:lastRenderedPageBreak/>
         <w:t>2.8 Интеграции и автономная демонстрация</w:t>
@@ -8812,7 +8976,7 @@
     </w:p>
     <w:p>
       <w:r>
-        <w:t xml:space="preserve">Картографический интерфейс предусматривает MapGL 2ГИС, а сервер — запрос маршрута через Routing API [7, 8]. Адресные подсказки получаются сервером от DaData [9]. Ключ маршрутизации и токен подсказок остаются на сервере. Для локальной защиты проекта действующие ключи не являются обязательным условием: если они не заданы, API сообщает </w:t>
+        <w:t xml:space="preserve">В коде предусмотрены MapGL 2ГИС, Routing API [7, 8] и серверные адресные подсказки DaData [9], однако совместимость с действующими ключами не проверена. Для локальной демонстрации ключи не являются обязательным условием: API сообщает </w:t>
       </w:r>
       <w:r>
         <w:rPr>
@@ -8822,7 +8986,7 @@
         <w:t>source: demo</w:t>
       </w:r>
       <w:r>
-        <w:t>, возвращает заранее подготовленные адреса и схематический путь. Интерфейс показывает заметную пометку, что маршрут учебный и непригоден для навигации.</w:t>
+        <w:t>, возвращает заранее подготовленные адреса и статичную схему между фиксированными демонстрационными точками. Эта схема не привязана к адресу заказа и не представляет рассчитанный маршрут; она не предназначена для навигации.</w:t>
       </w:r>
     </w:p>
     <w:p>
@@ -8832,14 +8996,14 @@
     </w:p>
     <w:p>
       <w:r>
-        <w:t>Адрес объекта, адрес склада и геометрия маршрута связаны, но их точность в учебном наборе ограничена. Наличие координат не подтверждает доступность подъездных путей, разрешение движения грузового транспорта или фактическое время прибытия. Система показывает маршрут и срок как информационную поддержку, а окончательное решение о поставке должен принимать ответственный участник процесса.</w:t>
+        <w:t>Адрес объекта, адрес склада и демонстрационная схема не связаны в расчёт маршрута. Фиксированные точки не подтверждают доступность подъездных путей, разрешение движения грузового транспорта или фактическое время прибытия. Система не отслеживает автомобиль и не получает GPS-координаты. Срок предложения показывается как условие для предварительного сравнения; он не является подтверждением поставщика.</w:t>
       </w:r>
     </w:p>
     <w:p>
       <w:pPr>
         <w:pStyle w:val="21"/>
       </w:pPr>
-      <w:bookmarkStart w:id="18" w:name="_Toc241438731"/>
+      <w:bookmarkStart w:id="18" w:name="_Toc241797899"/>
       <w:r>
         <w:t>2.9 Проектирование интерфейса</w:t>
       </w:r>
@@ -8847,16 +9011,22 @@
     </w:p>
     <w:p>
       <w:r>
-        <w:t xml:space="preserve">Главная страница выполняет роль короткой витрины: поиск, несколько категорий, переход к каталогу и отдельный вход в сценарий объекта. Такой вход удобнее длинного списка всех материалов на первой странице. Карточка товара разделяет сведения о самом материале и условия конкретных поставщиков. Пользователь может сравнить цены и сроки, прежде чем добавить предложение в корзину. В форме заказа итог товаров и </w:t>
+        <w:t>Главная страница выполняет роль короткой витрины: поиск, несколько категорий, переход к каталогу и отдельный вход в сценарий объекта. Справа от поиска показан пример плана закупки: объект, позиция ведомости и последовательность действий до поставки. Он использует исходные данные учебного набора, но не выдаётся за расчёт в реальном времени. Такой вход удобнее длинного списка всех материалов на первой странице. Карточка товара разделяет сведения о материале и условия поставщиков; предложение и ориентир стоимо</w:t>
+      </w:r>
+      <w:r>
+        <w:t xml:space="preserve">сти доступны до подробных характеристик. В форме </w:t>
       </w:r>
       <w:r>
         <w:lastRenderedPageBreak/>
-        <w:t>доставка выведены рядом с полями адреса и даты, а учебный характер оплаты указан рядом с подтверждением.</w:t>
-      </w:r>
-    </w:p>
-    <w:p>
-      <w:r>
-        <w:t>Навигация и фильтры адаптируются к ширине окна. На телефоне фильтры открываются отдельным управляемым слоем; основные действия остаются видимыми без горизонтальной прокрутки. На планшете изменяются сетка карточек и пропорции колонок. На широком экране сведения об объекте и заказе распределяются по двум колонкам, что уменьшает длину страницы. Темы оформления сохраняют контраст текста и элементов управления, а переходы служат ориентации между состояниями, не скрывая результат за эффектом.</w:t>
+        <w:t>заказа итог товаров и доставка выведены рядом с полями адреса и даты, а учебный характер оплаты указан рядом с подтверждением.</w:t>
+      </w:r>
+    </w:p>
+    <w:p>
+      <w:r>
+        <w:t>Навигация и фильтры адаптируются к ширине окна. На телефоне фильтры открываются отдельным управляемым слоем, а карточки каталога располагаются в одну колонку с читаемыми названиями и действиями. На планшете изменяются сетка карточек и пропорции колонок. На широком экране сведения об объекте и заказе распределяются по двум колонкам. Фотографии в карточках иллюстрируют категорию, а не конкретную партию товара; авторы и лицензии указаны отдельно. Темы оформления сохраняют контраст текста и элементов управления</w:t>
+      </w:r>
+      <w:r>
+        <w:t>, а анимация появления примера на главной отключается при настройке reduced motion.</w:t>
       </w:r>
     </w:p>
     <w:p>
@@ -8868,7 +9038,7 @@
       <w:pPr>
         <w:pStyle w:val="21"/>
       </w:pPr>
-      <w:bookmarkStart w:id="19" w:name="_Toc241438732"/>
+      <w:bookmarkStart w:id="19" w:name="_Toc241797900"/>
       <w:r>
         <w:t>2.10 Модель угроз и защита операций</w:t>
       </w:r>
@@ -8884,14 +9054,11 @@
     </w:p>
     <w:p>
       <w:r>
-        <w:t xml:space="preserve">Пароль при регистрации не сохраняется открытым текстом. Сервер создаёт случайную соль и вычисляет хеш с помощью scrypt. При входе </w:t>
-      </w:r>
-      <w:r>
         <w:lastRenderedPageBreak/>
-        <w:t>введённое значение сравнивается с сохранённым результатом операцией с постоянным временем сравнения. Сеанс создаётся случайным токеном; в браузер он передаётся через HttpOnly cookie, а в базе хранится только SHA-256 хеш токена. Это уменьшает последствия чтения таблицы сеансов: извлечённый из БД хеш нельзя использовать непосредственно как cookie. Срок действия сеанса проверяется при каждом обращении к защищённому методу. Флаг Secure для cookie включается при настройке HTTPS; запуск на локальном HTTP оставляе</w:t>
-      </w:r>
-      <w:r>
-        <w:t>т его выключенным, что отражено в конфигурации.</w:t>
+        <w:t>Пароль при регистрации не сохраняется открытым текстом. Сервер создаёт случайную соль и вычисляет хеш с помощью scrypt. При входе введённое значение сравнивается с сохранённым результатом операцией с постоянным временем сравнения. Сеанс создаётся случайным токеном; в браузер он передаётся через HttpOnly cookie, а в базе хранится только SHA-256 хеш токена. Это уменьшает последствия чтения таблицы сеансов: извлечённый из БД хеш нельзя использовать непосредственно как cookie. Срок действия сеанса проверяется п</w:t>
+      </w:r>
+      <w:r>
+        <w:t>ри каждом обращении к защищённому методу. Флаг Secure для cookie включается при настройке HTTPS; запуск на локальном HTTP оставляет его выключенным, что отражено в конфигурации.</w:t>
       </w:r>
     </w:p>
     <w:p>
@@ -8919,11 +9086,11 @@
     </w:p>
     <w:p>
       <w:r>
-        <w:t xml:space="preserve">Cookie с SameSite=Lax снижает вероятность передачи сеанса при межсайтовом запросе. Для изменяющих методов сервер дополнительно </w:t>
-      </w:r>
-      <w:r>
         <w:lastRenderedPageBreak/>
-        <w:t>сравнивает заголовок Origin с разрешённым адресом интерфейса и отклоняет явно межсайтовые обращения по Fetch Metadata. Прокси Next.js выполняет аналогичную проверку перед пересылкой запроса к API. CORS на сервере разрешает только указанный источник и передачу cookie. Настройка адреса источника является частью развёртывания: при публикации на новом домене её необходимо изменить вместе с адресом приложения. Эти проверки не заменяют HTTPS, обновления зависимостей и контроль доступа к серверу.</w:t>
+        <w:t>Cookie с SameSite=Lax снижает вероятность передачи сеанса при межсайтовом запросе. Для изменяющих методов сервер дополнительно сравнивает заголовок Origin с разрешённым адресом интерфейса и отклоняет явно межсайтовые обращения по Fetch Metadata. Прокси Next.js выполняет аналогичную проверку перед пересылкой запроса к API. CORS на сервере разрешает только указанный источник и передачу cookie. Настройка адреса источника является частью развёртывания: при публикации на новом домене её необходимо изменить вмест</w:t>
+      </w:r>
+      <w:r>
+        <w:t>е с адресом приложения. Эти проверки не заменяют HTTPS, обновления зависимостей и контроль доступа к серверу.</w:t>
       </w:r>
     </w:p>
     <w:p>
@@ -8944,11 +9111,11 @@
     </w:p>
     <w:p>
       <w:r>
-        <w:t xml:space="preserve">Внешние ключи карт и подсказок хранятся в переменных окружения. Серверный ключ DaData не включается в клиентский код. Ключ MapGL, если он задан, по назначению используется браузером и ограничивается правилами самого провайдера; его нельзя считать серверным секретом. Маршрутный ключ остаётся на сервере. При ошибке внешнего сервиса API </w:t>
+        <w:t xml:space="preserve">Внешние ключи карт и подсказок хранятся в переменных окружения. Серверный ключ DaData не включается в клиентский код. Ключ MapGL, если он задан, по назначению используется браузером и ограничивается </w:t>
       </w:r>
       <w:r>
         <w:lastRenderedPageBreak/>
-        <w:t>возвращает явную ошибку 502, а интерфейс не должен незаметно обозначать локальную схему как маршрут провайдера. Разделение источников ответа важно для достоверности демонстрации.</w:t>
+        <w:t>правилами самого провайдера; его нельзя считать серверным секретом. Маршрутный ключ остаётся на сервере. При ошибке внешнего сервиса API возвращает явную ошибку 502, а интерфейс не должен незаметно обозначать локальную схему как маршрут провайдера. Разделение источников ответа важно для достоверности демонстрации.</w:t>
       </w:r>
     </w:p>
     <w:p>
@@ -8963,7 +9130,7 @@
       <w:pPr>
         <w:pStyle w:val="21"/>
       </w:pPr>
-      <w:bookmarkStart w:id="20" w:name="_Toc241438733"/>
+      <w:bookmarkStart w:id="20" w:name="_Toc241797901"/>
       <w:r>
         <w:t>2.11 Инварианты и связи модели данных</w:t>
       </w:r>
@@ -9066,7 +9233,11 @@
         <w:t>project_items</w:t>
       </w:r>
       <w:r>
-        <w:t xml:space="preserve"> относится к объекту и товару, но не к предложению: план количества сохраняет смысл, даже если один поставщик изменит цену или удалит своё предложение. При оформлении покупатель выбирает предложение, после чего </w:t>
+        <w:t xml:space="preserve"> относится к объекту и товару, но не к предложению: план количества сохраняет смысл, даже если один поставщик изменит цену или удалит своё </w:t>
+      </w:r>
+      <w:r>
+        <w:lastRenderedPageBreak/>
+        <w:t xml:space="preserve">предложение. При оформлении покупатель выбирает предложение, после чего </w:t>
       </w:r>
       <w:r>
         <w:rPr>
@@ -9076,11 +9247,7 @@
         <w:t>order_items</w:t>
       </w:r>
       <w:r>
-        <w:t xml:space="preserve"> фиксирует ссылку на него, количество, имя товара и цену в </w:t>
-      </w:r>
-      <w:r>
-        <w:lastRenderedPageBreak/>
-        <w:t>момент операции. Поэтому история заказа не меняется вслед за текущей ценой каталога. Адрес доставки копируется в заказ; последующее исправление адреса объекта не переписывает оформленную закупку.</w:t>
+        <w:t xml:space="preserve"> фиксирует ссылку на него, количество, имя товара и цену в момент операции. Поэтому история заказа не меняется вслед за текущей ценой каталога. Адрес доставки копируется в заказ; последующее исправление адреса объекта не переписывает оформленную закупку.</w:t>
       </w:r>
     </w:p>
     <w:p>
@@ -9155,11 +9322,11 @@
         <w:t>(buyer_id, key)</w:t>
       </w:r>
       <w:r>
-        <w:t xml:space="preserve"> даёт разным покупателям возможность использовать одинаковое текстовое значение без конфликта. Для одного покупателя повтор значения с другим телом является ошибкой. Эта таблица не задаёт срок хранения ключей; при эксплуатации потребуется политика </w:t>
+        <w:t xml:space="preserve"> даёт разным покупателям возможность использовать одинаковое текстовое значение без конфликта. Для одного покупателя повтор значения с другим телом является ошибкой. Эта таблица </w:t>
       </w:r>
       <w:r>
         <w:lastRenderedPageBreak/>
-        <w:t>архивирования, согласованная с сроком хранения заказов и требованиями аудита.</w:t>
+        <w:t>не задаёт срок хранения ключей; при эксплуатации потребуется политика архивирования, согласованная с сроком хранения заказов и требованиями аудита.</w:t>
       </w:r>
     </w:p>
     <w:p>
@@ -9181,7 +9348,7 @@
       <w:pPr>
         <w:pStyle w:val="21"/>
       </w:pPr>
-      <w:bookmarkStart w:id="21" w:name="_Toc241438734"/>
+      <w:bookmarkStart w:id="21" w:name="_Toc241797902"/>
       <w:r>
         <w:t>2.12 Сценарии пользователей и точки передачи ответственности</w:t>
       </w:r>
@@ -9200,11 +9367,11 @@
         <w:t>Покупатель входит в учётную запись и оформляет обычный заказ либо создаёт строительный объект. Для объекта он задаёт название, адрес и этапы, затем добавляет позиции вручную или через ведомость. Если импорт обнаружил неизвестный идентификатор товара, пользователь должен исправить сопоставление до отправки этой строки. Если количество получено калькулятором, он проверяет единицу продажи и упаковку выбранной карточки. После перехода в корзину покупатель указывает адрес и дату, получает предварительную стоимос</w:t>
       </w:r>
       <w:r>
-        <w:t xml:space="preserve">ть, видит предупреждения о сроке и наличии, затем подтверждает заказ. В истории он видит собственные заказы и разбивку на поставки. При ожидании демооплаты он может </w:t>
+        <w:t xml:space="preserve">ть, видит предупреждения о сроке и наличии, затем подтверждает заказ. В истории он видит собственные </w:t>
       </w:r>
       <w:r>
         <w:lastRenderedPageBreak/>
-        <w:t>отменить заказ или подтвердить учебный платёж; по истечении резерва завершить оплату уже нельзя.</w:t>
+        <w:t>заказы и разбивку на поставки. При ожидании демооплаты он может отменить заказ или подтвердить учебный платёж; по истечении резерва завершить оплату уже нельзя.</w:t>
       </w:r>
     </w:p>
     <w:p>
@@ -9235,12 +9402,15 @@
         <w:t>in_transit</w:t>
       </w:r>
       <w:r>
-        <w:t xml:space="preserve"> означает ручное подтверждение шага. Поэтому на защите следует говорить «водитель отметил начало движения», а не «система отследила автомобиль».</w:t>
-      </w:r>
-    </w:p>
-    <w:p>
+        <w:t xml:space="preserve"> </w:t>
+      </w:r>
       <w:r>
         <w:lastRenderedPageBreak/>
+        <w:t>означает ручное подтверждение шага. Поэтому на защите следует говорить «водитель отметил начало движения», а не «система отследила автомобиль».</w:t>
+      </w:r>
+    </w:p>
+    <w:p>
+      <w:r>
         <w:t>Администратор видит сводку учебных заказов и справочники, необходимые для демонстрации. Его показатели строятся по таблицам стенда и не равны выручке: реальных платежей нет, а часть заказов заранее загружена командой данных. Публичная регистрация не выдаёт эту роль. При переносе приложения в организацию потребуется отдельный регламент выдачи административного доступа и журнал действий, поскольку изменение справочника может повлиять на множество покупателей.</w:t>
       </w:r>
     </w:p>
@@ -9257,7 +9427,7 @@
         <w:pStyle w:val="1"/>
         <w:pageBreakBefore/>
       </w:pPr>
-      <w:bookmarkStart w:id="22" w:name="_Toc241438735"/>
+      <w:bookmarkStart w:id="22" w:name="_Toc241797903"/>
       <w:r>
         <w:lastRenderedPageBreak/>
         <w:t>3 РЕАЛИЗАЦИЯ</w:t>
@@ -9268,7 +9438,7 @@
       <w:pPr>
         <w:pStyle w:val="21"/>
       </w:pPr>
-      <w:bookmarkStart w:id="23" w:name="_Toc241438736"/>
+      <w:bookmarkStart w:id="23" w:name="_Toc241797904"/>
       <w:r>
         <w:t>3.1 Структура программной части</w:t>
       </w:r>
@@ -9313,7 +9483,7 @@
       <w:pPr>
         <w:pStyle w:val="21"/>
       </w:pPr>
-      <w:bookmarkStart w:id="24" w:name="_Toc241438737"/>
+      <w:bookmarkStart w:id="24" w:name="_Toc241797905"/>
       <w:r>
         <w:t>3.2 Регистрация, вход и права</w:t>
       </w:r>
@@ -9369,7 +9539,7 @@
       <w:pPr>
         <w:pStyle w:val="21"/>
       </w:pPr>
-      <w:bookmarkStart w:id="25" w:name="_Toc241438738"/>
+      <w:bookmarkStart w:id="25" w:name="_Toc241797906"/>
       <w:r>
         <w:t>3.3 Каталог и предложения поставщиков</w:t>
       </w:r>
@@ -9388,14 +9558,17 @@
     <w:p>
       <w:r>
         <w:lastRenderedPageBreak/>
-        <w:t>Демонстрационный набор включает пять категорий и одиннадцать товаров: цемент, штукатурку, плиточный клей, две краски, две разновидности плитки, доску, фанеру, минеральную вату и мембрану. Для каждого товара подготовлены два предложения от вымышленных поставщиков со складами в Астрахани. Повторная загрузка набора использует постоянные идентификаторы и пропускает уже добавленные записи. Пользовательские заказы и изменённые остатки сохраняются при повторном запуске загрузчика.</w:t>
+        <w:t>Демонстрационный набор включает пять категорий и тринадцать товаров: цемент, штукатурку, плиточный клей, две краски, две плитки в продаже за м², две отдельные коробочные позиции плитки, доску, фанеру, минеральную вату и мембрану. Фасовка коробочных позиций задана в базе товара; они имеют собственные идентификаторы и остатки и не заменяют прежние предложения за м². Для товаров подготовлены предложения вымышленных поставщиков со складами в Астрахани. Повторная загрузка набора использует постоянные идентификат</w:t>
+      </w:r>
+      <w:r>
+        <w:t>оры и пропускает уже добавленные записи. Пользовательские заказы и изменённые остатки сохраняются при повторном запуске загрузчика.</w:t>
       </w:r>
     </w:p>
     <w:p>
       <w:pPr>
         <w:pStyle w:val="21"/>
       </w:pPr>
-      <w:bookmarkStart w:id="26" w:name="_Toc241438739"/>
+      <w:bookmarkStart w:id="26" w:name="_Toc241797907"/>
       <w:r>
         <w:t>3.4 Ведомость объекта и импорт</w:t>
       </w:r>
@@ -9403,30 +9576,188 @@
     </w:p>
     <w:p>
       <w:r>
-        <w:t>Объект содержит адрес, этапы и позиции потребности. Позиция ссылается на товар и содержит количество и при необходимости дату этапа. Она не связана жёстко с предложением: выбор продавца может измениться позднее из-за цены и наличия. Это различие помогает не смешивать проектное требование к материалу с коммерческим решением о покупке.</w:t>
-      </w:r>
-    </w:p>
-    <w:p>
-      <w:r>
-        <w:t>В плане закупки дата этапа предварительно отсекает предложения, обычный срок которых уже не укладывается в этот этап. Это проверка на момент просмотра. Заказ хранит общую желаемую дату доставки, если покупатель её указал, но не резервирует отдельный срок для каждой строки потребности. Перед подтверждением покупатель проверяет актуальные условия и дату доставки; обещать поставку к этапу только по результату плана нельзя.</w:t>
-      </w:r>
-    </w:p>
-    <w:p>
-      <w:r>
-        <w:t>Для подготовленных ведомостей интерфейс читает CSV и XLSX. После чтения выполняется проверка строк, идентификатора товара и положительного целого количества. Некорректная строка должна получить понятную причину отказа, а успешно распознанные позиции добавляются через существующий API объекта. Обработка выполняется в пользовательском сценарии без выполнения макросов или формул файла на сервере. Размер файла и число строк ограничены, чтобы случайный большой документ не блокировал страницу.</w:t>
-      </w:r>
-    </w:p>
-    <w:p>
+        <w:t>Объект содержит адрес, этапы и позиции потребности. Позиция ссылается на товар и содержит количество и при необходимости дату этапа. Она не связана жёстко с предложением: выбор продавца может измениться позднее из-за цены и наличия. Калькулятор предварительно показывает расход, покрытие и число упаковок, используя фасовку товара из базы, а добавление результата сервер пересчитывает и сохраняет как позицию объекта с ключом идемпотентности. Это различие помогает не смешивать проектное требование к материалу с</w:t>
+      </w:r>
+      <w:r>
+        <w:t xml:space="preserve"> коммерческим решением о покупке.</w:t>
+      </w:r>
+    </w:p>
+    <w:p>
+      <w:r>
+        <w:t xml:space="preserve">В плане закупки позиции сгруппированы по </w:t>
+      </w:r>
+      <w:r>
+        <w:rPr>
+          <w:rFonts w:ascii="Consolas" w:hAnsi="Consolas"/>
+          <w:sz w:val="22"/>
+        </w:rPr>
+        <w:t>stageDate</w:t>
+      </w:r>
+      <w:r>
+        <w:t xml:space="preserve">; позиции без даты образуют отдельную группу. Покупатель выбирает одну группу, и только её позиции можно перенести в пустую корзину. Предложения с недостаточным остатком или неподходящим сроком исключаются из предварительного подбора. Это проверка на момент просмотра, а не гарантия поставки. Выбранная дата этапа предварительно заполняет поле единой </w:t>
+      </w:r>
+      <w:r>
+        <w:rPr>
+          <w:rFonts w:ascii="Consolas" w:hAnsi="Consolas"/>
+          <w:sz w:val="22"/>
+        </w:rPr>
+        <w:t>requestedDate</w:t>
+      </w:r>
+      <w:r>
+        <w:t xml:space="preserve"> заказа как пожелание покупателя; дату можно изменить при оформлении. Заказ хранит только одну такую дату и не резервирует отдельный срок для каждой строки потребности. Перед подтверждением </w:t>
+      </w:r>
       <w:r>
         <w:lastRenderedPageBreak/>
-        <w:t>Ограничение импорта состоит в ожидании известного формата: система не преобразует произвольную строительную смету с кодами расценок в каталог автоматически. Для промышленного применения потребовались бы сопоставление номенклатуры, проверка единиц измерения, версия справочника и ручное подтверждение неоднозначных соответствий. В дипломной демонстрации структура файла описана заранее и предоставляется вместе с примером.</w:t>
+        <w:t>покупатель проверяет актуальные условия; желаемая дата не является обещанием поставщика.</w:t>
+      </w:r>
+    </w:p>
+    <w:p>
+      <w:r>
+        <w:t>Импорт принимает CSV и XLSX по шаблону с русскими и английскими вариантами заголовков, включая BOM; читаются ID товара, количество и необязательная дата этапа; название и единица служат подсказкой. Ограничение — до 1 МБ и 200 строк. Проверяются совпадение с каталогом, целое количество от 1 до 2 147 483 647 и существующая календарная дата. Строки с ошибками остаются в отчёте импорта, а подтверждённо добавленные строки исключаются при повторной отправке. Автоматического сопоставления произвольной сметы с ката</w:t>
+      </w:r>
+      <w:r>
+        <w:t>логом нет.</w:t>
+      </w:r>
+    </w:p>
+    <w:p>
+      <w:r>
+        <w:t>Импорт добавляет корректные строки по отдельности, поэтому при ошибке части строк пользователь исправляет только их. Если API сохранил строку, но ответ потерялся, ручная повторная отправка может создать дубликат: endpoint добавления импортированной позиции не использует ключ идемпотентности. Перед такой повторной отправкой следует проверить список объекта. Файл не исполняется как таблица с макросами или формулами на сервере.</w:t>
+      </w:r>
+    </w:p>
+    <w:p>
+      <w:r>
+        <w:t>Рисунок 3 показывает выбранную коробочную позицию, её фасовку, входную площадь, запас и рассчитанное число коробок. Снимок интерфейса сделан 1 октября 2026 года.</w:t>
+      </w:r>
+    </w:p>
+    <w:p>
+      <w:pPr>
+        <w:keepNext/>
+        <w:ind w:firstLine="0"/>
+        <w:jc w:val="center"/>
+      </w:pPr>
+      <w:r>
+        <w:rPr>
+          <w:noProof/>
+        </w:rPr>
+        <w:lastRenderedPageBreak/>
+        <w:drawing>
+          <wp:inline distT="0" distB="0" distL="0" distR="0" wp14:anchorId="5FD06774" wp14:editId="591DBAC2">
+            <wp:extent cx="5940000" cy="6925787"/>
+            <wp:effectExtent l="0" t="0" r="0" b="0"/>
+            <wp:docPr id="3" name="Picture 3" descr="Расчёт плитки по фасовке товара"/>
+            <wp:cNvGraphicFramePr>
+              <a:graphicFrameLocks xmlns:a="http://schemas.openxmlformats.org/drawingml/2006/main" noChangeAspect="1"/>
+            </wp:cNvGraphicFramePr>
+            <a:graphic xmlns:a="http://schemas.openxmlformats.org/drawingml/2006/main">
+              <a:graphicData uri="http://schemas.openxmlformats.org/drawingml/2006/picture">
+                <pic:pic xmlns:pic="http://schemas.openxmlformats.org/drawingml/2006/picture">
+                  <pic:nvPicPr>
+                    <pic:cNvPr id="0" name="material-calculator-desktop.png"/>
+                    <pic:cNvPicPr/>
+                  </pic:nvPicPr>
+                  <pic:blipFill>
+                    <a:blip r:embed="rId10"/>
+                    <a:stretch>
+                      <a:fillRect/>
+                    </a:stretch>
+                  </pic:blipFill>
+                  <pic:spPr>
+                    <a:xfrm>
+                      <a:off x="0" y="0"/>
+                      <a:ext cx="5940000" cy="6925787"/>
+                    </a:xfrm>
+                    <a:prstGeom prst="rect">
+                      <a:avLst/>
+                    </a:prstGeom>
+                  </pic:spPr>
+                </pic:pic>
+              </a:graphicData>
+            </a:graphic>
+          </wp:inline>
+        </w:drawing>
+      </w:r>
+    </w:p>
+    <w:p>
+      <w:pPr>
+        <w:pStyle w:val="af5"/>
+        <w:jc w:val="center"/>
+      </w:pPr>
+      <w:r>
+        <w:t>Рисунок 3 — Расчёт плитки по фасовке товара</w:t>
+      </w:r>
+    </w:p>
+    <w:p>
+      <w:r>
+        <w:t>План закупки группирует потребность по дате этапа и отдельно показывает позиции без даты. В корзину переносится только выбранная группа и только при полном совпадении контекста плана и пустой корзине. Рисунок 4 — снимок этого сценария на широком экране от 1 октября 2026 года.</w:t>
+      </w:r>
+    </w:p>
+    <w:p>
+      <w:pPr>
+        <w:keepNext/>
+        <w:ind w:firstLine="0"/>
+        <w:jc w:val="center"/>
+      </w:pPr>
+      <w:r>
+        <w:rPr>
+          <w:noProof/>
+        </w:rPr>
+        <w:lastRenderedPageBreak/>
+        <w:drawing>
+          <wp:inline distT="0" distB="0" distL="0" distR="0" wp14:anchorId="64929AB6" wp14:editId="67462A15">
+            <wp:extent cx="5940000" cy="4125000"/>
+            <wp:effectExtent l="0" t="0" r="0" b="0"/>
+            <wp:docPr id="4" name="Picture 4" descr="План закупки выбранного этапа"/>
+            <wp:cNvGraphicFramePr>
+              <a:graphicFrameLocks xmlns:a="http://schemas.openxmlformats.org/drawingml/2006/main" noChangeAspect="1"/>
+            </wp:cNvGraphicFramePr>
+            <a:graphic xmlns:a="http://schemas.openxmlformats.org/drawingml/2006/main">
+              <a:graphicData uri="http://schemas.openxmlformats.org/drawingml/2006/picture">
+                <pic:pic xmlns:pic="http://schemas.openxmlformats.org/drawingml/2006/picture">
+                  <pic:nvPicPr>
+                    <pic:cNvPr id="0" name="procurement-stage-desktop.png"/>
+                    <pic:cNvPicPr/>
+                  </pic:nvPicPr>
+                  <pic:blipFill>
+                    <a:blip r:embed="rId11"/>
+                    <a:stretch>
+                      <a:fillRect/>
+                    </a:stretch>
+                  </pic:blipFill>
+                  <pic:spPr>
+                    <a:xfrm>
+                      <a:off x="0" y="0"/>
+                      <a:ext cx="5940000" cy="4125000"/>
+                    </a:xfrm>
+                    <a:prstGeom prst="rect">
+                      <a:avLst/>
+                    </a:prstGeom>
+                  </pic:spPr>
+                </pic:pic>
+              </a:graphicData>
+            </a:graphic>
+          </wp:inline>
+        </w:drawing>
+      </w:r>
+    </w:p>
+    <w:p>
+      <w:pPr>
+        <w:pStyle w:val="af5"/>
+        <w:jc w:val="center"/>
+      </w:pPr>
+      <w:r>
+        <w:t>Рисунок 4 — План закупки выбранного этапа</w:t>
+      </w:r>
+    </w:p>
+    <w:p>
+      <w:r>
+        <w:t>Ограничение импорта состоит в ожидании известного формата: система не преобразует произвольную строительную смету с кодами расценок в каталог автоматически. Для промышленного применения потребовались бы сопоставление номенклатуры, проверка единиц измерения, версия справочника и ручное подтверждение неоднозначных соответствий.</w:t>
       </w:r>
     </w:p>
     <w:p>
       <w:pPr>
         <w:pStyle w:val="21"/>
       </w:pPr>
-      <w:bookmarkStart w:id="27" w:name="_Toc241438740"/>
+      <w:bookmarkStart w:id="27" w:name="_Toc241797908"/>
       <w:r>
         <w:t>3.5 Заказ, поставки и статусы</w:t>
       </w:r>
@@ -9444,7 +9775,7 @@
         <w:t>POST /quotes</w:t>
       </w:r>
       <w:r>
-        <w:t xml:space="preserve"> не меняет базу. Он полезен в корзине для показа актуальной стоимости до подтверждения. Метод </w:t>
+        <w:t xml:space="preserve"> не меняет базу. В закупке по этапу в пустую корзину переносится только одна выбранная группа дат; полный контекст плана сверяется с корзиной перед действием, чтобы устаревший план не подменил её состав. Дата группы предварительно заполняет одну желаемую дату заказа, которую можно изменить при оформлении. Это пожелание, не обещание срока. Метод </w:t>
       </w:r>
       <w:r>
         <w:rPr>
@@ -9454,12 +9785,81 @@
         <w:t>POST /orders</w:t>
       </w:r>
       <w:r>
-        <w:t xml:space="preserve"> принимает тот же состав предложения, но выполняет транзакционное оформление, уменьшает остаток и создаёт запись заказа. При нескольких поставщиках создаётся несколько записей поставки. Снимок имени товара и цены сохраняется в строке заказа, поэтому изменение каталога позднее не меняет сумму в истории.</w:t>
-      </w:r>
-    </w:p>
-    <w:p>
-      <w:r>
-        <w:t>После оформления заказ ожидает учебной оплаты. Нажатие кнопки меняет состояние заказа без вызова банка. Диспетчер видит доступные поставки и назначает водителя. Водитель может выполнить только следующий переход собственного рейса. Каждое событие записывается с идентификатором исполнителя и временем. Состояние заказа обновляется при начале движения и после завершения всех входящих поставок. Так отделяется сводный вид покупателя от фактического состояния отдельных рейсов.</w:t>
+        <w:t xml:space="preserve"> принимает состав предложения, но выполняет транзакционное оформление, уменьшает остаток и создаёт запись заказа. При нескольких поставщиках создаётся несколько записей поставки. Снимок имени товара и цены </w:t>
+      </w:r>
+      <w:r>
+        <w:lastRenderedPageBreak/>
+        <w:t>сохраняется в строке заказа, поэтому изменение каталога позднее не меняет сумму в истории.</w:t>
+      </w:r>
+    </w:p>
+    <w:p>
+      <w:r>
+        <w:t>После оформления заказ ожидает тестового подтверждения оплаты: это действие меняет статус, деньги не списываются. Диспетчер видит доступные поставки и назначает водителя. Водитель вручную выполняет только следующий переход собственного рейса; GPS и автоматическое движение отсутствуют. Каждое событие записывается с идентификатором исполнителя и временем. Состояние заказа обновляется при начале движения и после завершения всех входящих поставок. Так отделяется сводный вид покупателя от вручную отмеченных сост</w:t>
+      </w:r>
+      <w:r>
+        <w:t>ояний отдельных рейсов.</w:t>
+      </w:r>
+    </w:p>
+    <w:p>
+      <w:r>
+        <w:t>Поле единой желаемой даты предварительно заполняется датой выбранного этапа, но покупатель может изменить её при оформлении. Рисунок 5 показывает мобильное оформление закупки в снимке от 1 октября 2026 года.</w:t>
+      </w:r>
+    </w:p>
+    <w:p>
+      <w:pPr>
+        <w:keepNext/>
+        <w:ind w:firstLine="0"/>
+        <w:jc w:val="center"/>
+      </w:pPr>
+      <w:r>
+        <w:rPr>
+          <w:noProof/>
+        </w:rPr>
+        <w:lastRenderedPageBreak/>
+        <w:drawing>
+          <wp:inline distT="0" distB="0" distL="0" distR="0" wp14:anchorId="09C94C09" wp14:editId="0A76B809">
+            <wp:extent cx="2880000" cy="6236160"/>
+            <wp:effectExtent l="0" t="0" r="0" b="0"/>
+            <wp:docPr id="5" name="Picture 5" descr="Оформление закупки на телефоне"/>
+            <wp:cNvGraphicFramePr>
+              <a:graphicFrameLocks xmlns:a="http://schemas.openxmlformats.org/drawingml/2006/main" noChangeAspect="1"/>
+            </wp:cNvGraphicFramePr>
+            <a:graphic xmlns:a="http://schemas.openxmlformats.org/drawingml/2006/main">
+              <a:graphicData uri="http://schemas.openxmlformats.org/drawingml/2006/picture">
+                <pic:pic xmlns:pic="http://schemas.openxmlformats.org/drawingml/2006/picture">
+                  <pic:nvPicPr>
+                    <pic:cNvPr id="0" name="stage-checkout-mobile.png"/>
+                    <pic:cNvPicPr/>
+                  </pic:nvPicPr>
+                  <pic:blipFill>
+                    <a:blip r:embed="rId12"/>
+                    <a:stretch>
+                      <a:fillRect/>
+                    </a:stretch>
+                  </pic:blipFill>
+                  <pic:spPr>
+                    <a:xfrm>
+                      <a:off x="0" y="0"/>
+                      <a:ext cx="2880000" cy="6236160"/>
+                    </a:xfrm>
+                    <a:prstGeom prst="rect">
+                      <a:avLst/>
+                    </a:prstGeom>
+                  </pic:spPr>
+                </pic:pic>
+              </a:graphicData>
+            </a:graphic>
+          </wp:inline>
+        </w:drawing>
+      </w:r>
+    </w:p>
+    <w:p>
+      <w:pPr>
+        <w:pStyle w:val="af5"/>
+        <w:jc w:val="center"/>
+      </w:pPr>
+      <w:r>
+        <w:t>Рисунок 5 — Оформление закупки на телефоне</w:t>
       </w:r>
     </w:p>
     <w:p>
@@ -9471,26 +9871,19 @@
       <w:pPr>
         <w:pStyle w:val="21"/>
       </w:pPr>
-      <w:bookmarkStart w:id="28" w:name="_Toc241438741"/>
+      <w:bookmarkStart w:id="28" w:name="_Toc241797909"/>
+      <w:r>
+        <w:t>3.6 Карта, адреса и режим без ключей</w:t>
+      </w:r>
+      <w:bookmarkEnd w:id="28"/>
+    </w:p>
+    <w:p>
+      <w:r>
+        <w:t xml:space="preserve">Код содержит интеграции DaData и 2ГИС, но работа с действующими ключами не проверялась. В проверенном демонстрационном режиме </w:t>
+      </w:r>
       <w:r>
         <w:lastRenderedPageBreak/>
-        <w:t>3.6 Карта, адреса и режим без ключей</w:t>
-      </w:r>
-      <w:bookmarkEnd w:id="28"/>
-    </w:p>
-    <w:p>
-      <w:r>
-        <w:t xml:space="preserve">Для адресной формы сервис DaData предоставляет подсказки при наличии серверного ключа. При пустом ключе пользователь видит адреса учебного набора и метку </w:t>
-      </w:r>
-      <w:r>
-        <w:rPr>
-          <w:rFonts w:ascii="Consolas" w:hAnsi="Consolas"/>
-          <w:sz w:val="22"/>
-        </w:rPr>
-        <w:t>демо</w:t>
-      </w:r>
-      <w:r>
-        <w:t>. Маршрут между заданными координатами может быть получен от 2ГИС Routing; без ключа сервер возвращает короткую схематическую полилинию и не указывает реальное расстояние или время. Интерфейс карты использует MapGL при настроенном браузерном ключе, а без него показывает локальную схему района.</w:t>
+        <w:t>используются учебные адреса и статичная схема между фиксированными точками, не привязанными к адресу заказа. Она не показывает рассчитанный маршрут, расстояние, время или положение автомобиля; GPS отсутствует.</w:t>
       </w:r>
     </w:p>
     <w:p>
@@ -9502,7 +9895,7 @@
       <w:pPr>
         <w:pStyle w:val="21"/>
       </w:pPr>
-      <w:bookmarkStart w:id="29" w:name="_Toc241438742"/>
+      <w:bookmarkStart w:id="29" w:name="_Toc241797910"/>
       <w:r>
         <w:t>3.7 Развёртывание и конфигурация</w:t>
       </w:r>
@@ -9532,16 +9925,19 @@
       <w:pPr>
         <w:pStyle w:val="21"/>
       </w:pPr>
-      <w:bookmarkStart w:id="30" w:name="_Toc241438743"/>
+      <w:bookmarkStart w:id="30" w:name="_Toc241797911"/>
+      <w:r>
+        <w:t>3.8 Демонстрационные данные</w:t>
+      </w:r>
+      <w:bookmarkEnd w:id="30"/>
+    </w:p>
+    <w:p>
+      <w:r>
+        <w:t xml:space="preserve">Данные относятся к Астраханскому региону, но названия поставщиков и показатели предложений вымышлены. В наборе есть два поставщика, два склада, пять категорий, тринадцать товаров, один объект покупателя, исходные заказы и поставки в разных состояниях. Две отдельные </w:t>
+      </w:r>
       <w:r>
         <w:lastRenderedPageBreak/>
-        <w:t>3.8 Демонстрационные данные</w:t>
-      </w:r>
-      <w:bookmarkEnd w:id="30"/>
-    </w:p>
-    <w:p>
-      <w:r>
-        <w:t>Данные относятся к Астраханскому региону, но названия поставщиков и показатели предложений вымышлены. В учебном наборе есть два поставщика, два склада, пять категорий, одиннадцать товаров, один объект покупателя, исходные заказы и рейсы в разных состояниях. Заказ на цемент показывает активную поставку, заказ на краску — завершённую. Такой набор помогает показать историю покупателя, кабинет поставщика и диспетчера сразу после чистого запуска.</w:t>
+        <w:t>коробочные позиции плитки дополняют, но не заменяют позиции продажи за м². Заказ на цемент показывает активную поставку, заказ на краску — завершённую. Такой набор помогает показать историю покупателя, кабинет поставщика и диспетчера сразу после чистого запуска.</w:t>
       </w:r>
     </w:p>
     <w:p>
@@ -9553,7 +9949,7 @@
       <w:pPr>
         <w:pStyle w:val="21"/>
       </w:pPr>
-      <w:bookmarkStart w:id="31" w:name="_Toc241438744"/>
+      <w:bookmarkStart w:id="31" w:name="_Toc241797912"/>
       <w:r>
         <w:t>3.9 Разбор закупки на демонстрационных данных</w:t>
       </w:r>
@@ -9561,19 +9957,19 @@
     </w:p>
     <w:p>
       <w:r>
-        <w:t>Повторяемый набор содержит пять категорий, одиннадцать товаров, двух поставщиков и два склада в Астрахани. Каждый товар имеет предложение от каждого поставщика. Цены и остатки являются вымышленными и подобраны для проверки интерфейса; они не характеризуют рынок строительных материалов региона. У покупателя уже создан объект «Ремонт жилого дома» и одна позиция потребности — двенадцать мешков цемента. Два заранее созданных заказа показывают различие между активной и завершённой поставкой. Повторный запуск заг</w:t>
-      </w:r>
-      <w:r>
-        <w:t>рузки не сбрасывает изменённые остатки: добавление выполняется с обработкой конфликта ключа, поэтому для исходного состояния нужен чистый экземпляр базы.</w:t>
-      </w:r>
-    </w:p>
-    <w:p>
-      <w:r>
-        <w:t xml:space="preserve">Рассмотрим закупку двенадцати мешков цемента М500. В исходном учебном наборе предложение «ВолгаСтрой Снаб» имеет цену 42 000 копеек </w:t>
+        <w:t>Повторяемый набор содержит пять категорий, тринадцать товаров, двух поставщиков и два склада в Астрахани. Среди товаров есть старые позиции плитки за м² и отдельные коробочные SKU с фасовкой 1,44 м² («Песчаник») и 1,26 м² («Графит»). Цены и остатки являются вымышленными и подобраны для проверки интерфейса; они не характеризуют рынок строительных материалов региона. У покупателя уже создан объект «Ремонт жилого дома» и одна позиция потребности — двенадцать мешков цемента. Два заранее созданных заказа показыв</w:t>
+      </w:r>
+      <w:r>
+        <w:t>ают различие между активной и завершённой поставкой. Повторный запуск загрузки не сбрасывает изменённые остатки: добавление выполняется с обработкой конфликта ключа, поэтому для исходного состояния нужен чистый экземпляр базы.</w:t>
+      </w:r>
+    </w:p>
+    <w:p>
+      <w:r>
+        <w:t xml:space="preserve">Рассмотрим закупку двенадцати мешков цемента М500. В исходном учебном наборе предложение «ВолгаСтрой Снаб» имеет цену 42 000 копеек за мешок, а «Каспий Материал» — 46 100 копеек. Учебная доставка для них стоит соответственно 65 000 и 85 000 копеек. У первого поставщика срок равен одному дню, у второго — двум. Указанные цены не являются </w:t>
       </w:r>
       <w:r>
         <w:lastRenderedPageBreak/>
-        <w:t>за мешок, а «Каспий Материал» — 46 100 копеек. Учебная доставка для них стоит соответственно 65 000 и 85 000 копеек. У первого поставщика срок равен одному дню, у второго — двум. Указанные цены не являются результатом обращения к продавцам. После загрузки предзаданного активного заказа остаток первого предложения ниже исходного на четыре мешка; перед новой закупкой система читает фактическое значение из базы, а не число в примере.</w:t>
+        <w:t>результатом обращения к продавцам. После загрузки предзаданного активного заказа остаток первого предложения ниже исходного на четыре мешка; перед новой закупкой система читает фактическое значение из базы, а не число в примере.</w:t>
       </w:r>
     </w:p>
     <w:p>
@@ -10246,15 +10642,12 @@
     <w:p/>
     <w:p>
       <w:r>
-        <w:t xml:space="preserve">Таблица показывает арифметику по исходным демоданным. Она не выбирает «лучший» вариант автоматически: в реальном проекте может быть важно распределить риск между поставщиками, получить товар из конкретного склада, выполнить окно разгрузки либо заказать часть раньше. В системе нет веса этих факторов и нет доказанного алгоритма оптимизации. </w:t>
-      </w:r>
+        <w:t>Таблица показывает арифметику по исходным демоданным. Она не выбирает «лучший» вариант автоматически: в реальном проекте может быть важно распределить риск между поставщиками, получить товар из конкретного склада, выполнить окно разгрузки либо заказать часть раньше. В системе нет веса этих факторов и нет доказанного алгоритма оптимизации. Пользователь видит предложения и самостоятельно принимает решение. После изменения цены, остатка или даты расчёт должен быть выполнен заново.</w:t>
+      </w:r>
+    </w:p>
+    <w:p>
       <w:r>
         <w:lastRenderedPageBreak/>
-        <w:t>Пользователь видит предложения и самостоятельно принимает решение. После изменения цены, остатка или даты расчёт должен быть выполнен заново.</w:t>
-      </w:r>
-    </w:p>
-    <w:p>
-      <w:r>
         <w:t xml:space="preserve">При оформлении сервер принимает идентификатор предложения, количество, адрес, необязательную дату и объект. Адрес в учебной версии должен соответствовать формату адреса города Астрахани. Это проверка демонстрационной зоны, а не географическая проверка границы города: регулярное выражение может принять несуществующую улицу. Для производственной услуги потребовались бы нормализованный адрес, проверка координат, тарифная зона и правила доступности конкретного склада. Здесь ограничение честно описывает глубину </w:t>
       </w:r>
       <w:r>
@@ -10335,16 +10728,19 @@
       <w:pPr>
         <w:pStyle w:val="21"/>
       </w:pPr>
-      <w:bookmarkStart w:id="32" w:name="_Toc241438745"/>
+      <w:bookmarkStart w:id="32" w:name="_Toc241797913"/>
+      <w:r>
+        <w:t>3.10 Протокол обмена и обработка ошибок</w:t>
+      </w:r>
+      <w:bookmarkEnd w:id="32"/>
+    </w:p>
+    <w:p>
+      <w:r>
+        <w:t xml:space="preserve">Открытые методы каталога возвращают категории, список товаров и карточку с предложениями. Поиск и сортировка выполняются сервером по </w:t>
+      </w:r>
       <w:r>
         <w:lastRenderedPageBreak/>
-        <w:t>3.10 Протокол обмена и обработка ошибок</w:t>
-      </w:r>
-      <w:bookmarkEnd w:id="32"/>
-    </w:p>
-    <w:p>
-      <w:r>
-        <w:t xml:space="preserve">Открытые методы каталога возвращают категории, список товаров и карточку с предложениями. Поиск и сортировка выполняются сервером по параметрам запроса. Сервер отдаёт цену целым числом копеек; интерфейс форматирует её в рублях только для отображения. Это позволяет избежать расхождения между расчётом в API и арифметикой браузера. Для корзины клиент хранит идентификатор предложения и количество, затем передаёт их в </w:t>
+        <w:t xml:space="preserve">параметрам запроса. Сервер отдаёт цену целым числом копеек; интерфейс форматирует её в рублях только для отображения. Это позволяет избежать расхождения между расчётом в API и арифметикой браузера. Для корзины клиент хранит идентификатор предложения и количество, затем передаёт их в </w:t>
       </w:r>
       <w:r>
         <w:rPr>
@@ -10397,15 +10793,12 @@
         <w:t>Ошибки API содержат машинный код и понятное сообщение. Ошибка 400 применяется к неверному UUID, отрицательному количеству, неподдерживаемому адресу демозоны и отсутствующему ключу идемпотентности. 401 означает отсутствие действующего сеанса; 403 — роль без права выполнить действие. Для чужого объекта или заказа сервер возвращает 404, чтобы не подтверждать само существование записи. 409 используется при исчерпанном остатке, недоступной дате, конфликте ключа, завершённом резерве или недопустимом переходе стат</w:t>
       </w:r>
       <w:r>
-        <w:t xml:space="preserve">уса. 502 обозначает сбой подключённой внешней службы. Клиент не должен автоматически </w:t>
-      </w:r>
+        <w:t>уса. 502 обозначает сбой подключённой внешней службы. Клиент не должен автоматически повторять операцию после 409: сначала требуется показать пользователю изменившиеся условия.</w:t>
+      </w:r>
+    </w:p>
+    <w:p>
       <w:r>
         <w:lastRenderedPageBreak/>
-        <w:t>повторять операцию после 409: сначала требуется показать пользователю изменившиеся условия.</w:t>
-      </w:r>
-    </w:p>
-    <w:p>
-      <w:r>
         <w:t xml:space="preserve">Запись объекта проходит через методы </w:t>
       </w:r>
       <w:r>
@@ -10469,11 +10862,7 @@
         <w:t>source=demo</w:t>
       </w:r>
       <w:r>
-        <w:t xml:space="preserve">, пустое расстояние и предупреждение, что линия не предназначена для навигации. Если ключ есть, сервер обращается к 2ГИС и запрашивает подробную геометрию. При отсутствии корректной линии в ответе сервисная ошибка не заменяется схемой с подписью «2ГИС». Подсказки адреса работают сходным образом: локальные адреса при отсутствии ключа DaData, внешние подсказки при его наличии, явная 502 при недоступности подключённого сервиса. Видимый </w:t>
-      </w:r>
-      <w:r>
-        <w:lastRenderedPageBreak/>
-        <w:t>источник данных позволяет проверить демонстрацию без предположений о том, к</w:t>
+        <w:t>, пустое расстояние и предупреждение, что линия не предназначена для навигации. Если ключ есть, сервер обращается к 2ГИС и запрашивает подробную геометрию. При отсутствии корректной линии в ответе сервисная ошибка не заменяется схемой с подписью «2ГИС». Подсказки адреса работают сходным образом: локальные адреса при отсутствии ключа DaData, внешние подсказки при его наличии, явная 502 при недоступности подключённого сервиса. Видимый источник данных позволяет проверить демонстрацию без предположений о том, к</w:t>
       </w:r>
       <w:r>
         <w:t>акой провайдер ответил.</w:t>
@@ -10483,8 +10872,9 @@
       <w:pPr>
         <w:pStyle w:val="21"/>
       </w:pPr>
-      <w:bookmarkStart w:id="33" w:name="_Toc241438746"/>
-      <w:r>
+      <w:bookmarkStart w:id="33" w:name="_Toc241797914"/>
+      <w:r>
+        <w:lastRenderedPageBreak/>
         <w:t>3.11 Словарь данных и ограничения обновления</w:t>
       </w:r>
       <w:bookmarkEnd w:id="33"/>
@@ -10616,7 +11006,6 @@
     </w:p>
     <w:p>
       <w:r>
-        <w:lastRenderedPageBreak/>
         <w:t xml:space="preserve">Для потребности объекта </w:t>
       </w:r>
       <w:r>
@@ -10627,7 +11016,11 @@
         <w:t>quantity</w:t>
       </w:r>
       <w:r>
-        <w:t xml:space="preserve"> выражено в единице продажи товара из каталога. Это важное ограничение импорта: если файл сторонней сметы содержит килограммы, а товар продаётся мешками, число из файла нельзя переносить без преобразования. В интерфейсе калькуляторы отдельно рассчитывают упаковки и показывают формулу; пользователь должен выбрать соответствующий товар и проверить его конкретный размер упаковки. Универсального сопоставления внешней номенклатуры с карточками в версии нет.</w:t>
+        <w:t xml:space="preserve"> выражено в единице продажи товара из каталога. Это важное ограничение импорта: если файл сторонней сметы содержит килограммы, а товар продаётся мешками, число из файла нельзя </w:t>
+      </w:r>
+      <w:r>
+        <w:lastRenderedPageBreak/>
+        <w:t>переносить без преобразования. В интерфейсе калькуляторы отдельно рассчитывают упаковки и показывают формулу; пользователь должен выбрать соответствующий товар и проверить его конкретный размер упаковки. Универсального сопоставления внешней номенклатуры с карточками в версии нет.</w:t>
       </w:r>
     </w:p>
     <w:p>
@@ -10762,18 +11155,18 @@
     </w:p>
     <w:p>
       <w:r>
-        <w:t xml:space="preserve">Граница транзакции особенно важна при переходах заказа. Резервирование затрагивает предложения, заказ, строки, поставки и ключ повторного запроса. Отмена затрагивает заказ, связанные поставки и склад. Событие водителя затрагивает поставку, историю событий и, при </w:t>
+        <w:t xml:space="preserve">Граница транзакции особенно важна при переходах заказа. Резервирование затрагивает предложения, заказ, строки, поставки и ключ повторного запроса. Отмена затрагивает заказ, связанные поставки и склад. Событие водителя затрагивает поставку, историю событий и, при необходимости, общий статус заказа. Если обновлять эти таблицы отдельными несвязанными запросами, сбой между шагами создаст противоречие: товар будет зарезервирован без заказа или заказ будет </w:t>
       </w:r>
       <w:r>
         <w:lastRenderedPageBreak/>
-        <w:t>необходимости, общий статус заказа. Если обновлять эти таблицы отдельными несвязанными запросами, сбой между шагами создаст противоречие: товар будет зарезервирован без заказа или заказ будет доставлен при незавершённой поставке. Поэтому перечисленные действия объединены транзакцией PostgreSQL.</w:t>
+        <w:t>доставлен при незавершённой поставке. Поэтому перечисленные действия объединены транзакцией PostgreSQL.</w:t>
       </w:r>
     </w:p>
     <w:p>
       <w:pPr>
         <w:pStyle w:val="21"/>
       </w:pPr>
-      <w:bookmarkStart w:id="34" w:name="_Toc241438747"/>
+      <w:bookmarkStart w:id="34" w:name="_Toc241797915"/>
       <w:r>
         <w:t>3.12 Настройка, миграции и сопровождение стенда</w:t>
       </w:r>
@@ -11841,14 +12234,7 @@
               <w:rPr>
                 <w:sz w:val="22"/>
               </w:rPr>
-              <w:t xml:space="preserve">Пусто, схематический </w:t>
-            </w:r>
-            <w:r>
-              <w:rPr>
-                <w:sz w:val="22"/>
-              </w:rPr>
-              <w:lastRenderedPageBreak/>
-              <w:t>маршрут</w:t>
+              <w:t>Пусто, схематический маршрут</w:t>
             </w:r>
           </w:p>
         </w:tc>
@@ -11884,7 +12270,6 @@
               <w:rPr>
                 <w:sz w:val="22"/>
               </w:rPr>
-              <w:lastRenderedPageBreak/>
               <w:t>GIS_MAP_KEY</w:t>
             </w:r>
           </w:p>
@@ -11987,6 +12372,7 @@
     <w:p/>
     <w:p>
       <w:r>
+        <w:lastRenderedPageBreak/>
         <w:t xml:space="preserve">Переменные таблицы задают разные виды доступа. </w:t>
       </w:r>
       <w:r>
@@ -12033,19 +12419,16 @@
         <w:t>ON CONFLICT DO NOTHING</w:t>
       </w:r>
       <w:r>
-        <w:t xml:space="preserve"> исключают дубли при повторе. При этом команда не «сбрасывает демо»: если пользователь уже оформил заказ, последующий запуск сохранит изменённый </w:t>
+        <w:t xml:space="preserve"> исключают дубли при повторе. При этом команда не «сбрасывает демо»: если пользователь уже оформил заказ, последующий запуск сохранит изменённый остаток. Для повторяемого испытания используют отдельную чистую базу, а не надеются на перезагрузку контейнеров.</w:t>
+      </w:r>
+    </w:p>
+    <w:p>
+      <w:r>
+        <w:t xml:space="preserve">Журналы нужны прежде всего для диагностики ошибок запуска и внешних интеграций. Серверная ошибка должна содержать достаточно сведений для администратора, но клиент получает нейтральный код и </w:t>
       </w:r>
       <w:r>
         <w:lastRenderedPageBreak/>
-        <w:t>остаток. Для повторяемого испытания используют отдельную чистую базу, а не надеются на перезагрузку контейнеров.</w:t>
-      </w:r>
-    </w:p>
-    <w:p>
-      <w:r>
-        <w:t xml:space="preserve">Журналы нужны прежде всего для диагностики ошибок запуска и внешних интеграций. Серверная ошибка должна содержать достаточно сведений для администратора, но клиент получает нейтральный код и сообщение без строки подключения или тела ключа. При сбое DaData либо 2ГИС журнал фиксирует контекст отказа, а HTTP ответ возвращает 502. Не следует записывать в журнал пароль, токен сеанса или полный заголовок авторизации. В учебной версии нет централизованного сбора журналов и системы наблюдения; при эксплуатации это </w:t>
-      </w:r>
-      <w:r>
-        <w:t>станет самостоятельной задачей.</w:t>
+        <w:t>сообщение без строки подключения или тела ключа. При сбое DaData либо 2ГИС журнал фиксирует контекст отказа, а HTTP ответ возвращает 502. Не следует записывать в журнал пароль, токен сеанса или полный заголовок авторизации. В учебной версии нет централизованного сбора журналов и системы наблюдения; при эксплуатации это станет самостоятельной задачей.</w:t>
       </w:r>
     </w:p>
     <w:p>
@@ -12060,7 +12443,7 @@
       <w:pPr>
         <w:pStyle w:val="21"/>
       </w:pPr>
-      <w:bookmarkStart w:id="35" w:name="_Toc241438748"/>
+      <w:bookmarkStart w:id="35" w:name="_Toc241797916"/>
       <w:r>
         <w:t>3.13 Отказы и восстановление пользовательского действия</w:t>
       </w:r>
@@ -12076,11 +12459,11 @@
     </w:p>
     <w:p>
       <w:r>
+        <w:t xml:space="preserve">Ошибка 409 по остатку не означает неисправность сервера. Она показывает, что условия изменились между расчётом и оформлением. Клиент оставляет корзину, просит обновить предложение и не заменяет автоматически поставщика. Ошибка 409 по дате доставки требует изменить дату или предложение; ошибка по ключу идемпотентности говорит о </w:t>
+      </w:r>
+      <w:r>
         <w:lastRenderedPageBreak/>
-        <w:t>Ошибка 409 по остатку не означает неисправность сервера. Она показывает, что условия изменились между расчётом и оформлением. Клиент оставляет корзину, просит обновить предложение и не заменяет автоматически поставщика. Ошибка 409 по дате доставки требует изменить дату или предложение; ошибка по ключу идемпотентности говорит о повторном использовании идентификатора для другого тела. Эти случаи имеют один HTTP статус, но разные машинные коды и разные действия пользователя. Сведение их к общему сообщению «что</w:t>
-      </w:r>
-      <w:r>
-        <w:t xml:space="preserve"> то пошло не так» сделало бы безопасный повтор невозможным.</w:t>
+        <w:t>повторном использовании идентификатора для другого тела. Эти случаи имеют один HTTP статус, но разные машинные коды и разные действия пользователя. Сведение их к общему сообщению «что то пошло не так» сделало бы безопасный повтор невозможным.</w:t>
       </w:r>
     </w:p>
     <w:p>
@@ -12115,11 +12498,10 @@
     </w:p>
     <w:p>
       <w:r>
-        <w:t xml:space="preserve">При обновлении страницы водительский экран читает состояние рейса заново с сервера. Локальное положение кнопки не считается источником статуса. Если событие уже принято, повтор запроса недопустимого этапа возвращает конфликт; водитель сверяет текущий статус перед следующей отметкой. Для более устойчивой мобильной работы можно было бы добавить отдельный ключ идемпотентности на события рейса и офлайн очередь, но </w:t>
-      </w:r>
-      <w:r>
-        <w:lastRenderedPageBreak/>
-        <w:t>эти механизмы в данной реализации отсутствуют. Поэтому в условиях нестабильной сети водитель должен проверить ответ и историю, прежде чем нажимать следующий шаг.</w:t>
+        <w:t>При обновлении страницы водительский экран читает состояние рейса заново с сервера. Локальное положение кнопки не считается источником статуса. Если событие уже принято, повтор запроса недопустимого этапа возвращает конфликт; водитель сверяет текущий статус перед следующей отметкой. Для более устойчивой мобильной работы можно было бы добавить отдельный ключ идемпотентности на события рейса и офлайн очередь, но эти механизмы в данной реализации отсутствуют. Поэтому в условиях нестабильной сети водитель долже</w:t>
+      </w:r>
+      <w:r>
+        <w:t>н проверить ответ и историю, прежде чем нажимать следующий шаг.</w:t>
       </w:r>
     </w:p>
     <w:p>
@@ -12127,7 +12509,7 @@
         <w:pStyle w:val="1"/>
         <w:pageBreakBefore/>
       </w:pPr>
-      <w:bookmarkStart w:id="36" w:name="_Toc241438749"/>
+      <w:bookmarkStart w:id="36" w:name="_Toc241797917"/>
       <w:r>
         <w:lastRenderedPageBreak/>
         <w:t>4 ИСПЫТАНИЯ И ОЦЕНКА</w:t>
@@ -12138,7 +12520,7 @@
       <w:pPr>
         <w:pStyle w:val="21"/>
       </w:pPr>
-      <w:bookmarkStart w:id="37" w:name="_Toc241438750"/>
+      <w:bookmarkStart w:id="37" w:name="_Toc241797918"/>
       <w:r>
         <w:t>4.1 Подход к проверке</w:t>
       </w:r>
@@ -12163,7 +12545,7 @@
       <w:pPr>
         <w:pStyle w:val="21"/>
       </w:pPr>
-      <w:bookmarkStart w:id="38" w:name="_Toc241438751"/>
+      <w:bookmarkStart w:id="38" w:name="_Toc241797919"/>
       <w:r>
         <w:t>4.2 Проверка расчётов</w:t>
       </w:r>
@@ -12171,11 +12553,11 @@
     </w:p>
     <w:p>
       <w:r>
-        <w:t xml:space="preserve">Для плитки, краски и смеси предусмотрены проверки обычных входных параметров и округления вверх. Например, для 10 м² плитки площадью 0,25 м² при 10% запасе требуются 44 плитки и четыре упаковки по 12 штук. Для 35 м² краски при двух слоях и расходе 0,1 л/м² получается 7,7 л, </w:t>
+        <w:t>Проверки API охватывают входные параметры общих функций калькуляторов и округление вверх. Примеры плитки, краски и смеси из таблицы и приложения Б — контрольные арифметические случаи этих функций; пример плитки с площадью элемента и количеством плиток в упаковке не является результатом интерфейсного расчёта текущих товаров-</w:t>
       </w:r>
       <w:r>
         <w:lastRenderedPageBreak/>
-        <w:t>то есть два ведра по 5 л. Для 12 м² смеси при слое 5 мм и норме 0,8 кг/м²·мм получается 52,8 кг и три мешка по 25 кг.</w:t>
+        <w:t>коробок. В интерфейсе фасовка берётся из товара. Для демонстрационных коробок 24 м² и запас 10% дают 19 коробок «Песчаника» по 1,44 м² либо 21 коробку «Графита» по 1,26 м².</w:t>
       </w:r>
     </w:p>
     <w:p>
@@ -12197,7 +12579,7 @@
       <w:pPr>
         <w:pStyle w:val="21"/>
       </w:pPr>
-      <w:bookmarkStart w:id="39" w:name="_Toc241438752"/>
+      <w:bookmarkStart w:id="39" w:name="_Toc241797920"/>
       <w:r>
         <w:t>4.3 Проверка заказа и разграничения доступа</w:t>
       </w:r>
@@ -12222,7 +12604,7 @@
       <w:pPr>
         <w:pStyle w:val="21"/>
       </w:pPr>
-      <w:bookmarkStart w:id="40" w:name="_Toc241438753"/>
+      <w:bookmarkStart w:id="40" w:name="_Toc241797921"/>
       <w:r>
         <w:lastRenderedPageBreak/>
         <w:t>4.4 Сравнение процесса закупки</w:t>
@@ -12236,7 +12618,7 @@
     </w:p>
     <w:p>
       <w:r>
-        <w:t>До начала испытания определяются критерии ошибки: неверное количество упаковок, выбор предложения с недостаточным остатком, пропуск стоимости доставки и потеря срока этапа. Если участников мало, результаты показывают лишь поведение прототипа в конкретных условиях. Средние значения и процент улучшения можно приводить только после фактической фиксации наблюдений. В эту версию текста не включены искусственно рассчитанные показатели экономии времени или средств.</w:t>
+        <w:t>До начала такого сравнительного испытания определяются критерии ошибки: неверное количество упаковок, выбор предложения с недостаточным остатком, пропуск стоимости доставки и потеря срока этапа. Пользовательский сравнительный эксперимент не проводился; реальная экономия времени и средств не измерена. Поэтому таблица ниже описывает возможный протокол, а средние значения и процент улучшения не приводятся.</w:t>
       </w:r>
     </w:p>
     <w:p>
@@ -12245,10 +12627,7 @@
         <w:keepNext/>
       </w:pPr>
       <w:r>
-        <w:t xml:space="preserve">Таблица 8 — </w:t>
-      </w:r>
-      <w:r>
-        <w:t>Показатели для сравнительного испытания</w:t>
+        <w:t>Таблица 8 — Показатели для сравнительного испытания</w:t>
       </w:r>
     </w:p>
     <w:tbl>
@@ -12756,7 +13135,7 @@
       <w:pPr>
         <w:pStyle w:val="21"/>
       </w:pPr>
-      <w:bookmarkStart w:id="41" w:name="_Toc241438754"/>
+      <w:bookmarkStart w:id="41" w:name="_Toc241797922"/>
       <w:r>
         <w:t>4.5 Ограничения испытаний</w:t>
       </w:r>
@@ -12780,7 +13159,7 @@
       <w:pPr>
         <w:pStyle w:val="21"/>
       </w:pPr>
-      <w:bookmarkStart w:id="42" w:name="_Toc241438755"/>
+      <w:bookmarkStart w:id="42" w:name="_Toc241797923"/>
       <w:r>
         <w:t>4.6 Оценка затрат и условий внедрения</w:t>
       </w:r>
@@ -12812,7 +13191,7 @@
       <w:pPr>
         <w:pStyle w:val="21"/>
       </w:pPr>
-      <w:bookmarkStart w:id="43" w:name="_Toc241438756"/>
+      <w:bookmarkStart w:id="43" w:name="_Toc241797924"/>
       <w:r>
         <w:t>4.7 Воспроизводимый протокол испытаний</w:t>
       </w:r>
@@ -13029,7 +13408,7 @@
       <w:pPr>
         <w:pStyle w:val="21"/>
       </w:pPr>
-      <w:bookmarkStart w:id="44" w:name="_Toc241438757"/>
+      <w:bookmarkStart w:id="44" w:name="_Toc241797925"/>
       <w:r>
         <w:t>4.8 Интерпретация результатов и условия повторения</w:t>
       </w:r>
@@ -13037,10 +13416,36 @@
     </w:p>
     <w:p>
       <w:r>
-        <w:t>В локальной проверке 27 сентября 2026 года пять модульных тестов API завершились успешно. Интеграционный сценарий на отдельной PostgreSQL 16 подтвердил повтор запроса с ключом, возврат остатков после отмены и истечения, отказ для чужого заказа, один успешный ответ при двух попытках купить последний остаток, сохранение единицы измерения в истории и итоговый статус заказа при параллельном завершении двух поставок. После сорока неверных попыток входа с разными адресами действующая учётная запись продолжила вхо</w:t>
-      </w:r>
-      <w:r>
-        <w:t xml:space="preserve">дить: общий адрес веб-прокси больше не создаёт общий лимит. Команды, окружение и границы проверки приведены в </w:t>
+        <w:t xml:space="preserve">Для опубликованного среза </w:t>
+      </w:r>
+      <w:r>
+        <w:rPr>
+          <w:rFonts w:ascii="Consolas" w:hAnsi="Consolas"/>
+          <w:sz w:val="22"/>
+        </w:rPr>
+        <w:t>c8ad9c2</w:t>
+      </w:r>
+      <w:r>
+        <w:t xml:space="preserve"> прошли 30 API unit-тестов, production build веб-приложения, integration, migrations и smoke; GitHub Actions завершилась успешно. Его полный локальный Playwright-набор прошёл 78 из 78 проверок: 77 браузерных сценариев и одна проверка форматирования; 11 предметных сценариев выполняют операции через реальный локальный API. В спецификации закупки по этапам было 22 проверки: 21 с фикстурами и один сквозной сценарий с API.</w:t>
+      </w:r>
+    </w:p>
+    <w:p>
+      <w:r>
+        <w:t xml:space="preserve">В локальной рабочей копии после последующих изменений API прошёл 32 из 32 unit-тестов и integration. До включения страницы «О проекте» полный Playwright-набор проходил 92 проверки; после финальной правки граничной валидации итоговый прогон 2 октября прошёл 93 из 93: 91 </w:t>
+      </w:r>
+      <w:r>
+        <w:lastRenderedPageBreak/>
+        <w:t xml:space="preserve">браузерный сценарий и две чистые проверки парсера и форматтера. Двенадцать браузерных сценариев выполняют операции через реальный локальный API. Дополнительные 14 проверок импорта после правки границ включали 13 браузерных и одну проверку парсера; один сценарий сохранял позицию через реальный API. Production build, lint и проверка типов прошли. CI для этого локального среза ещё не выполнялась; успешная CI относится к опубликованному </w:t>
+      </w:r>
+      <w:r>
+        <w:rPr>
+          <w:rFonts w:ascii="Consolas" w:hAnsi="Consolas"/>
+          <w:sz w:val="22"/>
+        </w:rPr>
+        <w:t>c8ad9c2</w:t>
+      </w:r>
+      <w:r>
+        <w:t xml:space="preserve">. Остальные результаты фикстурных сценариев не подтверждают запись в базу. Условия и границы проверок приведены в </w:t>
       </w:r>
       <w:r>
         <w:rPr>
@@ -13050,25 +13455,35 @@
         <w:t>docs/TEST_RESULTS.md</w:t>
       </w:r>
       <w:r>
-        <w:t xml:space="preserve"> вместе с исходным кодом.</w:t>
+        <w:t>.</w:t>
+      </w:r>
+    </w:p>
+    <w:p>
+      <w:r>
+        <w:t xml:space="preserve">Ручная проверка закупки по этапам подтвердила перенос в пустую корзину только позиций выбранной группы, включая отдельную группу без даты. Дата этапа заполняет желаемую дату оформления; покупатель может её изменить, и она не становится обещанием поставщика. После подтверждённого расчёта добавление результата калькулятора в объект выполняется через </w:t>
+      </w:r>
+      <w:r>
+        <w:rPr>
+          <w:rFonts w:ascii="Consolas" w:hAnsi="Consolas"/>
+          <w:sz w:val="22"/>
+        </w:rPr>
+        <w:t>POST /projects/:id/items/from-calculation</w:t>
+      </w:r>
+      <w:r>
+        <w:t xml:space="preserve"> с ключом идемпотентности: повтор с тем же телом в открытой вкладке возвращает прежний результат. После перезагрузки страницы сохранённую позицию следует проверять в перечне объекта. Ключи DaData и 2ГИС в этих испытаниях не использовались; сравнительный пользовательский эксперимент и реальная экономия времени не измерялись.</w:t>
+      </w:r>
+    </w:p>
+    <w:p>
+      <w:r>
+        <w:t>Результаты автоматических проверок следует хранить вместе с версией кода и окружением. Успешный модульный тест расчёта подтверждает формулу для выбранных значений и граничных случаев; он не подтверждает правильность нормы расхода для каждого продаваемого материала. Успешный интеграционный тест последнего остатка подтверждает поведение конкретной схемы PostgreSQL и операции заказа при двух конкурентных запросах; он не характеризует максимальную пропускную способность сервиса. Успешный сквозной проход через и</w:t>
+      </w:r>
+      <w:r>
+        <w:t>нтерфейс подтверждает связность пользовательского пути, но не качество юридических документов или реальную логистику.</w:t>
       </w:r>
     </w:p>
     <w:p>
       <w:r>
         <w:lastRenderedPageBreak/>
-        <w:t>На локальном Docker-стенде с PostgreSQL 17 пройдены браузерный путь покупателя от объекта до отмены заказа и последовательность учебной поставки через роли покупателя, диспетчера и водителя. Главная страница и каталог открывались при ширине 1440, 768 и 390 пикселей без горизонтального переполнения. Эти наблюдения не равны полному исследованию доступности всех экранов. Действующие ключи 2ГИС и DaData не использовались, сравнительного замера времени ручной закупки не было.</w:t>
-      </w:r>
-    </w:p>
-    <w:p>
-      <w:r>
-        <w:t>Результаты автоматических проверок следует хранить вместе с версией кода и окружением. Успешный модульный тест расчёта подтверждает формулу для выбранных значений и граничных случаев; он не подтверждает правильность нормы расхода для каждого продаваемого материала. Успешный интеграционный тест последнего остатка подтверждает поведение конкретной схемы PostgreSQL и операции заказа при двух конкурентных запросах; он не характеризует максимальную пропускную способность сервиса. Успешный сквозной проход через и</w:t>
-      </w:r>
-      <w:r>
-        <w:t>нтерфейс подтверждает связность пользовательского пути, но не качество юридических документов или реальную логистику.</w:t>
-      </w:r>
-    </w:p>
-    <w:p>
-      <w:r>
         <w:t>Для сравнения с исходным ручным процессом нужно заранее закрепить одинаковую задачу. Например: по известной площади облицовки определить количество упаковок, найти два предложения, учесть доставку и зафиксировать заказ для объекта. Один участник выполняет её с листом расчёта и открытыми каталогами, затем тот же набор данных — через интерфейс. Записываются время, число ручных действий, исправлений и итоговая сумма. Порядок прохождения следует менять между участниками, иначе знакомство с задачей даст преимуще</w:t>
       </w:r>
       <w:r>
@@ -13077,11 +13492,10 @@
     </w:p>
     <w:p>
       <w:r>
-        <w:t xml:space="preserve">Проверка качества данных отличается от проверки программного кода. В демонаборе есть два поставщика и два склада, но это не реальная </w:t>
-      </w:r>
-      <w:r>
-        <w:lastRenderedPageBreak/>
-        <w:t>конкуренция цен. Ставка доставки одна на поставщика и не зависит от расстояния, массы, времени разгрузки или дорожных ограничений. Поэтому совпадение расчёта с ожидаемым числом подтверждает реализацию учебного правила, а не точность коммерческого предложения. Для пилотного применения потребуются договорные данные поставщиков, регламент обновления остатков, контроль полноты каталога и проверка адресов.</w:t>
+        <w:t>Проверка качества данных отличается от проверки программного кода. В демонаборе есть два поставщика и два склада, но это не реальная конкуренция цен. Ставка доставки одна на поставщика и не зависит от расстояния, массы, времени разгрузки или дорожных ограничений. Поэтому совпадение расчёта с ожидаемым числом подтверждает реализацию учебного правила, а не точность коммерческого предложения. Для пилотного применения потребуются договорные данные поставщиков, регламент обновления остатков, контроль полноты кат</w:t>
+      </w:r>
+      <w:r>
+        <w:t>алога и проверка адресов.</w:t>
       </w:r>
     </w:p>
     <w:p>
@@ -13093,7 +13507,7 @@
       <w:pPr>
         <w:pStyle w:val="21"/>
       </w:pPr>
-      <w:bookmarkStart w:id="45" w:name="_Toc241438758"/>
+      <w:bookmarkStart w:id="45" w:name="_Toc241797926"/>
       <w:r>
         <w:t>4.9 Критерии приёмки демонстрационной версии</w:t>
       </w:r>
@@ -13101,35 +13515,36 @@
     </w:p>
     <w:p>
       <w:r>
-        <w:t>Первый критерий относится к установке. На чистой машине с Docker Engine и Docker Compose команда запуска должна поднять PostgreSQL, применить миграции, добавить учебный набор и открыть веб интерфейс. При повторном запуске не должны появляться дубли категорий, товаров или учётных записей. Проверка проводится не по сообщению «контейнер запущен», а по доступности каталога, страницы API и возможности войти под демонстрационным покупателем. Если база недоступна, API должен завершить запуск с ошибкой, а не показы</w:t>
-      </w:r>
-      <w:r>
-        <w:t>вать пустой каталог как успешную загрузку.</w:t>
-      </w:r>
-    </w:p>
-    <w:p>
-      <w:r>
-        <w:t xml:space="preserve">Второй критерий относится к обычной покупке. Посетитель находит товар через поиск, открывает карточку и видит разные предложения. Покупатель добавляет количество в корзину, получает предварительный расчёт с отдельной строкой доставки, входит в аккаунт и оформляет заказ. После перехода в историю идентификатор и сумма должны совпадать с </w:t>
+        <w:t xml:space="preserve">Первый критерий относится к установке. На чистой машине с Docker Engine и Docker Compose команда запуска должна поднять PostgreSQL, </w:t>
       </w:r>
       <w:r>
         <w:lastRenderedPageBreak/>
-        <w:t>ответом оформления. Если в промежутке изменился остаток, завершение запрещается и показывается причина. Проверка считается не пройденной, если система молча уменьшила количество, заменила предложение или создала заказ с другой суммой.</w:t>
-      </w:r>
-    </w:p>
-    <w:p>
-      <w:r>
-        <w:t xml:space="preserve">Третий критерий относится к строительному объекту. Покупатель создаёт объект, назначает адрес и плановую позицию, вычисляет число упаковок для одного из материалов и сопоставляет результат с карточкой. Ведомость CSV/XLSX открывается с предварительным просмотром ошибок, корректные строки добавляются в объект. Затем формируется закупка с привязкой к объекту. После оформления потребность объекта и заказ остаются разными сущностями: изменение плановой позиции не должно переписать оформленный заказ. Проверяется </w:t>
-      </w:r>
-      <w:r>
-        <w:t>также, что второй покупатель не получает объект первого по прямой ссылке.</w:t>
-      </w:r>
-    </w:p>
-    <w:p>
-      <w:r>
-        <w:t>Четвёртый критерий — движение заказа по ролям. Учебная оплата выполняется только для своего заказа в состоянии ожидания. Диспетчер видит созданные поставки и назначает существующего водителя; водитель проходит этапы в установленном порядке. Покупатель видит изменение общего статуса после завершения всех поставок. Для заказа с двумя поставщиками завершение одной не должно скрыть незавершённую вторую. В интерфейсе и докладе каждое действие называется своим именем: «подтверждение демооплаты», «отметка водителя</w:t>
-      </w:r>
-      <w:r>
-        <w:t>», «схема маршрута», если источник действительно учебный.</w:t>
+        <w:t>применить миграции, добавить учебный набор и открыть веб интерфейс. При повторном запуске не должны появляться дубли категорий, товаров или учётных записей. Проверка проводится не по сообщению «контейнер запущен», а по доступности каталога, страницы API и возможности войти под демонстрационным покупателем. Если база недоступна, API должен завершить запуск с ошибкой, а не показывать пустой каталог как успешную загрузку.</w:t>
+      </w:r>
+    </w:p>
+    <w:p>
+      <w:r>
+        <w:t>Второй критерий относится к обычной покупке. Посетитель находит товар через поиск, открывает карточку и видит разные предложения. Покупатель добавляет количество в корзину, получает предварительный расчёт с отдельной строкой доставки, входит в аккаунт и оформляет заказ. После перехода в историю идентификатор и сумма должны совпадать с ответом оформления. Если в промежутке изменился остаток, завершение запрещается и показывается причина. Проверка считается не пройденной, если система молча уменьшила количест</w:t>
+      </w:r>
+      <w:r>
+        <w:t>во, заменила предложение или создала заказ с другой суммой.</w:t>
+      </w:r>
+    </w:p>
+    <w:p>
+      <w:r>
+        <w:t xml:space="preserve">Третий критерий относится к строительному объекту. Покупатель создаёт объект, назначает адрес и плановую позицию, вычисляет число упаковок для одного из материалов и сопоставляет результат с карточкой. Текущий импорт читает CSV/XLSX известного формата и показывает ошибки строк; корректные строки можно добавить в объект. Затем формируется закупка с привязкой к объекту. После оформления потребность объекта и заказ остаются разными сущностями: изменение плановой позиции не должно переписать оформленный заказ. </w:t>
+      </w:r>
+      <w:r>
+        <w:t>Проверяется также, что второй покупатель не получает объект первого по прямой ссылке.</w:t>
+      </w:r>
+    </w:p>
+    <w:p>
+      <w:r>
+        <w:t xml:space="preserve">Четвёртый критерий — движение заказа по ролям. Учебная оплата выполняется только для своего заказа в состоянии ожидания. Диспетчер видит созданные поставки и назначает существующего водителя; водитель проходит этапы в установленном порядке. Покупатель видит изменение общего статуса после завершения всех поставок. Для заказа с двумя </w:t>
+      </w:r>
+      <w:r>
+        <w:lastRenderedPageBreak/>
+        <w:t>поставщиками завершение одной не должно скрыть незавершённую вторую. В интерфейсе и докладе каждое действие называется своим именем: «подтверждение демооплаты», «отметка водителя», «схема маршрута», если источник действительно учебный.</w:t>
       </w:r>
     </w:p>
     <w:p>
@@ -13139,7 +13554,6 @@
     </w:p>
     <w:p>
       <w:r>
-        <w:lastRenderedPageBreak/>
         <w:t>Шестой критерий — доступность управления на основных размерах экрана. При проверке на телефоне пользователь должен без горизонтального перемещения всей страницы найти категорию, открыть предложение и закончить оформление. На планшете и широком экране должны оставаться читаемыми таблицы объекта, поставок и предложений. Управление с клавиатуры проверяется для поиска, переключения темы, кнопок, форм и модальных окон; видимый фокус не должен исчезать на прозрачном фоне. Настройка уменьшенного движения должна ис</w:t>
       </w:r>
       <w:r>
@@ -13156,7 +13570,7 @@
         <w:pStyle w:val="1"/>
         <w:pageBreakBefore/>
       </w:pPr>
-      <w:bookmarkStart w:id="46" w:name="_Toc241438759"/>
+      <w:bookmarkStart w:id="46" w:name="_Toc241797927"/>
       <w:r>
         <w:lastRenderedPageBreak/>
         <w:t>ЗАКЛЮЧЕНИЕ</w:t>
@@ -13175,16 +13589,15 @@
     </w:p>
     <w:p>
       <w:r>
-        <w:t>Система позволяет пройти путь от выбора материала до завершения учебной поставки на воспроизводимых данных Астраханского региона. Платёж и перемещение автомобиля в ней моделируются. При отсутствии ключей внешних провайдеров карта и адреса сохраняют демонстрационный режим с видимой пометкой. Полученные результаты следует трактовать как испытание программного прототипа; вывод об экономической эффективности реальной организации требует отдельного внедрения и измерения.</w:t>
-      </w:r>
-    </w:p>
-    <w:p>
-      <w:r>
-        <w:t xml:space="preserve">Дальнейшее развитие связано с промышленным тарифным расчётом доставки, правилами возврата и отмены, загрузкой отраслевых смет, договорным обменом с поставщиками и интеграциями с учётными системами. Для каждой новой функции потребуется самостоятельное описание данных, прав, отказов и критериев испытания. Созданная структура </w:t>
-      </w:r>
-      <w:r>
-        <w:lastRenderedPageBreak/>
-        <w:t>приложения и модели предоставляет основу для такой работы, но сама по себе не подтверждает готовность к коммерческой эксплуатации.</w:t>
+        <w:t>Система позволяет пройти путь от выбора материала до завершения учебной поставки на воспроизводимых данных Астраханского региона. Подтверждение оплаты меняет учебный статус заказа без денежных операций; водитель вручную отмечает статусы поставки, а автомобиль не движется и GPS нет. В демонстрационном режиме карта показывает неподвижную схему фиксированных точек, не привязанную к адресу заказа. Полученные результаты относятся к программному прототипу. Пользовательский эксперимент, реальная экономия и экономи</w:t>
+      </w:r>
+      <w:r>
+        <w:t>ческая эффективность организации не измерялись.</w:t>
+      </w:r>
+    </w:p>
+    <w:p>
+      <w:r>
+        <w:t>Следующие задачи — адресная карта поставки, проверка внешних интеграций и сравнительное испытание закупки. Коммерческая эксплуатация потребует тарифов перевозчиков, договорного обмена, возвратов и интеграции с учётными системами. Для этих функций предстоит определить данные, права, обработку отказов и критерии приёмки.</w:t>
       </w:r>
     </w:p>
     <w:p>
@@ -13192,7 +13605,7 @@
         <w:pStyle w:val="1"/>
         <w:pageBreakBefore/>
       </w:pPr>
-      <w:bookmarkStart w:id="47" w:name="_Toc241438760"/>
+      <w:bookmarkStart w:id="47" w:name="_Toc241797928"/>
       <w:r>
         <w:lastRenderedPageBreak/>
         <w:t>СПИСОК ИСПОЛЬЗОВАННЫХ ИСТОЧНИКОВ</w:t>
@@ -13201,7 +13614,6 @@
     </w:p>
     <w:p>
       <w:pPr>
-        <w:spacing w:after="80"/>
         <w:ind w:left="397" w:firstLine="0"/>
       </w:pPr>
       <w:r>
@@ -13210,7 +13622,6 @@
     </w:p>
     <w:p>
       <w:pPr>
-        <w:spacing w:after="80"/>
         <w:ind w:left="397" w:firstLine="0"/>
       </w:pPr>
       <w:r>
@@ -13219,7 +13630,6 @@
     </w:p>
     <w:p>
       <w:pPr>
-        <w:spacing w:after="80"/>
         <w:ind w:left="397" w:firstLine="0"/>
       </w:pPr>
       <w:r>
@@ -13228,7 +13638,6 @@
     </w:p>
     <w:p>
       <w:pPr>
-        <w:spacing w:after="80"/>
         <w:ind w:left="397" w:firstLine="0"/>
       </w:pPr>
       <w:r>
@@ -13237,7 +13646,6 @@
     </w:p>
     <w:p>
       <w:pPr>
-        <w:spacing w:after="80"/>
         <w:ind w:left="397" w:firstLine="0"/>
       </w:pPr>
       <w:r>
@@ -13246,7 +13654,6 @@
     </w:p>
     <w:p>
       <w:pPr>
-        <w:spacing w:after="80"/>
         <w:ind w:left="397" w:firstLine="0"/>
       </w:pPr>
       <w:r>
@@ -13255,7 +13662,6 @@
     </w:p>
     <w:p>
       <w:pPr>
-        <w:spacing w:after="80"/>
         <w:ind w:left="397" w:firstLine="0"/>
       </w:pPr>
       <w:r>
@@ -13264,7 +13670,6 @@
     </w:p>
     <w:p>
       <w:pPr>
-        <w:spacing w:after="80"/>
         <w:ind w:left="397" w:firstLine="0"/>
       </w:pPr>
       <w:r>
@@ -13273,7 +13678,6 @@
     </w:p>
     <w:p>
       <w:pPr>
-        <w:spacing w:after="80"/>
         <w:ind w:left="397" w:firstLine="0"/>
       </w:pPr>
       <w:r>
@@ -13282,29 +13686,23 @@
     </w:p>
     <w:p>
       <w:pPr>
-        <w:spacing w:after="80"/>
         <w:ind w:left="397" w:firstLine="0"/>
       </w:pPr>
       <w:r>
-        <w:t>10. АГАСУ. Программа 09.03.02 «Информационные системы и технологии в строительстве и архитектуре». URL: https://www.aucu.ru/sveden/education/11938-09-03-02-informatsionnye-sistemy-i-tekhnologii-napravlennosti-profilya-informatsionnye-sistemy-i-</w:t>
-      </w:r>
-      <w:r>
-        <w:lastRenderedPageBreak/>
-        <w:t>tekhnologii-v-stroitelstve-i-arkhitekture-2024-g-bakalavriat (дата обращения: 26.09.2026).</w:t>
+        <w:t>10. АГАСУ. Программа 09.03.02 «Информационные системы и технологии в строительстве и архитектуре». URL: https://www.aucu.ru/sveden/education/11938-09-03-02-informatsionnye-sistemy-i-tekhnologii-napravlennosti-profilya-informatsionnye-sistemy-i-tekhnologii-v-stroitelstve-i-arkhitekture-2024-g-bakalavriat (дата обращения: 26.09.2026).</w:t>
       </w:r>
     </w:p>
     <w:p>
       <w:pPr>
-        <w:spacing w:after="80"/>
         <w:ind w:left="397" w:firstLine="0"/>
       </w:pPr>
       <w:r>
+        <w:lastRenderedPageBreak/>
         <w:t>11. АГАСУ. Программа выполнения и защиты ВКР по направлению 09.03.02. 2024. URL: https://www.aucu.ru/images/files/obrazovanie3/B3B01_IST2024.pdf (дата обращения: 26.09.2026).</w:t>
       </w:r>
     </w:p>
     <w:p>
       <w:pPr>
-        <w:spacing w:after="80"/>
         <w:ind w:left="397" w:firstLine="0"/>
       </w:pPr>
       <w:r>
@@ -13313,7 +13711,6 @@
     </w:p>
     <w:p>
       <w:pPr>
-        <w:spacing w:after="80"/>
         <w:ind w:left="397" w:firstLine="0"/>
       </w:pPr>
       <w:r>
@@ -13322,7 +13719,6 @@
     </w:p>
     <w:p>
       <w:pPr>
-        <w:spacing w:after="80"/>
         <w:ind w:left="397" w:firstLine="0"/>
       </w:pPr>
       <w:r>
@@ -13331,7 +13727,6 @@
     </w:p>
     <w:p>
       <w:pPr>
-        <w:spacing w:after="80"/>
         <w:ind w:left="397" w:firstLine="0"/>
       </w:pPr>
       <w:r>
@@ -13340,7 +13735,6 @@
     </w:p>
     <w:p>
       <w:pPr>
-        <w:spacing w:after="80"/>
         <w:ind w:left="397" w:firstLine="0"/>
       </w:pPr>
       <w:r>
@@ -13349,7 +13743,6 @@
     </w:p>
     <w:p>
       <w:pPr>
-        <w:spacing w:after="80"/>
         <w:ind w:left="397" w:firstLine="0"/>
       </w:pPr>
       <w:r>
@@ -13358,7 +13751,6 @@
     </w:p>
     <w:p>
       <w:pPr>
-        <w:spacing w:after="80"/>
         <w:ind w:left="397" w:firstLine="0"/>
       </w:pPr>
       <w:r>
@@ -13367,7 +13759,6 @@
     </w:p>
     <w:p>
       <w:pPr>
-        <w:spacing w:after="80"/>
         <w:ind w:left="397" w:firstLine="0"/>
       </w:pPr>
       <w:r>
@@ -13376,7 +13767,6 @@
     </w:p>
     <w:p>
       <w:pPr>
-        <w:spacing w:after="80"/>
         <w:ind w:left="397" w:firstLine="0"/>
       </w:pPr>
       <w:r>
@@ -13385,11 +13775,9 @@
     </w:p>
     <w:p>
       <w:pPr>
-        <w:spacing w:after="80"/>
         <w:ind w:left="397" w:firstLine="0"/>
       </w:pPr>
       <w:r>
-        <w:lastRenderedPageBreak/>
         <w:t>21. W3C. Web Content Accessibility Guidelines 2.2. URL: https://www.w3.org/TR/WCAG22/ (дата обращения: 26.09.2026).</w:t>
       </w:r>
     </w:p>
@@ -13398,7 +13786,7 @@
         <w:pStyle w:val="1"/>
         <w:pageBreakBefore/>
       </w:pPr>
-      <w:bookmarkStart w:id="48" w:name="_Toc241438761"/>
+      <w:bookmarkStart w:id="48" w:name="_Toc241797929"/>
       <w:r>
         <w:lastRenderedPageBreak/>
         <w:t>ПРИЛОЖЕНИЕ А СЦЕНАРИЙ КОНТРОЛЬНОЙ ДЕМОНСТРАЦИИ</w:t>
@@ -13407,15 +13795,15 @@
     </w:p>
     <w:p>
       <w:r>
-        <w:t>Перед демонстрацией выполняется чистый запуск по инструкции. Проверяется доступность веб страницы и API, отсутствие неожиданных ошибок миграции, наличие каталога и демонстрационного объекта. На главной странице объясняется разница между обычной покупкой и закупкой для объекта. Затем открывается товар, сравниваются два предложения, одно предложение добавляется в корзину. В форме заказа вводится адрес, показываются стоимость товаров и доставка. После оформления фиксируется идентификатор заказа и изменение ост</w:t>
-      </w:r>
-      <w:r>
-        <w:t>атка.</w:t>
-      </w:r>
-    </w:p>
-    <w:p>
-      <w:r>
-        <w:t>Далее покупатель подтверждает учебную оплату. Под учётной записью диспетчера назначается водитель, под записью водителя последовательно фиксируются получение, движение и доставка. Покупатель возвращается к истории и видит окончательный статус. На карте следует прямо назвать источник маршрута и не описывать движение маркера как GPS. При наличии времени демонстрируется объект, расчёт упаковок и загрузка подготовленной ведомости.</w:t>
+        <w:t xml:space="preserve">Перед демонстрацией выполняется запуск по инструкции и проверяется доступность приложения. Основной показ строится от задачи снабженца или прораба: открыть объект, прочитать ведомость известного формата и разобрать ошибки строк, рассчитать фасовку выбранного товара, затем выбрать этап закупки. Показываются только позиции выбранной группы, ограничения по наличию и срокам, сравнение предложений с раздельной стоимостью товаров и доставки. После переноса в пустую корзину проверяются адрес и изменяемая желаемая </w:t>
+      </w:r>
+      <w:r>
+        <w:t>дата, затем оформляется заказ и сверяется результат в списке объекта и заказов. Обычная покупка через каталог остаётся дополнительным сценарием.</w:t>
+      </w:r>
+    </w:p>
+    <w:p>
+      <w:r>
+        <w:t>Далее покупатель подтверждает учебный статус оплаты: деньги не списываются. Под учётной записью диспетчера назначается водитель, под записью водителя вручную отмечаются получение, начало рейса и доставка. Покупатель возвращается к истории и видит окончательный статус. На карте показана неподвижная схема между фиксированными демонстрационными точками; она не привязана к адресу, автомобиль не движется, GPS нет. При наличии времени демонстрируется объект, расчёт упаковок и импорт файла в известном формате.</w:t>
       </w:r>
     </w:p>
     <w:p>
@@ -13428,7 +13816,7 @@
         <w:pStyle w:val="1"/>
         <w:pageBreakBefore/>
       </w:pPr>
-      <w:bookmarkStart w:id="49" w:name="_Toc241438762"/>
+      <w:bookmarkStart w:id="49" w:name="_Toc241797930"/>
       <w:r>
         <w:lastRenderedPageBreak/>
         <w:t>ПРИЛОЖЕНИЕ Б КОНТРОЛЬНЫЕ ДАННЫЕ ДЛЯ РАСЧЁТОВ</w:t>
@@ -13437,7 +13825,7 @@
     </w:p>
     <w:p>
       <w:r>
-        <w:t>Для плитки задаются площадь 10 м², площадь элемента 0,25 м², двенадцать элементов в упаковке и запас 10%. Площадь с запасом составляет 11 м². Деление на площадь элемента даёт 44 штуки, деление на размер упаковки с округлением вверх — четыре упаковки. Для проверки ошибки вводится нулевая площадь элемента: расчёт должен быть отклонён.</w:t>
+        <w:t>Для общего расчётного примера плитки задаются площадь 10 м², площадь элемента 0,25 м², двенадцать элементов в упаковке и запас 10%. Площадь с запасом составляет 11 м². Деление на площадь элемента даёт 44 штуки, деление на размер упаковки с округлением вверх — четыре упаковки. Это пример для общей функции API, а не текущий интерфейсный SKU «Песчаник» или «Графит»: их фасовка поступает из базы товара. Для проверки ошибки вводится нулевая площадь элемента: расчёт должен быть отклонён.</w:t>
       </w:r>
     </w:p>
     <w:p>
@@ -13455,7 +13843,7 @@
         <w:pStyle w:val="1"/>
         <w:pageBreakBefore/>
       </w:pPr>
-      <w:bookmarkStart w:id="50" w:name="_Toc241438763"/>
+      <w:bookmarkStart w:id="50" w:name="_Toc241797931"/>
       <w:r>
         <w:lastRenderedPageBreak/>
         <w:t>ПРИЛОЖЕНИЕ В ОПИСАНИЕ ФОРМАТА ВЕДОМОСТИ</w:t>
@@ -13464,12 +13852,12 @@
     </w:p>
     <w:p>
       <w:r>
-        <w:t>Таблица импорта содержит идентификатор товара и количество. Допустима дата этапа в формате ISO. Значение количества — положительное целое число в единицах продажи выбранного товара. Первая строка считается заголовком и пропускается; пустые строки также пропускаются. Ошибочные строки показываются пользователю. Для сверки каждая корректная строка должна содержать идентификатор существующего товара из каталога. Произвольные названия без точного соответствия не импортируются автоматически.</w:t>
-      </w:r>
-    </w:p>
-    <w:p>
-      <w:r>
-        <w:t xml:space="preserve">Пример строки: </w:t>
+        <w:t>Импорт читает CSV или XLSX по шаблону с русскими или английскими заголовками. Товар определяется только по ID. Название и единица — необязательные подсказки; предпросмотр показывает значения из каталога. Количество — целое от 1 до 2 147 483 647, значение даты этапа может быть пустым. Ограничения файла: 1 МБ и 200 строк материалов. Пустые строки пропускаются, ошибка указывается с номером исходной строки. Неизвестный ID или несуществующую дату пользователь исправляет в файле.</w:t>
+      </w:r>
+    </w:p>
+    <w:p>
+      <w:r>
+        <w:t xml:space="preserve">Все три заголовка обязательны: </w:t>
       </w:r>
       <w:r>
         <w:rPr>
@@ -13479,17 +13867,17 @@
         <w:t>productId,quantity,stageDate</w:t>
       </w:r>
       <w:r>
-        <w:t xml:space="preserve">; </w:t>
+        <w:t xml:space="preserve"> либо </w:t>
       </w:r>
       <w:r>
         <w:rPr>
           <w:rFonts w:ascii="Consolas" w:hAnsi="Consolas"/>
           <w:sz w:val="22"/>
         </w:rPr>
-        <w:t>идентификатор товара,12,2026-10-10</w:t>
-      </w:r>
-      <w:r>
-        <w:t>. Реальный UUID берётся из карточки товара или подготовленного демонстрационного файла. Если ведомость исходит из сторонней системы, перед импортом требуется сопоставить её единицы измерения и номенклатуру с каталогом. Иначе число «12» может означать мешки, килограммы или кубические метры, что изменит смысл закупки.</w:t>
+        <w:t>ID товара;Количество;Дата этапа</w:t>
+      </w:r>
+      <w:r>
+        <w:t>. CSV-шаблон содержит действующий ID товара из каталога. Перед импортом сторонней ведомости пользователь сопоставляет её номенклатуру и единицы с каталогом. Допустимые строки сохраняются по отдельности. В открытом предпросмотре подтверждённые строки повторно не отправляются. Потерянный ответ или новая загрузка файла могут привести к дублированию: перед повтором нужно проверить перечень объекта.</w:t>
       </w:r>
     </w:p>
     <w:p>
@@ -13497,7 +13885,7 @@
         <w:pStyle w:val="1"/>
         <w:pageBreakBefore/>
       </w:pPr>
-      <w:bookmarkStart w:id="51" w:name="_Toc241438764"/>
+      <w:bookmarkStart w:id="51" w:name="_Toc241797932"/>
       <w:r>
         <w:lastRenderedPageBreak/>
         <w:t>ПРИЛОЖЕНИЕ Г ТАБЛИЦА ИСПЫТАНИЙ</w:t>
@@ -13510,7 +13898,10 @@
         <w:keepNext/>
       </w:pPr>
       <w:r>
-        <w:t>Таблица 9 — Сценарии проверки системы</w:t>
+        <w:t xml:space="preserve">Таблица 9 — </w:t>
+      </w:r>
+      <w:r>
+        <w:t>Сценарии проверки системы</w:t>
       </w:r>
     </w:p>
     <w:tbl>
@@ -13973,7 +14364,7 @@
               <w:rPr>
                 <w:sz w:val="20"/>
               </w:rPr>
-              <w:t>Валидные параметры плитки</w:t>
+              <w:t>Валидные параметры общей функции API плитки</w:t>
             </w:r>
           </w:p>
         </w:tc>
@@ -14003,7 +14394,7 @@
               <w:rPr>
                 <w:sz w:val="20"/>
               </w:rPr>
-              <w:t>Запустить расчёт</w:t>
+              <w:t>Проверить формулу и округление</w:t>
             </w:r>
           </w:p>
         </w:tc>
@@ -14033,7 +14424,7 @@
               <w:rPr>
                 <w:sz w:val="20"/>
               </w:rPr>
-              <w:t>44 штуки и четыре упаковки</w:t>
+              <w:t>44 штуки и четыре упаковки; не SKU «Песчаник»/«Графит»</w:t>
             </w:r>
           </w:p>
         </w:tc>
@@ -15583,7 +15974,7 @@
       </w:r>
     </w:p>
     <w:sectPr>
-      <w:footerReference w:type="default" r:id="rId8"/>
+      <w:footerReference w:type="default" r:id="rId13"/>
       <w:pgSz w:w="11906" w:h="16838"/>
       <w:pgMar w:top="1134" w:right="850" w:bottom="1134" w:left="1701" w:header="567" w:footer="567" w:gutter="0"/>
       <w:cols w:space="720"/>
@@ -15843,31 +16234,31 @@
       </w:rPr>
     </w:lvl>
   </w:abstractNum>
-  <w:num w:numId="1" w16cid:durableId="2126004259">
+  <w:num w:numId="1" w16cid:durableId="45418479">
     <w:abstractNumId w:val="8"/>
   </w:num>
-  <w:num w:numId="2" w16cid:durableId="1737894258">
+  <w:num w:numId="2" w16cid:durableId="1631474599">
     <w:abstractNumId w:val="6"/>
   </w:num>
-  <w:num w:numId="3" w16cid:durableId="19357351">
+  <w:num w:numId="3" w16cid:durableId="1563327285">
     <w:abstractNumId w:val="5"/>
   </w:num>
-  <w:num w:numId="4" w16cid:durableId="109786347">
+  <w:num w:numId="4" w16cid:durableId="1802264033">
     <w:abstractNumId w:val="4"/>
   </w:num>
-  <w:num w:numId="5" w16cid:durableId="1069620005">
+  <w:num w:numId="5" w16cid:durableId="151605996">
     <w:abstractNumId w:val="7"/>
   </w:num>
-  <w:num w:numId="6" w16cid:durableId="1406343262">
+  <w:num w:numId="6" w16cid:durableId="1950355675">
     <w:abstractNumId w:val="3"/>
   </w:num>
-  <w:num w:numId="7" w16cid:durableId="772283411">
+  <w:num w:numId="7" w16cid:durableId="2129086713">
     <w:abstractNumId w:val="2"/>
   </w:num>
-  <w:num w:numId="8" w16cid:durableId="1619410338">
+  <w:num w:numId="8" w16cid:durableId="592668064">
     <w:abstractNumId w:val="1"/>
   </w:num>
-  <w:num w:numId="9" w16cid:durableId="1798639041">
+  <w:num w:numId="9" w16cid:durableId="414056819">
     <w:abstractNumId w:val="0"/>
   </w:num>
 </w:numbering>
@@ -27290,7 +27681,7 @@
     <w:autoRedefine/>
     <w:uiPriority w:val="39"/>
     <w:unhideWhenUsed/>
-    <w:rsid w:val="00282D7E"/>
+    <w:rsid w:val="000550A6"/>
     <w:pPr>
       <w:spacing w:after="100"/>
     </w:pPr>
@@ -27302,7 +27693,7 @@
     <w:autoRedefine/>
     <w:uiPriority w:val="39"/>
     <w:unhideWhenUsed/>
-    <w:rsid w:val="00282D7E"/>
+    <w:rsid w:val="000550A6"/>
     <w:pPr>
       <w:spacing w:after="100"/>
       <w:ind w:left="280"/>
@@ -27313,7 +27704,7 @@
     <w:basedOn w:val="a2"/>
     <w:uiPriority w:val="99"/>
     <w:unhideWhenUsed/>
-    <w:rsid w:val="00282D7E"/>
+    <w:rsid w:val="000550A6"/>
     <w:rPr>
       <w:color w:val="0000FF" w:themeColor="hyperlink"/>
       <w:u w:val="single"/>
